--- a/lab3/lab3-jcrpo.docx
+++ b/lab3/lab3-jcrpo.docx
@@ -1,6 +1,6 @@
 
 <file path=word/document.xml><?xml version="1.0" encoding="utf-8"?>
-<w:document xmlns:wpc="http://schemas.microsoft.com/office/word/2010/wordprocessingCanvas" xmlns:cx="http://schemas.microsoft.com/office/drawing/2014/chartex" xmlns:cx1="http://schemas.microsoft.com/office/drawing/2015/9/8/chartex" xmlns:mc="http://schemas.openxmlformats.org/markup-compatibility/2006" xmlns:o="urn:schemas-microsoft-com:office:office" xmlns:r="http://schemas.openxmlformats.org/officeDocument/2006/relationships" xmlns:m="http://schemas.openxmlformats.org/officeDocument/2006/math" xmlns:v="urn:schemas-microsoft-com:vml" xmlns:wp14="http://schemas.microsoft.com/office/word/2010/wordprocessingDrawing" xmlns:wp="http://schemas.openxmlformats.org/drawingml/2006/wordprocessingDrawing" xmlns:w10="urn:schemas-microsoft-com:office:word" xmlns:w="http://schemas.openxmlformats.org/wordprocessingml/2006/main" xmlns:w14="http://schemas.microsoft.com/office/word/2010/wordml" xmlns:w15="http://schemas.microsoft.com/office/word/2012/wordml" xmlns:w16se="http://schemas.microsoft.com/office/word/2015/wordml/symex" xmlns:wpg="http://schemas.microsoft.com/office/word/2010/wordprocessingGroup" xmlns:wpi="http://schemas.microsoft.com/office/word/2010/wordprocessingInk" xmlns:wne="http://schemas.microsoft.com/office/word/2006/wordml" xmlns:wps="http://schemas.microsoft.com/office/word/2010/wordprocessingShape" mc:Ignorable="w14 w15 w16se wp14">
+<w:document xmlns:wpc="http://schemas.microsoft.com/office/word/2010/wordprocessingCanvas" xmlns:cx="http://schemas.microsoft.com/office/drawing/2014/chartex" xmlns:cx1="http://schemas.microsoft.com/office/drawing/2015/9/8/chartex" xmlns:cx2="http://schemas.microsoft.com/office/drawing/2015/10/21/chartex" xmlns:cx3="http://schemas.microsoft.com/office/drawing/2016/5/9/chartex" xmlns:cx4="http://schemas.microsoft.com/office/drawing/2016/5/10/chartex" xmlns:cx5="http://schemas.microsoft.com/office/drawing/2016/5/11/chartex" xmlns:cx6="http://schemas.microsoft.com/office/drawing/2016/5/12/chartex" xmlns:cx7="http://schemas.microsoft.com/office/drawing/2016/5/13/chartex" xmlns:cx8="http://schemas.microsoft.com/office/drawing/2016/5/14/chartex" xmlns:mc="http://schemas.openxmlformats.org/markup-compatibility/2006" xmlns:aink="http://schemas.microsoft.com/office/drawing/2016/ink" xmlns:am3d="http://schemas.microsoft.com/office/drawing/2017/model3d" xmlns:o="urn:schemas-microsoft-com:office:office" xmlns:oel="http://schemas.microsoft.com/office/2019/extlst" xmlns:r="http://schemas.openxmlformats.org/officeDocument/2006/relationships" xmlns:m="http://schemas.openxmlformats.org/officeDocument/2006/math" xmlns:v="urn:schemas-microsoft-com:vml" xmlns:wp14="http://schemas.microsoft.com/office/word/2010/wordprocessingDrawing" xmlns:wp="http://schemas.openxmlformats.org/drawingml/2006/wordprocessingDrawing" xmlns:w10="urn:schemas-microsoft-com:office:word" xmlns:w="http://schemas.openxmlformats.org/wordprocessingml/2006/main" xmlns:w14="http://schemas.microsoft.com/office/word/2010/wordml" xmlns:w15="http://schemas.microsoft.com/office/word/2012/wordml" xmlns:w16cex="http://schemas.microsoft.com/office/word/2018/wordml/cex" xmlns:w16cid="http://schemas.microsoft.com/office/word/2016/wordml/cid" xmlns:w16="http://schemas.microsoft.com/office/word/2018/wordml" xmlns:w16du="http://schemas.microsoft.com/office/word/2023/wordml/word16du" xmlns:w16sdtdh="http://schemas.microsoft.com/office/word/2020/wordml/sdtdatahash" xmlns:w16sdtfl="http://schemas.microsoft.com/office/word/2024/wordml/sdtformatlock" xmlns:w16se="http://schemas.microsoft.com/office/word/2015/wordml/symex" xmlns:wpg="http://schemas.microsoft.com/office/word/2010/wordprocessingGroup" xmlns:wpi="http://schemas.microsoft.com/office/word/2010/wordprocessingInk" xmlns:wne="http://schemas.microsoft.com/office/word/2006/wordml" xmlns:wps="http://schemas.microsoft.com/office/word/2010/wordprocessingShape" mc:Ignorable="w14 w15 w16se w16cid w16 w16cex w16sdtdh w16sdtfl w16du wp14">
   <w:body>
     <w:p>
       <w:pPr>
@@ -277,7 +277,7 @@
           <w:szCs w:val="22"/>
           <w:lang w:eastAsia="ru-RU"/>
         </w:rPr>
-        <w:t>Микропроцессорные средства и системы</w:t>
+        <w:t>Жизненный цикл разработки программного обеспечения</w:t>
       </w:r>
     </w:p>
     <w:p>
@@ -1038,14 +1038,7 @@
                 <w:sz w:val="28"/>
                 <w:szCs w:val="28"/>
               </w:rPr>
-              <w:t>ВВЕДЕНИЕ………</w:t>
-            </w:r>
-            <w:r>
-              <w:rPr>
-                <w:sz w:val="28"/>
-                <w:szCs w:val="28"/>
-              </w:rPr>
-              <w:t>……………</w:t>
+              <w:t>ОПИСАНИЕ ПРОЕКТА</w:t>
             </w:r>
             <w:r>
               <w:rPr>
@@ -1059,7 +1052,21 @@
                 <w:sz w:val="28"/>
                 <w:szCs w:val="28"/>
               </w:rPr>
-              <w:t>………………………………………..</w:t>
+              <w:t>………</w:t>
+            </w:r>
+            <w:r>
+              <w:rPr>
+                <w:sz w:val="28"/>
+                <w:szCs w:val="28"/>
+              </w:rPr>
+              <w:t>………………………………………</w:t>
+            </w:r>
+            <w:r>
+              <w:rPr>
+                <w:sz w:val="28"/>
+                <w:szCs w:val="28"/>
+              </w:rPr>
+              <w:t>…</w:t>
             </w:r>
           </w:p>
         </w:tc>
@@ -1120,14 +1127,14 @@
                 <w:sz w:val="28"/>
                 <w:szCs w:val="28"/>
               </w:rPr>
-              <w:t>ТРЕБОВАНИЯ ПОЛЬЗОВАТЕЛЯ</w:t>
+              <w:t>ДИАГРАММА ВАРИАНТОВ ИСПОЛЬЗОВАНИЯ</w:t>
             </w:r>
             <w:r>
               <w:rPr>
                 <w:sz w:val="28"/>
                 <w:szCs w:val="28"/>
               </w:rPr>
-              <w:t>………………………</w:t>
+              <w:t>……</w:t>
             </w:r>
             <w:r>
               <w:rPr>
@@ -1135,221 +1142,6 @@
                 <w:szCs w:val="28"/>
               </w:rPr>
               <w:t>……………………</w:t>
-            </w:r>
-          </w:p>
-        </w:tc>
-        <w:tc>
-          <w:tcPr>
-            <w:tcW w:w="496" w:type="dxa"/>
-            <w:vAlign w:val="bottom"/>
-          </w:tcPr>
-          <w:p>
-            <w:pPr>
-              <w:pStyle w:val="afc"/>
-              <w:spacing w:line="240" w:lineRule="atLeast"/>
-              <w:ind w:firstLine="0"/>
-              <w:jc w:val="center"/>
-              <w:rPr>
-                <w:sz w:val="28"/>
-                <w:szCs w:val="28"/>
-              </w:rPr>
-            </w:pPr>
-            <w:r>
-              <w:rPr>
-                <w:sz w:val="28"/>
-                <w:szCs w:val="28"/>
-              </w:rPr>
-              <w:t>4</w:t>
-            </w:r>
-          </w:p>
-        </w:tc>
-      </w:tr>
-      <w:tr>
-        <w:tc>
-          <w:tcPr>
-            <w:tcW w:w="9182" w:type="dxa"/>
-            <w:vAlign w:val="center"/>
-          </w:tcPr>
-          <w:p>
-            <w:pPr>
-              <w:pStyle w:val="afc"/>
-              <w:spacing w:line="240" w:lineRule="atLeast"/>
-              <w:ind w:right="-423" w:firstLine="0"/>
-              <w:jc w:val="left"/>
-              <w:rPr>
-                <w:sz w:val="28"/>
-                <w:szCs w:val="28"/>
-              </w:rPr>
-            </w:pPr>
-            <w:r>
-              <w:rPr>
-                <w:sz w:val="28"/>
-                <w:szCs w:val="28"/>
-              </w:rPr>
-              <w:t>2.1 Программные интерфейсы……………………………………………………</w:t>
-            </w:r>
-          </w:p>
-        </w:tc>
-        <w:tc>
-          <w:tcPr>
-            <w:tcW w:w="496" w:type="dxa"/>
-            <w:vAlign w:val="bottom"/>
-          </w:tcPr>
-          <w:p>
-            <w:pPr>
-              <w:pStyle w:val="afc"/>
-              <w:spacing w:line="240" w:lineRule="atLeast"/>
-              <w:ind w:firstLine="0"/>
-              <w:jc w:val="center"/>
-              <w:rPr>
-                <w:sz w:val="28"/>
-                <w:szCs w:val="28"/>
-              </w:rPr>
-            </w:pPr>
-            <w:r>
-              <w:rPr>
-                <w:sz w:val="28"/>
-                <w:szCs w:val="28"/>
-              </w:rPr>
-              <w:t>4</w:t>
-            </w:r>
-          </w:p>
-        </w:tc>
-      </w:tr>
-      <w:tr>
-        <w:tc>
-          <w:tcPr>
-            <w:tcW w:w="9182" w:type="dxa"/>
-            <w:vAlign w:val="center"/>
-          </w:tcPr>
-          <w:p>
-            <w:pPr>
-              <w:pStyle w:val="afc"/>
-              <w:spacing w:line="240" w:lineRule="atLeast"/>
-              <w:ind w:right="-423" w:firstLine="0"/>
-              <w:jc w:val="left"/>
-              <w:rPr>
-                <w:sz w:val="28"/>
-                <w:szCs w:val="28"/>
-              </w:rPr>
-            </w:pPr>
-            <w:r>
-              <w:rPr>
-                <w:sz w:val="28"/>
-                <w:szCs w:val="28"/>
-              </w:rPr>
-              <w:t>2.2 Интерфейс пользователя………………………………………………………</w:t>
-            </w:r>
-          </w:p>
-        </w:tc>
-        <w:tc>
-          <w:tcPr>
-            <w:tcW w:w="496" w:type="dxa"/>
-            <w:vAlign w:val="bottom"/>
-          </w:tcPr>
-          <w:p>
-            <w:pPr>
-              <w:pStyle w:val="afc"/>
-              <w:spacing w:line="240" w:lineRule="atLeast"/>
-              <w:ind w:firstLine="0"/>
-              <w:jc w:val="center"/>
-              <w:rPr>
-                <w:sz w:val="28"/>
-                <w:szCs w:val="28"/>
-              </w:rPr>
-            </w:pPr>
-            <w:r>
-              <w:rPr>
-                <w:sz w:val="28"/>
-                <w:szCs w:val="28"/>
-              </w:rPr>
-              <w:t>4</w:t>
-            </w:r>
-          </w:p>
-        </w:tc>
-      </w:tr>
-      <w:tr>
-        <w:tc>
-          <w:tcPr>
-            <w:tcW w:w="9182" w:type="dxa"/>
-            <w:vAlign w:val="center"/>
-          </w:tcPr>
-          <w:p>
-            <w:pPr>
-              <w:pStyle w:val="afc"/>
-              <w:spacing w:line="240" w:lineRule="atLeast"/>
-              <w:ind w:right="-423" w:firstLine="0"/>
-              <w:jc w:val="left"/>
-              <w:rPr>
-                <w:sz w:val="28"/>
-                <w:szCs w:val="28"/>
-              </w:rPr>
-            </w:pPr>
-            <w:r>
-              <w:rPr>
-                <w:sz w:val="28"/>
-                <w:szCs w:val="28"/>
-              </w:rPr>
-              <w:t>2.2.1 Общая структура приложения………………………………………………</w:t>
-            </w:r>
-          </w:p>
-        </w:tc>
-        <w:tc>
-          <w:tcPr>
-            <w:tcW w:w="496" w:type="dxa"/>
-            <w:vAlign w:val="bottom"/>
-          </w:tcPr>
-          <w:p>
-            <w:pPr>
-              <w:pStyle w:val="afc"/>
-              <w:spacing w:line="240" w:lineRule="atLeast"/>
-              <w:ind w:firstLine="0"/>
-              <w:jc w:val="center"/>
-              <w:rPr>
-                <w:sz w:val="28"/>
-                <w:szCs w:val="28"/>
-              </w:rPr>
-            </w:pPr>
-            <w:r>
-              <w:rPr>
-                <w:sz w:val="28"/>
-                <w:szCs w:val="28"/>
-              </w:rPr>
-              <w:t>4</w:t>
-            </w:r>
-          </w:p>
-        </w:tc>
-      </w:tr>
-      <w:tr>
-        <w:tc>
-          <w:tcPr>
-            <w:tcW w:w="9182" w:type="dxa"/>
-            <w:vAlign w:val="center"/>
-          </w:tcPr>
-          <w:p>
-            <w:pPr>
-              <w:pStyle w:val="afc"/>
-              <w:spacing w:line="240" w:lineRule="atLeast"/>
-              <w:ind w:right="-423" w:firstLine="0"/>
-              <w:jc w:val="left"/>
-              <w:rPr>
-                <w:sz w:val="28"/>
-                <w:szCs w:val="28"/>
-              </w:rPr>
-            </w:pPr>
-            <w:r>
-              <w:rPr>
-                <w:sz w:val="28"/>
-                <w:szCs w:val="28"/>
-              </w:rPr>
-              <w:t>2.2.2 Главная</w:t>
-            </w:r>
-            <w:r>
-              <w:rPr>
-                <w:sz w:val="28"/>
-                <w:szCs w:val="28"/>
-              </w:rPr>
-              <w:t>………………………………………………………………………</w:t>
             </w:r>
           </w:p>
         </w:tc>
@@ -1401,14 +1193,14 @@
                 <w:sz w:val="28"/>
                 <w:szCs w:val="28"/>
               </w:rPr>
-              <w:t>2.2.3 Статьи</w:t>
+              <w:t>3 ДИАГРАММА АКТИВНОСТИ</w:t>
             </w:r>
             <w:r>
               <w:rPr>
                 <w:sz w:val="28"/>
                 <w:szCs w:val="28"/>
               </w:rPr>
-              <w:t>…………………………………………………………………………</w:t>
+              <w:t>…………………………………………………</w:t>
             </w:r>
           </w:p>
         </w:tc>
@@ -1433,7 +1225,7 @@
                 <w:sz w:val="28"/>
                 <w:szCs w:val="28"/>
               </w:rPr>
-              <w:t>5</w:t>
+              <w:t>8</w:t>
             </w:r>
           </w:p>
         </w:tc>
@@ -1460,243 +1252,14 @@
                 <w:sz w:val="28"/>
                 <w:szCs w:val="28"/>
               </w:rPr>
-              <w:t>2.2.4 Просмотр статьи</w:t>
+              <w:t>4 ДИАГРАММА ПОСЛЕДОВАТЕЛЬНОСТИ</w:t>
             </w:r>
             <w:r>
               <w:rPr>
                 <w:sz w:val="28"/>
                 <w:szCs w:val="28"/>
               </w:rPr>
-              <w:t>……………………………………………………………</w:t>
-            </w:r>
-          </w:p>
-        </w:tc>
-        <w:tc>
-          <w:tcPr>
-            <w:tcW w:w="496" w:type="dxa"/>
-            <w:vAlign w:val="bottom"/>
-          </w:tcPr>
-          <w:p>
-            <w:pPr>
-              <w:pStyle w:val="afc"/>
-              <w:spacing w:line="240" w:lineRule="atLeast"/>
-              <w:ind w:firstLine="0"/>
-              <w:jc w:val="center"/>
-              <w:rPr>
-                <w:sz w:val="28"/>
-                <w:szCs w:val="28"/>
-              </w:rPr>
-            </w:pPr>
-            <w:r>
-              <w:rPr>
-                <w:sz w:val="28"/>
-                <w:szCs w:val="28"/>
-              </w:rPr>
-              <w:t>7</w:t>
-            </w:r>
-          </w:p>
-        </w:tc>
-      </w:tr>
-      <w:tr>
-        <w:tc>
-          <w:tcPr>
-            <w:tcW w:w="9182" w:type="dxa"/>
-            <w:vAlign w:val="center"/>
-          </w:tcPr>
-          <w:p>
-            <w:pPr>
-              <w:pStyle w:val="afc"/>
-              <w:spacing w:line="240" w:lineRule="atLeast"/>
-              <w:ind w:right="-423" w:firstLine="0"/>
-              <w:jc w:val="left"/>
-              <w:rPr>
-                <w:sz w:val="28"/>
-                <w:szCs w:val="28"/>
-              </w:rPr>
-            </w:pPr>
-            <w:r>
-              <w:rPr>
-                <w:sz w:val="28"/>
-                <w:szCs w:val="28"/>
-              </w:rPr>
-              <w:t>2.2.5 Редактор статьи……………………………………………………………..</w:t>
-            </w:r>
-          </w:p>
-        </w:tc>
-        <w:tc>
-          <w:tcPr>
-            <w:tcW w:w="496" w:type="dxa"/>
-            <w:vAlign w:val="bottom"/>
-          </w:tcPr>
-          <w:p>
-            <w:pPr>
-              <w:pStyle w:val="afc"/>
-              <w:spacing w:line="240" w:lineRule="atLeast"/>
-              <w:ind w:firstLine="0"/>
-              <w:jc w:val="center"/>
-              <w:rPr>
-                <w:sz w:val="28"/>
-                <w:szCs w:val="28"/>
-              </w:rPr>
-            </w:pPr>
-            <w:r>
-              <w:rPr>
-                <w:sz w:val="28"/>
-                <w:szCs w:val="28"/>
-              </w:rPr>
-              <w:t>9</w:t>
-            </w:r>
-          </w:p>
-        </w:tc>
-      </w:tr>
-      <w:tr>
-        <w:tc>
-          <w:tcPr>
-            <w:tcW w:w="9182" w:type="dxa"/>
-            <w:vAlign w:val="center"/>
-          </w:tcPr>
-          <w:p>
-            <w:pPr>
-              <w:pStyle w:val="afc"/>
-              <w:spacing w:line="240" w:lineRule="atLeast"/>
-              <w:ind w:right="-423" w:firstLine="0"/>
-              <w:jc w:val="left"/>
-              <w:rPr>
-                <w:sz w:val="28"/>
-                <w:szCs w:val="28"/>
-              </w:rPr>
-            </w:pPr>
-            <w:r>
-              <w:rPr>
-                <w:sz w:val="28"/>
-                <w:szCs w:val="28"/>
-              </w:rPr>
-              <w:t xml:space="preserve">2.2.6 </w:t>
-            </w:r>
-            <w:r>
-              <w:rPr>
-                <w:sz w:val="28"/>
-                <w:szCs w:val="28"/>
-              </w:rPr>
-              <w:t>FAQ (Часто задаваемые вопросы)</w:t>
-            </w:r>
-            <w:r>
-              <w:rPr>
-                <w:sz w:val="28"/>
-                <w:szCs w:val="28"/>
-              </w:rPr>
-              <w:t>…………………………………………</w:t>
-            </w:r>
-          </w:p>
-        </w:tc>
-        <w:tc>
-          <w:tcPr>
-            <w:tcW w:w="496" w:type="dxa"/>
-            <w:vAlign w:val="bottom"/>
-          </w:tcPr>
-          <w:p>
-            <w:pPr>
-              <w:pStyle w:val="afc"/>
-              <w:spacing w:line="240" w:lineRule="atLeast"/>
-              <w:ind w:firstLine="0"/>
-              <w:jc w:val="center"/>
-              <w:rPr>
-                <w:sz w:val="28"/>
-                <w:szCs w:val="28"/>
-              </w:rPr>
-            </w:pPr>
-            <w:r>
-              <w:rPr>
-                <w:sz w:val="28"/>
-                <w:szCs w:val="28"/>
-              </w:rPr>
-              <w:t>9</w:t>
-            </w:r>
-          </w:p>
-        </w:tc>
-      </w:tr>
-      <w:tr>
-        <w:tc>
-          <w:tcPr>
-            <w:tcW w:w="9182" w:type="dxa"/>
-            <w:vAlign w:val="center"/>
-          </w:tcPr>
-          <w:p>
-            <w:pPr>
-              <w:pStyle w:val="afc"/>
-              <w:spacing w:line="240" w:lineRule="atLeast"/>
-              <w:ind w:right="-423" w:firstLine="0"/>
-              <w:jc w:val="left"/>
-              <w:rPr>
-                <w:sz w:val="28"/>
-                <w:szCs w:val="28"/>
-              </w:rPr>
-            </w:pPr>
-            <w:r>
-              <w:rPr>
-                <w:sz w:val="28"/>
-                <w:szCs w:val="28"/>
-              </w:rPr>
-              <w:t>2.2.7 О нас…………………………………………………………………………</w:t>
-            </w:r>
-          </w:p>
-        </w:tc>
-        <w:tc>
-          <w:tcPr>
-            <w:tcW w:w="496" w:type="dxa"/>
-            <w:vAlign w:val="bottom"/>
-          </w:tcPr>
-          <w:p>
-            <w:pPr>
-              <w:pStyle w:val="afc"/>
-              <w:spacing w:line="240" w:lineRule="atLeast"/>
-              <w:ind w:firstLine="0"/>
-              <w:jc w:val="center"/>
-              <w:rPr>
-                <w:sz w:val="28"/>
-                <w:szCs w:val="28"/>
-              </w:rPr>
-            </w:pPr>
-            <w:r>
-              <w:rPr>
-                <w:sz w:val="28"/>
-                <w:szCs w:val="28"/>
-              </w:rPr>
-              <w:t>10</w:t>
-            </w:r>
-          </w:p>
-        </w:tc>
-      </w:tr>
-      <w:tr>
-        <w:tc>
-          <w:tcPr>
-            <w:tcW w:w="9182" w:type="dxa"/>
-            <w:vAlign w:val="center"/>
-          </w:tcPr>
-          <w:p>
-            <w:pPr>
-              <w:pStyle w:val="afc"/>
-              <w:spacing w:line="240" w:lineRule="atLeast"/>
-              <w:ind w:right="-423" w:firstLine="0"/>
-              <w:jc w:val="left"/>
-              <w:rPr>
-                <w:sz w:val="28"/>
-                <w:szCs w:val="28"/>
-              </w:rPr>
-            </w:pPr>
-            <w:r>
-              <w:rPr>
-                <w:sz w:val="28"/>
-                <w:szCs w:val="28"/>
-              </w:rPr>
-              <w:t>2.2.8 Взаимодействие между экранами</w:t>
-            </w:r>
-            <w:r>
-              <w:rPr>
-                <w:sz w:val="28"/>
-                <w:szCs w:val="28"/>
-              </w:rPr>
-              <w:t>…………………………………………</w:t>
+              <w:t>…………………………………</w:t>
             </w:r>
           </w:p>
         </w:tc>
@@ -1748,177 +1311,14 @@
                 <w:sz w:val="28"/>
                 <w:szCs w:val="28"/>
               </w:rPr>
-              <w:t>2.3 Характеристики пользователей</w:t>
+              <w:t>5 ДИАГРАММА РАЗВЕРТЫВАНИЯ</w:t>
             </w:r>
             <w:r>
               <w:rPr>
                 <w:sz w:val="28"/>
                 <w:szCs w:val="28"/>
               </w:rPr>
-              <w:t>………………………………………………</w:t>
-            </w:r>
-          </w:p>
-        </w:tc>
-        <w:tc>
-          <w:tcPr>
-            <w:tcW w:w="496" w:type="dxa"/>
-            <w:vAlign w:val="bottom"/>
-          </w:tcPr>
-          <w:p>
-            <w:pPr>
-              <w:pStyle w:val="afc"/>
-              <w:spacing w:line="240" w:lineRule="atLeast"/>
-              <w:ind w:firstLine="0"/>
-              <w:jc w:val="center"/>
-              <w:rPr>
-                <w:sz w:val="28"/>
-                <w:szCs w:val="28"/>
-              </w:rPr>
-            </w:pPr>
-            <w:r>
-              <w:rPr>
-                <w:sz w:val="28"/>
-                <w:szCs w:val="28"/>
-              </w:rPr>
-              <w:t>12</w:t>
-            </w:r>
-          </w:p>
-        </w:tc>
-      </w:tr>
-      <w:tr>
-        <w:tc>
-          <w:tcPr>
-            <w:tcW w:w="9182" w:type="dxa"/>
-            <w:vAlign w:val="center"/>
-          </w:tcPr>
-          <w:p>
-            <w:pPr>
-              <w:pStyle w:val="afc"/>
-              <w:spacing w:line="240" w:lineRule="atLeast"/>
-              <w:ind w:right="-423" w:firstLine="0"/>
-              <w:jc w:val="left"/>
-              <w:rPr>
-                <w:sz w:val="28"/>
-                <w:szCs w:val="28"/>
-              </w:rPr>
-            </w:pPr>
-            <w:r>
-              <w:rPr>
-                <w:sz w:val="28"/>
-                <w:szCs w:val="28"/>
-              </w:rPr>
-              <w:t>2.3.1 Целевая аудитория……………………………………………………………</w:t>
-            </w:r>
-          </w:p>
-        </w:tc>
-        <w:tc>
-          <w:tcPr>
-            <w:tcW w:w="496" w:type="dxa"/>
-            <w:vAlign w:val="bottom"/>
-          </w:tcPr>
-          <w:p>
-            <w:pPr>
-              <w:pStyle w:val="afc"/>
-              <w:spacing w:line="240" w:lineRule="atLeast"/>
-              <w:ind w:firstLine="0"/>
-              <w:jc w:val="center"/>
-              <w:rPr>
-                <w:sz w:val="28"/>
-                <w:szCs w:val="28"/>
-              </w:rPr>
-            </w:pPr>
-            <w:r>
-              <w:rPr>
-                <w:sz w:val="28"/>
-                <w:szCs w:val="28"/>
-              </w:rPr>
-              <w:t>12</w:t>
-            </w:r>
-          </w:p>
-        </w:tc>
-      </w:tr>
-      <w:tr>
-        <w:tc>
-          <w:tcPr>
-            <w:tcW w:w="9182" w:type="dxa"/>
-            <w:vAlign w:val="center"/>
-          </w:tcPr>
-          <w:p>
-            <w:pPr>
-              <w:pStyle w:val="afc"/>
-              <w:spacing w:line="240" w:lineRule="atLeast"/>
-              <w:ind w:right="-423" w:firstLine="0"/>
-              <w:jc w:val="left"/>
-              <w:rPr>
-                <w:sz w:val="28"/>
-                <w:szCs w:val="28"/>
-              </w:rPr>
-            </w:pPr>
-            <w:r>
-              <w:rPr>
-                <w:sz w:val="28"/>
-                <w:szCs w:val="28"/>
-              </w:rPr>
-              <w:t>2.3.2 Роли пользователей…………………………………………………………</w:t>
-            </w:r>
-          </w:p>
-        </w:tc>
-        <w:tc>
-          <w:tcPr>
-            <w:tcW w:w="496" w:type="dxa"/>
-            <w:vAlign w:val="bottom"/>
-          </w:tcPr>
-          <w:p>
-            <w:pPr>
-              <w:pStyle w:val="afc"/>
-              <w:spacing w:line="240" w:lineRule="atLeast"/>
-              <w:ind w:firstLine="0"/>
-              <w:jc w:val="center"/>
-              <w:rPr>
-                <w:sz w:val="28"/>
-                <w:szCs w:val="28"/>
-              </w:rPr>
-            </w:pPr>
-            <w:r>
-              <w:rPr>
-                <w:sz w:val="28"/>
-                <w:szCs w:val="28"/>
-              </w:rPr>
-              <w:t>12</w:t>
-            </w:r>
-          </w:p>
-        </w:tc>
-      </w:tr>
-      <w:tr>
-        <w:tc>
-          <w:tcPr>
-            <w:tcW w:w="9182" w:type="dxa"/>
-            <w:vAlign w:val="center"/>
-          </w:tcPr>
-          <w:p>
-            <w:pPr>
-              <w:pStyle w:val="afc"/>
-              <w:spacing w:line="240" w:lineRule="atLeast"/>
-              <w:ind w:right="-423" w:firstLine="0"/>
-              <w:jc w:val="left"/>
-              <w:rPr>
-                <w:sz w:val="28"/>
-                <w:szCs w:val="28"/>
-              </w:rPr>
-            </w:pPr>
-            <w:r>
-              <w:rPr>
-                <w:sz w:val="28"/>
-                <w:szCs w:val="28"/>
-              </w:rPr>
-              <w:t>2.3.3 Общие характеристики всех пользователей</w:t>
-            </w:r>
-            <w:r>
-              <w:rPr>
-                <w:sz w:val="28"/>
-                <w:szCs w:val="28"/>
-              </w:rPr>
-              <w:t>……………………………….</w:t>
+              <w:t>……………………………………………</w:t>
             </w:r>
           </w:p>
         </w:tc>
@@ -1970,198 +1370,14 @@
                 <w:sz w:val="28"/>
                 <w:szCs w:val="28"/>
               </w:rPr>
-              <w:t>2.4 Предположения и зависимости</w:t>
+              <w:t>6 ER-ДИАГРАММА</w:t>
             </w:r>
             <w:r>
               <w:rPr>
                 <w:sz w:val="28"/>
                 <w:szCs w:val="28"/>
               </w:rPr>
-              <w:t>………………………………………………</w:t>
-            </w:r>
-          </w:p>
-        </w:tc>
-        <w:tc>
-          <w:tcPr>
-            <w:tcW w:w="496" w:type="dxa"/>
-            <w:vAlign w:val="bottom"/>
-          </w:tcPr>
-          <w:p>
-            <w:pPr>
-              <w:pStyle w:val="afc"/>
-              <w:spacing w:line="240" w:lineRule="atLeast"/>
-              <w:ind w:firstLine="0"/>
-              <w:jc w:val="center"/>
-              <w:rPr>
-                <w:sz w:val="28"/>
-                <w:szCs w:val="28"/>
-              </w:rPr>
-            </w:pPr>
-            <w:r>
-              <w:rPr>
-                <w:sz w:val="28"/>
-                <w:szCs w:val="28"/>
-              </w:rPr>
-              <w:t>14</w:t>
-            </w:r>
-          </w:p>
-        </w:tc>
-      </w:tr>
-      <w:tr>
-        <w:tc>
-          <w:tcPr>
-            <w:tcW w:w="9182" w:type="dxa"/>
-            <w:vAlign w:val="center"/>
-          </w:tcPr>
-          <w:p>
-            <w:pPr>
-              <w:pStyle w:val="afc"/>
-              <w:spacing w:line="240" w:lineRule="atLeast"/>
-              <w:ind w:right="-423" w:firstLine="0"/>
-              <w:jc w:val="left"/>
-              <w:rPr>
-                <w:sz w:val="28"/>
-                <w:szCs w:val="28"/>
-              </w:rPr>
-            </w:pPr>
-            <w:r>
-              <w:rPr>
-                <w:sz w:val="28"/>
-                <w:szCs w:val="28"/>
-              </w:rPr>
-              <w:t>2.4.1 Предположения………………………………………………………………</w:t>
-            </w:r>
-          </w:p>
-        </w:tc>
-        <w:tc>
-          <w:tcPr>
-            <w:tcW w:w="496" w:type="dxa"/>
-            <w:vAlign w:val="bottom"/>
-          </w:tcPr>
-          <w:p>
-            <w:pPr>
-              <w:pStyle w:val="afc"/>
-              <w:spacing w:line="240" w:lineRule="atLeast"/>
-              <w:ind w:firstLine="0"/>
-              <w:jc w:val="center"/>
-              <w:rPr>
-                <w:sz w:val="28"/>
-                <w:szCs w:val="28"/>
-              </w:rPr>
-            </w:pPr>
-            <w:r>
-              <w:rPr>
-                <w:sz w:val="28"/>
-                <w:szCs w:val="28"/>
-              </w:rPr>
-              <w:t>14</w:t>
-            </w:r>
-          </w:p>
-        </w:tc>
-      </w:tr>
-      <w:tr>
-        <w:tc>
-          <w:tcPr>
-            <w:tcW w:w="9182" w:type="dxa"/>
-            <w:vAlign w:val="center"/>
-          </w:tcPr>
-          <w:p>
-            <w:pPr>
-              <w:pStyle w:val="afc"/>
-              <w:spacing w:line="240" w:lineRule="atLeast"/>
-              <w:ind w:right="-423" w:firstLine="0"/>
-              <w:jc w:val="left"/>
-              <w:rPr>
-                <w:sz w:val="28"/>
-                <w:szCs w:val="28"/>
-              </w:rPr>
-            </w:pPr>
-            <w:r>
-              <w:rPr>
-                <w:sz w:val="28"/>
-                <w:szCs w:val="28"/>
-              </w:rPr>
-              <w:t>2.4.2 Зависимости…………………………………………………………………</w:t>
-            </w:r>
-          </w:p>
-        </w:tc>
-        <w:tc>
-          <w:tcPr>
-            <w:tcW w:w="496" w:type="dxa"/>
-            <w:vAlign w:val="bottom"/>
-          </w:tcPr>
-          <w:p>
-            <w:pPr>
-              <w:pStyle w:val="afc"/>
-              <w:spacing w:line="240" w:lineRule="atLeast"/>
-              <w:ind w:firstLine="0"/>
-              <w:jc w:val="center"/>
-              <w:rPr>
-                <w:sz w:val="28"/>
-                <w:szCs w:val="28"/>
-              </w:rPr>
-            </w:pPr>
-            <w:r>
-              <w:rPr>
-                <w:sz w:val="28"/>
-                <w:szCs w:val="28"/>
-              </w:rPr>
-              <w:t>15</w:t>
-            </w:r>
-          </w:p>
-        </w:tc>
-      </w:tr>
-      <w:tr>
-        <w:tc>
-          <w:tcPr>
-            <w:tcW w:w="9182" w:type="dxa"/>
-            <w:vAlign w:val="center"/>
-          </w:tcPr>
-          <w:p>
-            <w:pPr>
-              <w:pStyle w:val="afc"/>
-              <w:spacing w:line="240" w:lineRule="atLeast"/>
-              <w:ind w:right="-423" w:firstLine="0"/>
-              <w:jc w:val="left"/>
-              <w:rPr>
-                <w:sz w:val="28"/>
-                <w:szCs w:val="28"/>
-              </w:rPr>
-            </w:pPr>
-            <w:r>
-              <w:rPr>
-                <w:sz w:val="28"/>
-                <w:szCs w:val="28"/>
-              </w:rPr>
-              <w:t>3</w:t>
-            </w:r>
-            <w:r>
-              <w:rPr>
-                <w:sz w:val="28"/>
-                <w:szCs w:val="28"/>
-              </w:rPr>
-              <w:t xml:space="preserve"> </w:t>
-            </w:r>
-            <w:r>
-              <w:rPr>
-                <w:sz w:val="28"/>
-                <w:szCs w:val="28"/>
-              </w:rPr>
-              <w:t>СИСТЕМНЫЕ ТРЕБОВАНИЯ</w:t>
-            </w:r>
-            <w:r>
-              <w:rPr>
-                <w:sz w:val="28"/>
-                <w:szCs w:val="28"/>
-              </w:rPr>
-              <w:t>………</w:t>
-            </w:r>
-            <w:r>
-              <w:rPr>
-                <w:sz w:val="28"/>
-                <w:szCs w:val="28"/>
-              </w:rPr>
-              <w:t>…………………………………………</w:t>
+              <w:t>………………………………………………………………</w:t>
             </w:r>
           </w:p>
         </w:tc>
@@ -2191,124 +1407,6 @@
           </w:p>
         </w:tc>
       </w:tr>
-      <w:tr>
-        <w:tc>
-          <w:tcPr>
-            <w:tcW w:w="9182" w:type="dxa"/>
-            <w:vAlign w:val="center"/>
-          </w:tcPr>
-          <w:p>
-            <w:pPr>
-              <w:pStyle w:val="afc"/>
-              <w:spacing w:line="240" w:lineRule="atLeast"/>
-              <w:ind w:right="-423" w:firstLine="0"/>
-              <w:jc w:val="left"/>
-              <w:rPr>
-                <w:sz w:val="28"/>
-                <w:szCs w:val="28"/>
-              </w:rPr>
-            </w:pPr>
-            <w:r>
-              <w:rPr>
-                <w:sz w:val="28"/>
-                <w:szCs w:val="28"/>
-              </w:rPr>
-              <w:t>3.1 Функциональные требования</w:t>
-            </w:r>
-            <w:r>
-              <w:rPr>
-                <w:sz w:val="28"/>
-                <w:szCs w:val="28"/>
-              </w:rPr>
-              <w:t>…………………………………………………</w:t>
-            </w:r>
-          </w:p>
-        </w:tc>
-        <w:tc>
-          <w:tcPr>
-            <w:tcW w:w="496" w:type="dxa"/>
-            <w:vAlign w:val="bottom"/>
-          </w:tcPr>
-          <w:p>
-            <w:pPr>
-              <w:pStyle w:val="afc"/>
-              <w:spacing w:line="240" w:lineRule="atLeast"/>
-              <w:ind w:firstLine="0"/>
-              <w:jc w:val="center"/>
-              <w:rPr>
-                <w:sz w:val="28"/>
-                <w:szCs w:val="28"/>
-              </w:rPr>
-            </w:pPr>
-            <w:r>
-              <w:rPr>
-                <w:sz w:val="28"/>
-                <w:szCs w:val="28"/>
-              </w:rPr>
-              <w:t>16</w:t>
-            </w:r>
-          </w:p>
-        </w:tc>
-      </w:tr>
-      <w:tr>
-        <w:tc>
-          <w:tcPr>
-            <w:tcW w:w="9182" w:type="dxa"/>
-            <w:vAlign w:val="center"/>
-          </w:tcPr>
-          <w:p>
-            <w:pPr>
-              <w:pStyle w:val="afc"/>
-              <w:spacing w:line="240" w:lineRule="atLeast"/>
-              <w:ind w:right="-423" w:firstLine="0"/>
-              <w:jc w:val="left"/>
-              <w:rPr>
-                <w:sz w:val="28"/>
-                <w:szCs w:val="28"/>
-              </w:rPr>
-            </w:pPr>
-            <w:r>
-              <w:rPr>
-                <w:sz w:val="28"/>
-                <w:szCs w:val="28"/>
-              </w:rPr>
-              <w:t>3.2 Нефункциональные требования</w:t>
-            </w:r>
-            <w:r>
-              <w:rPr>
-                <w:sz w:val="28"/>
-                <w:szCs w:val="28"/>
-              </w:rPr>
-              <w:t>……………………………………………..</w:t>
-            </w:r>
-          </w:p>
-        </w:tc>
-        <w:tc>
-          <w:tcPr>
-            <w:tcW w:w="496" w:type="dxa"/>
-            <w:vAlign w:val="bottom"/>
-          </w:tcPr>
-          <w:p>
-            <w:pPr>
-              <w:pStyle w:val="afc"/>
-              <w:spacing w:line="240" w:lineRule="atLeast"/>
-              <w:ind w:firstLine="0"/>
-              <w:jc w:val="center"/>
-              <w:rPr>
-                <w:sz w:val="28"/>
-                <w:szCs w:val="28"/>
-              </w:rPr>
-            </w:pPr>
-            <w:r>
-              <w:rPr>
-                <w:sz w:val="28"/>
-                <w:szCs w:val="28"/>
-              </w:rPr>
-              <w:t>19</w:t>
-            </w:r>
-          </w:p>
-        </w:tc>
-      </w:tr>
     </w:tbl>
     <w:p/>
     <w:p>
@@ -2343,16 +1441,2982 @@
       </w:r>
     </w:p>
     <w:p>
-      <w:pPr>
+      <w:r>
+        <w:t xml:space="preserve">Основная цель проекта — создание централизованного хранилища технических знаний команды разработки, </w:t>
+      </w:r>
+      <w:proofErr w:type="spellStart"/>
+      <w:r>
+        <w:t>DevOps</w:t>
+      </w:r>
+      <w:proofErr w:type="spellEnd"/>
+      <w:r>
+        <w:t xml:space="preserve"> и </w:t>
+      </w:r>
+      <w:proofErr w:type="spellStart"/>
+      <w:r>
+        <w:t>security</w:t>
+      </w:r>
+      <w:proofErr w:type="spellEnd"/>
+      <w:r>
+        <w:t>-специалистов, обеспечивающего быстрый доступ к решениям, процессам и лучшим практикам. Дополнительные цели включают упрощение процесса адаптации новых членов команды (</w:t>
+      </w:r>
+      <w:proofErr w:type="spellStart"/>
+      <w:r>
+        <w:t>онбординг</w:t>
+      </w:r>
+      <w:proofErr w:type="spellEnd"/>
+      <w:r>
+        <w:t xml:space="preserve">) за счёт структурированной документации и обеспечение портативности базы знаний при переходе команды в другую организацию или при смене работодателя. </w:t>
+      </w:r>
+    </w:p>
+    <w:p>
+      <w:proofErr w:type="spellStart"/>
+      <w:r>
+        <w:t>Dev</w:t>
+      </w:r>
+      <w:proofErr w:type="spellEnd"/>
+      <w:r>
+        <w:t xml:space="preserve"> </w:t>
+      </w:r>
+      <w:proofErr w:type="spellStart"/>
+      <w:r>
+        <w:t>Wiki</w:t>
+      </w:r>
+      <w:proofErr w:type="spellEnd"/>
+      <w:r>
+        <w:t xml:space="preserve"> — это самодостаточное веб-приложение для малых и средних IT-команд (от 3 до 50 человек), позволяющее документировать решения технических задач, процессы и знания в формате </w:t>
+      </w:r>
+      <w:proofErr w:type="spellStart"/>
+      <w:r>
+        <w:t>Markdown</w:t>
+      </w:r>
+      <w:proofErr w:type="spellEnd"/>
+      <w:r>
+        <w:t xml:space="preserve">. Продукт разворачивается локально на инфраструктуре команды с использованием </w:t>
+      </w:r>
+      <w:proofErr w:type="spellStart"/>
+      <w:r>
+        <w:t>Docker</w:t>
+      </w:r>
+      <w:proofErr w:type="spellEnd"/>
+      <w:r>
+        <w:t xml:space="preserve"> и работает автономно без зависимости от внешних сервисов. Приложение предназначено для команд, которые хотят иметь собственный контроль над своими знаниями и брать их с собой вне зависимости от текущего работодателя. </w:t>
+      </w:r>
+      <w:proofErr w:type="spellStart"/>
+      <w:r>
+        <w:t>Dev</w:t>
+      </w:r>
+      <w:proofErr w:type="spellEnd"/>
+      <w:r>
+        <w:t xml:space="preserve"> </w:t>
+      </w:r>
+      <w:proofErr w:type="spellStart"/>
+      <w:r>
+        <w:t>Wiki</w:t>
+      </w:r>
+      <w:proofErr w:type="spellEnd"/>
+      <w:r>
+        <w:t xml:space="preserve"> объединяет возможности персональных инструментов, таких как </w:t>
+      </w:r>
+      <w:r>
         <w:rPr>
           <w:lang w:val="en-US"/>
         </w:rPr>
-      </w:pPr>
-      <w:bookmarkStart w:id="2" w:name="_GoBack"/>
-      <w:bookmarkEnd w:id="2"/>
+        <w:t>Obsidian</w:t>
+      </w:r>
+      <w:r>
+        <w:t>,</w:t>
+      </w:r>
+      <w:r>
+        <w:t xml:space="preserve"> с коллаборативными функциями командных вики.</w:t>
+      </w:r>
+    </w:p>
+    <w:p>
+      <w:r>
+        <w:t xml:space="preserve">В первую версию приложения входит создание, редактирование и публикация статей в формате </w:t>
+      </w:r>
+      <w:proofErr w:type="spellStart"/>
+      <w:r>
+        <w:t>Markdown</w:t>
+      </w:r>
+      <w:proofErr w:type="spellEnd"/>
+      <w:r>
+        <w:t xml:space="preserve"> с поддержкой изображений, система комментариев с древовидной структурой для обсуждения статей, лайки и дизлайки на статьи, иерархическая организация статей по категориям и плоское тегирование, поиск по названиям статей, категориям и пользователям, фильтрация и сортировка статей по дате, автору, категории и тегам, трёхуровневая система ролей (анонимный пользователь, авторизованный пользователь, модератор), встроенный редактор </w:t>
+      </w:r>
+      <w:proofErr w:type="spellStart"/>
+      <w:r>
+        <w:t>Markdown</w:t>
+      </w:r>
+      <w:proofErr w:type="spellEnd"/>
+      <w:r>
+        <w:t xml:space="preserve"> с переключаемым режимом предпросмотра, развёртывание через </w:t>
+      </w:r>
+      <w:proofErr w:type="spellStart"/>
+      <w:r>
+        <w:t>Docker</w:t>
+      </w:r>
+      <w:proofErr w:type="spellEnd"/>
+      <w:r>
+        <w:t xml:space="preserve"> </w:t>
+      </w:r>
+      <w:proofErr w:type="spellStart"/>
+      <w:r>
+        <w:t>Compose</w:t>
+      </w:r>
+      <w:proofErr w:type="spellEnd"/>
+      <w:r>
+        <w:t xml:space="preserve"> на Linux-дистрибутивах.</w:t>
+      </w:r>
+    </w:p>
+    <w:p>
+      <w:r>
+        <w:t xml:space="preserve">Что не входит в первую версию: публичное REST API для интеграции с внешними системами, двухфакторная аутентификация и верификация </w:t>
+      </w:r>
+      <w:proofErr w:type="spellStart"/>
+      <w:r>
+        <w:t>email</w:t>
+      </w:r>
+      <w:proofErr w:type="spellEnd"/>
+      <w:r>
+        <w:t xml:space="preserve">, детальное многоуровневое разграничение прав доступа по ролям, полное </w:t>
+      </w:r>
+      <w:proofErr w:type="spellStart"/>
+      <w:r>
+        <w:t>версионирование</w:t>
+      </w:r>
+      <w:proofErr w:type="spellEnd"/>
+      <w:r>
+        <w:t xml:space="preserve"> статей с возможностью восстановления промежуточных версий, полнотекстовый поиск по содержимому статей.</w:t>
+      </w:r>
+    </w:p>
+    <w:p>
+      <w:r>
+        <w:t xml:space="preserve">Основными пользователями являются IT-команды (разработчики, </w:t>
+      </w:r>
+      <w:proofErr w:type="spellStart"/>
+      <w:r>
+        <w:t>DevOps</w:t>
+      </w:r>
+      <w:proofErr w:type="spellEnd"/>
+      <w:r>
+        <w:t xml:space="preserve">-инженеры, </w:t>
+      </w:r>
+      <w:proofErr w:type="spellStart"/>
+      <w:r>
+        <w:t>security</w:t>
+      </w:r>
+      <w:proofErr w:type="spellEnd"/>
+      <w:r>
+        <w:t xml:space="preserve">-специалисты), использующие </w:t>
+      </w:r>
+      <w:proofErr w:type="spellStart"/>
+      <w:r>
+        <w:t>Dev</w:t>
+      </w:r>
+      <w:proofErr w:type="spellEnd"/>
+      <w:r>
+        <w:t xml:space="preserve"> </w:t>
+      </w:r>
+      <w:proofErr w:type="spellStart"/>
+      <w:r>
+        <w:t>Wiki</w:t>
+      </w:r>
+      <w:proofErr w:type="spellEnd"/>
+      <w:r>
+        <w:t xml:space="preserve"> как повседневный инструмент для документирования и поиска решений. Вторичными пользователями являются новички в команде, использующие вики для изучения процессов и наработанных решений. Критическое условие для успеха проекта состоит в том, что продукт имеет ценность только при активном использовании несколькими членами команды. Использование одним человеком не оправдывает развёртывание системы.</w:t>
+      </w:r>
+    </w:p>
+    <w:p>
+      <w:r>
+        <w:lastRenderedPageBreak/>
+        <w:t xml:space="preserve">Проект считается успешным при выполнении следующих условий. Во-первых, команда должна периодически (не реже раза в </w:t>
+      </w:r>
+      <w:r>
+        <w:t>месяц</w:t>
+      </w:r>
+      <w:r>
+        <w:t xml:space="preserve">) добавлять новые статьи или обновлять существующие. Во-вторых, члены команды должны еженедельно обращаться к </w:t>
+      </w:r>
+      <w:proofErr w:type="spellStart"/>
+      <w:r>
+        <w:t>Dev</w:t>
+      </w:r>
+      <w:proofErr w:type="spellEnd"/>
+      <w:r>
+        <w:t xml:space="preserve"> </w:t>
+      </w:r>
+      <w:proofErr w:type="spellStart"/>
+      <w:r>
+        <w:t>Wiki</w:t>
+      </w:r>
+      <w:proofErr w:type="spellEnd"/>
+      <w:r>
+        <w:t xml:space="preserve"> для поиска информации и использовать найденные материалы в работе. В-третьих, при повторном столкновении с задокументированной проблемой время её решения должно сократиться до нескольких минут (открытие нужной статьи) вместо повторного поиска в интернете. В-четвёртых, система должна остаться в активном использовании команды в течение не менее 6 месяцев после внедрения.</w:t>
+      </w:r>
+    </w:p>
+    <w:p>
+      <w:r>
+        <w:t>Среди возможных рисков следует выделить нижеследующие.</w:t>
+      </w:r>
+    </w:p>
+    <w:p>
+      <w:r>
+        <w:t>Первый риск состоит в низкой активности использования: команда может забыть про систему или использовать её нерегулярно, что приведёт к устареванию информации и потере ценности продукта. Для снижения этого риска предусмотрены стартовое наполнение базы примерами статей, интеграция использования вики в рабочие процессы команды и напоминания модераторов.</w:t>
+      </w:r>
+    </w:p>
+    <w:p>
+      <w:r>
+        <w:t>Второй риск — отсутствие новых материалов: пользователи могут только читать существующие статьи, но не добавлять новые, что ограничит базу знаний и снизит её актуальность. Меры снижения включают назначение нескольких активных модераторов, формирование культуры документирования решений в команде и периодические обзоры статей.</w:t>
+      </w:r>
+    </w:p>
+    <w:p>
+      <w:r>
+        <w:t>Третий риск — уход модератора: единственный модератор может уволиться, и некому будет публиковать статьи или управлять контентом. Меры включают назначение двух и более модераторов и простую процедуру передачи прав.</w:t>
+      </w:r>
+    </w:p>
+    <w:p>
+      <w:r>
+        <w:t xml:space="preserve">Четвёртый риск — проблема «холодного старта»: пустая база знаний не мотивирует команду начать её использовать. Для его снижения продукт поставляется с начальным набором статей-примеров (5–10 базовых тем по </w:t>
+      </w:r>
+      <w:proofErr w:type="spellStart"/>
+      <w:r>
+        <w:t>DevOps</w:t>
+      </w:r>
+      <w:proofErr w:type="spellEnd"/>
+      <w:r>
+        <w:t xml:space="preserve">, разработке и </w:t>
+      </w:r>
+      <w:proofErr w:type="spellStart"/>
+      <w:r>
+        <w:t>security</w:t>
+      </w:r>
+      <w:proofErr w:type="spellEnd"/>
+      <w:r>
+        <w:t>), которые команда сможет расширять по примерам.</w:t>
+      </w:r>
+    </w:p>
+    <w:p>
+      <w:r>
+        <w:t xml:space="preserve">Предполагается, что команда имеет доступ к локальной инфраструктуре для развёртывания приложения (сервер с </w:t>
+      </w:r>
+      <w:proofErr w:type="spellStart"/>
+      <w:r>
+        <w:t>Docker</w:t>
+      </w:r>
+      <w:proofErr w:type="spellEnd"/>
+      <w:r>
+        <w:t>), все пользователи р</w:t>
+      </w:r>
+      <w:r>
+        <w:t>аботают с десктопных устройств, а</w:t>
+      </w:r>
+      <w:r>
+        <w:t xml:space="preserve"> модераторы владеют синтаксисом </w:t>
+      </w:r>
+      <w:proofErr w:type="spellStart"/>
+      <w:r>
+        <w:t>Markdown</w:t>
+      </w:r>
+      <w:proofErr w:type="spellEnd"/>
+      <w:r>
+        <w:t>.</w:t>
+      </w:r>
+    </w:p>
+    <w:p>
+      <w:r>
+        <w:t>Ограничения проекта заключаются в том, что разработка ведётся силами небольшой команды (1–2 разработчика), требуется время для ввода системы в эксплуатацию и первичного наполнения контентом, а для обеспечения быстрого старта продукт должен поставляться со стартовой базой статей-примеров, демонстрирующих возможности форматирования и структуру документации.</w:t>
+      </w:r>
+    </w:p>
+    <w:p>
+      <w:pPr>
+        <w:pStyle w:val="10"/>
+      </w:pPr>
+      <w:r>
+        <w:lastRenderedPageBreak/>
+        <w:t>2 Диаграмма вариантов использования</w:t>
+      </w:r>
+    </w:p>
+    <w:p>
+      <w:r>
+        <w:t>Диаграмма вариантов использования описывает функциональность системы с точки зрения пользователей (акторов) и их взаимодействия с системой через варианты использования (</w:t>
+      </w:r>
+      <w:proofErr w:type="spellStart"/>
+      <w:r>
+        <w:t>use</w:t>
+      </w:r>
+      <w:proofErr w:type="spellEnd"/>
+      <w:r>
+        <w:t xml:space="preserve"> </w:t>
+      </w:r>
+      <w:proofErr w:type="spellStart"/>
+      <w:r>
+        <w:t>cases</w:t>
+      </w:r>
+      <w:proofErr w:type="spellEnd"/>
+      <w:r>
+        <w:t xml:space="preserve">). Для </w:t>
+      </w:r>
+      <w:proofErr w:type="spellStart"/>
+      <w:r>
+        <w:t>Dev</w:t>
+      </w:r>
+      <w:proofErr w:type="spellEnd"/>
+      <w:r>
+        <w:t xml:space="preserve"> </w:t>
+      </w:r>
+      <w:proofErr w:type="spellStart"/>
+      <w:r>
+        <w:t>Wiki</w:t>
+      </w:r>
+      <w:proofErr w:type="spellEnd"/>
+      <w:r>
+        <w:t xml:space="preserve"> определены три основных актора: Аноним, Авторизованный пользователь и Модератор. Каждый актор имеет доступ к определённым функциям системы в зависимости от своих прав.</w:t>
+      </w:r>
+    </w:p>
+    <w:p>
+      <w:r>
+        <w:t>Аноним — неавторизованный пользователь, который имеет доступ только к чтению опубликованных статей, просмотру комментариев и навигации по разделам. Аноним не может оставлять комментарии, ставить лайки или редактировать контент.</w:t>
+      </w:r>
+    </w:p>
+    <w:p>
+      <w:r>
+        <w:t>Авторизованный пользователь — зарегистрированный пользователь, прошедший аутентификацию. Такой пользователь имеет все права анонима, а также может оставлять комментарии к статьям (после 7-дневного периода после регистрации), редактировать свои комментарии, ставить лайки и дизлайки на статьи.</w:t>
+      </w:r>
+    </w:p>
+    <w:p>
+      <w:r>
+        <w:t>​Модератор — пользователь с расширенными правами на управление контентом. Модератор имеет все права авторизованного пользователя, а также может создавать, редактировать и удалять статьи, публиковать статьи и сохранять их в виде черновиков, скрывать статьи из публичного доступа и удалять комментарии любых пользователей.</w:t>
+      </w:r>
+    </w:p>
+    <w:p>
+      <w:r>
+        <w:t>​Варианты использования:</w:t>
+      </w:r>
+    </w:p>
+    <w:p>
+      <w:r>
+        <w:t xml:space="preserve">UC-1: Просмотр статьи — пользователь открывает статью и читает её содержимое в отформатированном виде </w:t>
+      </w:r>
+      <w:proofErr w:type="spellStart"/>
+      <w:r>
+        <w:t>Markdown</w:t>
+      </w:r>
+      <w:proofErr w:type="spellEnd"/>
+      <w:r>
+        <w:t>. Доступно всем акторам.</w:t>
+      </w:r>
+    </w:p>
+    <w:p>
+      <w:r>
+        <w:t xml:space="preserve">UC-2: Поиск по базе знаний — пользователь вводит запрос в глобальную поисковую строку или использует фильтры в разделе </w:t>
+      </w:r>
+      <w:proofErr w:type="spellStart"/>
+      <w:r>
+        <w:t>Articles</w:t>
+      </w:r>
+      <w:proofErr w:type="spellEnd"/>
+      <w:r>
+        <w:t xml:space="preserve"> для поиска статей по названию, категории, автору или тегам. Доступно всем акторам.</w:t>
+      </w:r>
+    </w:p>
+    <w:p>
+      <w:r>
+        <w:t>​UC-3: Просмотр комментариев — пользователь просматривает комментарии к статье в виде древовидной структуры. Доступно всем акторам.</w:t>
+      </w:r>
+    </w:p>
+    <w:p>
+      <w:r>
+        <w:t>​UC-4: Авторизация в системе — пользователь вводит логин и пароль для получения доступа к функциям авторизованного пользователя. Доступно анонимам (переход в роль авторизованного пользователя).</w:t>
+      </w:r>
+    </w:p>
+    <w:p>
+      <w:r>
+        <w:t>​UC-5: Регистрация в системе — пользователь создаёт новую учётную запись, указывая логин и пароль. Доступно анонимам.</w:t>
+      </w:r>
+    </w:p>
+    <w:p>
+      <w:r>
+        <w:t>​UC-6: Оставить комментарий — авторизованный пользователь добавляет новый комментарий к статье или отвечает на существующий комментарий. Доступно авторизованным пользователям (кроме новичков в первые 7 дней).</w:t>
+      </w:r>
+    </w:p>
+    <w:p>
+      <w:r>
+        <w:t>​UC-7: Редактировать свой комментарий — авторизованный пользователь изменяет текст своего комментария, после чего отображается пометка об изменении. Доступно авторизованным пользователям.</w:t>
+      </w:r>
+    </w:p>
+    <w:p>
+      <w:r>
+        <w:lastRenderedPageBreak/>
+        <w:t>​UC-8: Поставить лайк/дизлайк на статью — авторизованный пользователь выражает своё отношение к статье, увеличивая счётчик лайков или дизлайков. Доступно авторизованным пользователям.</w:t>
+      </w:r>
+    </w:p>
+    <w:p>
+      <w:r>
+        <w:t xml:space="preserve">​UC-9: Создать статью — модератор открывает редактор, заполняет название, категорию, теги и содержимое статьи в формате </w:t>
+      </w:r>
+      <w:proofErr w:type="spellStart"/>
+      <w:r>
+        <w:t>Markdown</w:t>
+      </w:r>
+      <w:proofErr w:type="spellEnd"/>
+      <w:r>
+        <w:t>, затем сохраняет её как черновик или публикует. Доступно только модераторам.</w:t>
+      </w:r>
+    </w:p>
+    <w:p>
+      <w:r>
+        <w:t>​UC-10: Редактировать статью — модератор изменяет содержимое, название, категорию или теги существующей статьи независимо от её автора. Доступно только модераторам.</w:t>
+      </w:r>
+    </w:p>
+    <w:p>
+      <w:r>
+        <w:t>​UC-11: Удалить статью — модератор полностью удаляет статью из системы. Доступно только модераторам.</w:t>
+      </w:r>
+    </w:p>
+    <w:p>
+      <w:r>
+        <w:t>​UC-12: Опубликовать/скрыть статью — модератор изменяет статус статьи, делая её доступной для всех или скрывая из публичного доступа. Доступно только модераторам.</w:t>
+      </w:r>
+    </w:p>
+    <w:p>
+      <w:r>
+        <w:t>​UC-13: Удалить комментарий — модератор удаляет комментарий любого пользователя. Доступно только модераторам.</w:t>
+      </w:r>
+    </w:p>
+    <w:p>
+      <w:r>
+        <w:t>​UC-14: Фильтрация и сортировка статей — пользователь применяет фильтры по автору, категории, тегам или статусу публикации (для модераторов) и сортирует результаты по дате. Доступно всем акторам, модераторам доступен дополнительный фильтр по статусу.</w:t>
+      </w:r>
+    </w:p>
+    <w:p>
+      <w:r>
+        <w:t>​UC-15: Переключение темы оформления — пользователь переключается между светлой и тёмной темой интерфейса. Доступно всем акторам.</w:t>
+      </w:r>
+    </w:p>
+    <w:p>
+      <w:r>
+        <w:t xml:space="preserve">Некоторые варианты использования связаны отношениями </w:t>
+      </w:r>
+      <w:proofErr w:type="spellStart"/>
+      <w:r>
+        <w:t>include</w:t>
+      </w:r>
+      <w:proofErr w:type="spellEnd"/>
+      <w:r>
+        <w:t xml:space="preserve"> (обязательное включение) и </w:t>
+      </w:r>
+      <w:proofErr w:type="spellStart"/>
+      <w:r>
+        <w:t>extend</w:t>
+      </w:r>
+      <w:proofErr w:type="spellEnd"/>
+      <w:r>
+        <w:t xml:space="preserve"> (опциональное расширение):</w:t>
+      </w:r>
+    </w:p>
+    <w:p>
+      <w:r>
+        <w:t xml:space="preserve">UC-2 (Поиск) </w:t>
+      </w:r>
+      <w:proofErr w:type="spellStart"/>
+      <w:r>
+        <w:t>include</w:t>
+      </w:r>
+      <w:proofErr w:type="spellEnd"/>
+      <w:r>
+        <w:t xml:space="preserve"> UC-1 (Просмотр статьи) — после выполнения поиска пользователь обычно открывает найденную статью для чтения.</w:t>
+      </w:r>
+    </w:p>
+    <w:p>
+      <w:r>
+        <w:t xml:space="preserve">UC-6 (Оставить комментарий) </w:t>
+      </w:r>
+      <w:proofErr w:type="spellStart"/>
+      <w:r>
+        <w:t>extend</w:t>
+      </w:r>
+      <w:proofErr w:type="spellEnd"/>
+      <w:r>
+        <w:t xml:space="preserve"> UC-4 (Авторизация) — если аноним пытается оставить комментарий, система требует сначала авторизоваться.</w:t>
+      </w:r>
+    </w:p>
+    <w:p>
+      <w:r>
+        <w:t xml:space="preserve">UC-9 (Создать статью) </w:t>
+      </w:r>
+      <w:proofErr w:type="spellStart"/>
+      <w:r>
+        <w:t>include</w:t>
+      </w:r>
+      <w:proofErr w:type="spellEnd"/>
+      <w:r>
+        <w:t xml:space="preserve"> UC-10 (Редактировать статью) — создание статьи включает в себя работу с редактором, который также используется при редактировании существующих статей.</w:t>
+      </w:r>
+    </w:p>
+    <w:p>
+      <w:r>
+        <w:t>Указанные варианты использования сведены в диаграмму вариантов использования, показанную на рисунке 1.</w:t>
+      </w:r>
+    </w:p>
+    <w:p>
+      <w:pPr>
+        <w:pStyle w:val="af7"/>
+      </w:pPr>
+      <w:r>
+        <w:rPr>
+          <w:noProof/>
+        </w:rPr>
+        <w:lastRenderedPageBreak/>
+        <w:drawing>
+          <wp:inline distT="0" distB="0" distL="0" distR="0" wp14:anchorId="754D78AE" wp14:editId="24813943">
+            <wp:extent cx="5939790" cy="7568945"/>
+            <wp:effectExtent l="0" t="0" r="3810" b="0"/>
+            <wp:docPr id="1" name="Рисунок 1"/>
+            <wp:cNvGraphicFramePr>
+              <a:graphicFrameLocks xmlns:a="http://schemas.openxmlformats.org/drawingml/2006/main" noChangeAspect="1"/>
+            </wp:cNvGraphicFramePr>
+            <a:graphic xmlns:a="http://schemas.openxmlformats.org/drawingml/2006/main">
+              <a:graphicData uri="http://schemas.openxmlformats.org/drawingml/2006/picture">
+                <pic:pic xmlns:pic="http://schemas.openxmlformats.org/drawingml/2006/picture">
+                  <pic:nvPicPr>
+                    <pic:cNvPr id="1" name="Рисунок 1"/>
+                    <pic:cNvPicPr/>
+                  </pic:nvPicPr>
+                  <pic:blipFill>
+                    <a:blip r:embed="rId7">
+                      <a:extLst>
+                        <a:ext uri="{28A0092B-C50C-407E-A947-70E740481C1C}">
+                          <a14:useLocalDpi xmlns:a14="http://schemas.microsoft.com/office/drawing/2010/main" val="0"/>
+                        </a:ext>
+                      </a:extLst>
+                    </a:blip>
+                    <a:stretch>
+                      <a:fillRect/>
+                    </a:stretch>
+                  </pic:blipFill>
+                  <pic:spPr>
+                    <a:xfrm>
+                      <a:off x="0" y="0"/>
+                      <a:ext cx="5939790" cy="7568945"/>
+                    </a:xfrm>
+                    <a:prstGeom prst="rect">
+                      <a:avLst/>
+                    </a:prstGeom>
+                  </pic:spPr>
+                </pic:pic>
+              </a:graphicData>
+            </a:graphic>
+          </wp:inline>
+        </w:drawing>
+      </w:r>
+    </w:p>
+    <w:p>
+      <w:pPr>
+        <w:pStyle w:val="af7"/>
+      </w:pPr>
+      <w:r>
+        <w:t>Рисунок 1 – Диаграмма вариантов использования</w:t>
+      </w:r>
+    </w:p>
+    <w:p>
+      <w:pPr>
+        <w:pStyle w:val="10"/>
+      </w:pPr>
+      <w:r>
+        <w:lastRenderedPageBreak/>
+        <w:t>3 Диаграмма активности</w:t>
+      </w:r>
+    </w:p>
+    <w:p>
+      <w:r>
+        <w:t xml:space="preserve">Диаграмма активности описывает последовательность действий и процессов в системе. Для </w:t>
+      </w:r>
+      <w:proofErr w:type="spellStart"/>
+      <w:r>
+        <w:t>Dev</w:t>
+      </w:r>
+      <w:proofErr w:type="spellEnd"/>
+      <w:r>
+        <w:t xml:space="preserve"> </w:t>
+      </w:r>
+      <w:proofErr w:type="spellStart"/>
+      <w:r>
+        <w:t>Wiki</w:t>
+      </w:r>
+      <w:proofErr w:type="spellEnd"/>
+      <w:r>
+        <w:t xml:space="preserve"> выберем два ключевых сценария, отображающих основной функционал системы: создание и публикация статьи модератором, а также комментирование статьи авторизованным пользователем. На диаграмме показаны начальные и конечные точки, действия, условия ветвления и параллельные процессы.</w:t>
+      </w:r>
+    </w:p>
+    <w:p>
+      <w:r>
+        <w:t>Сценарий 1: Создание и публикация статьи модератором</w:t>
+      </w:r>
+      <w:r>
+        <w:t>.</w:t>
+      </w:r>
+    </w:p>
+    <w:p>
+      <w:r>
+        <w:t>Модератор начинает процесс создания статьи с открытия редактора статей через кнопку «</w:t>
+      </w:r>
+      <w:r>
+        <w:t>Создать новую</w:t>
+      </w:r>
+      <w:r>
+        <w:t>» в разделе</w:t>
+      </w:r>
+      <w:r>
+        <w:t xml:space="preserve"> Статьи</w:t>
+      </w:r>
+      <w:r>
+        <w:t xml:space="preserve">. Он вводит название статьи, выбирает категорию и опционально добавляет теги. Затем модератор заполняет содержимое статьи в формате </w:t>
+      </w:r>
+      <w:proofErr w:type="spellStart"/>
+      <w:r>
+        <w:t>Markdown</w:t>
+      </w:r>
+      <w:proofErr w:type="spellEnd"/>
+      <w:r>
+        <w:t>.</w:t>
+      </w:r>
+    </w:p>
+    <w:p>
+      <w:r>
+        <w:t>После ввода контента модератор может нажать кнопку «</w:t>
+      </w:r>
+      <w:r>
+        <w:t>Предпросмотр</w:t>
+      </w:r>
+      <w:r>
+        <w:t xml:space="preserve">» для переключения в режим просмотра, где видит </w:t>
+      </w:r>
+      <w:proofErr w:type="spellStart"/>
+      <w:r>
+        <w:t>отрендеренное</w:t>
+      </w:r>
+      <w:proofErr w:type="spellEnd"/>
+      <w:r>
+        <w:t xml:space="preserve"> содержимое с форматированием, изображениями и другими элементами </w:t>
+      </w:r>
+      <w:proofErr w:type="spellStart"/>
+      <w:r>
+        <w:t>Markdown</w:t>
+      </w:r>
+      <w:proofErr w:type="spellEnd"/>
+      <w:r>
+        <w:t>. Если содержимое отображается корректно, модератор возвращается в режим редактирования. Если обнаружены ошибки или недочёты, модератор вносит исправления и повторно проверяет превью.</w:t>
+      </w:r>
+    </w:p>
+    <w:p>
+      <w:r>
+        <w:t>По завершении редактирования модератор принимает решение о статусе статьи. Он может выбрать либо нажать кнопку «</w:t>
+      </w:r>
+      <w:proofErr w:type="spellStart"/>
+      <w:r>
+        <w:t>Publish</w:t>
+      </w:r>
+      <w:proofErr w:type="spellEnd"/>
+      <w:r>
+        <w:t xml:space="preserve">» для публикации статьи (делает её доступной для всех пользователей), либо нажать кнопку «Save </w:t>
+      </w:r>
+      <w:proofErr w:type="spellStart"/>
+      <w:r>
+        <w:t>as</w:t>
+      </w:r>
+      <w:proofErr w:type="spellEnd"/>
+      <w:r>
+        <w:t xml:space="preserve"> </w:t>
+      </w:r>
+      <w:proofErr w:type="spellStart"/>
+      <w:r>
+        <w:t>Draft</w:t>
+      </w:r>
+      <w:proofErr w:type="spellEnd"/>
+      <w:r>
+        <w:t>» для сохранения как черновика (видна только модераторам). Если модератор нажимает «</w:t>
+      </w:r>
+      <w:proofErr w:type="spellStart"/>
+      <w:r>
+        <w:t>Cancel</w:t>
+      </w:r>
+      <w:proofErr w:type="spellEnd"/>
+      <w:r>
+        <w:t>», статья не сохраняется и редактор закрывается.</w:t>
+      </w:r>
+    </w:p>
+    <w:p>
+      <w:r>
+        <w:t xml:space="preserve">При успешной публикации система сохраняет статью в базе данных с меткой «Опубликовано», устанавливает дату публикации, автора и отправляет пользователя на страницу просмотра созданной статьи. При сохранении как черновика система сохраняет статью с меткой «Черновик» и перенаправляет модератора в список </w:t>
+      </w:r>
+      <w:proofErr w:type="spellStart"/>
+      <w:r>
+        <w:t>Articles</w:t>
+      </w:r>
+      <w:proofErr w:type="spellEnd"/>
+      <w:r>
+        <w:t>, где он может видеть свой черновик в отфильтрованном списке.</w:t>
+      </w:r>
+      <w:r>
+        <w:t xml:space="preserve"> </w:t>
+      </w:r>
+    </w:p>
+    <w:p>
+      <w:r>
+        <w:t>Сценарий 1 отражен на рисунке 2.</w:t>
+      </w:r>
+    </w:p>
+    <w:p>
+      <w:r>
+        <w:t>Сценарий 2: Комментирование статьи авторизованным пользователем</w:t>
+      </w:r>
+    </w:p>
+    <w:p>
+      <w:r>
+        <w:t>Авторизованный пользователь открывает страницу статьи и прокручивает её до секции комментариев в конце. Система проверяет, является ли пользователь новичком (</w:t>
+      </w:r>
+      <w:r>
+        <w:t xml:space="preserve">истинно </w:t>
+      </w:r>
+      <w:r>
+        <w:t>в первые 7 дней после регистрации). Если пользователь является новичком, то поле для ввода нового комментария заблокировано, и система отображает сообщение о дате и времени, когда комментирование станет доступным. Пользователь может только просматривать существующие комментарии в виде древовидной структуры.</w:t>
+      </w:r>
+    </w:p>
+    <w:p/>
+    <w:p>
+      <w:pPr>
+        <w:pStyle w:val="af7"/>
+      </w:pPr>
+      <w:r>
+        <w:rPr>
+          <w:noProof/>
+        </w:rPr>
+        <w:lastRenderedPageBreak/>
+        <w:drawing>
+          <wp:inline distT="0" distB="0" distL="0" distR="0" wp14:anchorId="02684CFE" wp14:editId="4A5B7A97">
+            <wp:extent cx="5939790" cy="4200525"/>
+            <wp:effectExtent l="0" t="0" r="3810" b="9525"/>
+            <wp:docPr id="783406685" name="Рисунок 1"/>
+            <wp:cNvGraphicFramePr>
+              <a:graphicFrameLocks xmlns:a="http://schemas.openxmlformats.org/drawingml/2006/main" noChangeAspect="1"/>
+            </wp:cNvGraphicFramePr>
+            <a:graphic xmlns:a="http://schemas.openxmlformats.org/drawingml/2006/main">
+              <a:graphicData uri="http://schemas.openxmlformats.org/drawingml/2006/picture">
+                <pic:pic xmlns:pic="http://schemas.openxmlformats.org/drawingml/2006/picture">
+                  <pic:nvPicPr>
+                    <pic:cNvPr id="783406685" name="Рисунок 783406685"/>
+                    <pic:cNvPicPr/>
+                  </pic:nvPicPr>
+                  <pic:blipFill>
+                    <a:blip r:embed="rId8">
+                      <a:extLst>
+                        <a:ext uri="{28A0092B-C50C-407E-A947-70E740481C1C}">
+                          <a14:useLocalDpi xmlns:a14="http://schemas.microsoft.com/office/drawing/2010/main" val="0"/>
+                        </a:ext>
+                      </a:extLst>
+                    </a:blip>
+                    <a:stretch>
+                      <a:fillRect/>
+                    </a:stretch>
+                  </pic:blipFill>
+                  <pic:spPr>
+                    <a:xfrm>
+                      <a:off x="0" y="0"/>
+                      <a:ext cx="5939790" cy="4200525"/>
+                    </a:xfrm>
+                    <a:prstGeom prst="rect">
+                      <a:avLst/>
+                    </a:prstGeom>
+                  </pic:spPr>
+                </pic:pic>
+              </a:graphicData>
+            </a:graphic>
+          </wp:inline>
+        </w:drawing>
+      </w:r>
+    </w:p>
+    <w:p>
+      <w:pPr>
+        <w:pStyle w:val="af7"/>
+      </w:pPr>
+      <w:r>
+        <w:t xml:space="preserve">Рисунок 2 – Создание </w:t>
+      </w:r>
+      <w:r>
+        <w:t>и публикация статьи модератором</w:t>
+      </w:r>
+    </w:p>
+    <w:p>
+      <w:r>
+        <w:t>Если пользователь не является новичком, то поле ввода комментария активно. Пользователь может либо написать новый комментарий в основное поле (базовый комментарий), либо нажать кнопку «</w:t>
+      </w:r>
+      <w:r>
+        <w:t>Ответить</w:t>
+      </w:r>
+      <w:r>
+        <w:t>» на существующем комментарии для ответа. При выборе ответа на комментарий система активирует форму ввода в контексте выбранного комментария (с указанием того, на кого осуществляется ответ).</w:t>
+      </w:r>
+    </w:p>
+    <w:p>
+      <w:r>
+        <w:t>Пользователь вводит текст комментария. После ввода он нажимает кнопку «</w:t>
+      </w:r>
+      <w:r>
+        <w:t>Оставить комментарий</w:t>
+      </w:r>
+      <w:r>
+        <w:t>». Система отправляет комментарий на сервер, сохраняет его в базе данных с автором, текстом, датой написания и информацией о родительском комментарии (если это ответ). Комментарий появляется в дереве комментариев в соответствующей позиции (либо в корне для базовых комментариев, либо как дочерний элемент для ответов).</w:t>
+      </w:r>
+    </w:p>
+    <w:p>
+      <w:r>
+        <w:t>После публикации комментария пользователь может отредактировать его, если нажимает кнопку редактирования рядом со своим комментарием. Система открывает форму редактирования, и пользователь изменяет текст. При сохранении система обновляет текст комментария в базе данных и добавляет пометку «(изменено X назад)» рядом с комментарием.</w:t>
+      </w:r>
+    </w:p>
+    <w:p>
+      <w:r>
+        <w:t xml:space="preserve">Модератор имеет дополнительную возможность: он может удалить любой комментарий, нажав кнопку удаления. При удалении модератором </w:t>
+      </w:r>
+      <w:r>
+        <w:lastRenderedPageBreak/>
+        <w:t>комментарий удаляется из системы и больше не отображается в дереве комментариев.</w:t>
+      </w:r>
+    </w:p>
+    <w:p>
+      <w:r>
+        <w:t xml:space="preserve">Сценарий </w:t>
+      </w:r>
+      <w:r>
+        <w:t>2</w:t>
+      </w:r>
+      <w:r>
+        <w:t xml:space="preserve"> </w:t>
+      </w:r>
+      <w:r>
+        <w:t>показан на диаграмме активности (</w:t>
+      </w:r>
+      <w:r>
+        <w:t>рисун</w:t>
+      </w:r>
+      <w:r>
+        <w:t>ок</w:t>
+      </w:r>
+      <w:r>
+        <w:t xml:space="preserve"> </w:t>
+      </w:r>
+      <w:r>
+        <w:t>3)</w:t>
+      </w:r>
+      <w:r>
+        <w:t>.</w:t>
+      </w:r>
+    </w:p>
+    <w:p>
+      <w:pPr>
+        <w:pStyle w:val="af7"/>
+      </w:pPr>
+      <w:r>
+        <w:rPr>
+          <w:noProof/>
+        </w:rPr>
+        <w:drawing>
+          <wp:inline distT="0" distB="0" distL="0" distR="0" wp14:anchorId="1B453F06" wp14:editId="29732D7F">
+            <wp:extent cx="5939790" cy="4205432"/>
+            <wp:effectExtent l="0" t="0" r="3810" b="5080"/>
+            <wp:docPr id="1195257952" name="Рисунок 2"/>
+            <wp:cNvGraphicFramePr>
+              <a:graphicFrameLocks xmlns:a="http://schemas.openxmlformats.org/drawingml/2006/main" noChangeAspect="1"/>
+            </wp:cNvGraphicFramePr>
+            <a:graphic xmlns:a="http://schemas.openxmlformats.org/drawingml/2006/main">
+              <a:graphicData uri="http://schemas.openxmlformats.org/drawingml/2006/picture">
+                <pic:pic xmlns:pic="http://schemas.openxmlformats.org/drawingml/2006/picture">
+                  <pic:nvPicPr>
+                    <pic:cNvPr id="1195257952" name="Рисунок 2"/>
+                    <pic:cNvPicPr/>
+                  </pic:nvPicPr>
+                  <pic:blipFill>
+                    <a:blip r:embed="rId9">
+                      <a:extLst>
+                        <a:ext uri="{28A0092B-C50C-407E-A947-70E740481C1C}">
+                          <a14:useLocalDpi xmlns:a14="http://schemas.microsoft.com/office/drawing/2010/main" val="0"/>
+                        </a:ext>
+                      </a:extLst>
+                    </a:blip>
+                    <a:stretch>
+                      <a:fillRect/>
+                    </a:stretch>
+                  </pic:blipFill>
+                  <pic:spPr>
+                    <a:xfrm>
+                      <a:off x="0" y="0"/>
+                      <a:ext cx="5939790" cy="4205432"/>
+                    </a:xfrm>
+                    <a:prstGeom prst="rect">
+                      <a:avLst/>
+                    </a:prstGeom>
+                  </pic:spPr>
+                </pic:pic>
+              </a:graphicData>
+            </a:graphic>
+          </wp:inline>
+        </w:drawing>
+      </w:r>
+    </w:p>
+    <w:p>
+      <w:pPr>
+        <w:pStyle w:val="af7"/>
+      </w:pPr>
+      <w:r>
+        <w:t>Рисунок 3 – Комментирование статьи авторизованным пользователем</w:t>
+      </w:r>
+    </w:p>
+    <w:p>
+      <w:pPr>
+        <w:pStyle w:val="10"/>
+      </w:pPr>
+      <w:r>
+        <w:lastRenderedPageBreak/>
+        <w:t>4</w:t>
+      </w:r>
+      <w:r>
+        <w:t xml:space="preserve"> Диаграмма </w:t>
+      </w:r>
+      <w:r>
+        <w:t>последовательности</w:t>
+      </w:r>
+    </w:p>
+    <w:p>
+      <w:r>
+        <w:t xml:space="preserve">Диаграмма последовательности для сценария авторизации отображает взаимодействие четырёх компонентов системы </w:t>
+      </w:r>
+      <w:proofErr w:type="spellStart"/>
+      <w:r>
+        <w:t>Dev</w:t>
+      </w:r>
+      <w:proofErr w:type="spellEnd"/>
+      <w:r>
+        <w:t xml:space="preserve"> </w:t>
+      </w:r>
+      <w:proofErr w:type="spellStart"/>
+      <w:r>
+        <w:t>Wiki</w:t>
+      </w:r>
+      <w:proofErr w:type="spellEnd"/>
+      <w:r>
+        <w:t>: браузер пользователя, фронтенд-приложение (</w:t>
+      </w:r>
+      <w:proofErr w:type="spellStart"/>
+      <w:r>
+        <w:t>React</w:t>
+      </w:r>
+      <w:proofErr w:type="spellEnd"/>
+      <w:r>
+        <w:t>), бэкенд-приложение (</w:t>
+      </w:r>
+      <w:proofErr w:type="spellStart"/>
+      <w:r>
+        <w:t>FastAPI</w:t>
+      </w:r>
+      <w:proofErr w:type="spellEnd"/>
+      <w:r>
+        <w:t>) и база данных (</w:t>
+      </w:r>
+      <w:proofErr w:type="spellStart"/>
+      <w:r>
+        <w:t>PostgreSQL</w:t>
+      </w:r>
+      <w:proofErr w:type="spellEnd"/>
+      <w:r>
+        <w:t>). Диаграмма показывает порядок обмена сообщениями и данными между компонентами при попытке пользователя войти в систему.</w:t>
+      </w:r>
+    </w:p>
+    <w:p>
+      <w:r>
+        <w:t>Пользователь (браузер) инициирует процесс авторизации, вводя учётные данные в форму входа. Фронтенд (</w:t>
+      </w:r>
+      <w:proofErr w:type="spellStart"/>
+      <w:r>
+        <w:t>React</w:t>
+      </w:r>
+      <w:proofErr w:type="spellEnd"/>
+      <w:r>
+        <w:t>) отвечает за отображение интерфейса формы входа, выполнение клиентской валидации введённых данных и управление состоянием сессии после успешной авторизации. Бэкенд (</w:t>
+      </w:r>
+      <w:proofErr w:type="spellStart"/>
+      <w:r>
+        <w:t>FastAPI</w:t>
+      </w:r>
+      <w:proofErr w:type="spellEnd"/>
+      <w:r>
+        <w:t>) обрабатывает запросы на авторизацию, проверяет учётные данные, взаимодействует с базой данных и выдаёт токены сессии. База данных (</w:t>
+      </w:r>
+      <w:proofErr w:type="spellStart"/>
+      <w:r>
+        <w:t>PostgreSQL</w:t>
+      </w:r>
+      <w:proofErr w:type="spellEnd"/>
+      <w:r>
+        <w:t>) хранит информацию о пользователях и их учётные данные.</w:t>
+      </w:r>
+    </w:p>
+    <w:p>
+      <w:r>
+        <w:t>Процесс авторизации начинается с того, что пользователь нажимает на кнопку "Войти" в интерфейсе браузера (сообщение 1). Фронтенд-приложение отвечает на это действие, отображая форму входа с полями для ввода логина и пароля (сообщение 2). Пользователь вводит свои учётные данные в поля формы (сообщение 3). Фронтенд выполняет клиентскую валидацию: проверяет, что оба поля заполнены, логин имеет корректный формат, а пароль соответствует требованиям безопасности (сообщение 4).</w:t>
+      </w:r>
+    </w:p>
+    <w:p>
+      <w:r>
+        <w:t>На этом этапе процесс может разветвиться на два пути в зависимости от результата валидации. Если данные содержат ошибки (пусто одно из полей, неправильный формат логина или слабый пароль), то фронтенд отображает сообщение об ошибке валидации прямо в браузере без обращения к серверу (сообщение 5a). Это повышает пользовательский опыт, так как валидация происходит без задержки и без нагрузки на сервер.</w:t>
+      </w:r>
+    </w:p>
+    <w:p>
+      <w:r>
+        <w:t xml:space="preserve">Если клиентская валидация пройдена, фронтенд отправляет POST-запрос на бэкенд с логином и </w:t>
+      </w:r>
+      <w:proofErr w:type="spellStart"/>
+      <w:r>
+        <w:t>хешем</w:t>
+      </w:r>
+      <w:proofErr w:type="spellEnd"/>
+      <w:r>
+        <w:t xml:space="preserve"> пароля по маршруту /</w:t>
+      </w:r>
+      <w:proofErr w:type="spellStart"/>
+      <w:r>
+        <w:t>auth</w:t>
+      </w:r>
+      <w:proofErr w:type="spellEnd"/>
+      <w:r>
+        <w:t>/</w:t>
+      </w:r>
+      <w:proofErr w:type="spellStart"/>
+      <w:r>
+        <w:t>login</w:t>
+      </w:r>
+      <w:proofErr w:type="spellEnd"/>
+      <w:r>
+        <w:t xml:space="preserve"> (сообщение 5). Бэкенд получает запрос и обращается к базе данных с SQL-запросом SELECT * FROM </w:t>
+      </w:r>
+      <w:proofErr w:type="spellStart"/>
+      <w:r>
+        <w:t>users</w:t>
+      </w:r>
+      <w:proofErr w:type="spellEnd"/>
+      <w:r>
+        <w:t xml:space="preserve"> WHERE </w:t>
+      </w:r>
+      <w:proofErr w:type="spellStart"/>
+      <w:r>
+        <w:t>login</w:t>
+      </w:r>
+      <w:proofErr w:type="spellEnd"/>
+      <w:r>
+        <w:t xml:space="preserve"> = ?</w:t>
+      </w:r>
+      <w:r>
+        <w:t xml:space="preserve"> </w:t>
+      </w:r>
+      <w:r>
+        <w:rPr>
+          <w:lang w:val="en-US"/>
+        </w:rPr>
+        <w:t>AND</w:t>
+      </w:r>
+      <w:r>
+        <w:t xml:space="preserve"> </w:t>
+      </w:r>
+      <w:r>
+        <w:rPr>
+          <w:lang w:val="en-US"/>
+        </w:rPr>
+        <w:t>password</w:t>
+      </w:r>
+      <w:r>
+        <w:t xml:space="preserve"> = ?</w:t>
+      </w:r>
+      <w:r>
+        <w:t xml:space="preserve">, передав логин пользователя </w:t>
+      </w:r>
+      <w:r>
+        <w:t xml:space="preserve">и пароль </w:t>
+      </w:r>
+      <w:r>
+        <w:t>(сообщение 6). БД выполняет поиск и возвращает запись пользователя, если пользователь с таким логином</w:t>
+      </w:r>
+      <w:r>
+        <w:t xml:space="preserve"> и паролем</w:t>
+      </w:r>
+      <w:r>
+        <w:t xml:space="preserve"> существует (сообщение 7).</w:t>
+      </w:r>
+    </w:p>
+    <w:p>
+      <w:r>
+        <w:t xml:space="preserve">Если пользователь с указанным логином не найден в БД или пароль неверен, то бэкенд возвращает HTTP-ответ 401 </w:t>
+      </w:r>
+      <w:proofErr w:type="spellStart"/>
+      <w:r>
+        <w:t>Unauthorized</w:t>
+      </w:r>
+      <w:proofErr w:type="spellEnd"/>
+      <w:r>
+        <w:t xml:space="preserve"> с сообщением об ошибке (сообщение </w:t>
+      </w:r>
+      <w:r>
+        <w:t>8</w:t>
+      </w:r>
+      <w:r>
+        <w:t xml:space="preserve">a). Фронтенд получает этот ответ и выводит сообщение об ошибке пользователю: "Логин или пароль неверны" (сообщение </w:t>
+      </w:r>
+      <w:r>
+        <w:t>9</w:t>
+      </w:r>
+      <w:r>
+        <w:t>a). На этом процесс завершается неудачей.</w:t>
+      </w:r>
+    </w:p>
+    <w:p>
+      <w:r>
+        <w:t xml:space="preserve">Если учётные данные верны, то бэкенд создаёт новую сессию (сообщение 8). Затем бэкенд возвращает HTTP-ответ 200 OK с токеном сессии в теле ответа (сообщение 9). Фронтенд получает ответ и сохраняет токен в </w:t>
+      </w:r>
+      <w:r>
+        <w:lastRenderedPageBreak/>
+        <w:t>браузерное хранилище (</w:t>
+      </w:r>
+      <w:proofErr w:type="spellStart"/>
+      <w:r>
+        <w:t>localStorage</w:t>
+      </w:r>
+      <w:proofErr w:type="spellEnd"/>
+      <w:r>
+        <w:t xml:space="preserve"> или </w:t>
+      </w:r>
+      <w:proofErr w:type="spellStart"/>
+      <w:r>
+        <w:t>sessionStorage</w:t>
+      </w:r>
+      <w:proofErr w:type="spellEnd"/>
+      <w:r>
+        <w:t>) для использования в последующих запросах (сообщение 10). После этого фронтенд обновляет пользовательский интерфейс: скрывает кнопку входа и выводит никнейм пользователя и кнопку выхода в навигационной панели (сообщение 11). Наконец, фронтенд перенаправляет пользователя на главную страницу (сообщение 12). На этом процесс авторизации завершается успешно.</w:t>
+      </w:r>
+    </w:p>
+    <w:p>
+      <w:r>
+        <w:t>Диаграмма последовательности авторизации приведена на рисунке 4.</w:t>
+      </w:r>
+    </w:p>
+    <w:p>
+      <w:pPr>
+        <w:pStyle w:val="af7"/>
+      </w:pPr>
+      <w:r>
+        <w:rPr>
+          <w:noProof/>
+        </w:rPr>
+        <w:drawing>
+          <wp:inline distT="0" distB="0" distL="0" distR="0" wp14:anchorId="6AE2645C" wp14:editId="3DD822D5">
+            <wp:extent cx="5939790" cy="4462145"/>
+            <wp:effectExtent l="0" t="0" r="3810" b="0"/>
+            <wp:docPr id="896755500" name="Рисунок 3"/>
+            <wp:cNvGraphicFramePr>
+              <a:graphicFrameLocks xmlns:a="http://schemas.openxmlformats.org/drawingml/2006/main" noChangeAspect="1"/>
+            </wp:cNvGraphicFramePr>
+            <a:graphic xmlns:a="http://schemas.openxmlformats.org/drawingml/2006/main">
+              <a:graphicData uri="http://schemas.openxmlformats.org/drawingml/2006/picture">
+                <pic:pic xmlns:pic="http://schemas.openxmlformats.org/drawingml/2006/picture">
+                  <pic:nvPicPr>
+                    <pic:cNvPr id="896755500" name="Рисунок 896755500"/>
+                    <pic:cNvPicPr/>
+                  </pic:nvPicPr>
+                  <pic:blipFill>
+                    <a:blip r:embed="rId10">
+                      <a:extLst>
+                        <a:ext uri="{28A0092B-C50C-407E-A947-70E740481C1C}">
+                          <a14:useLocalDpi xmlns:a14="http://schemas.microsoft.com/office/drawing/2010/main" val="0"/>
+                        </a:ext>
+                      </a:extLst>
+                    </a:blip>
+                    <a:stretch>
+                      <a:fillRect/>
+                    </a:stretch>
+                  </pic:blipFill>
+                  <pic:spPr>
+                    <a:xfrm>
+                      <a:off x="0" y="0"/>
+                      <a:ext cx="5939790" cy="4462145"/>
+                    </a:xfrm>
+                    <a:prstGeom prst="rect">
+                      <a:avLst/>
+                    </a:prstGeom>
+                  </pic:spPr>
+                </pic:pic>
+              </a:graphicData>
+            </a:graphic>
+          </wp:inline>
+        </w:drawing>
+      </w:r>
+    </w:p>
+    <w:p>
+      <w:pPr>
+        <w:pStyle w:val="af7"/>
+      </w:pPr>
+      <w:r>
+        <w:t>Рисунок 4 – Диаграмма последовательности авторизации</w:t>
+      </w:r>
+    </w:p>
+    <w:p>
+      <w:pPr>
+        <w:rPr>
+          <w:lang/>
+        </w:rPr>
+      </w:pPr>
+      <w:r>
+        <w:rPr>
+          <w:lang/>
+        </w:rPr>
+        <w:t>Клиентская валидация выполняется на фронтенде перед отправкой данных на сервер, что снижает нагрузку на бэкенд и улучшает пользовательский опыт. Однако это не заменяет серверную валидацию, которая обязательна по соображениям безопасности.</w:t>
+      </w:r>
+    </w:p>
+    <w:p>
+      <w:pPr>
+        <w:rPr>
+          <w:lang/>
+        </w:rPr>
+      </w:pPr>
+      <w:r>
+        <w:rPr>
+          <w:lang/>
+        </w:rPr>
+        <w:t>Безопасность паролей: пароль никогда не отправляется в открытом виде на сервер. Вместо этого передаётся либо хеш пароля, либо пароль передаётся по защищённому каналу HTTPS.</w:t>
+      </w:r>
+    </w:p>
+    <w:p>
+      <w:pPr>
+        <w:rPr>
+          <w:lang/>
+        </w:rPr>
+      </w:pPr>
+      <w:r>
+        <w:rPr>
+          <w:lang/>
+        </w:rPr>
+        <w:t>Разветвления на диаграмме показывают два возможных исхода: успешную авторизацию и ошибку (либо неверные данные, либо ошибка валидации). Каждый путь заканчивается логически завершённым состоянием.</w:t>
+      </w:r>
+    </w:p>
+    <w:p>
+      <w:pPr>
+        <w:rPr>
+          <w:lang/>
+        </w:rPr>
+      </w:pPr>
+      <w:r>
+        <w:rPr>
+          <w:lang/>
+        </w:rPr>
+        <w:lastRenderedPageBreak/>
+        <w:t>Активные периоды (activation boxes) на диаграмме показывают, когда каждый компонент занят обработкой: когда фронтенд ждёт ввода пользователя, когда бэкенд обрабатывает запрос, когда БД выполняет поиск и так далее.</w:t>
+      </w:r>
+    </w:p>
+    <w:p>
+      <w:r>
+        <w:t xml:space="preserve">В сценарии авторизации предусмотрены два основных типа ошибок. Первый — ошибка клиентской валидации, при которой данные некорректны с точки зрения формата (например, пусто поле логина или пароль слишком короткий). Эта ошибка обрабатывается на фронтенде и не требует обращения к серверу. Второй — ошибка аутентификации, при которой логин или пароль не совпадают с данными в БД. В этом случае бэкенд возвращает ошибку 401 </w:t>
+      </w:r>
+      <w:proofErr w:type="spellStart"/>
+      <w:r>
+        <w:t>Unauthorized</w:t>
+      </w:r>
+      <w:proofErr w:type="spellEnd"/>
+      <w:r>
+        <w:t>, и фронтенд выводит сообщение об ошибке пользователю.</w:t>
+      </w:r>
+    </w:p>
+    <w:p>
+      <w:r>
+        <w:t>При успешной авторизации пользователь получает токен сессии, который сохраняется в браузере и будет использоваться для аутентификации всех последующих запросов к защищённым ресурсам API. Фронтенд обновляет интерфейс, отражая статус авторизованного пользователя, и перенаправляет на главную страницу системы. При неуспешной авторизации пользователю выводится понятное сообщение об ошибке, и он может повторить попытку входа.</w:t>
+      </w:r>
+    </w:p>
+    <w:p>
+      <w:pPr>
+        <w:pStyle w:val="10"/>
+      </w:pPr>
+      <w:r>
+        <w:lastRenderedPageBreak/>
+        <w:t>5</w:t>
+      </w:r>
+      <w:r>
+        <w:t xml:space="preserve"> Диаграмма </w:t>
+      </w:r>
+      <w:r>
+        <w:t>развертывания</w:t>
+      </w:r>
+    </w:p>
+    <w:p>
+      <w:r>
+        <w:t xml:space="preserve">Архитектура </w:t>
+      </w:r>
+      <w:proofErr w:type="spellStart"/>
+      <w:r>
+        <w:t>Dev</w:t>
+      </w:r>
+      <w:proofErr w:type="spellEnd"/>
+      <w:r>
+        <w:t xml:space="preserve"> </w:t>
+      </w:r>
+      <w:proofErr w:type="spellStart"/>
+      <w:r>
+        <w:t>Wiki</w:t>
+      </w:r>
+      <w:proofErr w:type="spellEnd"/>
+      <w:r>
+        <w:t xml:space="preserve"> построена на основе трёхслойной модели с использованием </w:t>
+      </w:r>
+      <w:proofErr w:type="spellStart"/>
+      <w:r>
+        <w:t>Docker</w:t>
+      </w:r>
+      <w:proofErr w:type="spellEnd"/>
+      <w:r>
+        <w:t xml:space="preserve">-контейнеризации. Система состоит из трёх независимых, но взаимосвязанных компонентов, каждый из которых развёрнут в отдельном </w:t>
+      </w:r>
+      <w:proofErr w:type="spellStart"/>
+      <w:r>
+        <w:t>Docker</w:t>
+      </w:r>
+      <w:proofErr w:type="spellEnd"/>
+      <w:r>
+        <w:t>-контейнере на одном физическом или виртуальном сервере (Linux/Ubuntu). Такой подход обеспечивает модульность, масштабируемость и простоту развёртывания системы.</w:t>
+      </w:r>
+    </w:p>
+    <w:p>
+      <w:pPr>
+        <w:rPr>
+          <w:lang/>
+        </w:rPr>
+      </w:pPr>
+      <w:r>
+        <w:rPr>
+          <w:lang/>
+        </w:rPr>
+        <w:t>Сервер (Linux/Ubuntu) является физическим или виртуальным узлом, на котором разворачиваются все компоненты системы. На сервере установлены Docker и Docker Compose, которые управляют запуском и жизненным циклом контейнеров. Сервер предоставляет доступ на трёх портах: 3000 (для фронтенда), 8000 (для бэкенда) и 5432 (для базы данных). Контейнеры подключены к внутренней сети Docker (wiki-local), которая обеспечивает коммуникацию между компонентами.</w:t>
+      </w:r>
+    </w:p>
+    <w:p>
+      <w:pPr>
+        <w:rPr>
+          <w:lang/>
+        </w:rPr>
+      </w:pPr>
+      <w:r>
+        <w:rPr>
+          <w:lang/>
+        </w:rPr>
+        <w:t>Dev Wiki Frontend — Docker-контейнер, содержащий фронтенд-приложение на React.js. Контейнер включает Node.js runtime для запуска приложения и Nginx для раздачи статических файлов. Фронтенд прослушивает порт 3000 и доступен конечным пользователям по адресу https://dev-wiki.local:3000. Приложение React обрабатывает пользовательский интерфейс, управляет состоянием приложения и отправляет REST API-запросы к бэкенду.</w:t>
+      </w:r>
+    </w:p>
+    <w:p>
+      <w:pPr>
+        <w:rPr>
+          <w:lang/>
+        </w:rPr>
+      </w:pPr>
+      <w:r>
+        <w:rPr>
+          <w:lang/>
+        </w:rPr>
+        <w:t>Dev Wiki Backend — Docker-контейнер с бэкенд-приложением на FastAPI и Python 3.x. Бэкенд запускается через Uvicorn (асинхронный веб-сервер) и прослушивает порт 8000. Бэкенд обрабатывает все REST API-запросы от фронтенда, выполняет бизнес-логику приложения (создание/редактирование статей, управление комментариями, авторизация), валидирует данные и взаимодействует с базой данных. Бэкенд доступен фронтенду и другим клиентам по адресу https://backend:8000.</w:t>
+      </w:r>
+    </w:p>
+    <w:p>
+      <w:r>
+        <w:rPr>
+          <w:lang/>
+        </w:rPr>
+        <w:t>Dev Wiki Database — Docker-контейнер с DBMS PostgreSQL на порту 5432. База данных хранит все структурированные данные приложения: информацию о пользователях, статьях, комментариях, категориях, тегах и других сущностях. Контейнер использует именованный том (volume) для сохранения данных между перезагрузками контейнера и сервера, что обеспечивает персистентность данных. БД доступна бэкенду по адресу postgresql://db:5432/wiki.</w:t>
+      </w:r>
+    </w:p>
+    <w:p>
+      <w:r>
+        <w:t>К</w:t>
+      </w:r>
+      <w:r>
+        <w:t xml:space="preserve">оммуникация </w:t>
+      </w:r>
+      <w:r>
+        <w:t xml:space="preserve">между клиентом и системой </w:t>
+      </w:r>
+      <w:r>
+        <w:t xml:space="preserve">осуществляется </w:t>
+      </w:r>
+      <w:r>
+        <w:t xml:space="preserve">через фронтенд </w:t>
+      </w:r>
+      <w:r>
+        <w:t>по протоколу HTTP/</w:t>
+      </w:r>
+      <w:proofErr w:type="spellStart"/>
+      <w:r>
+        <w:t>WebSocket</w:t>
+      </w:r>
+      <w:proofErr w:type="spellEnd"/>
+      <w:r>
+        <w:t xml:space="preserve"> на порту 3000. Пользователь открывает приложение в браузере по адресу </w:t>
+      </w:r>
+      <w:hyperlink r:id="rId11" w:tgtFrame="_blank" w:history="1">
+        <w:r>
+          <w:rPr>
+            <w:rStyle w:val="af"/>
+          </w:rPr>
+          <w:t>https://dev-wiki.local:3000</w:t>
+        </w:r>
+      </w:hyperlink>
+      <w:r>
+        <w:t>, отправляет пользовательские действия (клики, ввод текста), которые передаются фронтенду. Фронтенд отображает статические и динамические содержимое, получаемое от бэкенда.</w:t>
+      </w:r>
+    </w:p>
+    <w:p>
+      <w:r>
+        <w:lastRenderedPageBreak/>
+        <w:t>«</w:t>
+      </w:r>
+      <w:r>
+        <w:t xml:space="preserve">Фронтенд </w:t>
+      </w:r>
+      <w:r>
+        <w:t>–</w:t>
+      </w:r>
+      <w:r>
+        <w:t xml:space="preserve"> </w:t>
+      </w:r>
+      <w:r>
+        <w:t>б</w:t>
+      </w:r>
+      <w:r>
+        <w:t>экенд</w:t>
+      </w:r>
+      <w:r>
+        <w:t>»</w:t>
+      </w:r>
+      <w:r>
+        <w:t xml:space="preserve"> коммуникация происходит через REST API по протоколу HTTPS на порту 8000. Фронтенд</w:t>
+      </w:r>
+      <w:r>
+        <w:rPr>
+          <w:lang w:val="en-US"/>
+        </w:rPr>
+        <w:t xml:space="preserve"> </w:t>
+      </w:r>
+      <w:r>
+        <w:t>отправляет</w:t>
+      </w:r>
+      <w:r>
+        <w:rPr>
+          <w:lang w:val="en-US"/>
+        </w:rPr>
+        <w:t xml:space="preserve"> </w:t>
+      </w:r>
+      <w:r>
+        <w:t>запросы</w:t>
+      </w:r>
+      <w:r>
+        <w:rPr>
+          <w:lang w:val="en-US"/>
+        </w:rPr>
+        <w:t xml:space="preserve"> </w:t>
+      </w:r>
+      <w:r>
+        <w:t>вида</w:t>
+      </w:r>
+      <w:r>
+        <w:rPr>
+          <w:lang w:val="en-US"/>
+        </w:rPr>
+        <w:t xml:space="preserve"> GET /articles, POST /articles, PUT /comments/{id} </w:t>
+      </w:r>
+      <w:r>
+        <w:t>и</w:t>
+      </w:r>
+      <w:r>
+        <w:rPr>
+          <w:lang w:val="en-US"/>
+        </w:rPr>
+        <w:t xml:space="preserve"> </w:t>
+      </w:r>
+      <w:r>
+        <w:t>другие</w:t>
+      </w:r>
+      <w:r>
+        <w:rPr>
+          <w:lang w:val="en-US"/>
+        </w:rPr>
+        <w:t xml:space="preserve">. </w:t>
+      </w:r>
+      <w:r>
+        <w:t>Маршрут по умолчанию: https://backend:8000. Это позволяет фронтенду получать данные, которые необходимо отобразить, и отправлять обновления (создание новых статей, комментариев и т.д.) на бэкенд.</w:t>
+      </w:r>
+    </w:p>
+    <w:p>
+      <w:r>
+        <w:t>«</w:t>
+      </w:r>
+      <w:r>
+        <w:t xml:space="preserve">Бэкенд </w:t>
+      </w:r>
+      <w:r>
+        <w:t xml:space="preserve">– база </w:t>
+      </w:r>
+      <w:r>
+        <w:t>данных</w:t>
+      </w:r>
+      <w:r>
+        <w:t>»</w:t>
+      </w:r>
+      <w:r>
+        <w:t xml:space="preserve"> коммуникация происходит по протоколу TCP </w:t>
+      </w:r>
+      <w:proofErr w:type="spellStart"/>
+      <w:r>
+        <w:t>PostgreSQL</w:t>
+      </w:r>
+      <w:proofErr w:type="spellEnd"/>
+      <w:r>
+        <w:t xml:space="preserve"> на порту 5432. Бэкенд использует библиотеку </w:t>
+      </w:r>
+      <w:proofErr w:type="spellStart"/>
+      <w:r>
+        <w:t>SQLAlchemy</w:t>
+      </w:r>
+      <w:proofErr w:type="spellEnd"/>
+      <w:r>
+        <w:t xml:space="preserve"> (ORM) для работы с БД. Строка подключения: </w:t>
+      </w:r>
+      <w:proofErr w:type="spellStart"/>
+      <w:r>
+        <w:t>postgresql</w:t>
+      </w:r>
+      <w:proofErr w:type="spellEnd"/>
+      <w:r>
+        <w:t>://user:password@db:5432/</w:t>
+      </w:r>
+      <w:proofErr w:type="spellStart"/>
+      <w:r>
+        <w:t>wiki</w:t>
+      </w:r>
+      <w:proofErr w:type="spellEnd"/>
+      <w:r>
+        <w:t>. Бэкенд отправляет SQL-запросы (SELECT, INSERT, UPDATE, DELETE), получает результаты и преобразует их в JSON для возврата на фронтенд.</w:t>
+      </w:r>
+    </w:p>
+    <w:p>
+      <w:r>
+        <w:t xml:space="preserve">Все три контейнера управляются единым </w:t>
+      </w:r>
+      <w:proofErr w:type="spellStart"/>
+      <w:r>
+        <w:t>Docker</w:t>
+      </w:r>
+      <w:proofErr w:type="spellEnd"/>
+      <w:r>
+        <w:t xml:space="preserve"> </w:t>
+      </w:r>
+      <w:proofErr w:type="spellStart"/>
+      <w:r>
+        <w:t>Compose</w:t>
+      </w:r>
+      <w:proofErr w:type="spellEnd"/>
+      <w:r>
+        <w:t xml:space="preserve"> файлом (</w:t>
+      </w:r>
+      <w:proofErr w:type="spellStart"/>
+      <w:r>
+        <w:t>docker-compose.yml</w:t>
+      </w:r>
+      <w:proofErr w:type="spellEnd"/>
+      <w:r>
+        <w:t>). Этот файл содержит определение всех сервисов (</w:t>
+      </w:r>
+      <w:proofErr w:type="spellStart"/>
+      <w:r>
+        <w:t>frontend</w:t>
+      </w:r>
+      <w:proofErr w:type="spellEnd"/>
+      <w:r>
+        <w:t xml:space="preserve">, </w:t>
+      </w:r>
+      <w:proofErr w:type="spellStart"/>
+      <w:r>
+        <w:t>backend</w:t>
+      </w:r>
+      <w:proofErr w:type="spellEnd"/>
+      <w:r>
+        <w:t xml:space="preserve">, </w:t>
+      </w:r>
+      <w:proofErr w:type="spellStart"/>
+      <w:r>
+        <w:t>database</w:t>
+      </w:r>
+      <w:proofErr w:type="spellEnd"/>
+      <w:r>
+        <w:t>), их конфигурацию, переменные окружения, порты, тома и сетевые параметры.</w:t>
+      </w:r>
+      <w:r>
+        <w:t xml:space="preserve"> </w:t>
+      </w:r>
+      <w:r>
+        <w:t>Такой подход обеспечивает портативность.</w:t>
+      </w:r>
+    </w:p>
+    <w:p>
+      <w:r>
+        <w:t>К</w:t>
+      </w:r>
+      <w:r>
+        <w:rPr>
+          <w:lang/>
+        </w:rPr>
+        <w:t>онфигурация системы (пароли БД, адреса сервисов, настройки логирования) передаётся через переменные окружения в docker-compose.yml или в отдельный .env файл. Это позволяет использовать одну и ту же конфигурацию контейнеров в разных окружениях (локальная разработка, тестирование, production).</w:t>
+      </w:r>
+    </w:p>
+    <w:p>
+      <w:r>
+        <w:t>В</w:t>
+      </w:r>
+      <w:r>
+        <w:t xml:space="preserve">се контейнеры связаны через внутреннюю сеть </w:t>
+      </w:r>
+      <w:proofErr w:type="spellStart"/>
+      <w:r>
+        <w:t>Docker</w:t>
+      </w:r>
+      <w:proofErr w:type="spellEnd"/>
+      <w:r>
+        <w:t xml:space="preserve"> </w:t>
+      </w:r>
+      <w:proofErr w:type="spellStart"/>
+      <w:r>
+        <w:t>wiki-local</w:t>
+      </w:r>
+      <w:proofErr w:type="spellEnd"/>
+      <w:r>
+        <w:t xml:space="preserve">. Это означает, что они могут обращаться друг к другу по имени сервиса (например, </w:t>
+      </w:r>
+      <w:proofErr w:type="spellStart"/>
+      <w:r>
+        <w:t>backend</w:t>
+      </w:r>
+      <w:proofErr w:type="spellEnd"/>
+      <w:r>
+        <w:t xml:space="preserve">, </w:t>
+      </w:r>
+      <w:proofErr w:type="spellStart"/>
+      <w:r>
+        <w:t>db</w:t>
+      </w:r>
+      <w:proofErr w:type="spellEnd"/>
+      <w:r>
+        <w:t>) без явного указания IP-адреса. Это упрощает конфигурацию и делает систему гибче.</w:t>
+      </w:r>
+    </w:p>
+    <w:p>
+      <w:r>
+        <w:t xml:space="preserve">Архитектура </w:t>
+      </w:r>
+      <w:proofErr w:type="spellStart"/>
+      <w:r>
+        <w:t>Dev</w:t>
+      </w:r>
+      <w:proofErr w:type="spellEnd"/>
+      <w:r>
+        <w:t xml:space="preserve"> </w:t>
+      </w:r>
+      <w:proofErr w:type="spellStart"/>
+      <w:r>
+        <w:t>Wiki</w:t>
+      </w:r>
+      <w:proofErr w:type="spellEnd"/>
+      <w:r>
+        <w:t xml:space="preserve"> обеспечивает чёткое разделение ответственности между компонентами: фронтенд отвечает за пользовательский интерфейс, бэкенд — за бизнес-логику и обработку данных, БД — за хранение. </w:t>
+      </w:r>
+      <w:proofErr w:type="spellStart"/>
+      <w:r>
+        <w:t>Docker</w:t>
+      </w:r>
+      <w:proofErr w:type="spellEnd"/>
+      <w:r>
+        <w:t xml:space="preserve">-контейнеризация делает систему легко развёртываемой и портативной, что соответствует основной цели </w:t>
+      </w:r>
+      <w:proofErr w:type="spellStart"/>
+      <w:r>
+        <w:t>Dev</w:t>
+      </w:r>
+      <w:proofErr w:type="spellEnd"/>
+      <w:r>
+        <w:t xml:space="preserve"> </w:t>
+      </w:r>
+      <w:proofErr w:type="spellStart"/>
+      <w:r>
+        <w:t>Wiki</w:t>
+      </w:r>
+      <w:proofErr w:type="spellEnd"/>
+      <w:r>
+        <w:t xml:space="preserve"> — предоставить самодостаточное приложение для локального использования в IT-командах.</w:t>
+      </w:r>
+      <w:r>
+        <w:t xml:space="preserve"> Данная архитектура показана на диаграмме развертывания на рисунке 5.</w:t>
+      </w:r>
+    </w:p>
+    <w:p>
+      <w:pPr>
+        <w:pStyle w:val="af7"/>
+      </w:pPr>
+      <w:r>
+        <w:rPr>
+          <w:noProof/>
+        </w:rPr>
+        <w:drawing>
+          <wp:inline distT="0" distB="0" distL="0" distR="0" wp14:anchorId="61717FC3" wp14:editId="66F02FEC">
+            <wp:extent cx="5939790" cy="1914525"/>
+            <wp:effectExtent l="0" t="0" r="3810" b="9525"/>
+            <wp:docPr id="760779634" name="Рисунок 4"/>
+            <wp:cNvGraphicFramePr>
+              <a:graphicFrameLocks xmlns:a="http://schemas.openxmlformats.org/drawingml/2006/main" noChangeAspect="1"/>
+            </wp:cNvGraphicFramePr>
+            <a:graphic xmlns:a="http://schemas.openxmlformats.org/drawingml/2006/main">
+              <a:graphicData uri="http://schemas.openxmlformats.org/drawingml/2006/picture">
+                <pic:pic xmlns:pic="http://schemas.openxmlformats.org/drawingml/2006/picture">
+                  <pic:nvPicPr>
+                    <pic:cNvPr id="760779634" name="Рисунок 760779634"/>
+                    <pic:cNvPicPr/>
+                  </pic:nvPicPr>
+                  <pic:blipFill>
+                    <a:blip r:embed="rId12">
+                      <a:extLst>
+                        <a:ext uri="{28A0092B-C50C-407E-A947-70E740481C1C}">
+                          <a14:useLocalDpi xmlns:a14="http://schemas.microsoft.com/office/drawing/2010/main" val="0"/>
+                        </a:ext>
+                      </a:extLst>
+                    </a:blip>
+                    <a:stretch>
+                      <a:fillRect/>
+                    </a:stretch>
+                  </pic:blipFill>
+                  <pic:spPr>
+                    <a:xfrm>
+                      <a:off x="0" y="0"/>
+                      <a:ext cx="5939790" cy="1914525"/>
+                    </a:xfrm>
+                    <a:prstGeom prst="rect">
+                      <a:avLst/>
+                    </a:prstGeom>
+                  </pic:spPr>
+                </pic:pic>
+              </a:graphicData>
+            </a:graphic>
+          </wp:inline>
+        </w:drawing>
+      </w:r>
+    </w:p>
+    <w:p>
+      <w:pPr>
+        <w:pStyle w:val="af7"/>
+      </w:pPr>
+      <w:r>
+        <w:t xml:space="preserve">Рисунок 5 – Диаграмма развертывания </w:t>
+      </w:r>
+      <w:r>
+        <w:rPr>
+          <w:lang w:val="en-US"/>
+        </w:rPr>
+        <w:t>Dev</w:t>
+      </w:r>
+      <w:r>
+        <w:t xml:space="preserve"> </w:t>
+      </w:r>
+      <w:r>
+        <w:rPr>
+          <w:lang w:val="en-US"/>
+        </w:rPr>
+        <w:t>Wiki</w:t>
+      </w:r>
+    </w:p>
+    <w:p>
+      <w:pPr>
+        <w:pStyle w:val="10"/>
+      </w:pPr>
+      <w:r>
+        <w:lastRenderedPageBreak/>
+        <w:t>6</w:t>
+      </w:r>
+      <w:r>
+        <w:t xml:space="preserve"> </w:t>
+      </w:r>
+      <w:r>
+        <w:rPr>
+          <w:lang w:val="en-US"/>
+        </w:rPr>
+        <w:t>ER-</w:t>
+      </w:r>
+      <w:r>
+        <w:t>Д</w:t>
+      </w:r>
+      <w:r>
+        <w:t>иаграмма</w:t>
+      </w:r>
+    </w:p>
+    <w:p>
+      <w:r>
+        <w:t xml:space="preserve">Модель данных </w:t>
+      </w:r>
+      <w:proofErr w:type="spellStart"/>
+      <w:r>
+        <w:t>Dev</w:t>
+      </w:r>
+      <w:proofErr w:type="spellEnd"/>
+      <w:r>
+        <w:t xml:space="preserve"> </w:t>
+      </w:r>
+      <w:proofErr w:type="spellStart"/>
+      <w:r>
+        <w:t>Wiki</w:t>
+      </w:r>
+      <w:proofErr w:type="spellEnd"/>
+      <w:r>
+        <w:t xml:space="preserve"> описывает структуру основных сущностей системы и связи между ними. База данных </w:t>
+      </w:r>
+      <w:proofErr w:type="spellStart"/>
+      <w:r>
+        <w:t>PostgreSQL</w:t>
+      </w:r>
+      <w:proofErr w:type="spellEnd"/>
+      <w:r>
+        <w:t xml:space="preserve"> хранит информацию о пользователях, статьях, комментариях, категориях, тегах и других артефактах, необходимых для функционирования вики-платформы. Модель построена с соблюдением принципов нормализации и обеспечивает целостность данных, масштабируемость и гибкость для будущих расширений.</w:t>
+      </w:r>
+    </w:p>
+    <w:p>
+      <w:pPr>
+        <w:rPr>
+          <w:lang w:val="en-US"/>
+        </w:rPr>
+      </w:pPr>
+      <w:r>
+        <w:t xml:space="preserve">User (Пользователь) — сущность, представляющая зарегистрированного пользователя системы. Каждый пользователь имеет уникальный идентификатор </w:t>
+      </w:r>
+      <w:proofErr w:type="spellStart"/>
+      <w:r>
+        <w:t>user_id</w:t>
+      </w:r>
+      <w:proofErr w:type="spellEnd"/>
+      <w:r>
+        <w:t xml:space="preserve"> (первичный ключ), логин (</w:t>
+      </w:r>
+      <w:proofErr w:type="spellStart"/>
+      <w:r>
+        <w:t>login</w:t>
+      </w:r>
+      <w:proofErr w:type="spellEnd"/>
+      <w:r>
+        <w:t>), адрес электронной почты (</w:t>
+      </w:r>
+      <w:proofErr w:type="spellStart"/>
+      <w:r>
+        <w:t>email</w:t>
+      </w:r>
+      <w:proofErr w:type="spellEnd"/>
+      <w:r>
+        <w:t xml:space="preserve">), </w:t>
+      </w:r>
+      <w:proofErr w:type="spellStart"/>
+      <w:r>
+        <w:t>хеш</w:t>
+      </w:r>
+      <w:proofErr w:type="spellEnd"/>
+      <w:r>
+        <w:t xml:space="preserve"> пароля (</w:t>
+      </w:r>
+      <w:proofErr w:type="spellStart"/>
+      <w:r>
+        <w:t>password_hash</w:t>
+      </w:r>
+      <w:proofErr w:type="spellEnd"/>
+      <w:r>
+        <w:t>), имя и фамилию (</w:t>
+      </w:r>
+      <w:proofErr w:type="spellStart"/>
+      <w:r>
+        <w:t>first_name</w:t>
+      </w:r>
+      <w:proofErr w:type="spellEnd"/>
+      <w:r>
+        <w:t xml:space="preserve">, </w:t>
+      </w:r>
+      <w:proofErr w:type="spellStart"/>
+      <w:r>
+        <w:t>last_name</w:t>
+      </w:r>
+      <w:proofErr w:type="spellEnd"/>
+      <w:r>
+        <w:t xml:space="preserve">). Дополнительно хранятся атрибуты </w:t>
+      </w:r>
+      <w:proofErr w:type="spellStart"/>
+      <w:r>
+        <w:t>created_at</w:t>
+      </w:r>
+      <w:proofErr w:type="spellEnd"/>
+      <w:r>
+        <w:t xml:space="preserve"> (дата регистрации) и </w:t>
+      </w:r>
+      <w:proofErr w:type="spellStart"/>
+      <w:r>
+        <w:t>is_active</w:t>
+      </w:r>
+      <w:proofErr w:type="spellEnd"/>
+      <w:r>
+        <w:t xml:space="preserve"> (флаг активности аккаунта). User может иметь роль в системе, определяемую через отдельную сущность </w:t>
+      </w:r>
+      <w:proofErr w:type="spellStart"/>
+      <w:r>
+        <w:t>Role</w:t>
+      </w:r>
+      <w:proofErr w:type="spellEnd"/>
+      <w:r>
+        <w:t>.</w:t>
+      </w:r>
+    </w:p>
+    <w:p>
+      <w:proofErr w:type="spellStart"/>
+      <w:r>
+        <w:t>Role</w:t>
+      </w:r>
+      <w:proofErr w:type="spellEnd"/>
+      <w:r>
+        <w:t xml:space="preserve"> (Роль) — сущность, определяющая права доступа пользователя. </w:t>
+      </w:r>
+      <w:r>
+        <w:t>Существует две роли</w:t>
+      </w:r>
+      <w:r>
+        <w:t xml:space="preserve">: </w:t>
+      </w:r>
+      <w:r>
+        <w:rPr>
+          <w:lang w:val="en-US"/>
+        </w:rPr>
+        <w:t>Moderator</w:t>
+      </w:r>
+      <w:r>
+        <w:t xml:space="preserve"> (</w:t>
+      </w:r>
+      <w:r>
+        <w:t>модератор</w:t>
+      </w:r>
+      <w:r>
+        <w:t xml:space="preserve">), </w:t>
+      </w:r>
+      <w:proofErr w:type="spellStart"/>
+      <w:r>
+        <w:t>Viewer</w:t>
+      </w:r>
+      <w:proofErr w:type="spellEnd"/>
+      <w:r>
+        <w:t xml:space="preserve"> (читатель). Связь между User и </w:t>
+      </w:r>
+      <w:proofErr w:type="spellStart"/>
+      <w:r>
+        <w:t>Role</w:t>
+      </w:r>
+      <w:proofErr w:type="spellEnd"/>
+      <w:r>
+        <w:t xml:space="preserve"> — многие-к-одному: каждый пользователь имеет одну роль, но несколько пользователей могут иметь одинаковую роль.</w:t>
+      </w:r>
+    </w:p>
+    <w:p>
+      <w:proofErr w:type="spellStart"/>
+      <w:r>
+        <w:t>Article</w:t>
+      </w:r>
+      <w:proofErr w:type="spellEnd"/>
+      <w:r>
+        <w:t xml:space="preserve"> (Статья) — центральная сущность вики-системы. Каждая статья имеет уникальный идентификатор </w:t>
+      </w:r>
+      <w:proofErr w:type="spellStart"/>
+      <w:r>
+        <w:t>article_id</w:t>
+      </w:r>
+      <w:proofErr w:type="spellEnd"/>
+      <w:r>
+        <w:t>, название (</w:t>
+      </w:r>
+      <w:proofErr w:type="spellStart"/>
+      <w:r>
+        <w:t>title</w:t>
+      </w:r>
+      <w:proofErr w:type="spellEnd"/>
+      <w:r>
+        <w:t>), содержимое (</w:t>
+      </w:r>
+      <w:proofErr w:type="spellStart"/>
+      <w:r>
+        <w:t>content</w:t>
+      </w:r>
+      <w:proofErr w:type="spellEnd"/>
+      <w:r>
+        <w:t xml:space="preserve">), автора (связь с User через </w:t>
+      </w:r>
+      <w:proofErr w:type="spellStart"/>
+      <w:r>
+        <w:t>author_id</w:t>
+      </w:r>
+      <w:proofErr w:type="spellEnd"/>
+      <w:r>
+        <w:t>), дату создания (</w:t>
+      </w:r>
+      <w:proofErr w:type="spellStart"/>
+      <w:r>
+        <w:t>created_at</w:t>
+      </w:r>
+      <w:proofErr w:type="spellEnd"/>
+      <w:r>
+        <w:t>), дату последнего редактирования (</w:t>
+      </w:r>
+      <w:proofErr w:type="spellStart"/>
+      <w:r>
+        <w:t>updated_at</w:t>
+      </w:r>
+      <w:proofErr w:type="spellEnd"/>
+      <w:r>
+        <w:t xml:space="preserve">), флаг </w:t>
+      </w:r>
+      <w:proofErr w:type="spellStart"/>
+      <w:r>
+        <w:t>опубликованности</w:t>
+      </w:r>
+      <w:proofErr w:type="spellEnd"/>
+      <w:r>
+        <w:t xml:space="preserve"> (</w:t>
+      </w:r>
+      <w:proofErr w:type="spellStart"/>
+      <w:r>
+        <w:t>is_published</w:t>
+      </w:r>
+      <w:proofErr w:type="spellEnd"/>
+      <w:r>
+        <w:t>) и рейтинг (</w:t>
+      </w:r>
+      <w:proofErr w:type="spellStart"/>
+      <w:r>
+        <w:t>rating</w:t>
+      </w:r>
+      <w:proofErr w:type="spellEnd"/>
+      <w:r>
+        <w:t>). Статья может быть либо черновиком (не опубликована), либо опубликованной (видна всем). Каждая статья принадлежит одной категории (</w:t>
+      </w:r>
+      <w:proofErr w:type="spellStart"/>
+      <w:r>
+        <w:t>Category</w:t>
+      </w:r>
+      <w:proofErr w:type="spellEnd"/>
+      <w:r>
+        <w:t>).</w:t>
+      </w:r>
+    </w:p>
+    <w:p>
+      <w:proofErr w:type="spellStart"/>
+      <w:r>
+        <w:t>Category</w:t>
+      </w:r>
+      <w:proofErr w:type="spellEnd"/>
+      <w:r>
+        <w:t xml:space="preserve"> (Категория) — сущность для организации статей по темам. Категория имеет </w:t>
+      </w:r>
+      <w:proofErr w:type="spellStart"/>
+      <w:r>
+        <w:t>category_id</w:t>
+      </w:r>
+      <w:proofErr w:type="spellEnd"/>
+      <w:r>
+        <w:t>, название (</w:t>
+      </w:r>
+      <w:proofErr w:type="spellStart"/>
+      <w:r>
+        <w:t>name</w:t>
+      </w:r>
+      <w:proofErr w:type="spellEnd"/>
+      <w:r>
+        <w:t>), описание (</w:t>
+      </w:r>
+      <w:proofErr w:type="spellStart"/>
+      <w:r>
+        <w:t>description</w:t>
+      </w:r>
+      <w:proofErr w:type="spellEnd"/>
+      <w:r>
+        <w:t xml:space="preserve">). Связь между </w:t>
+      </w:r>
+      <w:proofErr w:type="spellStart"/>
+      <w:r>
+        <w:t>Article</w:t>
+      </w:r>
+      <w:proofErr w:type="spellEnd"/>
+      <w:r>
+        <w:t xml:space="preserve"> и </w:t>
+      </w:r>
+      <w:proofErr w:type="spellStart"/>
+      <w:r>
+        <w:t>Category</w:t>
+      </w:r>
+      <w:proofErr w:type="spellEnd"/>
+      <w:r>
+        <w:t xml:space="preserve"> — многие-к-одному: много статей принадлежат одной категории, но каждая статья — только одной категории.</w:t>
+      </w:r>
+    </w:p>
+    <w:p>
+      <w:proofErr w:type="spellStart"/>
+      <w:r>
+        <w:t>Tag</w:t>
+      </w:r>
+      <w:proofErr w:type="spellEnd"/>
+      <w:r>
+        <w:t xml:space="preserve"> (Тег) — сущность для дополнительной классификации статей. Тег имеет </w:t>
+      </w:r>
+      <w:proofErr w:type="spellStart"/>
+      <w:r>
+        <w:t>tag_id</w:t>
+      </w:r>
+      <w:proofErr w:type="spellEnd"/>
+      <w:r>
+        <w:t xml:space="preserve"> и название (</w:t>
+      </w:r>
+      <w:proofErr w:type="spellStart"/>
+      <w:r>
+        <w:t>name</w:t>
+      </w:r>
+      <w:proofErr w:type="spellEnd"/>
+      <w:r>
+        <w:t xml:space="preserve">). Связь между </w:t>
+      </w:r>
+      <w:proofErr w:type="spellStart"/>
+      <w:r>
+        <w:t>Article</w:t>
+      </w:r>
+      <w:proofErr w:type="spellEnd"/>
+      <w:r>
+        <w:t xml:space="preserve"> и </w:t>
+      </w:r>
+      <w:proofErr w:type="spellStart"/>
+      <w:r>
+        <w:t>Tag</w:t>
+      </w:r>
+      <w:proofErr w:type="spellEnd"/>
+      <w:r>
+        <w:t xml:space="preserve"> — многие-ко-многим: статья может иметь несколько тегов, и один тег может применяться к нескольким статьям. Эта связь реализуется через таблицу-связку </w:t>
+      </w:r>
+      <w:proofErr w:type="spellStart"/>
+      <w:r>
+        <w:t>Article_Tag</w:t>
+      </w:r>
+      <w:proofErr w:type="spellEnd"/>
+      <w:r>
+        <w:t>.</w:t>
+      </w:r>
+    </w:p>
+    <w:p>
+      <w:proofErr w:type="spellStart"/>
+      <w:r>
+        <w:t>Comment</w:t>
+      </w:r>
+      <w:proofErr w:type="spellEnd"/>
+      <w:r>
+        <w:t xml:space="preserve"> (Комментарий) — сущность для обсуждения статей. Комментарий имеет </w:t>
+      </w:r>
+      <w:proofErr w:type="spellStart"/>
+      <w:r>
+        <w:t>comment_id</w:t>
+      </w:r>
+      <w:proofErr w:type="spellEnd"/>
+      <w:r>
+        <w:t>, содержимое (</w:t>
+      </w:r>
+      <w:proofErr w:type="spellStart"/>
+      <w:r>
+        <w:t>text</w:t>
+      </w:r>
+      <w:proofErr w:type="spellEnd"/>
+      <w:r>
+        <w:t xml:space="preserve">), автора (связь с User через </w:t>
+      </w:r>
+      <w:proofErr w:type="spellStart"/>
+      <w:r>
+        <w:t>author_id</w:t>
+      </w:r>
+      <w:proofErr w:type="spellEnd"/>
+      <w:r>
+        <w:t>), дату создания (</w:t>
+      </w:r>
+      <w:proofErr w:type="spellStart"/>
+      <w:r>
+        <w:t>created_at</w:t>
+      </w:r>
+      <w:proofErr w:type="spellEnd"/>
+      <w:r>
+        <w:t>), рейтинг (</w:t>
+      </w:r>
+      <w:proofErr w:type="spellStart"/>
+      <w:r>
+        <w:t>rating</w:t>
+      </w:r>
+      <w:proofErr w:type="spellEnd"/>
+      <w:r>
+        <w:t xml:space="preserve">). Каждый комментарий связан с одной статьей (через </w:t>
+      </w:r>
+      <w:proofErr w:type="spellStart"/>
+      <w:r>
+        <w:t>article_id</w:t>
+      </w:r>
+      <w:proofErr w:type="spellEnd"/>
+      <w:r>
+        <w:t>). Связь — многие-к-одному: много комментариев могут быть к одной статье.</w:t>
+      </w:r>
+    </w:p>
+    <w:p>
+      <w:proofErr w:type="spellStart"/>
+      <w:r>
+        <w:t>Attachment</w:t>
+      </w:r>
+      <w:proofErr w:type="spellEnd"/>
+      <w:r>
+        <w:t xml:space="preserve"> (Вложение) — сущность для хранения файлов, прикреплённых к статьям. Вложение имеет </w:t>
+      </w:r>
+      <w:proofErr w:type="spellStart"/>
+      <w:r>
+        <w:t>attachment_id</w:t>
+      </w:r>
+      <w:proofErr w:type="spellEnd"/>
+      <w:r>
+        <w:t>, имя файла (</w:t>
+      </w:r>
+      <w:proofErr w:type="spellStart"/>
+      <w:r>
+        <w:t>filename</w:t>
+      </w:r>
+      <w:proofErr w:type="spellEnd"/>
+      <w:r>
+        <w:t>), тип MIME (</w:t>
+      </w:r>
+      <w:proofErr w:type="spellStart"/>
+      <w:r>
+        <w:t>mime_type</w:t>
+      </w:r>
+      <w:proofErr w:type="spellEnd"/>
+      <w:r>
+        <w:t>), размер файла (</w:t>
+      </w:r>
+      <w:proofErr w:type="spellStart"/>
+      <w:r>
+        <w:t>file_size</w:t>
+      </w:r>
+      <w:proofErr w:type="spellEnd"/>
+      <w:r>
+        <w:t>), URL доступа к файлу (</w:t>
+      </w:r>
+      <w:proofErr w:type="spellStart"/>
+      <w:r>
+        <w:t>file_url</w:t>
+      </w:r>
+      <w:proofErr w:type="spellEnd"/>
+      <w:r>
+        <w:t>), дату загрузки (</w:t>
+      </w:r>
+      <w:proofErr w:type="spellStart"/>
+      <w:r>
+        <w:t>uploaded_at</w:t>
+      </w:r>
+      <w:proofErr w:type="spellEnd"/>
+      <w:r>
+        <w:t xml:space="preserve">), и связь с автором загрузки (через </w:t>
+      </w:r>
+      <w:proofErr w:type="spellStart"/>
+      <w:r>
+        <w:lastRenderedPageBreak/>
+        <w:t>uploader_id</w:t>
+      </w:r>
+      <w:proofErr w:type="spellEnd"/>
+      <w:r>
+        <w:t xml:space="preserve"> к User). Каждое вложение связано с одной статьей (через </w:t>
+      </w:r>
+      <w:proofErr w:type="spellStart"/>
+      <w:r>
+        <w:t>article_id</w:t>
+      </w:r>
+      <w:proofErr w:type="spellEnd"/>
+      <w:r>
+        <w:t>)</w:t>
+      </w:r>
+      <w:r>
+        <w:t xml:space="preserve"> через с</w:t>
+      </w:r>
+      <w:r>
+        <w:t>вязь многие-к-одному.</w:t>
+      </w:r>
+    </w:p>
+    <w:p>
+      <w:proofErr w:type="spellStart"/>
+      <w:r>
+        <w:t>Rating</w:t>
+      </w:r>
+      <w:proofErr w:type="spellEnd"/>
+      <w:r>
+        <w:t xml:space="preserve"> (Оценка) — сущность для хранения рейтингов статей и комментариев. Рейтинг имеет </w:t>
+      </w:r>
+      <w:proofErr w:type="spellStart"/>
+      <w:r>
+        <w:t>rating_id</w:t>
+      </w:r>
+      <w:proofErr w:type="spellEnd"/>
+      <w:r>
+        <w:t>, тип объекта (статья или комментарий), идентификатор объекта, пользователя, выставившего оценку, и саму оценку. Это позволяет отслеживать, кто как оценил конкретный объект, и избежать множественного голосования.</w:t>
+      </w:r>
+    </w:p>
+    <w:p>
+      <w:r>
+        <w:t>Связи между сущностями</w:t>
+      </w:r>
+      <w:r>
+        <w:t>:</w:t>
+      </w:r>
+    </w:p>
+    <w:p>
+      <w:r>
+        <w:t xml:space="preserve">User </w:t>
+      </w:r>
+      <w:r>
+        <w:t>–</w:t>
+      </w:r>
+      <w:r>
+        <w:t xml:space="preserve"> </w:t>
+      </w:r>
+      <w:proofErr w:type="spellStart"/>
+      <w:r>
+        <w:t>Article</w:t>
+      </w:r>
+      <w:proofErr w:type="spellEnd"/>
+      <w:r>
+        <w:t xml:space="preserve"> (авторство): связь один-ко-многим. Один пользователь может создать много статей, но каждая статья имеет одного автора. Реализуется через внешний ключ </w:t>
+      </w:r>
+      <w:proofErr w:type="spellStart"/>
+      <w:r>
+        <w:t>author_id</w:t>
+      </w:r>
+      <w:proofErr w:type="spellEnd"/>
+      <w:r>
+        <w:t xml:space="preserve"> в таблице </w:t>
+      </w:r>
+      <w:proofErr w:type="spellStart"/>
+      <w:r>
+        <w:t>Article</w:t>
+      </w:r>
+      <w:proofErr w:type="spellEnd"/>
+      <w:r>
+        <w:t>.</w:t>
+      </w:r>
+    </w:p>
+    <w:p>
+      <w:r>
+        <w:t xml:space="preserve">User – </w:t>
+      </w:r>
+      <w:proofErr w:type="spellStart"/>
+      <w:r>
+        <w:t>Comment</w:t>
+      </w:r>
+      <w:proofErr w:type="spellEnd"/>
+      <w:r>
+        <w:t xml:space="preserve"> (авторство комментариев): связь один-ко-многим. Один пользователь может написать много комментариев, но каждый комментарий имеет одного автора. Реализуется через внешний ключ </w:t>
+      </w:r>
+      <w:proofErr w:type="spellStart"/>
+      <w:r>
+        <w:t>author_id</w:t>
+      </w:r>
+      <w:proofErr w:type="spellEnd"/>
+      <w:r>
+        <w:t xml:space="preserve"> в таблице </w:t>
+      </w:r>
+      <w:proofErr w:type="spellStart"/>
+      <w:r>
+        <w:t>Comment</w:t>
+      </w:r>
+      <w:proofErr w:type="spellEnd"/>
+      <w:r>
+        <w:t>.</w:t>
+      </w:r>
+    </w:p>
+    <w:p>
+      <w:r>
+        <w:t>User –</w:t>
+      </w:r>
+      <w:r>
+        <w:t xml:space="preserve"> </w:t>
+      </w:r>
+      <w:proofErr w:type="spellStart"/>
+      <w:r>
+        <w:t>Role</w:t>
+      </w:r>
+      <w:proofErr w:type="spellEnd"/>
+      <w:r>
+        <w:t xml:space="preserve">: связь многие-к-одному. Много пользователей могут иметь одну роль. Реализуется через внешний ключ </w:t>
+      </w:r>
+      <w:proofErr w:type="spellStart"/>
+      <w:r>
+        <w:t>role_id</w:t>
+      </w:r>
+      <w:proofErr w:type="spellEnd"/>
+      <w:r>
+        <w:t xml:space="preserve"> в таблице User.</w:t>
+      </w:r>
+    </w:p>
+    <w:p>
+      <w:proofErr w:type="spellStart"/>
+      <w:r>
+        <w:t>Article</w:t>
+      </w:r>
+      <w:proofErr w:type="spellEnd"/>
+      <w:r>
+        <w:t xml:space="preserve"> –</w:t>
+      </w:r>
+      <w:r>
+        <w:t xml:space="preserve"> </w:t>
+      </w:r>
+      <w:proofErr w:type="spellStart"/>
+      <w:r>
+        <w:t>Category</w:t>
+      </w:r>
+      <w:proofErr w:type="spellEnd"/>
+      <w:r>
+        <w:t xml:space="preserve">: связь многие-к-одному. Много статей принадлежат одной категории. Реализуется через внешний ключ </w:t>
+      </w:r>
+      <w:proofErr w:type="spellStart"/>
+      <w:r>
+        <w:t>category_id</w:t>
+      </w:r>
+      <w:proofErr w:type="spellEnd"/>
+      <w:r>
+        <w:t xml:space="preserve"> в таблице </w:t>
+      </w:r>
+      <w:proofErr w:type="spellStart"/>
+      <w:r>
+        <w:t>Article</w:t>
+      </w:r>
+      <w:proofErr w:type="spellEnd"/>
+      <w:r>
+        <w:t>.</w:t>
+      </w:r>
+    </w:p>
+    <w:p>
+      <w:proofErr w:type="spellStart"/>
+      <w:r>
+        <w:t>Article</w:t>
+      </w:r>
+      <w:proofErr w:type="spellEnd"/>
+      <w:r>
+        <w:t xml:space="preserve"> –</w:t>
+      </w:r>
+      <w:r>
+        <w:t xml:space="preserve"> </w:t>
+      </w:r>
+      <w:proofErr w:type="spellStart"/>
+      <w:r>
+        <w:t>Tag</w:t>
+      </w:r>
+      <w:proofErr w:type="spellEnd"/>
+      <w:r>
+        <w:t xml:space="preserve"> (многие-ко-многим): связь многие-ко-многим. Статья может иметь несколько тегов, и один тег может быть применён ко многим статьям. Реализуется через таблицу-связку </w:t>
+      </w:r>
+      <w:proofErr w:type="spellStart"/>
+      <w:r>
+        <w:t>Article_Tag</w:t>
+      </w:r>
+      <w:proofErr w:type="spellEnd"/>
+      <w:r>
+        <w:t xml:space="preserve">, которая содержит </w:t>
+      </w:r>
+      <w:proofErr w:type="spellStart"/>
+      <w:r>
+        <w:t>article_id</w:t>
+      </w:r>
+      <w:proofErr w:type="spellEnd"/>
+      <w:r>
+        <w:t xml:space="preserve"> и </w:t>
+      </w:r>
+      <w:proofErr w:type="spellStart"/>
+      <w:r>
+        <w:t>tag_id</w:t>
+      </w:r>
+      <w:proofErr w:type="spellEnd"/>
+      <w:r>
+        <w:t>.</w:t>
+      </w:r>
+    </w:p>
+    <w:p>
+      <w:proofErr w:type="spellStart"/>
+      <w:r>
+        <w:t>Article</w:t>
+      </w:r>
+      <w:proofErr w:type="spellEnd"/>
+      <w:r>
+        <w:t xml:space="preserve"> –</w:t>
+      </w:r>
+      <w:r>
+        <w:t xml:space="preserve"> </w:t>
+      </w:r>
+      <w:proofErr w:type="spellStart"/>
+      <w:r>
+        <w:t>Comment</w:t>
+      </w:r>
+      <w:proofErr w:type="spellEnd"/>
+      <w:r>
+        <w:t xml:space="preserve">: связь один-ко-многим. Одна статья может иметь много комментариев. Реализуется через внешний ключ </w:t>
+      </w:r>
+      <w:proofErr w:type="spellStart"/>
+      <w:r>
+        <w:t>article_id</w:t>
+      </w:r>
+      <w:proofErr w:type="spellEnd"/>
+      <w:r>
+        <w:t xml:space="preserve"> в таблице </w:t>
+      </w:r>
+      <w:proofErr w:type="spellStart"/>
+      <w:r>
+        <w:t>Comment</w:t>
+      </w:r>
+      <w:proofErr w:type="spellEnd"/>
+      <w:r>
+        <w:t>.</w:t>
+      </w:r>
+    </w:p>
+    <w:p>
+      <w:proofErr w:type="spellStart"/>
+      <w:r>
+        <w:t>Article</w:t>
+      </w:r>
+      <w:proofErr w:type="spellEnd"/>
+      <w:r>
+        <w:t xml:space="preserve"> –</w:t>
+      </w:r>
+      <w:r>
+        <w:t xml:space="preserve"> </w:t>
+      </w:r>
+      <w:proofErr w:type="spellStart"/>
+      <w:r>
+        <w:t>Attachment</w:t>
+      </w:r>
+      <w:proofErr w:type="spellEnd"/>
+      <w:r>
+        <w:t xml:space="preserve">: связь один-ко-многим. Одна статья может иметь много вложений. Реализуется через внешний ключ </w:t>
+      </w:r>
+      <w:proofErr w:type="spellStart"/>
+      <w:r>
+        <w:t>article_id</w:t>
+      </w:r>
+      <w:proofErr w:type="spellEnd"/>
+      <w:r>
+        <w:t xml:space="preserve"> в таблице </w:t>
+      </w:r>
+      <w:proofErr w:type="spellStart"/>
+      <w:r>
+        <w:t>Attachment</w:t>
+      </w:r>
+      <w:proofErr w:type="spellEnd"/>
+      <w:r>
+        <w:t>.</w:t>
+      </w:r>
+    </w:p>
+    <w:p>
+      <w:r>
+        <w:t>User –</w:t>
+      </w:r>
+      <w:r>
+        <w:t xml:space="preserve"> </w:t>
+      </w:r>
+      <w:proofErr w:type="spellStart"/>
+      <w:r>
+        <w:t>Attachment</w:t>
+      </w:r>
+      <w:proofErr w:type="spellEnd"/>
+      <w:r>
+        <w:t xml:space="preserve"> (загруженные файлы): связь один-ко-многим. Один пользователь может загрузить много файлов. Реализуется через внешний ключ </w:t>
+      </w:r>
+      <w:proofErr w:type="spellStart"/>
+      <w:r>
+        <w:t>uploader_id</w:t>
+      </w:r>
+      <w:proofErr w:type="spellEnd"/>
+      <w:r>
+        <w:t xml:space="preserve"> в таблице </w:t>
+      </w:r>
+      <w:proofErr w:type="spellStart"/>
+      <w:r>
+        <w:t>Attachment</w:t>
+      </w:r>
+      <w:proofErr w:type="spellEnd"/>
+      <w:r>
+        <w:t>.</w:t>
+      </w:r>
+    </w:p>
+    <w:p>
+      <w:r>
+        <w:t>Каждая</w:t>
+      </w:r>
+      <w:r>
+        <w:rPr>
+          <w:lang/>
+        </w:rPr>
+        <w:t xml:space="preserve"> таблица имеет первичный ключ (*_id), обеспечивающий уникальность записей. Это целые числа с автоинкрементом для большинства таблиц.</w:t>
+      </w:r>
+      <w:r>
+        <w:t xml:space="preserve"> </w:t>
+      </w:r>
+      <w:r>
+        <w:rPr>
+          <w:lang/>
+        </w:rPr>
+        <w:t>Внешние ключи связывают таблицы между собой, обеспечивая ссылочную целостность. Например, author_id в Article ссылается на user_id в User.</w:t>
+      </w:r>
+      <w:r>
+        <w:t xml:space="preserve"> А</w:t>
+      </w:r>
+      <w:r>
+        <w:rPr>
+          <w:lang/>
+        </w:rPr>
+        <w:t>трибуты created_at и updated_at отслеживают дату и время создания и последнего обновления записи. Это важно для сортировки и анализа активности.</w:t>
+      </w:r>
+      <w:r>
+        <w:t xml:space="preserve"> А</w:t>
+      </w:r>
+      <w:r>
+        <w:rPr>
+          <w:lang/>
+        </w:rPr>
+        <w:t xml:space="preserve">трибуты </w:t>
+      </w:r>
+      <w:r>
+        <w:t xml:space="preserve">состояния </w:t>
+      </w:r>
+      <w:r>
+        <w:rPr>
+          <w:lang/>
+        </w:rPr>
+        <w:t>вроде is_published, is_active определяют состояние объекта и используются для фильтрации при выборке данных.</w:t>
+      </w:r>
+      <w:r>
+        <w:t xml:space="preserve"> А</w:t>
+      </w:r>
+      <w:r>
+        <w:rPr>
+          <w:lang/>
+        </w:rPr>
+        <w:t>трибут rating позволяет отслеживать популярность статей и комментариев. Может быть реализован как среднее значение всех оценок, выставленных пользователями.</w:t>
+      </w:r>
+    </w:p>
+    <w:p>
+      <w:r>
+        <w:rPr>
+          <w:lang/>
+        </w:rPr>
+        <w:lastRenderedPageBreak/>
+        <w:t>Ограничения и правила целостности</w:t>
+      </w:r>
+      <w:r>
+        <w:t>:</w:t>
+      </w:r>
+    </w:p>
+    <w:p>
+      <w:r>
+        <w:t xml:space="preserve">1. </w:t>
+      </w:r>
+      <w:r>
+        <w:rPr>
+          <w:lang/>
+        </w:rPr>
+        <w:t>Уникальность логина и email</w:t>
+      </w:r>
+      <w:r>
+        <w:t>.</w:t>
+      </w:r>
+      <w:r>
+        <w:rPr>
+          <w:lang/>
+        </w:rPr>
+        <w:t xml:space="preserve"> </w:t>
+      </w:r>
+      <w:r>
+        <w:t>В</w:t>
+      </w:r>
+      <w:r>
+        <w:rPr>
+          <w:lang/>
+        </w:rPr>
+        <w:t xml:space="preserve"> таблице User атрибут</w:t>
+      </w:r>
+      <w:r>
+        <w:t xml:space="preserve"> </w:t>
+      </w:r>
+      <w:r>
+        <w:rPr>
+          <w:lang/>
+        </w:rPr>
+        <w:t>login долж</w:t>
+      </w:r>
+      <w:r>
+        <w:t>е</w:t>
+      </w:r>
+      <w:r>
+        <w:rPr>
+          <w:lang/>
+        </w:rPr>
+        <w:t>н быть уникальным, так как использу</w:t>
+      </w:r>
+      <w:r>
+        <w:t>е</w:t>
+      </w:r>
+      <w:r>
+        <w:rPr>
+          <w:lang/>
+        </w:rPr>
+        <w:t>тся для аутентификации.</w:t>
+      </w:r>
+    </w:p>
+    <w:p>
+      <w:pPr>
+        <w:rPr>
+          <w:lang/>
+        </w:rPr>
+      </w:pPr>
+      <w:r>
+        <w:t xml:space="preserve">2. </w:t>
+      </w:r>
+      <w:r>
+        <w:rPr>
+          <w:lang/>
+        </w:rPr>
+        <w:t>Каскадное удаление: при удалении пользователя его комментарии и статьи должны быть удалены. Это реализуется через правила каскадного удаления на внешних ключах.</w:t>
+      </w:r>
+    </w:p>
+    <w:p>
+      <w:r>
+        <w:rPr>
+          <w:lang/>
+        </w:rPr>
+        <w:t xml:space="preserve">3. </w:t>
+      </w:r>
+      <w:r>
+        <w:rPr>
+          <w:lang/>
+        </w:rPr>
+        <w:t>Ненулевые значения (NOT NULL): обязательные поля (title, content, author_id, created_at) не могут быть пусты. Это обеспечивает консистентность данных.</w:t>
+      </w:r>
+    </w:p>
+    <w:p>
+      <w:pPr>
+        <w:rPr>
+          <w:lang/>
+        </w:rPr>
+      </w:pPr>
+      <w:r>
+        <w:rPr>
+          <w:lang/>
+        </w:rPr>
+        <w:t>Для улучшения производительности запросов используются индексы на часто используемых колонках:</w:t>
+      </w:r>
+    </w:p>
+    <w:p>
+      <w:pPr>
+        <w:pStyle w:val="a1"/>
+        <w:rPr>
+          <w:lang/>
+        </w:rPr>
+      </w:pPr>
+      <w:r>
+        <w:t>и</w:t>
+      </w:r>
+      <w:r>
+        <w:rPr>
+          <w:lang/>
+        </w:rPr>
+        <w:t>ндекс на User.login и User.email для быстрого поиска пользователя при входе</w:t>
+      </w:r>
+      <w:r>
+        <w:t>;</w:t>
+      </w:r>
+    </w:p>
+    <w:p>
+      <w:pPr>
+        <w:pStyle w:val="a1"/>
+        <w:rPr>
+          <w:lang/>
+        </w:rPr>
+      </w:pPr>
+      <w:r>
+        <w:t>и</w:t>
+      </w:r>
+      <w:r>
+        <w:rPr>
+          <w:lang/>
+        </w:rPr>
+        <w:t>ндекс на Article.category_id для быстрого получения всех статей категории</w:t>
+      </w:r>
+      <w:r>
+        <w:t>;</w:t>
+      </w:r>
+    </w:p>
+    <w:p>
+      <w:pPr>
+        <w:pStyle w:val="a1"/>
+        <w:rPr>
+          <w:lang/>
+        </w:rPr>
+      </w:pPr>
+      <w:r>
+        <w:t>и</w:t>
+      </w:r>
+      <w:r>
+        <w:rPr>
+          <w:lang/>
+        </w:rPr>
+        <w:t>ндекс на Article.created_at и Article.updated_at для сортировки по датам</w:t>
+      </w:r>
+      <w:r>
+        <w:t>;</w:t>
+      </w:r>
+    </w:p>
+    <w:p>
+      <w:pPr>
+        <w:pStyle w:val="a1"/>
+        <w:rPr>
+          <w:lang/>
+        </w:rPr>
+      </w:pPr>
+      <w:r>
+        <w:t>и</w:t>
+      </w:r>
+      <w:r>
+        <w:rPr>
+          <w:lang/>
+        </w:rPr>
+        <w:t>ндекс на Comment.article_id для быстрого получения всех комментариев статьи</w:t>
+      </w:r>
+      <w:r>
+        <w:t>;</w:t>
+      </w:r>
+    </w:p>
+    <w:p>
+      <w:pPr>
+        <w:pStyle w:val="a1"/>
+        <w:rPr>
+          <w:lang/>
+        </w:rPr>
+      </w:pPr>
+      <w:r>
+        <w:t>и</w:t>
+      </w:r>
+      <w:r>
+        <w:rPr>
+          <w:lang/>
+        </w:rPr>
+        <w:t>ндекс на Article_Tag.article_id и Article_Tag.tag_id для быстрого выполнения связей многие-ко-многим.</w:t>
+      </w:r>
+    </w:p>
+    <w:p>
+      <w:r>
+        <w:rPr>
+          <w:lang w:val="en-US"/>
+        </w:rPr>
+        <w:t>ER</w:t>
+      </w:r>
+      <w:r>
+        <w:t>-</w:t>
+      </w:r>
+      <w:r>
+        <w:t>диаграмма приведена на рисунке 6.</w:t>
+      </w:r>
+    </w:p>
+    <w:p>
+      <w:pPr>
+        <w:pStyle w:val="af7"/>
+      </w:pPr>
+      <w:r>
+        <w:rPr>
+          <w:noProof/>
+        </w:rPr>
+        <w:drawing>
+          <wp:inline distT="0" distB="0" distL="0" distR="0" wp14:anchorId="1C656BC5" wp14:editId="3E156314">
+            <wp:extent cx="5939790" cy="3416300"/>
+            <wp:effectExtent l="0" t="0" r="3810" b="0"/>
+            <wp:docPr id="2145951483" name="Рисунок 5"/>
+            <wp:cNvGraphicFramePr>
+              <a:graphicFrameLocks xmlns:a="http://schemas.openxmlformats.org/drawingml/2006/main" noChangeAspect="1"/>
+            </wp:cNvGraphicFramePr>
+            <a:graphic xmlns:a="http://schemas.openxmlformats.org/drawingml/2006/main">
+              <a:graphicData uri="http://schemas.openxmlformats.org/drawingml/2006/picture">
+                <pic:pic xmlns:pic="http://schemas.openxmlformats.org/drawingml/2006/picture">
+                  <pic:nvPicPr>
+                    <pic:cNvPr id="2145951483" name="Рисунок 2145951483"/>
+                    <pic:cNvPicPr/>
+                  </pic:nvPicPr>
+                  <pic:blipFill>
+                    <a:blip r:embed="rId13">
+                      <a:extLst>
+                        <a:ext uri="{28A0092B-C50C-407E-A947-70E740481C1C}">
+                          <a14:useLocalDpi xmlns:a14="http://schemas.microsoft.com/office/drawing/2010/main" val="0"/>
+                        </a:ext>
+                      </a:extLst>
+                    </a:blip>
+                    <a:stretch>
+                      <a:fillRect/>
+                    </a:stretch>
+                  </pic:blipFill>
+                  <pic:spPr>
+                    <a:xfrm>
+                      <a:off x="0" y="0"/>
+                      <a:ext cx="5939790" cy="3416300"/>
+                    </a:xfrm>
+                    <a:prstGeom prst="rect">
+                      <a:avLst/>
+                    </a:prstGeom>
+                  </pic:spPr>
+                </pic:pic>
+              </a:graphicData>
+            </a:graphic>
+          </wp:inline>
+        </w:drawing>
+      </w:r>
+    </w:p>
+    <w:p>
+      <w:pPr>
+        <w:pStyle w:val="af7"/>
+      </w:pPr>
+      <w:r>
+        <w:t xml:space="preserve">Рисунок 6 – </w:t>
+      </w:r>
+      <w:r>
+        <w:rPr>
+          <w:lang w:val="en-US"/>
+        </w:rPr>
+        <w:t>ER-</w:t>
+      </w:r>
+      <w:r>
+        <w:t>диаграмма</w:t>
+      </w:r>
+    </w:p>
+    <w:p>
+      <w:pPr>
+        <w:pStyle w:val="a1"/>
+        <w:numPr>
+          <w:ilvl w:val="0"/>
+          <w:numId w:val="0"/>
+        </w:numPr>
+        <w:ind w:firstLine="709"/>
+      </w:pPr>
     </w:p>
     <w:sectPr>
-      <w:footerReference w:type="default" r:id="rId7"/>
+      <w:footerReference w:type="default" r:id="rId14"/>
       <w:type w:val="continuous"/>
       <w:pgSz w:w="11906" w:h="16838"/>
       <w:pgMar w:top="1134" w:right="851" w:bottom="1531" w:left="1701" w:header="709" w:footer="510" w:gutter="0"/>
@@ -2365,7 +4429,7 @@
 </file>
 
 <file path=word/endnotes.xml><?xml version="1.0" encoding="utf-8"?>
-<w:endnotes xmlns:wpc="http://schemas.microsoft.com/office/word/2010/wordprocessingCanvas" xmlns:cx="http://schemas.microsoft.com/office/drawing/2014/chartex" xmlns:cx1="http://schemas.microsoft.com/office/drawing/2015/9/8/chartex" xmlns:mc="http://schemas.openxmlformats.org/markup-compatibility/2006" xmlns:o="urn:schemas-microsoft-com:office:office" xmlns:r="http://schemas.openxmlformats.org/officeDocument/2006/relationships" xmlns:m="http://schemas.openxmlformats.org/officeDocument/2006/math" xmlns:v="urn:schemas-microsoft-com:vml" xmlns:wp14="http://schemas.microsoft.com/office/word/2010/wordprocessingDrawing" xmlns:wp="http://schemas.openxmlformats.org/drawingml/2006/wordprocessingDrawing" xmlns:w10="urn:schemas-microsoft-com:office:word" xmlns:w="http://schemas.openxmlformats.org/wordprocessingml/2006/main" xmlns:w14="http://schemas.microsoft.com/office/word/2010/wordml" xmlns:w15="http://schemas.microsoft.com/office/word/2012/wordml" xmlns:w16se="http://schemas.microsoft.com/office/word/2015/wordml/symex" xmlns:wpg="http://schemas.microsoft.com/office/word/2010/wordprocessingGroup" xmlns:wpi="http://schemas.microsoft.com/office/word/2010/wordprocessingInk" xmlns:wne="http://schemas.microsoft.com/office/word/2006/wordml" xmlns:wps="http://schemas.microsoft.com/office/word/2010/wordprocessingShape" mc:Ignorable="w14 w15 w16se wp14">
+<w:endnotes xmlns:wpc="http://schemas.microsoft.com/office/word/2010/wordprocessingCanvas" xmlns:cx="http://schemas.microsoft.com/office/drawing/2014/chartex" xmlns:cx1="http://schemas.microsoft.com/office/drawing/2015/9/8/chartex" xmlns:cx2="http://schemas.microsoft.com/office/drawing/2015/10/21/chartex" xmlns:cx3="http://schemas.microsoft.com/office/drawing/2016/5/9/chartex" xmlns:cx4="http://schemas.microsoft.com/office/drawing/2016/5/10/chartex" xmlns:cx5="http://schemas.microsoft.com/office/drawing/2016/5/11/chartex" xmlns:cx6="http://schemas.microsoft.com/office/drawing/2016/5/12/chartex" xmlns:cx7="http://schemas.microsoft.com/office/drawing/2016/5/13/chartex" xmlns:cx8="http://schemas.microsoft.com/office/drawing/2016/5/14/chartex" xmlns:mc="http://schemas.openxmlformats.org/markup-compatibility/2006" xmlns:aink="http://schemas.microsoft.com/office/drawing/2016/ink" xmlns:am3d="http://schemas.microsoft.com/office/drawing/2017/model3d" xmlns:o="urn:schemas-microsoft-com:office:office" xmlns:oel="http://schemas.microsoft.com/office/2019/extlst" xmlns:r="http://schemas.openxmlformats.org/officeDocument/2006/relationships" xmlns:m="http://schemas.openxmlformats.org/officeDocument/2006/math" xmlns:v="urn:schemas-microsoft-com:vml" xmlns:wp14="http://schemas.microsoft.com/office/word/2010/wordprocessingDrawing" xmlns:wp="http://schemas.openxmlformats.org/drawingml/2006/wordprocessingDrawing" xmlns:w10="urn:schemas-microsoft-com:office:word" xmlns:w="http://schemas.openxmlformats.org/wordprocessingml/2006/main" xmlns:w14="http://schemas.microsoft.com/office/word/2010/wordml" xmlns:w15="http://schemas.microsoft.com/office/word/2012/wordml" xmlns:w16cex="http://schemas.microsoft.com/office/word/2018/wordml/cex" xmlns:w16cid="http://schemas.microsoft.com/office/word/2016/wordml/cid" xmlns:w16="http://schemas.microsoft.com/office/word/2018/wordml" xmlns:w16du="http://schemas.microsoft.com/office/word/2023/wordml/word16du" xmlns:w16sdtdh="http://schemas.microsoft.com/office/word/2020/wordml/sdtdatahash" xmlns:w16sdtfl="http://schemas.microsoft.com/office/word/2024/wordml/sdtformatlock" xmlns:w16se="http://schemas.microsoft.com/office/word/2015/wordml/symex" xmlns:wpg="http://schemas.microsoft.com/office/word/2010/wordprocessingGroup" xmlns:wpi="http://schemas.microsoft.com/office/word/2010/wordprocessingInk" xmlns:wne="http://schemas.microsoft.com/office/word/2006/wordml" xmlns:wps="http://schemas.microsoft.com/office/word/2010/wordprocessingShape" mc:Ignorable="w14 w15 w16se w16cid w16 w16cex w16sdtdh w16sdtfl w16du wp14">
   <w:endnote w:type="separator" w:id="-1">
     <w:p>
       <w:r>
@@ -2384,7 +4448,7 @@
 </file>
 
 <file path=word/footer1.xml><?xml version="1.0" encoding="utf-8"?>
-<w:ftr xmlns:wpc="http://schemas.microsoft.com/office/word/2010/wordprocessingCanvas" xmlns:cx="http://schemas.microsoft.com/office/drawing/2014/chartex" xmlns:cx1="http://schemas.microsoft.com/office/drawing/2015/9/8/chartex" xmlns:mc="http://schemas.openxmlformats.org/markup-compatibility/2006" xmlns:o="urn:schemas-microsoft-com:office:office" xmlns:r="http://schemas.openxmlformats.org/officeDocument/2006/relationships" xmlns:m="http://schemas.openxmlformats.org/officeDocument/2006/math" xmlns:v="urn:schemas-microsoft-com:vml" xmlns:wp14="http://schemas.microsoft.com/office/word/2010/wordprocessingDrawing" xmlns:wp="http://schemas.openxmlformats.org/drawingml/2006/wordprocessingDrawing" xmlns:w10="urn:schemas-microsoft-com:office:word" xmlns:w="http://schemas.openxmlformats.org/wordprocessingml/2006/main" xmlns:w14="http://schemas.microsoft.com/office/word/2010/wordml" xmlns:w15="http://schemas.microsoft.com/office/word/2012/wordml" xmlns:w16se="http://schemas.microsoft.com/office/word/2015/wordml/symex" xmlns:wpg="http://schemas.microsoft.com/office/word/2010/wordprocessingGroup" xmlns:wpi="http://schemas.microsoft.com/office/word/2010/wordprocessingInk" xmlns:wne="http://schemas.microsoft.com/office/word/2006/wordml" xmlns:wps="http://schemas.microsoft.com/office/word/2010/wordprocessingShape" mc:Ignorable="w14 w15 w16se wp14">
+<w:ftr xmlns:wpc="http://schemas.microsoft.com/office/word/2010/wordprocessingCanvas" xmlns:cx="http://schemas.microsoft.com/office/drawing/2014/chartex" xmlns:cx1="http://schemas.microsoft.com/office/drawing/2015/9/8/chartex" xmlns:cx2="http://schemas.microsoft.com/office/drawing/2015/10/21/chartex" xmlns:cx3="http://schemas.microsoft.com/office/drawing/2016/5/9/chartex" xmlns:cx4="http://schemas.microsoft.com/office/drawing/2016/5/10/chartex" xmlns:cx5="http://schemas.microsoft.com/office/drawing/2016/5/11/chartex" xmlns:cx6="http://schemas.microsoft.com/office/drawing/2016/5/12/chartex" xmlns:cx7="http://schemas.microsoft.com/office/drawing/2016/5/13/chartex" xmlns:cx8="http://schemas.microsoft.com/office/drawing/2016/5/14/chartex" xmlns:mc="http://schemas.openxmlformats.org/markup-compatibility/2006" xmlns:aink="http://schemas.microsoft.com/office/drawing/2016/ink" xmlns:am3d="http://schemas.microsoft.com/office/drawing/2017/model3d" xmlns:o="urn:schemas-microsoft-com:office:office" xmlns:oel="http://schemas.microsoft.com/office/2019/extlst" xmlns:r="http://schemas.openxmlformats.org/officeDocument/2006/relationships" xmlns:m="http://schemas.openxmlformats.org/officeDocument/2006/math" xmlns:v="urn:schemas-microsoft-com:vml" xmlns:wp14="http://schemas.microsoft.com/office/word/2010/wordprocessingDrawing" xmlns:wp="http://schemas.openxmlformats.org/drawingml/2006/wordprocessingDrawing" xmlns:w10="urn:schemas-microsoft-com:office:word" xmlns:w="http://schemas.openxmlformats.org/wordprocessingml/2006/main" xmlns:w14="http://schemas.microsoft.com/office/word/2010/wordml" xmlns:w15="http://schemas.microsoft.com/office/word/2012/wordml" xmlns:w16cex="http://schemas.microsoft.com/office/word/2018/wordml/cex" xmlns:w16cid="http://schemas.microsoft.com/office/word/2016/wordml/cid" xmlns:w16="http://schemas.microsoft.com/office/word/2018/wordml" xmlns:w16du="http://schemas.microsoft.com/office/word/2023/wordml/word16du" xmlns:w16sdtdh="http://schemas.microsoft.com/office/word/2020/wordml/sdtdatahash" xmlns:w16sdtfl="http://schemas.microsoft.com/office/word/2024/wordml/sdtformatlock" xmlns:w16se="http://schemas.microsoft.com/office/word/2015/wordml/symex" xmlns:wpg="http://schemas.microsoft.com/office/word/2010/wordprocessingGroup" xmlns:wpi="http://schemas.microsoft.com/office/word/2010/wordprocessingInk" xmlns:wne="http://schemas.microsoft.com/office/word/2006/wordml" xmlns:wps="http://schemas.microsoft.com/office/word/2010/wordprocessingShape" mc:Ignorable="w14 w15 w16se w16cid w16 w16cex w16sdtdh w16sdtfl w16du wp14">
   <w:sdt>
     <w:sdtPr>
       <w:id w:val="-997342125"/>
@@ -2393,7 +4457,6 @@
         <w:docPartUnique/>
       </w:docPartObj>
     </w:sdtPr>
-    <w:sdtEndPr/>
     <w:sdtContent>
       <w:p>
         <w:pPr>
@@ -2413,7 +4476,7 @@
           <w:rPr>
             <w:noProof/>
           </w:rPr>
-          <w:t>2</w:t>
+          <w:t>6</w:t>
         </w:r>
         <w:r>
           <w:fldChar w:fldCharType="end"/>
@@ -2430,7 +4493,7 @@
 </file>
 
 <file path=word/footnotes.xml><?xml version="1.0" encoding="utf-8"?>
-<w:footnotes xmlns:wpc="http://schemas.microsoft.com/office/word/2010/wordprocessingCanvas" xmlns:cx="http://schemas.microsoft.com/office/drawing/2014/chartex" xmlns:cx1="http://schemas.microsoft.com/office/drawing/2015/9/8/chartex" xmlns:mc="http://schemas.openxmlformats.org/markup-compatibility/2006" xmlns:o="urn:schemas-microsoft-com:office:office" xmlns:r="http://schemas.openxmlformats.org/officeDocument/2006/relationships" xmlns:m="http://schemas.openxmlformats.org/officeDocument/2006/math" xmlns:v="urn:schemas-microsoft-com:vml" xmlns:wp14="http://schemas.microsoft.com/office/word/2010/wordprocessingDrawing" xmlns:wp="http://schemas.openxmlformats.org/drawingml/2006/wordprocessingDrawing" xmlns:w10="urn:schemas-microsoft-com:office:word" xmlns:w="http://schemas.openxmlformats.org/wordprocessingml/2006/main" xmlns:w14="http://schemas.microsoft.com/office/word/2010/wordml" xmlns:w15="http://schemas.microsoft.com/office/word/2012/wordml" xmlns:w16se="http://schemas.microsoft.com/office/word/2015/wordml/symex" xmlns:wpg="http://schemas.microsoft.com/office/word/2010/wordprocessingGroup" xmlns:wpi="http://schemas.microsoft.com/office/word/2010/wordprocessingInk" xmlns:wne="http://schemas.microsoft.com/office/word/2006/wordml" xmlns:wps="http://schemas.microsoft.com/office/word/2010/wordprocessingShape" mc:Ignorable="w14 w15 w16se wp14">
+<w:footnotes xmlns:wpc="http://schemas.microsoft.com/office/word/2010/wordprocessingCanvas" xmlns:cx="http://schemas.microsoft.com/office/drawing/2014/chartex" xmlns:cx1="http://schemas.microsoft.com/office/drawing/2015/9/8/chartex" xmlns:cx2="http://schemas.microsoft.com/office/drawing/2015/10/21/chartex" xmlns:cx3="http://schemas.microsoft.com/office/drawing/2016/5/9/chartex" xmlns:cx4="http://schemas.microsoft.com/office/drawing/2016/5/10/chartex" xmlns:cx5="http://schemas.microsoft.com/office/drawing/2016/5/11/chartex" xmlns:cx6="http://schemas.microsoft.com/office/drawing/2016/5/12/chartex" xmlns:cx7="http://schemas.microsoft.com/office/drawing/2016/5/13/chartex" xmlns:cx8="http://schemas.microsoft.com/office/drawing/2016/5/14/chartex" xmlns:mc="http://schemas.openxmlformats.org/markup-compatibility/2006" xmlns:aink="http://schemas.microsoft.com/office/drawing/2016/ink" xmlns:am3d="http://schemas.microsoft.com/office/drawing/2017/model3d" xmlns:o="urn:schemas-microsoft-com:office:office" xmlns:oel="http://schemas.microsoft.com/office/2019/extlst" xmlns:r="http://schemas.openxmlformats.org/officeDocument/2006/relationships" xmlns:m="http://schemas.openxmlformats.org/officeDocument/2006/math" xmlns:v="urn:schemas-microsoft-com:vml" xmlns:wp14="http://schemas.microsoft.com/office/word/2010/wordprocessingDrawing" xmlns:wp="http://schemas.openxmlformats.org/drawingml/2006/wordprocessingDrawing" xmlns:w10="urn:schemas-microsoft-com:office:word" xmlns:w="http://schemas.openxmlformats.org/wordprocessingml/2006/main" xmlns:w14="http://schemas.microsoft.com/office/word/2010/wordml" xmlns:w15="http://schemas.microsoft.com/office/word/2012/wordml" xmlns:w16cex="http://schemas.microsoft.com/office/word/2018/wordml/cex" xmlns:w16cid="http://schemas.microsoft.com/office/word/2016/wordml/cid" xmlns:w16="http://schemas.microsoft.com/office/word/2018/wordml" xmlns:w16du="http://schemas.microsoft.com/office/word/2023/wordml/word16du" xmlns:w16sdtdh="http://schemas.microsoft.com/office/word/2020/wordml/sdtdatahash" xmlns:w16sdtfl="http://schemas.microsoft.com/office/word/2024/wordml/sdtformatlock" xmlns:w16se="http://schemas.microsoft.com/office/word/2015/wordml/symex" xmlns:wpg="http://schemas.microsoft.com/office/word/2010/wordprocessingGroup" xmlns:wpi="http://schemas.microsoft.com/office/word/2010/wordprocessingInk" xmlns:wne="http://schemas.microsoft.com/office/word/2006/wordml" xmlns:wps="http://schemas.microsoft.com/office/word/2010/wordprocessingShape" mc:Ignorable="w14 w15 w16se w16cid w16 w16cex w16sdtdh w16sdtfl w16du wp14">
   <w:footnote w:type="separator" w:id="-1">
     <w:p>
       <w:r>
@@ -2449,7 +4512,7 @@
 </file>
 
 <file path=word/numbering.xml><?xml version="1.0" encoding="utf-8"?>
-<w:numbering xmlns:wpc="http://schemas.microsoft.com/office/word/2010/wordprocessingCanvas" xmlns:cx="http://schemas.microsoft.com/office/drawing/2014/chartex" xmlns:cx1="http://schemas.microsoft.com/office/drawing/2015/9/8/chartex" xmlns:mc="http://schemas.openxmlformats.org/markup-compatibility/2006" xmlns:o="urn:schemas-microsoft-com:office:office" xmlns:r="http://schemas.openxmlformats.org/officeDocument/2006/relationships" xmlns:m="http://schemas.openxmlformats.org/officeDocument/2006/math" xmlns:v="urn:schemas-microsoft-com:vml" xmlns:wp14="http://schemas.microsoft.com/office/word/2010/wordprocessingDrawing" xmlns:wp="http://schemas.openxmlformats.org/drawingml/2006/wordprocessingDrawing" xmlns:w10="urn:schemas-microsoft-com:office:word" xmlns:w="http://schemas.openxmlformats.org/wordprocessingml/2006/main" xmlns:w14="http://schemas.microsoft.com/office/word/2010/wordml" xmlns:w15="http://schemas.microsoft.com/office/word/2012/wordml" xmlns:w16se="http://schemas.microsoft.com/office/word/2015/wordml/symex" xmlns:wpg="http://schemas.microsoft.com/office/word/2010/wordprocessingGroup" xmlns:wpi="http://schemas.microsoft.com/office/word/2010/wordprocessingInk" xmlns:wne="http://schemas.microsoft.com/office/word/2006/wordml" xmlns:wps="http://schemas.microsoft.com/office/word/2010/wordprocessingShape" mc:Ignorable="w14 w15 w16se wp14">
+<w:numbering xmlns:wpc="http://schemas.microsoft.com/office/word/2010/wordprocessingCanvas" xmlns:cx="http://schemas.microsoft.com/office/drawing/2014/chartex" xmlns:cx1="http://schemas.microsoft.com/office/drawing/2015/9/8/chartex" xmlns:cx2="http://schemas.microsoft.com/office/drawing/2015/10/21/chartex" xmlns:cx3="http://schemas.microsoft.com/office/drawing/2016/5/9/chartex" xmlns:cx4="http://schemas.microsoft.com/office/drawing/2016/5/10/chartex" xmlns:cx5="http://schemas.microsoft.com/office/drawing/2016/5/11/chartex" xmlns:cx6="http://schemas.microsoft.com/office/drawing/2016/5/12/chartex" xmlns:cx7="http://schemas.microsoft.com/office/drawing/2016/5/13/chartex" xmlns:cx8="http://schemas.microsoft.com/office/drawing/2016/5/14/chartex" xmlns:mc="http://schemas.openxmlformats.org/markup-compatibility/2006" xmlns:aink="http://schemas.microsoft.com/office/drawing/2016/ink" xmlns:am3d="http://schemas.microsoft.com/office/drawing/2017/model3d" xmlns:o="urn:schemas-microsoft-com:office:office" xmlns:oel="http://schemas.microsoft.com/office/2019/extlst" xmlns:r="http://schemas.openxmlformats.org/officeDocument/2006/relationships" xmlns:m="http://schemas.openxmlformats.org/officeDocument/2006/math" xmlns:v="urn:schemas-microsoft-com:vml" xmlns:wp14="http://schemas.microsoft.com/office/word/2010/wordprocessingDrawing" xmlns:wp="http://schemas.openxmlformats.org/drawingml/2006/wordprocessingDrawing" xmlns:w10="urn:schemas-microsoft-com:office:word" xmlns:w="http://schemas.openxmlformats.org/wordprocessingml/2006/main" xmlns:w14="http://schemas.microsoft.com/office/word/2010/wordml" xmlns:w15="http://schemas.microsoft.com/office/word/2012/wordml" xmlns:w16cex="http://schemas.microsoft.com/office/word/2018/wordml/cex" xmlns:w16cid="http://schemas.microsoft.com/office/word/2016/wordml/cid" xmlns:w16="http://schemas.microsoft.com/office/word/2018/wordml" xmlns:w16du="http://schemas.microsoft.com/office/word/2023/wordml/word16du" xmlns:w16sdtdh="http://schemas.microsoft.com/office/word/2020/wordml/sdtdatahash" xmlns:w16sdtfl="http://schemas.microsoft.com/office/word/2024/wordml/sdtformatlock" xmlns:w16se="http://schemas.microsoft.com/office/word/2015/wordml/symex" xmlns:wpg="http://schemas.microsoft.com/office/word/2010/wordprocessingGroup" xmlns:wpi="http://schemas.microsoft.com/office/word/2010/wordprocessingInk" xmlns:wne="http://schemas.microsoft.com/office/word/2006/wordml" xmlns:wps="http://schemas.microsoft.com/office/word/2010/wordprocessingShape" mc:Ignorable="w14 w15 w16se w16cid w16 w16cex w16sdtdh w16sdtfl w16du wp14">
   <w:abstractNum w:abstractNumId="0" w15:restartNumberingAfterBreak="0">
     <w:nsid w:val="047A7189"/>
     <w:multiLevelType w:val="hybridMultilevel"/>
@@ -4449,25 +6512,25 @@
       </w:rPr>
     </w:lvl>
   </w:abstractNum>
-  <w:num w:numId="1">
+  <w:num w:numId="1" w16cid:durableId="309019234">
     <w:abstractNumId w:val="1"/>
   </w:num>
-  <w:num w:numId="2">
+  <w:num w:numId="2" w16cid:durableId="833374053">
     <w:abstractNumId w:val="7"/>
   </w:num>
-  <w:num w:numId="3">
+  <w:num w:numId="3" w16cid:durableId="383259803">
     <w:abstractNumId w:val="6"/>
   </w:num>
-  <w:num w:numId="4">
+  <w:num w:numId="4" w16cid:durableId="765075838">
     <w:abstractNumId w:val="3"/>
   </w:num>
-  <w:num w:numId="5">
+  <w:num w:numId="5" w16cid:durableId="723677326">
     <w:abstractNumId w:val="0"/>
   </w:num>
-  <w:num w:numId="6">
+  <w:num w:numId="6" w16cid:durableId="1688678924">
     <w:abstractNumId w:val="5"/>
   </w:num>
-  <w:num w:numId="7">
+  <w:num w:numId="7" w16cid:durableId="966742051">
     <w:abstractNumId w:val="5"/>
     <w:lvlOverride w:ilvl="0">
       <w:startOverride w:val="1"/>
@@ -4497,16 +6560,16 @@
       <w:startOverride w:val="1"/>
     </w:lvlOverride>
   </w:num>
-  <w:num w:numId="8">
+  <w:num w:numId="8" w16cid:durableId="602541935">
     <w:abstractNumId w:val="5"/>
   </w:num>
-  <w:num w:numId="9">
+  <w:num w:numId="9" w16cid:durableId="596602052">
     <w:abstractNumId w:val="15"/>
   </w:num>
-  <w:num w:numId="10">
+  <w:num w:numId="10" w16cid:durableId="574358895">
     <w:abstractNumId w:val="2"/>
   </w:num>
-  <w:num w:numId="11">
+  <w:num w:numId="11" w16cid:durableId="439494042">
     <w:abstractNumId w:val="5"/>
     <w:lvlOverride w:ilvl="0">
       <w:startOverride w:val="1"/>
@@ -4536,7 +6599,7 @@
       <w:startOverride w:val="1"/>
     </w:lvlOverride>
   </w:num>
-  <w:num w:numId="12">
+  <w:num w:numId="12" w16cid:durableId="1784231568">
     <w:abstractNumId w:val="5"/>
     <w:lvlOverride w:ilvl="0">
       <w:startOverride w:val="1"/>
@@ -4566,10 +6629,10 @@
       <w:startOverride w:val="1"/>
     </w:lvlOverride>
   </w:num>
-  <w:num w:numId="13">
+  <w:num w:numId="13" w16cid:durableId="494341967">
     <w:abstractNumId w:val="4"/>
   </w:num>
-  <w:num w:numId="14">
+  <w:num w:numId="14" w16cid:durableId="1661083098">
     <w:abstractNumId w:val="4"/>
     <w:lvlOverride w:ilvl="0">
       <w:startOverride w:val="1"/>
@@ -4599,7 +6662,7 @@
       <w:startOverride w:val="1"/>
     </w:lvlOverride>
   </w:num>
-  <w:num w:numId="15">
+  <w:num w:numId="15" w16cid:durableId="1443262258">
     <w:abstractNumId w:val="4"/>
     <w:lvlOverride w:ilvl="0">
       <w:startOverride w:val="1"/>
@@ -4718,10 +6781,10 @@
       </w:lvl>
     </w:lvlOverride>
   </w:num>
-  <w:num w:numId="16">
+  <w:num w:numId="16" w16cid:durableId="1941330058">
     <w:abstractNumId w:val="5"/>
   </w:num>
-  <w:num w:numId="17">
+  <w:num w:numId="17" w16cid:durableId="773744303">
     <w:abstractNumId w:val="5"/>
     <w:lvlOverride w:ilvl="0">
       <w:startOverride w:val="3"/>
@@ -4751,10 +6814,10 @@
       <w:startOverride w:val="1"/>
     </w:lvlOverride>
   </w:num>
-  <w:num w:numId="18">
+  <w:num w:numId="18" w16cid:durableId="1104375296">
     <w:abstractNumId w:val="13"/>
   </w:num>
-  <w:num w:numId="19">
+  <w:num w:numId="19" w16cid:durableId="1247308194">
     <w:abstractNumId w:val="1"/>
     <w:lvlOverride w:ilvl="0">
       <w:startOverride w:val="1"/>
@@ -4784,10 +6847,10 @@
       <w:startOverride w:val="1"/>
     </w:lvlOverride>
   </w:num>
-  <w:num w:numId="20">
+  <w:num w:numId="20" w16cid:durableId="672294265">
     <w:abstractNumId w:val="12"/>
   </w:num>
-  <w:num w:numId="21">
+  <w:num w:numId="21" w16cid:durableId="558983514">
     <w:abstractNumId w:val="1"/>
     <w:lvlOverride w:ilvl="0">
       <w:startOverride w:val="1"/>
@@ -4817,7 +6880,7 @@
       <w:startOverride w:val="1"/>
     </w:lvlOverride>
   </w:num>
-  <w:num w:numId="22">
+  <w:num w:numId="22" w16cid:durableId="746341457">
     <w:abstractNumId w:val="1"/>
     <w:lvlOverride w:ilvl="0">
       <w:startOverride w:val="1"/>
@@ -4847,29 +6910,29 @@
       <w:startOverride w:val="1"/>
     </w:lvlOverride>
   </w:num>
-  <w:num w:numId="23">
+  <w:num w:numId="23" w16cid:durableId="1049261191">
     <w:abstractNumId w:val="11"/>
   </w:num>
-  <w:num w:numId="24">
+  <w:num w:numId="24" w16cid:durableId="1149397336">
     <w:abstractNumId w:val="10"/>
   </w:num>
-  <w:num w:numId="25">
+  <w:num w:numId="25" w16cid:durableId="1819221278">
     <w:abstractNumId w:val="8"/>
   </w:num>
-  <w:num w:numId="26">
+  <w:num w:numId="26" w16cid:durableId="890075550">
     <w:abstractNumId w:val="9"/>
   </w:num>
-  <w:num w:numId="27">
+  <w:num w:numId="27" w16cid:durableId="903494652">
     <w:abstractNumId w:val="9"/>
   </w:num>
-  <w:num w:numId="28">
+  <w:num w:numId="28" w16cid:durableId="1588150082">
     <w:abstractNumId w:val="14"/>
   </w:num>
 </w:numbering>
 </file>
 
 <file path=word/styles.xml><?xml version="1.0" encoding="utf-8"?>
-<w:styles xmlns:mc="http://schemas.openxmlformats.org/markup-compatibility/2006" xmlns:r="http://schemas.openxmlformats.org/officeDocument/2006/relationships" xmlns:w="http://schemas.openxmlformats.org/wordprocessingml/2006/main" xmlns:w14="http://schemas.microsoft.com/office/word/2010/wordml" xmlns:w15="http://schemas.microsoft.com/office/word/2012/wordml" xmlns:w16se="http://schemas.microsoft.com/office/word/2015/wordml/symex" mc:Ignorable="w14 w15 w16se">
+<w:styles xmlns:mc="http://schemas.openxmlformats.org/markup-compatibility/2006" xmlns:r="http://schemas.openxmlformats.org/officeDocument/2006/relationships" xmlns:w="http://schemas.openxmlformats.org/wordprocessingml/2006/main" xmlns:w14="http://schemas.microsoft.com/office/word/2010/wordml" xmlns:w15="http://schemas.microsoft.com/office/word/2012/wordml" xmlns:w16cex="http://schemas.microsoft.com/office/word/2018/wordml/cex" xmlns:w16cid="http://schemas.microsoft.com/office/word/2016/wordml/cid" xmlns:w16="http://schemas.microsoft.com/office/word/2018/wordml" xmlns:w16du="http://schemas.microsoft.com/office/word/2023/wordml/word16du" xmlns:w16sdtdh="http://schemas.microsoft.com/office/word/2020/wordml/sdtdatahash" xmlns:w16sdtfl="http://schemas.microsoft.com/office/word/2024/wordml/sdtformatlock" xmlns:w16se="http://schemas.microsoft.com/office/word/2015/wordml/symex" mc:Ignorable="w14 w15 w16se w16cid w16 w16cex w16sdtdh w16sdtfl w16du">
   <w:docDefaults>
     <w:rPrDefault>
       <w:rPr>
@@ -4885,7 +6948,7 @@
       </w:pPr>
     </w:pPrDefault>
   </w:docDefaults>
-  <w:latentStyles w:defLockedState="0" w:defUIPriority="99" w:defSemiHidden="0" w:defUnhideWhenUsed="0" w:defQFormat="0" w:count="371">
+  <w:latentStyles w:defLockedState="0" w:defUIPriority="99" w:defSemiHidden="0" w:defUnhideWhenUsed="0" w:defQFormat="0" w:count="376">
     <w:lsdException w:name="Normal" w:uiPriority="0" w:qFormat="1"/>
     <w:lsdException w:name="heading 1" w:uiPriority="9" w:qFormat="1"/>
     <w:lsdException w:name="heading 2" w:semiHidden="1" w:uiPriority="9" w:unhideWhenUsed="1" w:qFormat="1"/>
@@ -5257,11 +7320,16 @@
     <w:lsdException w:name="List Table 5 Dark Accent 6" w:uiPriority="50"/>
     <w:lsdException w:name="List Table 6 Colorful Accent 6" w:uiPriority="51"/>
     <w:lsdException w:name="List Table 7 Colorful Accent 6" w:uiPriority="52"/>
+    <w:lsdException w:name="Mention" w:semiHidden="1" w:unhideWhenUsed="1"/>
+    <w:lsdException w:name="Smart Hyperlink" w:semiHidden="1" w:unhideWhenUsed="1"/>
+    <w:lsdException w:name="Hashtag" w:semiHidden="1" w:unhideWhenUsed="1"/>
+    <w:lsdException w:name="Unresolved Mention" w:semiHidden="1" w:unhideWhenUsed="1"/>
+    <w:lsdException w:name="Smart Link" w:semiHidden="1" w:unhideWhenUsed="1"/>
   </w:latentStyles>
   <w:style w:type="paragraph" w:default="1" w:styleId="a2">
     <w:name w:val="Normal"/>
     <w:qFormat/>
-    <w:rsid w:val="00B511CE"/>
+    <w:rsid w:val="00B2766C"/>
     <w:pPr>
       <w:spacing w:after="0" w:line="240" w:lineRule="auto"/>
       <w:ind w:firstLine="709"/>
@@ -5323,7 +7391,6 @@
   <w:style w:type="character" w:default="1" w:styleId="a3">
     <w:name w:val="Default Paragraph Font"/>
     <w:uiPriority w:val="1"/>
-    <w:semiHidden/>
     <w:unhideWhenUsed/>
   </w:style>
   <w:style w:type="table" w:default="1" w:styleId="a4">
@@ -5909,6 +7976,18 @@
       <w:bCs/>
     </w:rPr>
   </w:style>
+  <w:style w:type="character" w:styleId="aff4">
+    <w:name w:val="Unresolved Mention"/>
+    <w:basedOn w:val="a3"/>
+    <w:uiPriority w:val="99"/>
+    <w:semiHidden/>
+    <w:unhideWhenUsed/>
+    <w:rsid w:val="00B2766C"/>
+    <w:rPr>
+      <w:color w:val="605E5C"/>
+      <w:shd w:val="clear" w:color="auto" w:fill="E1DFDD"/>
+    </w:rPr>
+  </w:style>
 </w:styles>
 </file>
 

--- a/lab3/lab3-jcrpo.docx
+++ b/lab3/lab3-jcrpo.docx
@@ -1441,290 +1441,1771 @@
       </w:r>
     </w:p>
     <w:p>
-      <w:r>
-        <w:t xml:space="preserve">Основная цель проекта — создание централизованного хранилища технических знаний команды разработки, </w:t>
-      </w:r>
-      <w:proofErr w:type="spellStart"/>
-      <w:r>
-        <w:t>DevOps</w:t>
-      </w:r>
-      <w:proofErr w:type="spellEnd"/>
-      <w:r>
-        <w:t xml:space="preserve"> и </w:t>
-      </w:r>
-      <w:proofErr w:type="spellStart"/>
-      <w:r>
-        <w:t>security</w:t>
-      </w:r>
-      <w:proofErr w:type="spellEnd"/>
-      <w:r>
-        <w:t>-специалистов, обеспечивающего быстрый доступ к решениям, процессам и лучшим практикам. Дополнительные цели включают упрощение процесса адаптации новых членов команды (</w:t>
-      </w:r>
-      <w:proofErr w:type="spellStart"/>
-      <w:r>
-        <w:t>онбординг</w:t>
-      </w:r>
-      <w:proofErr w:type="spellEnd"/>
-      <w:r>
-        <w:t xml:space="preserve">) за счёт структурированной документации и обеспечение портативности базы знаний при переходе команды в другую организацию или при смене работодателя. </w:t>
-      </w:r>
-    </w:p>
-    <w:p>
-      <w:proofErr w:type="spellStart"/>
-      <w:r>
+      <w:pPr>
+        <w:rPr>
+          <w:lang/>
+        </w:rPr>
+      </w:pPr>
+      <w:r>
+        <w:rPr>
+          <w:lang/>
+        </w:rPr>
+        <w:t>Для IT-команд (разработчиков, DevOps-инженеров, security-специалистов), которые нуждаются в централизованном хранилище технических знаний и хотят иметь полный контроль над своими данными,</w:t>
+      </w:r>
+      <w:r>
+        <w:t xml:space="preserve"> </w:t>
+      </w:r>
+      <w:r>
+        <w:rPr>
+          <w:lang/>
+        </w:rPr>
+        <w:t>Dev Wiki</w:t>
+      </w:r>
+      <w:r>
+        <w:t xml:space="preserve"> </w:t>
+      </w:r>
+      <w:r>
+        <w:rPr>
+          <w:lang/>
+        </w:rPr>
+        <w:t>является веб-приложением для коллективного хранения и документирования технической информации,</w:t>
+      </w:r>
+      <w:r>
+        <w:t xml:space="preserve"> </w:t>
+      </w:r>
+      <w:r>
+        <w:rPr>
+          <w:lang/>
+        </w:rPr>
+        <w:t>которое позволяет команде создавать, редактировать и публиковать статьи в формате Markdown, организовывать знания по категориям и тегам, обсуждать решения через комментарии, и развёртывать всю систему локально на собственной инфраструктуре с использованием Docker.</w:t>
+      </w:r>
+    </w:p>
+    <w:p>
+      <w:r>
+        <w:rPr>
+          <w:lang/>
+        </w:rPr>
+        <w:t>В отличие от персональных инструментов (Obsidian), которые не поддерживают командную коллаборацию, и в отличие от облачных корпоративных сервисов (Confluence, Notion, GitBook), которые требуют дорогие подписки и создают зависимость от внешних компаний, продукт обеспечивает простое локальное развёртывание через Docker без необходимости в системных администраторах, полный контроль над данными и инфраструктурой, полную портативность базы знаний при смене работодателя, встроенную систему модерирования контента через ролевое разграничение прав, и нулевую стоимость владения.</w:t>
+      </w:r>
+    </w:p>
+    <w:p>
+      <w:r>
+        <w:t xml:space="preserve">Основная цель проекта </w:t>
+      </w:r>
+      <w:r>
+        <w:t>–</w:t>
+      </w:r>
+      <w:r>
+        <w:t xml:space="preserve"> создание централизованного хранилища технических знаний команды разработки, DevOps и security-специалистов, обеспечивающего быстрый доступ к решениям, процессам и лучшим практикам. Дополнительные цели включают упрощение процесса адаптации новых членов команды (онбординг) за счёт структурированной документации и обеспечение портативности базы знаний при переходе команды в другую организацию или при смене работодателя.</w:t>
+      </w:r>
+    </w:p>
+    <w:p>
+      <w:r>
+        <w:t>Во многих IT-командах (разработка, DevOps, security) знания хранятся разрозненно и неструктурированно. Когда разработчик решает сложную техническую задачу</w:t>
+      </w:r>
+      <w:r>
+        <w:t xml:space="preserve">, </w:t>
+      </w:r>
+      <w:r>
+        <w:t xml:space="preserve">это решение часто остаётся только в его голове. Если это знание и фиксируется, то разными способами: в личных заметках в Obsidian или OneNote, в комментариях к коду, в цепочке Slack-сообщений, в письмах на почте, в </w:t>
+      </w:r>
+      <w:r>
+        <w:t>комментариях</w:t>
+      </w:r>
+      <w:r>
+        <w:t xml:space="preserve"> к PR на GitHub.</w:t>
+      </w:r>
+      <w:r>
+        <w:rPr>
+          <w:rFonts w:ascii="Segoe UI" w:hAnsi="Segoe UI" w:cs="Segoe UI"/>
+        </w:rPr>
+        <w:t xml:space="preserve"> </w:t>
+      </w:r>
+      <w:r>
+        <w:rPr>
+          <w:rFonts w:ascii="Segoe UI" w:hAnsi="Segoe UI" w:cs="Segoe UI"/>
+        </w:rPr>
+        <w:t>К</w:t>
+      </w:r>
+      <w:r>
+        <w:t>оманда накапливает десятки, а потом сотни фрагментов знаний, которые невозможно быстро найти. Новый член команды, столкнувшись с задачей, не знает, где искать готовое решение.</w:t>
+      </w:r>
+    </w:p>
+    <w:p>
+      <w:r>
+        <w:rPr>
+          <w:lang/>
+        </w:rPr>
+        <w:t>Когда опытный разработчик уходит из команды, уходит и значительная часть его опыта. Если его знание было в голове или в личных заметках, то для новых членов команды оно неопасно потеряно. Это приводит к</w:t>
+      </w:r>
+      <w:r>
+        <w:t xml:space="preserve"> п</w:t>
+      </w:r>
+      <w:r>
+        <w:rPr>
+          <w:lang/>
+        </w:rPr>
+        <w:t>отере времени</w:t>
+      </w:r>
+      <w:r>
+        <w:t xml:space="preserve">, </w:t>
+      </w:r>
+      <w:r>
+        <w:rPr>
+          <w:lang/>
+        </w:rPr>
+        <w:t xml:space="preserve">качества </w:t>
+      </w:r>
+      <w:r>
+        <w:t xml:space="preserve">и </w:t>
+      </w:r>
+      <w:r>
+        <w:rPr>
+          <w:lang/>
+        </w:rPr>
+        <w:t>денег</w:t>
+      </w:r>
+      <w:r>
+        <w:t>.</w:t>
+      </w:r>
+    </w:p>
+    <w:p>
+      <w:r>
+        <w:rPr>
+          <w:lang/>
+        </w:rPr>
+        <w:t>Всё вышеуказанное указывает на необходимость системы, которая:</w:t>
+      </w:r>
+    </w:p>
+    <w:p>
+      <w:pPr>
+        <w:pStyle w:val="a1"/>
+        <w:rPr>
+          <w:lang/>
+        </w:rPr>
+      </w:pPr>
+      <w:r>
+        <w:t>л</w:t>
+      </w:r>
+      <w:r>
+        <w:rPr>
+          <w:lang/>
+        </w:rPr>
+        <w:t xml:space="preserve">окальна </w:t>
+      </w:r>
+      <w:r>
+        <w:rPr>
+          <w:lang/>
+        </w:rPr>
+        <w:t>–</w:t>
+      </w:r>
+      <w:r>
+        <w:rPr>
+          <w:lang/>
+        </w:rPr>
+        <w:t xml:space="preserve"> полный контроль над инфраструктурой и данными, работает без интернета, используется локальный сервер команды</w:t>
+      </w:r>
+      <w:r>
+        <w:t>;</w:t>
+      </w:r>
+    </w:p>
+    <w:p>
+      <w:pPr>
+        <w:pStyle w:val="a1"/>
+        <w:rPr>
+          <w:lang/>
+        </w:rPr>
+      </w:pPr>
+      <w:r>
+        <w:lastRenderedPageBreak/>
+        <w:t>п</w:t>
+      </w:r>
+      <w:r>
+        <w:rPr>
+          <w:lang/>
+        </w:rPr>
+        <w:t xml:space="preserve">ортативна </w:t>
+      </w:r>
+      <w:r>
+        <w:rPr>
+          <w:lang/>
+        </w:rPr>
+        <w:t>–</w:t>
+      </w:r>
+      <w:r>
+        <w:rPr>
+          <w:lang/>
+        </w:rPr>
+        <w:t xml:space="preserve"> при смене работы разработчик может взять базу знаний с собой</w:t>
+      </w:r>
+      <w:r>
+        <w:t>;</w:t>
+      </w:r>
+    </w:p>
+    <w:p>
+      <w:pPr>
+        <w:pStyle w:val="a1"/>
+        <w:rPr>
+          <w:lang/>
+        </w:rPr>
+      </w:pPr>
+      <w:r>
+        <w:t>б</w:t>
+      </w:r>
+      <w:r>
+        <w:rPr>
+          <w:lang/>
+        </w:rPr>
+        <w:t>есплатна</w:t>
+      </w:r>
+      <w:r>
+        <w:t>;</w:t>
+      </w:r>
+      <w:r>
+        <w:rPr>
+          <w:lang/>
+        </w:rPr>
+        <w:t xml:space="preserve"> </w:t>
+      </w:r>
+    </w:p>
+    <w:p>
+      <w:pPr>
+        <w:pStyle w:val="a1"/>
+        <w:rPr>
+          <w:lang/>
+        </w:rPr>
+      </w:pPr>
+      <w:r>
+        <w:t>п</w:t>
+      </w:r>
+      <w:r>
+        <w:rPr>
+          <w:lang/>
+        </w:rPr>
+        <w:t>ростая в развёртывании</w:t>
+      </w:r>
+      <w:r>
+        <w:t>;</w:t>
+      </w:r>
+    </w:p>
+    <w:p>
+      <w:pPr>
+        <w:pStyle w:val="a1"/>
+        <w:rPr>
+          <w:lang/>
+        </w:rPr>
+      </w:pPr>
+      <w:r>
+        <w:t>п</w:t>
+      </w:r>
+      <w:r>
+        <w:rPr>
+          <w:lang/>
+        </w:rPr>
+        <w:t xml:space="preserve">оддерживает Markdown </w:t>
+      </w:r>
+      <w:r>
+        <w:rPr>
+          <w:lang/>
+        </w:rPr>
+        <w:t>–</w:t>
+      </w:r>
+      <w:r>
+        <w:rPr>
+          <w:lang/>
+        </w:rPr>
+        <w:t xml:space="preserve"> просто, стандартно, портативно, легко версионировать в Git</w:t>
+      </w:r>
+      <w:r>
+        <w:t>;</w:t>
+      </w:r>
+    </w:p>
+    <w:p>
+      <w:pPr>
+        <w:pStyle w:val="a1"/>
+        <w:rPr>
+          <w:lang/>
+        </w:rPr>
+      </w:pPr>
+      <w:r>
+        <w:t>с</w:t>
+      </w:r>
+      <w:r>
+        <w:rPr>
+          <w:lang/>
+        </w:rPr>
+        <w:t xml:space="preserve"> модерированием </w:t>
+      </w:r>
+      <w:r>
+        <w:rPr>
+          <w:lang/>
+        </w:rPr>
+        <w:t>–</w:t>
+      </w:r>
+      <w:r>
+        <w:rPr>
+          <w:lang/>
+        </w:rPr>
+        <w:t xml:space="preserve"> есть роли, права, контроль над публикацией контента</w:t>
+      </w:r>
+      <w:r>
+        <w:t>;</w:t>
+      </w:r>
+    </w:p>
+    <w:p>
+      <w:pPr>
+        <w:pStyle w:val="a1"/>
+      </w:pPr>
+      <w:r>
+        <w:t>имеет с</w:t>
+      </w:r>
+      <w:r>
+        <w:rPr>
+          <w:lang/>
+        </w:rPr>
+        <w:t>овременный интерфейс</w:t>
+      </w:r>
+      <w:r>
+        <w:t>.</w:t>
+      </w:r>
+    </w:p>
+    <w:p>
+      <w:r>
+        <w:t xml:space="preserve">Dev Wiki </w:t>
+      </w:r>
+      <w:r>
+        <w:t>–</w:t>
+      </w:r>
+      <w:r>
+        <w:t xml:space="preserve"> это самодостаточное веб-приложение для малых и средних IT-команд (от 3 до 50 человек), позволяющее документировать решения технических задач, процессы и знания в формате Markdown. Продукт разворачивается локально на инфраструктуре команды с использованием Docker и работает автономно без зависимости от внешних сервисов. Приложение предназначено для команд, которые хотят иметь собственный контроль над своими знаниями и брать их с собой вне зависимости от текущего работодателя. Dev Wiki объединяет возможности персональных инструментов, таких как </w:t>
+      </w:r>
+      <w:r>
+        <w:rPr>
+          <w:lang w:val="en-US"/>
+        </w:rPr>
+        <w:t>Obsidian</w:t>
+      </w:r>
+      <w:r>
+        <w:t>,</w:t>
+      </w:r>
+      <w:r>
+        <w:t xml:space="preserve"> с коллаборативными функциями командных вики.</w:t>
+      </w:r>
+    </w:p>
+    <w:p>
+      <w:r>
+        <w:t>В первую версию приложения входит создание, редактирование и публикация статей в формате Markdown с поддержкой изображений, система комментариев с древовидной структурой для обсуждения статей, лайки и дизлайки на статьи, иерархическая организация статей по категориям и плоское тегирование, поиск по названиям статей, категориям и пользователям, фильтрация и сортировка статей по дате, автору, категории и тегам, трёхуровневая система ролей (анонимный пользователь, авторизованный пользователь, модератор), встроенный редактор Markdown с переключаемым режимом предпросмотра, развёртывание через Docker Compose на Linux-дистрибутивах.</w:t>
+      </w:r>
+    </w:p>
+    <w:p>
+      <w:r>
+        <w:t>Что не входит в первую версию: публичное REST API для интеграции с внешними системами, двухфакторная аутентификация и верификация email, детальное многоуровневое разграничение прав доступа по ролям, полное версионирование статей с возможностью восстановления промежуточных версий, полнотекстовый поиск по содержимому статей.</w:t>
+      </w:r>
+    </w:p>
+    <w:p>
+      <w:r>
+        <w:t>Основными пользователями являются IT-команды (разработчики, DevOps-инженеры, security-специалисты), использующие Dev Wiki как повседневный инструмент для документирования и поиска решений. Вторичными пользователями являются новички в команде, использующие вики для изучения процессов и наработанных решений. Критическое условие для успеха проекта состоит в том, что продукт имеет ценность только при активном использовании несколькими членами команды. Использование одним человеком не оправдывает развёртывание системы.</w:t>
+      </w:r>
+    </w:p>
+    <w:p>
+      <w:r>
+        <w:rPr>
+          <w:lang/>
+        </w:rPr>
+        <w:lastRenderedPageBreak/>
+        <w:t>На рынке существует несколько инструментов для управления знаниями в IT-командах, каждый с собственными сильными и слабыми сторонами.</w:t>
+      </w:r>
+    </w:p>
+    <w:p>
+      <w:pPr>
+        <w:rPr>
+          <w:lang/>
+        </w:rPr>
+      </w:pPr>
+      <w:r>
+        <w:rPr>
+          <w:lang/>
+        </w:rPr>
+        <w:t xml:space="preserve">Obsidian </w:t>
+      </w:r>
+      <w:r>
+        <w:rPr>
+          <w:lang/>
+        </w:rPr>
+        <w:t>–</w:t>
+      </w:r>
+      <w:r>
+        <w:rPr>
+          <w:lang/>
+        </w:rPr>
+        <w:t xml:space="preserve"> популярный персональный инструмент для создания заметок с полной поддержкой Markdown, быстрым поиском и красивым интерфейсом. Все данные хранятся локально, что даёт полный контроль. Однако Obsidian разработан для одного пользователя и не поддерживает командную коллаборацию, версионирование, модерирование контента или встроенную систему комментариев. При попытке использования в команде требуется настройка внешних инструментов синхронизации (Git, облачные хранилища).</w:t>
+      </w:r>
+    </w:p>
+    <w:p>
+      <w:pPr>
+        <w:rPr>
+          <w:lang/>
+        </w:rPr>
+      </w:pPr>
+      <w:r>
+        <w:rPr>
+          <w:lang/>
+        </w:rPr>
+        <w:t xml:space="preserve">Confluence (Atlassian) </w:t>
+      </w:r>
+      <w:r>
+        <w:rPr>
+          <w:lang/>
+        </w:rPr>
+        <w:t>–</w:t>
+      </w:r>
+      <w:r>
+        <w:rPr>
+          <w:lang/>
+        </w:rPr>
+        <w:t xml:space="preserve"> фактический стандарт для документирования в крупных компаниях. Обеспечивает полную коллаборацию, контроль доступа, комментарии и версионирование. Но это дорогой сервис (от $600-800 в год для малой команды), требует облачного размещения или сложного self-hosting, использует собственный Wiki-синтаксис вместо Markdown. Главное </w:t>
+      </w:r>
+      <w:r>
+        <w:rPr>
+          <w:lang/>
+        </w:rPr>
+        <w:t>–</w:t>
+      </w:r>
+      <w:r>
+        <w:rPr>
+          <w:lang/>
+        </w:rPr>
+        <w:t xml:space="preserve"> при смене работодателя команда теряет доступ к накопленной базе знаний.</w:t>
+      </w:r>
+    </w:p>
+    <w:p>
+      <w:pPr>
+        <w:rPr>
+          <w:lang/>
+        </w:rPr>
+      </w:pPr>
+      <w:r>
+        <w:rPr>
+          <w:lang/>
+        </w:rPr>
+        <w:t xml:space="preserve">GitBook </w:t>
+      </w:r>
+      <w:r>
+        <w:rPr>
+          <w:lang/>
+        </w:rPr>
+        <w:t>–</w:t>
+      </w:r>
+      <w:r>
+        <w:rPr>
+          <w:lang/>
+        </w:rPr>
+        <w:t xml:space="preserve"> красивая платформа для технической документации с современным редактором и поддержкой Markdown. Хорошо подходит для публичной документации, но это полностью облачный сервис без локального развёртывания. Данные остаются на серверах GitBook, полный экспорт сложен.</w:t>
+      </w:r>
+    </w:p>
+    <w:p>
+      <w:pPr>
+        <w:rPr>
+          <w:lang/>
+        </w:rPr>
+      </w:pPr>
+      <w:r>
+        <w:rPr>
+          <w:lang/>
+        </w:rPr>
+        <w:t xml:space="preserve">MediaWiki </w:t>
+      </w:r>
+      <w:r>
+        <w:rPr>
+          <w:lang/>
+        </w:rPr>
+        <w:t>–</w:t>
+      </w:r>
+      <w:r>
+        <w:rPr>
+          <w:lang/>
+        </w:rPr>
+        <w:t xml:space="preserve"> open-source движок (как Wikipedia), может быть развёрнут локально с поддержкой коллаборации и контроля доступа. Но интерфейс устаревший, использует старый Wiki-синтаксис (не Markdown), установка сложна и требует системного администратора.</w:t>
+      </w:r>
+    </w:p>
+    <w:p>
+      <w:pPr>
+        <w:rPr>
+          <w:lang/>
+        </w:rPr>
+      </w:pPr>
+      <w:r>
+        <w:rPr>
+          <w:lang/>
+        </w:rPr>
+        <w:t xml:space="preserve">Notion </w:t>
+      </w:r>
+      <w:r>
+        <w:rPr>
+          <w:lang/>
+        </w:rPr>
+        <w:t>–</w:t>
+      </w:r>
+      <w:r>
+        <w:rPr>
+          <w:lang/>
+        </w:rPr>
+        <w:t xml:space="preserve"> универсальный инструмент с одним из лучших интерфейсов на рынке, поддерживает Markdown-подобный синтаксис и командную работу. Но это полностью облачный сервис без self-hosting, требует дорогую подписку ($8-12/мес на человека), и при смене компании доступ теряется.</w:t>
+      </w:r>
+    </w:p>
+    <w:p>
+      <w:pPr>
+        <w:rPr>
+          <w:lang/>
+        </w:rPr>
+      </w:pPr>
+      <w:r>
+        <w:rPr>
+          <w:lang/>
+        </w:rPr>
+        <w:t xml:space="preserve">SharePoint (Microsoft) </w:t>
+      </w:r>
+      <w:r>
+        <w:rPr>
+          <w:lang/>
+        </w:rPr>
+        <w:t>–</w:t>
+      </w:r>
+      <w:r>
+        <w:rPr>
+          <w:lang/>
+        </w:rPr>
+        <w:t xml:space="preserve"> корпоративное решение с глубокой интеграцией в экосистему Microsoft, мощным контролем доступа и версионированием. Однако требует дорогостоящую подписку на Office 365, имеет сложный интерфейс и ориентирован на крупные организации.</w:t>
+      </w:r>
+    </w:p>
+    <w:p>
+      <w:r>
+        <w:t xml:space="preserve">Сравнение </w:t>
+      </w:r>
+      <w:r>
+        <w:rPr>
+          <w:lang w:val="en-US"/>
+        </w:rPr>
         <w:t>Dev</w:t>
       </w:r>
-      <w:proofErr w:type="spellEnd"/>
       <w:r>
         <w:t xml:space="preserve"> </w:t>
       </w:r>
-      <w:proofErr w:type="spellStart"/>
-      <w:r>
+      <w:r>
+        <w:rPr>
+          <w:lang w:val="en-US"/>
+        </w:rPr>
         <w:t>Wiki</w:t>
       </w:r>
-      <w:proofErr w:type="spellEnd"/>
-      <w:r>
-        <w:t xml:space="preserve"> — это самодостаточное веб-приложение для малых и средних IT-команд (от 3 до 50 человек), позволяющее документировать решения технических задач, процессы и знания в формате </w:t>
-      </w:r>
-      <w:proofErr w:type="spellStart"/>
-      <w:r>
-        <w:t>Markdown</w:t>
-      </w:r>
-      <w:proofErr w:type="spellEnd"/>
-      <w:r>
-        <w:t xml:space="preserve">. Продукт разворачивается локально на инфраструктуре команды с использованием </w:t>
-      </w:r>
-      <w:proofErr w:type="spellStart"/>
-      <w:r>
-        <w:t>Docker</w:t>
-      </w:r>
-      <w:proofErr w:type="spellEnd"/>
-      <w:r>
-        <w:t xml:space="preserve"> и работает автономно без зависимости от внешних сервисов. Приложение предназначено для команд, которые хотят иметь собственный контроль над своими знаниями и брать их с собой вне зависимости от текущего работодателя. </w:t>
-      </w:r>
-      <w:proofErr w:type="spellStart"/>
-      <w:r>
+      <w:r>
+        <w:t xml:space="preserve"> </w:t>
+      </w:r>
+      <w:r>
+        <w:t>с аналогами приводится в таблице 1.</w:t>
+      </w:r>
+    </w:p>
+    <w:p>
+      <w:r>
+        <w:t>Проект считается успешным при выполнении следующих условий. Во-первых, команда должна периодически (не реже раза в месяц) добавлять новые статьи или обновлять существующие. Во-вторых, члены команды должны еженедельно обращаться к Dev Wiki для поиска информации и использовать найденные материалы в работе. В-третьих, при повторном столкновении с задокументированной проблемой время её решения должно сократиться до нескольких минут (открытие нужной статьи) вместо повторного поиска в интернете. В-четвёртых, система должна остаться в активном использовании команды в течение не менее 6 месяцев после внедрения.</w:t>
+      </w:r>
+    </w:p>
+    <w:p>
+      <w:pPr>
+        <w:pStyle w:val="af3"/>
+        <w:keepNext/>
+      </w:pPr>
+      <w:r>
+        <w:lastRenderedPageBreak/>
+        <w:t xml:space="preserve">Таблица 1 – Сравнение </w:t>
+      </w:r>
+      <w:r>
+        <w:rPr>
+          <w:lang w:val="en-US"/>
+        </w:rPr>
         <w:t>Dev</w:t>
       </w:r>
-      <w:proofErr w:type="spellEnd"/>
       <w:r>
         <w:t xml:space="preserve"> </w:t>
       </w:r>
-      <w:proofErr w:type="spellStart"/>
-      <w:r>
+      <w:r>
+        <w:rPr>
+          <w:lang w:val="en-US"/>
+        </w:rPr>
         <w:t>Wiki</w:t>
       </w:r>
-      <w:proofErr w:type="spellEnd"/>
-      <w:r>
-        <w:t xml:space="preserve"> объединяет возможности персональных инструментов, таких как </w:t>
-      </w:r>
-      <w:r>
+      <w:r>
+        <w:t xml:space="preserve"> </w:t>
+      </w:r>
+      <w:r>
+        <w:t>с аналогами</w:t>
+      </w:r>
+    </w:p>
+    <w:tbl>
+      <w:tblPr>
+        <w:tblStyle w:val="af2"/>
+        <w:tblW w:w="0" w:type="auto"/>
+        <w:tblLayout w:type="fixed"/>
+        <w:tblLook w:val="04A0" w:firstRow="1" w:lastRow="0" w:firstColumn="1" w:lastColumn="0" w:noHBand="0" w:noVBand="1"/>
+      </w:tblPr>
+      <w:tblGrid>
+        <w:gridCol w:w="2122"/>
+        <w:gridCol w:w="1031"/>
+        <w:gridCol w:w="1032"/>
+        <w:gridCol w:w="1032"/>
+        <w:gridCol w:w="1031"/>
+        <w:gridCol w:w="1032"/>
+        <w:gridCol w:w="1032"/>
+        <w:gridCol w:w="1032"/>
+      </w:tblGrid>
+      <w:tr>
+        <w:tc>
+          <w:tcPr>
+            <w:tcW w:w="2122" w:type="dxa"/>
+            <w:vAlign w:val="center"/>
+          </w:tcPr>
+          <w:p>
+            <w:pPr>
+              <w:pStyle w:val="af3"/>
+              <w:spacing w:before="0" w:after="0"/>
+              <w:ind w:left="0" w:firstLine="0"/>
+              <w:jc w:val="center"/>
+            </w:pPr>
+            <w:r>
+              <w:t>Критерий</w:t>
+            </w:r>
+          </w:p>
+        </w:tc>
+        <w:tc>
+          <w:tcPr>
+            <w:tcW w:w="1031" w:type="dxa"/>
+            <w:vAlign w:val="center"/>
+          </w:tcPr>
+          <w:p>
+            <w:pPr>
+              <w:pStyle w:val="af3"/>
+              <w:spacing w:before="0" w:after="0"/>
+              <w:ind w:left="0" w:firstLine="0"/>
+              <w:jc w:val="center"/>
+            </w:pPr>
+            <w:r>
+              <w:t>Obsidian</w:t>
+            </w:r>
+          </w:p>
+        </w:tc>
+        <w:tc>
+          <w:tcPr>
+            <w:tcW w:w="1032" w:type="dxa"/>
+            <w:vAlign w:val="center"/>
+          </w:tcPr>
+          <w:p>
+            <w:pPr>
+              <w:pStyle w:val="af3"/>
+              <w:spacing w:before="0" w:after="0"/>
+              <w:ind w:left="0" w:firstLine="0"/>
+              <w:jc w:val="center"/>
+            </w:pPr>
+            <w:r>
+              <w:t>Confluence</w:t>
+            </w:r>
+          </w:p>
+        </w:tc>
+        <w:tc>
+          <w:tcPr>
+            <w:tcW w:w="1032" w:type="dxa"/>
+            <w:vAlign w:val="center"/>
+          </w:tcPr>
+          <w:p>
+            <w:pPr>
+              <w:pStyle w:val="af3"/>
+              <w:spacing w:before="0" w:after="0"/>
+              <w:ind w:left="0" w:firstLine="0"/>
+              <w:jc w:val="center"/>
+              <w:rPr>
+                <w:lang w:val="en-US"/>
+              </w:rPr>
+            </w:pPr>
+            <w:r>
+              <w:t>Git</w:t>
+            </w:r>
+          </w:p>
+          <w:p>
+            <w:pPr>
+              <w:pStyle w:val="af3"/>
+              <w:spacing w:before="0" w:after="0"/>
+              <w:ind w:left="0" w:firstLine="0"/>
+              <w:jc w:val="center"/>
+            </w:pPr>
+            <w:r>
+              <w:t>Book</w:t>
+            </w:r>
+          </w:p>
+        </w:tc>
+        <w:tc>
+          <w:tcPr>
+            <w:tcW w:w="1031" w:type="dxa"/>
+            <w:vAlign w:val="center"/>
+          </w:tcPr>
+          <w:p>
+            <w:pPr>
+              <w:pStyle w:val="af3"/>
+              <w:spacing w:before="0" w:after="0"/>
+              <w:ind w:left="0" w:firstLine="0"/>
+              <w:jc w:val="center"/>
+              <w:rPr>
+                <w:lang w:val="en-US"/>
+              </w:rPr>
+            </w:pPr>
+            <w:r>
+              <w:t>Media</w:t>
+            </w:r>
+          </w:p>
+          <w:p>
+            <w:pPr>
+              <w:pStyle w:val="af3"/>
+              <w:spacing w:before="0" w:after="0"/>
+              <w:ind w:left="0" w:firstLine="0"/>
+              <w:jc w:val="center"/>
+            </w:pPr>
+            <w:r>
+              <w:t>Wiki</w:t>
+            </w:r>
+          </w:p>
+        </w:tc>
+        <w:tc>
+          <w:tcPr>
+            <w:tcW w:w="1032" w:type="dxa"/>
+            <w:vAlign w:val="center"/>
+          </w:tcPr>
+          <w:p>
+            <w:pPr>
+              <w:pStyle w:val="af3"/>
+              <w:spacing w:before="0" w:after="0"/>
+              <w:ind w:left="0" w:firstLine="0"/>
+              <w:jc w:val="center"/>
+            </w:pPr>
+            <w:r>
+              <w:t>Notion</w:t>
+            </w:r>
+          </w:p>
+        </w:tc>
+        <w:tc>
+          <w:tcPr>
+            <w:tcW w:w="1032" w:type="dxa"/>
+            <w:vAlign w:val="center"/>
+          </w:tcPr>
+          <w:p>
+            <w:pPr>
+              <w:pStyle w:val="af3"/>
+              <w:spacing w:before="0" w:after="0"/>
+              <w:ind w:left="0" w:firstLine="0"/>
+              <w:jc w:val="center"/>
+              <w:rPr>
+                <w:lang w:val="en-US"/>
+              </w:rPr>
+            </w:pPr>
+            <w:r>
+              <w:t>Share</w:t>
+            </w:r>
+          </w:p>
+          <w:p>
+            <w:pPr>
+              <w:pStyle w:val="af3"/>
+              <w:spacing w:before="0" w:after="0"/>
+              <w:ind w:left="0" w:firstLine="0"/>
+              <w:jc w:val="center"/>
+            </w:pPr>
+            <w:r>
+              <w:t>Point</w:t>
+            </w:r>
+          </w:p>
+        </w:tc>
+        <w:tc>
+          <w:tcPr>
+            <w:tcW w:w="1032" w:type="dxa"/>
+            <w:vAlign w:val="center"/>
+          </w:tcPr>
+          <w:p>
+            <w:pPr>
+              <w:pStyle w:val="af3"/>
+              <w:spacing w:before="0" w:after="0"/>
+              <w:ind w:left="0" w:firstLine="0"/>
+              <w:jc w:val="center"/>
+            </w:pPr>
+            <w:r>
+              <w:t>Dev Wiki</w:t>
+            </w:r>
+          </w:p>
+        </w:tc>
+      </w:tr>
+      <w:tr>
+        <w:tc>
+          <w:tcPr>
+            <w:tcW w:w="2122" w:type="dxa"/>
+          </w:tcPr>
+          <w:p>
+            <w:pPr>
+              <w:pStyle w:val="af3"/>
+              <w:spacing w:before="0" w:after="0"/>
+              <w:ind w:left="0" w:firstLine="0"/>
+            </w:pPr>
+            <w:r>
+              <w:t>Локальное хранилище</w:t>
+            </w:r>
+          </w:p>
+        </w:tc>
+        <w:tc>
+          <w:tcPr>
+            <w:tcW w:w="1031" w:type="dxa"/>
+            <w:vAlign w:val="center"/>
+          </w:tcPr>
+          <w:p>
+            <w:pPr>
+              <w:pStyle w:val="af3"/>
+              <w:spacing w:before="0" w:after="0"/>
+              <w:ind w:left="0" w:firstLine="0"/>
+              <w:jc w:val="center"/>
+            </w:pPr>
+            <w:r>
+              <w:t>+</w:t>
+            </w:r>
+          </w:p>
+        </w:tc>
+        <w:tc>
+          <w:tcPr>
+            <w:tcW w:w="1032" w:type="dxa"/>
+            <w:vAlign w:val="center"/>
+          </w:tcPr>
+          <w:p>
+            <w:pPr>
+              <w:pStyle w:val="af3"/>
+              <w:spacing w:before="0" w:after="0"/>
+              <w:ind w:left="0" w:firstLine="0"/>
+              <w:jc w:val="center"/>
+            </w:pPr>
+          </w:p>
+        </w:tc>
+        <w:tc>
+          <w:tcPr>
+            <w:tcW w:w="1032" w:type="dxa"/>
+            <w:vAlign w:val="center"/>
+          </w:tcPr>
+          <w:p>
+            <w:pPr>
+              <w:pStyle w:val="af3"/>
+              <w:spacing w:before="0" w:after="0"/>
+              <w:ind w:left="0" w:firstLine="0"/>
+              <w:jc w:val="center"/>
+            </w:pPr>
+          </w:p>
+        </w:tc>
+        <w:tc>
+          <w:tcPr>
+            <w:tcW w:w="1031" w:type="dxa"/>
+            <w:vAlign w:val="center"/>
+          </w:tcPr>
+          <w:p>
+            <w:pPr>
+              <w:pStyle w:val="af3"/>
+              <w:spacing w:before="0" w:after="0"/>
+              <w:ind w:left="0" w:firstLine="0"/>
+              <w:jc w:val="center"/>
+            </w:pPr>
+            <w:r>
+              <w:t>+</w:t>
+            </w:r>
+          </w:p>
+        </w:tc>
+        <w:tc>
+          <w:tcPr>
+            <w:tcW w:w="1032" w:type="dxa"/>
+            <w:vAlign w:val="center"/>
+          </w:tcPr>
+          <w:p>
+            <w:pPr>
+              <w:pStyle w:val="af3"/>
+              <w:spacing w:before="0" w:after="0"/>
+              <w:ind w:left="0" w:firstLine="0"/>
+              <w:jc w:val="center"/>
+            </w:pPr>
+          </w:p>
+        </w:tc>
+        <w:tc>
+          <w:tcPr>
+            <w:tcW w:w="1032" w:type="dxa"/>
+            <w:vAlign w:val="center"/>
+          </w:tcPr>
+          <w:p>
+            <w:pPr>
+              <w:pStyle w:val="af3"/>
+              <w:spacing w:before="0" w:after="0"/>
+              <w:ind w:left="0" w:firstLine="0"/>
+              <w:jc w:val="center"/>
+            </w:pPr>
+          </w:p>
+        </w:tc>
+        <w:tc>
+          <w:tcPr>
+            <w:tcW w:w="1032" w:type="dxa"/>
+            <w:vAlign w:val="center"/>
+          </w:tcPr>
+          <w:p>
+            <w:pPr>
+              <w:pStyle w:val="af3"/>
+              <w:spacing w:before="0" w:after="0"/>
+              <w:ind w:left="0" w:firstLine="0"/>
+              <w:jc w:val="center"/>
+            </w:pPr>
+            <w:r>
+              <w:t>+</w:t>
+            </w:r>
+          </w:p>
+        </w:tc>
+      </w:tr>
+      <w:tr>
+        <w:tc>
+          <w:tcPr>
+            <w:tcW w:w="2122" w:type="dxa"/>
+          </w:tcPr>
+          <w:p>
+            <w:pPr>
+              <w:pStyle w:val="af3"/>
+              <w:spacing w:before="0" w:after="0"/>
+              <w:ind w:left="0" w:firstLine="0"/>
+            </w:pPr>
+            <w:r>
+              <w:t>Командная коллаборация</w:t>
+            </w:r>
+          </w:p>
+        </w:tc>
+        <w:tc>
+          <w:tcPr>
+            <w:tcW w:w="1031" w:type="dxa"/>
+            <w:vAlign w:val="center"/>
+          </w:tcPr>
+          <w:p>
+            <w:pPr>
+              <w:pStyle w:val="af3"/>
+              <w:spacing w:before="0" w:after="0"/>
+              <w:ind w:left="0" w:firstLine="0"/>
+              <w:jc w:val="center"/>
+            </w:pPr>
+          </w:p>
+        </w:tc>
+        <w:tc>
+          <w:tcPr>
+            <w:tcW w:w="1032" w:type="dxa"/>
+            <w:vAlign w:val="center"/>
+          </w:tcPr>
+          <w:p>
+            <w:pPr>
+              <w:pStyle w:val="af3"/>
+              <w:spacing w:before="0" w:after="0"/>
+              <w:ind w:left="0" w:firstLine="0"/>
+              <w:jc w:val="center"/>
+            </w:pPr>
+            <w:r>
+              <w:t>+</w:t>
+            </w:r>
+          </w:p>
+        </w:tc>
+        <w:tc>
+          <w:tcPr>
+            <w:tcW w:w="1032" w:type="dxa"/>
+            <w:vAlign w:val="center"/>
+          </w:tcPr>
+          <w:p>
+            <w:pPr>
+              <w:pStyle w:val="af3"/>
+              <w:spacing w:before="0" w:after="0"/>
+              <w:ind w:left="0" w:firstLine="0"/>
+              <w:jc w:val="center"/>
+            </w:pPr>
+            <w:r>
+              <w:t>+</w:t>
+            </w:r>
+          </w:p>
+        </w:tc>
+        <w:tc>
+          <w:tcPr>
+            <w:tcW w:w="1031" w:type="dxa"/>
+            <w:vAlign w:val="center"/>
+          </w:tcPr>
+          <w:p>
+            <w:pPr>
+              <w:pStyle w:val="af3"/>
+              <w:spacing w:before="0" w:after="0"/>
+              <w:ind w:left="0" w:firstLine="0"/>
+              <w:jc w:val="center"/>
+            </w:pPr>
+            <w:r>
+              <w:t>+</w:t>
+            </w:r>
+          </w:p>
+        </w:tc>
+        <w:tc>
+          <w:tcPr>
+            <w:tcW w:w="1032" w:type="dxa"/>
+            <w:vAlign w:val="center"/>
+          </w:tcPr>
+          <w:p>
+            <w:pPr>
+              <w:pStyle w:val="af3"/>
+              <w:spacing w:before="0" w:after="0"/>
+              <w:ind w:left="0" w:firstLine="0"/>
+              <w:jc w:val="center"/>
+            </w:pPr>
+            <w:r>
+              <w:t>+</w:t>
+            </w:r>
+          </w:p>
+        </w:tc>
+        <w:tc>
+          <w:tcPr>
+            <w:tcW w:w="1032" w:type="dxa"/>
+            <w:vAlign w:val="center"/>
+          </w:tcPr>
+          <w:p>
+            <w:pPr>
+              <w:pStyle w:val="af3"/>
+              <w:spacing w:before="0" w:after="0"/>
+              <w:ind w:left="0" w:firstLine="0"/>
+              <w:jc w:val="center"/>
+            </w:pPr>
+            <w:r>
+              <w:t>+</w:t>
+            </w:r>
+          </w:p>
+        </w:tc>
+        <w:tc>
+          <w:tcPr>
+            <w:tcW w:w="1032" w:type="dxa"/>
+            <w:vAlign w:val="center"/>
+          </w:tcPr>
+          <w:p>
+            <w:pPr>
+              <w:pStyle w:val="af3"/>
+              <w:spacing w:before="0" w:after="0"/>
+              <w:ind w:left="0" w:firstLine="0"/>
+              <w:jc w:val="center"/>
+            </w:pPr>
+            <w:r>
+              <w:t>+</w:t>
+            </w:r>
+          </w:p>
+        </w:tc>
+      </w:tr>
+      <w:tr>
+        <w:tc>
+          <w:tcPr>
+            <w:tcW w:w="2122" w:type="dxa"/>
+          </w:tcPr>
+          <w:p>
+            <w:pPr>
+              <w:pStyle w:val="af3"/>
+              <w:spacing w:before="0" w:after="0"/>
+              <w:ind w:left="0" w:firstLine="0"/>
+            </w:pPr>
+            <w:r>
+              <w:rPr>
+                <w:lang w:val="en-US"/>
+              </w:rPr>
+              <w:t xml:space="preserve">Markdown </w:t>
+            </w:r>
+            <w:r>
+              <w:t>разметка</w:t>
+            </w:r>
+          </w:p>
+        </w:tc>
+        <w:tc>
+          <w:tcPr>
+            <w:tcW w:w="1031" w:type="dxa"/>
+            <w:vAlign w:val="center"/>
+          </w:tcPr>
+          <w:p>
+            <w:pPr>
+              <w:pStyle w:val="af3"/>
+              <w:spacing w:before="0" w:after="0"/>
+              <w:ind w:left="0" w:firstLine="0"/>
+              <w:jc w:val="center"/>
+            </w:pPr>
+            <w:r>
+              <w:t>+</w:t>
+            </w:r>
+          </w:p>
+        </w:tc>
+        <w:tc>
+          <w:tcPr>
+            <w:tcW w:w="1032" w:type="dxa"/>
+            <w:vAlign w:val="center"/>
+          </w:tcPr>
+          <w:p>
+            <w:pPr>
+              <w:pStyle w:val="af3"/>
+              <w:spacing w:before="0" w:after="0"/>
+              <w:ind w:left="0" w:firstLine="0"/>
+              <w:jc w:val="center"/>
+            </w:pPr>
+          </w:p>
+        </w:tc>
+        <w:tc>
+          <w:tcPr>
+            <w:tcW w:w="1032" w:type="dxa"/>
+            <w:vAlign w:val="center"/>
+          </w:tcPr>
+          <w:p>
+            <w:pPr>
+              <w:pStyle w:val="af3"/>
+              <w:spacing w:before="0" w:after="0"/>
+              <w:ind w:left="0" w:firstLine="0"/>
+              <w:jc w:val="center"/>
+            </w:pPr>
+            <w:r>
+              <w:t>+</w:t>
+            </w:r>
+          </w:p>
+        </w:tc>
+        <w:tc>
+          <w:tcPr>
+            <w:tcW w:w="1031" w:type="dxa"/>
+            <w:vAlign w:val="center"/>
+          </w:tcPr>
+          <w:p>
+            <w:pPr>
+              <w:pStyle w:val="af3"/>
+              <w:spacing w:before="0" w:after="0"/>
+              <w:ind w:left="0" w:firstLine="0"/>
+              <w:jc w:val="center"/>
+            </w:pPr>
+          </w:p>
+        </w:tc>
+        <w:tc>
+          <w:tcPr>
+            <w:tcW w:w="1032" w:type="dxa"/>
+            <w:vAlign w:val="center"/>
+          </w:tcPr>
+          <w:p>
+            <w:pPr>
+              <w:pStyle w:val="af3"/>
+              <w:spacing w:before="0" w:after="0"/>
+              <w:ind w:left="0" w:firstLine="0"/>
+              <w:jc w:val="center"/>
+            </w:pPr>
+            <w:r>
+              <w:t>+</w:t>
+            </w:r>
+          </w:p>
+        </w:tc>
+        <w:tc>
+          <w:tcPr>
+            <w:tcW w:w="1032" w:type="dxa"/>
+            <w:vAlign w:val="center"/>
+          </w:tcPr>
+          <w:p>
+            <w:pPr>
+              <w:pStyle w:val="af3"/>
+              <w:spacing w:before="0" w:after="0"/>
+              <w:ind w:left="0" w:firstLine="0"/>
+              <w:jc w:val="center"/>
+            </w:pPr>
+          </w:p>
+        </w:tc>
+        <w:tc>
+          <w:tcPr>
+            <w:tcW w:w="1032" w:type="dxa"/>
+            <w:vAlign w:val="center"/>
+          </w:tcPr>
+          <w:p>
+            <w:pPr>
+              <w:pStyle w:val="af3"/>
+              <w:spacing w:before="0" w:after="0"/>
+              <w:ind w:left="0" w:firstLine="0"/>
+              <w:jc w:val="center"/>
+            </w:pPr>
+            <w:r>
+              <w:t>+</w:t>
+            </w:r>
+          </w:p>
+        </w:tc>
+      </w:tr>
+      <w:tr>
+        <w:tc>
+          <w:tcPr>
+            <w:tcW w:w="2122" w:type="dxa"/>
+          </w:tcPr>
+          <w:p>
+            <w:pPr>
+              <w:pStyle w:val="af3"/>
+              <w:spacing w:before="0" w:after="0"/>
+              <w:ind w:left="0" w:firstLine="0"/>
+            </w:pPr>
+            <w:r>
+              <w:t>Простое развертывание</w:t>
+            </w:r>
+          </w:p>
+        </w:tc>
+        <w:tc>
+          <w:tcPr>
+            <w:tcW w:w="1031" w:type="dxa"/>
+            <w:vAlign w:val="center"/>
+          </w:tcPr>
+          <w:p>
+            <w:pPr>
+              <w:pStyle w:val="af3"/>
+              <w:spacing w:before="0" w:after="0"/>
+              <w:ind w:left="0" w:firstLine="0"/>
+              <w:jc w:val="center"/>
+            </w:pPr>
+            <w:r>
+              <w:t>+</w:t>
+            </w:r>
+          </w:p>
+        </w:tc>
+        <w:tc>
+          <w:tcPr>
+            <w:tcW w:w="1032" w:type="dxa"/>
+            <w:vAlign w:val="center"/>
+          </w:tcPr>
+          <w:p>
+            <w:pPr>
+              <w:pStyle w:val="af3"/>
+              <w:spacing w:before="0" w:after="0"/>
+              <w:ind w:left="0" w:firstLine="0"/>
+              <w:jc w:val="center"/>
+            </w:pPr>
+          </w:p>
+        </w:tc>
+        <w:tc>
+          <w:tcPr>
+            <w:tcW w:w="1032" w:type="dxa"/>
+            <w:vAlign w:val="center"/>
+          </w:tcPr>
+          <w:p>
+            <w:pPr>
+              <w:pStyle w:val="af3"/>
+              <w:spacing w:before="0" w:after="0"/>
+              <w:ind w:left="0" w:firstLine="0"/>
+              <w:jc w:val="center"/>
+            </w:pPr>
+          </w:p>
+        </w:tc>
+        <w:tc>
+          <w:tcPr>
+            <w:tcW w:w="1031" w:type="dxa"/>
+            <w:vAlign w:val="center"/>
+          </w:tcPr>
+          <w:p>
+            <w:pPr>
+              <w:pStyle w:val="af3"/>
+              <w:spacing w:before="0" w:after="0"/>
+              <w:ind w:left="0" w:firstLine="0"/>
+              <w:jc w:val="center"/>
+            </w:pPr>
+          </w:p>
+        </w:tc>
+        <w:tc>
+          <w:tcPr>
+            <w:tcW w:w="1032" w:type="dxa"/>
+            <w:vAlign w:val="center"/>
+          </w:tcPr>
+          <w:p>
+            <w:pPr>
+              <w:pStyle w:val="af3"/>
+              <w:spacing w:before="0" w:after="0"/>
+              <w:ind w:left="0" w:firstLine="0"/>
+              <w:jc w:val="center"/>
+            </w:pPr>
+          </w:p>
+        </w:tc>
+        <w:tc>
+          <w:tcPr>
+            <w:tcW w:w="1032" w:type="dxa"/>
+            <w:vAlign w:val="center"/>
+          </w:tcPr>
+          <w:p>
+            <w:pPr>
+              <w:pStyle w:val="af3"/>
+              <w:spacing w:before="0" w:after="0"/>
+              <w:ind w:left="0" w:firstLine="0"/>
+              <w:jc w:val="center"/>
+            </w:pPr>
+          </w:p>
+        </w:tc>
+        <w:tc>
+          <w:tcPr>
+            <w:tcW w:w="1032" w:type="dxa"/>
+            <w:vAlign w:val="center"/>
+          </w:tcPr>
+          <w:p>
+            <w:pPr>
+              <w:pStyle w:val="af3"/>
+              <w:spacing w:before="0" w:after="0"/>
+              <w:ind w:left="0" w:firstLine="0"/>
+              <w:jc w:val="center"/>
+            </w:pPr>
+            <w:r>
+              <w:t>+</w:t>
+            </w:r>
+          </w:p>
+        </w:tc>
+      </w:tr>
+      <w:tr>
+        <w:tc>
+          <w:tcPr>
+            <w:tcW w:w="2122" w:type="dxa"/>
+          </w:tcPr>
+          <w:p>
+            <w:pPr>
+              <w:pStyle w:val="af3"/>
+              <w:spacing w:before="0" w:after="0"/>
+              <w:ind w:left="0" w:firstLine="0"/>
+            </w:pPr>
+            <w:r>
+              <w:t>Портативность данных</w:t>
+            </w:r>
+          </w:p>
+        </w:tc>
+        <w:tc>
+          <w:tcPr>
+            <w:tcW w:w="1031" w:type="dxa"/>
+            <w:vAlign w:val="center"/>
+          </w:tcPr>
+          <w:p>
+            <w:pPr>
+              <w:pStyle w:val="af3"/>
+              <w:spacing w:before="0" w:after="0"/>
+              <w:ind w:left="0" w:firstLine="0"/>
+              <w:jc w:val="center"/>
+            </w:pPr>
+            <w:r>
+              <w:t>+</w:t>
+            </w:r>
+          </w:p>
+        </w:tc>
+        <w:tc>
+          <w:tcPr>
+            <w:tcW w:w="1032" w:type="dxa"/>
+            <w:vAlign w:val="center"/>
+          </w:tcPr>
+          <w:p>
+            <w:pPr>
+              <w:pStyle w:val="af3"/>
+              <w:spacing w:before="0" w:after="0"/>
+              <w:ind w:left="0" w:firstLine="0"/>
+              <w:jc w:val="center"/>
+            </w:pPr>
+          </w:p>
+        </w:tc>
+        <w:tc>
+          <w:tcPr>
+            <w:tcW w:w="1032" w:type="dxa"/>
+            <w:vAlign w:val="center"/>
+          </w:tcPr>
+          <w:p>
+            <w:pPr>
+              <w:pStyle w:val="af3"/>
+              <w:spacing w:before="0" w:after="0"/>
+              <w:ind w:left="0" w:firstLine="0"/>
+              <w:jc w:val="center"/>
+            </w:pPr>
+          </w:p>
+        </w:tc>
+        <w:tc>
+          <w:tcPr>
+            <w:tcW w:w="1031" w:type="dxa"/>
+            <w:vAlign w:val="center"/>
+          </w:tcPr>
+          <w:p>
+            <w:pPr>
+              <w:pStyle w:val="af3"/>
+              <w:spacing w:before="0" w:after="0"/>
+              <w:ind w:left="0" w:firstLine="0"/>
+              <w:jc w:val="center"/>
+            </w:pPr>
+            <w:r>
+              <w:t>+</w:t>
+            </w:r>
+          </w:p>
+        </w:tc>
+        <w:tc>
+          <w:tcPr>
+            <w:tcW w:w="1032" w:type="dxa"/>
+            <w:vAlign w:val="center"/>
+          </w:tcPr>
+          <w:p>
+            <w:pPr>
+              <w:pStyle w:val="af3"/>
+              <w:spacing w:before="0" w:after="0"/>
+              <w:ind w:left="0" w:firstLine="0"/>
+              <w:jc w:val="center"/>
+            </w:pPr>
+          </w:p>
+        </w:tc>
+        <w:tc>
+          <w:tcPr>
+            <w:tcW w:w="1032" w:type="dxa"/>
+            <w:vAlign w:val="center"/>
+          </w:tcPr>
+          <w:p>
+            <w:pPr>
+              <w:pStyle w:val="af3"/>
+              <w:spacing w:before="0" w:after="0"/>
+              <w:ind w:left="0" w:firstLine="0"/>
+              <w:jc w:val="center"/>
+            </w:pPr>
+          </w:p>
+        </w:tc>
+        <w:tc>
+          <w:tcPr>
+            <w:tcW w:w="1032" w:type="dxa"/>
+            <w:vAlign w:val="center"/>
+          </w:tcPr>
+          <w:p>
+            <w:pPr>
+              <w:pStyle w:val="af3"/>
+              <w:spacing w:before="0" w:after="0"/>
+              <w:ind w:left="0" w:firstLine="0"/>
+              <w:jc w:val="center"/>
+            </w:pPr>
+            <w:r>
+              <w:t>+</w:t>
+            </w:r>
+          </w:p>
+        </w:tc>
+      </w:tr>
+      <w:tr>
+        <w:tc>
+          <w:tcPr>
+            <w:tcW w:w="2122" w:type="dxa"/>
+          </w:tcPr>
+          <w:p>
+            <w:pPr>
+              <w:pStyle w:val="af3"/>
+              <w:spacing w:before="0" w:after="0"/>
+              <w:ind w:left="0" w:firstLine="0"/>
+            </w:pPr>
+            <w:r>
+              <w:t>Модерирование контента</w:t>
+            </w:r>
+          </w:p>
+        </w:tc>
+        <w:tc>
+          <w:tcPr>
+            <w:tcW w:w="1031" w:type="dxa"/>
+            <w:vAlign w:val="center"/>
+          </w:tcPr>
+          <w:p>
+            <w:pPr>
+              <w:pStyle w:val="af3"/>
+              <w:spacing w:before="0" w:after="0"/>
+              <w:ind w:left="0" w:firstLine="0"/>
+              <w:jc w:val="center"/>
+            </w:pPr>
+          </w:p>
+        </w:tc>
+        <w:tc>
+          <w:tcPr>
+            <w:tcW w:w="1032" w:type="dxa"/>
+            <w:vAlign w:val="center"/>
+          </w:tcPr>
+          <w:p>
+            <w:pPr>
+              <w:pStyle w:val="af3"/>
+              <w:spacing w:before="0" w:after="0"/>
+              <w:ind w:left="0" w:firstLine="0"/>
+              <w:jc w:val="center"/>
+            </w:pPr>
+            <w:r>
+              <w:t>+</w:t>
+            </w:r>
+          </w:p>
+        </w:tc>
+        <w:tc>
+          <w:tcPr>
+            <w:tcW w:w="1032" w:type="dxa"/>
+            <w:vAlign w:val="center"/>
+          </w:tcPr>
+          <w:p>
+            <w:pPr>
+              <w:pStyle w:val="af3"/>
+              <w:spacing w:before="0" w:after="0"/>
+              <w:ind w:left="0" w:firstLine="0"/>
+              <w:jc w:val="center"/>
+            </w:pPr>
+          </w:p>
+        </w:tc>
+        <w:tc>
+          <w:tcPr>
+            <w:tcW w:w="1031" w:type="dxa"/>
+            <w:vAlign w:val="center"/>
+          </w:tcPr>
+          <w:p>
+            <w:pPr>
+              <w:pStyle w:val="af3"/>
+              <w:spacing w:before="0" w:after="0"/>
+              <w:ind w:left="0" w:firstLine="0"/>
+              <w:jc w:val="center"/>
+            </w:pPr>
+            <w:r>
+              <w:t>+</w:t>
+            </w:r>
+          </w:p>
+        </w:tc>
+        <w:tc>
+          <w:tcPr>
+            <w:tcW w:w="1032" w:type="dxa"/>
+            <w:vAlign w:val="center"/>
+          </w:tcPr>
+          <w:p>
+            <w:pPr>
+              <w:pStyle w:val="af3"/>
+              <w:spacing w:before="0" w:after="0"/>
+              <w:ind w:left="0" w:firstLine="0"/>
+              <w:jc w:val="center"/>
+            </w:pPr>
+            <w:r>
+              <w:t>+</w:t>
+            </w:r>
+          </w:p>
+        </w:tc>
+        <w:tc>
+          <w:tcPr>
+            <w:tcW w:w="1032" w:type="dxa"/>
+            <w:vAlign w:val="center"/>
+          </w:tcPr>
+          <w:p>
+            <w:pPr>
+              <w:pStyle w:val="af3"/>
+              <w:spacing w:before="0" w:after="0"/>
+              <w:ind w:left="0" w:firstLine="0"/>
+              <w:jc w:val="center"/>
+            </w:pPr>
+            <w:r>
+              <w:t>+</w:t>
+            </w:r>
+          </w:p>
+        </w:tc>
+        <w:tc>
+          <w:tcPr>
+            <w:tcW w:w="1032" w:type="dxa"/>
+            <w:vAlign w:val="center"/>
+          </w:tcPr>
+          <w:p>
+            <w:pPr>
+              <w:pStyle w:val="af3"/>
+              <w:spacing w:before="0" w:after="0"/>
+              <w:ind w:left="0" w:firstLine="0"/>
+              <w:jc w:val="center"/>
+            </w:pPr>
+            <w:r>
+              <w:t>+</w:t>
+            </w:r>
+          </w:p>
+        </w:tc>
+      </w:tr>
+      <w:tr>
+        <w:tc>
+          <w:tcPr>
+            <w:tcW w:w="2122" w:type="dxa"/>
+          </w:tcPr>
+          <w:p>
+            <w:pPr>
+              <w:pStyle w:val="af3"/>
+              <w:spacing w:before="0" w:after="0"/>
+              <w:ind w:left="0" w:firstLine="0"/>
+            </w:pPr>
+            <w:r>
+              <w:t>Бесплатно</w:t>
+            </w:r>
+          </w:p>
+        </w:tc>
+        <w:tc>
+          <w:tcPr>
+            <w:tcW w:w="1031" w:type="dxa"/>
+            <w:vAlign w:val="center"/>
+          </w:tcPr>
+          <w:p>
+            <w:pPr>
+              <w:pStyle w:val="af3"/>
+              <w:spacing w:before="0" w:after="0"/>
+              <w:ind w:left="0" w:firstLine="0"/>
+              <w:jc w:val="center"/>
+            </w:pPr>
+            <w:r>
+              <w:t>+</w:t>
+            </w:r>
+          </w:p>
+        </w:tc>
+        <w:tc>
+          <w:tcPr>
+            <w:tcW w:w="1032" w:type="dxa"/>
+            <w:vAlign w:val="center"/>
+          </w:tcPr>
+          <w:p>
+            <w:pPr>
+              <w:pStyle w:val="af3"/>
+              <w:spacing w:before="0" w:after="0"/>
+              <w:ind w:left="0" w:firstLine="0"/>
+              <w:jc w:val="center"/>
+            </w:pPr>
+          </w:p>
+        </w:tc>
+        <w:tc>
+          <w:tcPr>
+            <w:tcW w:w="1032" w:type="dxa"/>
+            <w:vAlign w:val="center"/>
+          </w:tcPr>
+          <w:p>
+            <w:pPr>
+              <w:pStyle w:val="af3"/>
+              <w:spacing w:before="0" w:after="0"/>
+              <w:ind w:left="0" w:firstLine="0"/>
+              <w:jc w:val="center"/>
+            </w:pPr>
+          </w:p>
+        </w:tc>
+        <w:tc>
+          <w:tcPr>
+            <w:tcW w:w="1031" w:type="dxa"/>
+            <w:vAlign w:val="center"/>
+          </w:tcPr>
+          <w:p>
+            <w:pPr>
+              <w:pStyle w:val="af3"/>
+              <w:spacing w:before="0" w:after="0"/>
+              <w:ind w:left="0" w:firstLine="0"/>
+              <w:jc w:val="center"/>
+            </w:pPr>
+            <w:r>
+              <w:t>+</w:t>
+            </w:r>
+          </w:p>
+        </w:tc>
+        <w:tc>
+          <w:tcPr>
+            <w:tcW w:w="1032" w:type="dxa"/>
+            <w:vAlign w:val="center"/>
+          </w:tcPr>
+          <w:p>
+            <w:pPr>
+              <w:pStyle w:val="af3"/>
+              <w:spacing w:before="0" w:after="0"/>
+              <w:ind w:left="0" w:firstLine="0"/>
+              <w:jc w:val="center"/>
+            </w:pPr>
+          </w:p>
+        </w:tc>
+        <w:tc>
+          <w:tcPr>
+            <w:tcW w:w="1032" w:type="dxa"/>
+            <w:vAlign w:val="center"/>
+          </w:tcPr>
+          <w:p>
+            <w:pPr>
+              <w:pStyle w:val="af3"/>
+              <w:spacing w:before="0" w:after="0"/>
+              <w:ind w:left="0" w:firstLine="0"/>
+              <w:jc w:val="center"/>
+            </w:pPr>
+          </w:p>
+        </w:tc>
+        <w:tc>
+          <w:tcPr>
+            <w:tcW w:w="1032" w:type="dxa"/>
+            <w:vAlign w:val="center"/>
+          </w:tcPr>
+          <w:p>
+            <w:pPr>
+              <w:pStyle w:val="af3"/>
+              <w:spacing w:before="0" w:after="0"/>
+              <w:ind w:left="0" w:firstLine="0"/>
+              <w:jc w:val="center"/>
+            </w:pPr>
+            <w:r>
+              <w:t>+</w:t>
+            </w:r>
+          </w:p>
+        </w:tc>
+      </w:tr>
+    </w:tbl>
+    <w:p/>
+    <w:p>
+      <w:r>
+        <w:t>Среди возможных рисков следует выделить нижеследующие.</w:t>
+      </w:r>
+    </w:p>
+    <w:p>
+      <w:r>
+        <w:t>Первый риск состоит в низкой активности использования: команда может забыть про систему или использовать её нерегулярно, что приведёт к устареванию информации и потере ценности продукта. Для снижения этого риска предусмотрены стартовое наполнение базы примерами статей, интеграция использования вики в рабочие процессы команды и напоминания модераторов.</w:t>
+      </w:r>
+    </w:p>
+    <w:p>
+      <w:r>
+        <w:t xml:space="preserve">Второй риск </w:t>
+      </w:r>
+      <w:r>
+        <w:t>–</w:t>
+      </w:r>
+      <w:r>
+        <w:t xml:space="preserve"> отсутствие новых материалов: пользователи могут только читать существующие статьи, но не добавлять новые, что ограничит базу знаний и снизит её актуальность. Меры снижения включают назначение нескольких активных модераторов, формирование культуры документирования решений в команде и периодические обзоры статей.</w:t>
+      </w:r>
+    </w:p>
+    <w:p>
+      <w:r>
+        <w:t xml:space="preserve">Третий риск </w:t>
+      </w:r>
+      <w:r>
+        <w:t>–</w:t>
+      </w:r>
+      <w:r>
+        <w:t xml:space="preserve"> уход модератора: единственный модератор может уволиться, и некому будет публиковать статьи или управлять контентом. Меры включают назначение двух и более модераторов и простую процедуру передачи прав.</w:t>
+      </w:r>
+    </w:p>
+    <w:p>
+      <w:pPr>
         <w:rPr>
           <w:lang w:val="en-US"/>
         </w:rPr>
-        <w:t>Obsidian</w:t>
-      </w:r>
-      <w:r>
-        <w:t>,</w:t>
-      </w:r>
-      <w:r>
-        <w:t xml:space="preserve"> с коллаборативными функциями командных вики.</w:t>
-      </w:r>
-    </w:p>
-    <w:p>
-      <w:r>
-        <w:t xml:space="preserve">В первую версию приложения входит создание, редактирование и публикация статей в формате </w:t>
-      </w:r>
-      <w:proofErr w:type="spellStart"/>
-      <w:r>
-        <w:t>Markdown</w:t>
-      </w:r>
-      <w:proofErr w:type="spellEnd"/>
-      <w:r>
-        <w:t xml:space="preserve"> с поддержкой изображений, система комментариев с древовидной структурой для обсуждения статей, лайки и дизлайки на статьи, иерархическая организация статей по категориям и плоское тегирование, поиск по названиям статей, категориям и пользователям, фильтрация и сортировка статей по дате, автору, категории и тегам, трёхуровневая система ролей (анонимный пользователь, авторизованный пользователь, модератор), встроенный редактор </w:t>
-      </w:r>
-      <w:proofErr w:type="spellStart"/>
-      <w:r>
-        <w:t>Markdown</w:t>
-      </w:r>
-      <w:proofErr w:type="spellEnd"/>
-      <w:r>
-        <w:t xml:space="preserve"> с переключаемым режимом предпросмотра, развёртывание через </w:t>
-      </w:r>
-      <w:proofErr w:type="spellStart"/>
-      <w:r>
-        <w:t>Docker</w:t>
-      </w:r>
-      <w:proofErr w:type="spellEnd"/>
-      <w:r>
-        <w:t xml:space="preserve"> </w:t>
-      </w:r>
-      <w:proofErr w:type="spellStart"/>
-      <w:r>
-        <w:t>Compose</w:t>
-      </w:r>
-      <w:proofErr w:type="spellEnd"/>
-      <w:r>
-        <w:t xml:space="preserve"> на Linux-дистрибутивах.</w:t>
-      </w:r>
-    </w:p>
-    <w:p>
-      <w:r>
-        <w:t xml:space="preserve">Что не входит в первую версию: публичное REST API для интеграции с внешними системами, двухфакторная аутентификация и верификация </w:t>
-      </w:r>
-      <w:proofErr w:type="spellStart"/>
-      <w:r>
-        <w:t>email</w:t>
-      </w:r>
-      <w:proofErr w:type="spellEnd"/>
-      <w:r>
-        <w:t xml:space="preserve">, детальное многоуровневое разграничение прав доступа по ролям, полное </w:t>
-      </w:r>
-      <w:proofErr w:type="spellStart"/>
-      <w:r>
-        <w:t>версионирование</w:t>
-      </w:r>
-      <w:proofErr w:type="spellEnd"/>
-      <w:r>
-        <w:t xml:space="preserve"> статей с возможностью восстановления промежуточных версий, полнотекстовый поиск по содержимому статей.</w:t>
-      </w:r>
-    </w:p>
-    <w:p>
-      <w:r>
-        <w:t xml:space="preserve">Основными пользователями являются IT-команды (разработчики, </w:t>
-      </w:r>
-      <w:proofErr w:type="spellStart"/>
-      <w:r>
-        <w:t>DevOps</w:t>
-      </w:r>
-      <w:proofErr w:type="spellEnd"/>
-      <w:r>
-        <w:t xml:space="preserve">-инженеры, </w:t>
-      </w:r>
-      <w:proofErr w:type="spellStart"/>
-      <w:r>
-        <w:t>security</w:t>
-      </w:r>
-      <w:proofErr w:type="spellEnd"/>
-      <w:r>
-        <w:t xml:space="preserve">-специалисты), использующие </w:t>
-      </w:r>
-      <w:proofErr w:type="spellStart"/>
-      <w:r>
-        <w:t>Dev</w:t>
-      </w:r>
-      <w:proofErr w:type="spellEnd"/>
-      <w:r>
-        <w:t xml:space="preserve"> </w:t>
-      </w:r>
-      <w:proofErr w:type="spellStart"/>
-      <w:r>
-        <w:t>Wiki</w:t>
-      </w:r>
-      <w:proofErr w:type="spellEnd"/>
-      <w:r>
-        <w:t xml:space="preserve"> как повседневный инструмент для документирования и поиска решений. Вторичными пользователями являются новички в команде, использующие вики для изучения процессов и наработанных решений. Критическое условие для успеха проекта состоит в том, что продукт имеет ценность только при активном использовании несколькими членами команды. Использование одним человеком не оправдывает развёртывание системы.</w:t>
-      </w:r>
-    </w:p>
-    <w:p>
+      </w:pPr>
+      <w:r>
+        <w:t xml:space="preserve">Четвёртый риск </w:t>
+      </w:r>
+      <w:r>
+        <w:t>–</w:t>
+      </w:r>
+      <w:r>
+        <w:t xml:space="preserve"> проблема «холодного старта»: пустая база знаний не мотивирует команду начать её использовать. Для его снижения продукт поставляется с начальным набором статей-примеров (5</w:t>
+      </w:r>
+      <w:r>
+        <w:t>-</w:t>
+      </w:r>
+      <w:r>
+        <w:t>10 базовых тем по DevOps, разработке и security), которые команда сможет расширять по примерам.</w:t>
+      </w:r>
+    </w:p>
+    <w:p>
+      <w:r>
+        <w:t>Предполагается, что команда имеет доступ к локальной инфраструктуре для развёртывания приложения (сервер с Docker), все пользователи р</w:t>
+      </w:r>
+      <w:r>
+        <w:t>аботают с десктопных устройств, а</w:t>
+      </w:r>
+      <w:r>
+        <w:t xml:space="preserve"> модераторы владеют синтаксисом Markdown.</w:t>
+      </w:r>
+    </w:p>
+    <w:p>
+      <w:r>
+        <w:t>Ограничения проекта заключаются в том, что разработка ведётся силами небольшой команды (1</w:t>
+      </w:r>
+      <w:r>
+        <w:t>-</w:t>
+      </w:r>
+      <w:r>
+        <w:t xml:space="preserve">2 разработчика), требуется время для ввода системы в </w:t>
+      </w:r>
       <w:r>
         <w:lastRenderedPageBreak/>
-        <w:t xml:space="preserve">Проект считается успешным при выполнении следующих условий. Во-первых, команда должна периодически (не реже раза в </w:t>
-      </w:r>
-      <w:r>
-        <w:t>месяц</w:t>
-      </w:r>
-      <w:r>
-        <w:t xml:space="preserve">) добавлять новые статьи или обновлять существующие. Во-вторых, члены команды должны еженедельно обращаться к </w:t>
-      </w:r>
-      <w:proofErr w:type="spellStart"/>
-      <w:r>
-        <w:t>Dev</w:t>
-      </w:r>
-      <w:proofErr w:type="spellEnd"/>
-      <w:r>
-        <w:t xml:space="preserve"> </w:t>
-      </w:r>
-      <w:proofErr w:type="spellStart"/>
-      <w:r>
-        <w:t>Wiki</w:t>
-      </w:r>
-      <w:proofErr w:type="spellEnd"/>
-      <w:r>
-        <w:t xml:space="preserve"> для поиска информации и использовать найденные материалы в работе. В-третьих, при повторном столкновении с задокументированной проблемой время её решения должно сократиться до нескольких минут (открытие нужной статьи) вместо повторного поиска в интернете. В-четвёртых, система должна остаться в активном использовании команды в течение не менее 6 месяцев после внедрения.</w:t>
-      </w:r>
-    </w:p>
-    <w:p>
-      <w:r>
-        <w:t>Среди возможных рисков следует выделить нижеследующие.</w:t>
-      </w:r>
-    </w:p>
-    <w:p>
-      <w:r>
-        <w:t>Первый риск состоит в низкой активности использования: команда может забыть про систему или использовать её нерегулярно, что приведёт к устареванию информации и потере ценности продукта. Для снижения этого риска предусмотрены стартовое наполнение базы примерами статей, интеграция использования вики в рабочие процессы команды и напоминания модераторов.</w:t>
-      </w:r>
-    </w:p>
-    <w:p>
-      <w:r>
-        <w:t>Второй риск — отсутствие новых материалов: пользователи могут только читать существующие статьи, но не добавлять новые, что ограничит базу знаний и снизит её актуальность. Меры снижения включают назначение нескольких активных модераторов, формирование культуры документирования решений в команде и периодические обзоры статей.</w:t>
-      </w:r>
-    </w:p>
-    <w:p>
-      <w:r>
-        <w:t>Третий риск — уход модератора: единственный модератор может уволиться, и некому будет публиковать статьи или управлять контентом. Меры включают назначение двух и более модераторов и простую процедуру передачи прав.</w:t>
-      </w:r>
-    </w:p>
-    <w:p>
-      <w:r>
-        <w:t xml:space="preserve">Четвёртый риск — проблема «холодного старта»: пустая база знаний не мотивирует команду начать её использовать. Для его снижения продукт поставляется с начальным набором статей-примеров (5–10 базовых тем по </w:t>
-      </w:r>
-      <w:proofErr w:type="spellStart"/>
-      <w:r>
-        <w:t>DevOps</w:t>
-      </w:r>
-      <w:proofErr w:type="spellEnd"/>
-      <w:r>
-        <w:t xml:space="preserve">, разработке и </w:t>
-      </w:r>
-      <w:proofErr w:type="spellStart"/>
-      <w:r>
-        <w:t>security</w:t>
-      </w:r>
-      <w:proofErr w:type="spellEnd"/>
-      <w:r>
-        <w:t>), которые команда сможет расширять по примерам.</w:t>
-      </w:r>
-    </w:p>
-    <w:p>
-      <w:r>
-        <w:t xml:space="preserve">Предполагается, что команда имеет доступ к локальной инфраструктуре для развёртывания приложения (сервер с </w:t>
-      </w:r>
-      <w:proofErr w:type="spellStart"/>
-      <w:r>
-        <w:t>Docker</w:t>
-      </w:r>
-      <w:proofErr w:type="spellEnd"/>
-      <w:r>
-        <w:t>), все пользователи р</w:t>
-      </w:r>
-      <w:r>
-        <w:t>аботают с десктопных устройств, а</w:t>
-      </w:r>
-      <w:r>
-        <w:t xml:space="preserve"> модераторы владеют синтаксисом </w:t>
-      </w:r>
-      <w:proofErr w:type="spellStart"/>
-      <w:r>
-        <w:t>Markdown</w:t>
-      </w:r>
-      <w:proofErr w:type="spellEnd"/>
-      <w:r>
-        <w:t>.</w:t>
-      </w:r>
-    </w:p>
-    <w:p>
-      <w:r>
-        <w:t>Ограничения проекта заключаются в том, что разработка ведётся силами небольшой команды (1–2 разработчика), требуется время для ввода системы в эксплуатацию и первичного наполнения контентом, а для обеспечения быстрого старта продукт должен поставляться со стартовой базой статей-примеров, демонстрирующих возможности форматирования и структуру документации.</w:t>
+        <w:t>эксплуатацию и первичного наполнения контентом, а для обеспечения быстрого старта продукт должен поставляться со стартовой базой статей-примеров, демонстрирующих возможности форматирования и структуру документации.</w:t>
       </w:r>
     </w:p>
     <w:p>
@@ -1738,54 +3219,46 @@
     </w:p>
     <w:p>
       <w:r>
-        <w:t>Диаграмма вариантов использования описывает функциональность системы с точки зрения пользователей (акторов) и их взаимодействия с системой через варианты использования (</w:t>
-      </w:r>
-      <w:proofErr w:type="spellStart"/>
-      <w:r>
-        <w:t>use</w:t>
-      </w:r>
-      <w:proofErr w:type="spellEnd"/>
+        <w:t>Диаграмма вариантов использования описывает функциональность системы с точки зрения пользователей (акторов) и их взаимодействия с системой через варианты использования (use cases). Для Dev Wiki определены три основных актора: Аноним, Авторизованный пользователь и Модератор. Каждый актор имеет доступ к определённым функциям системы в зависимости от своих</w:t>
+      </w:r>
       <w:r>
         <w:t xml:space="preserve"> </w:t>
       </w:r>
-      <w:proofErr w:type="spellStart"/>
-      <w:r>
-        <w:t>cases</w:t>
-      </w:r>
-      <w:proofErr w:type="spellEnd"/>
-      <w:r>
-        <w:t xml:space="preserve">). Для </w:t>
-      </w:r>
-      <w:proofErr w:type="spellStart"/>
-      <w:r>
-        <w:t>Dev</w:t>
-      </w:r>
-      <w:proofErr w:type="spellEnd"/>
-      <w:r>
-        <w:t xml:space="preserve"> </w:t>
-      </w:r>
-      <w:proofErr w:type="spellStart"/>
-      <w:r>
-        <w:t>Wiki</w:t>
-      </w:r>
-      <w:proofErr w:type="spellEnd"/>
-      <w:r>
-        <w:t xml:space="preserve"> определены три основных актора: Аноним, Авторизованный пользователь и Модератор. Каждый актор имеет доступ к определённым функциям системы в зависимости от своих прав.</w:t>
-      </w:r>
-    </w:p>
-    <w:p>
-      <w:r>
-        <w:t>Аноним — неавторизованный пользователь, который имеет доступ только к чтению опубликованных статей, просмотру комментариев и навигации по разделам. Аноним не может оставлять комментарии, ставить лайки или редактировать контент.</w:t>
-      </w:r>
-    </w:p>
-    <w:p>
-      <w:r>
-        <w:t>Авторизованный пользователь — зарегистрированный пользователь, прошедший аутентификацию. Такой пользователь имеет все права анонима, а также может оставлять комментарии к статьям (после 7-дневного периода после регистрации), редактировать свои комментарии, ставить лайки и дизлайки на статьи.</w:t>
-      </w:r>
-    </w:p>
-    <w:p>
-      <w:r>
-        <w:t>​Модератор — пользователь с расширенными правами на управление контентом. Модератор имеет все права авторизованного пользователя, а также может создавать, редактировать и удалять статьи, публиковать статьи и сохранять их в виде черновиков, скрывать статьи из публичного доступа и удалять комментарии любых пользователей.</w:t>
+      <w:r>
+        <w:t>прав.</w:t>
+      </w:r>
+    </w:p>
+    <w:p>
+      <w:r>
+        <w:t xml:space="preserve">Аноним </w:t>
+      </w:r>
+      <w:r>
+        <w:t>–</w:t>
+      </w:r>
+      <w:r>
+        <w:t xml:space="preserve"> неавторизованный пользователь, который имеет доступ только к чтению опубликованных статей, просмотру комментариев и навигации по разделам. Аноним не может оставлять комментарии, ставить лайки или редактировать контент.</w:t>
+      </w:r>
+    </w:p>
+    <w:p>
+      <w:r>
+        <w:t xml:space="preserve">Авторизованный пользователь </w:t>
+      </w:r>
+      <w:r>
+        <w:t>–</w:t>
+      </w:r>
+      <w:r>
+        <w:t xml:space="preserve"> зарегистрированный пользователь, прошедший аутентификацию. Такой пользователь имеет все права анонима, а также может оставлять комментарии к статьям (после 7-дневного периода после регистрации), редактировать свои комментарии, ставить лайки и дизлайки на статьи.</w:t>
+      </w:r>
+    </w:p>
+    <w:p>
+      <w:r>
+        <w:t xml:space="preserve">​Модератор </w:t>
+      </w:r>
+      <w:r>
+        <w:t>–</w:t>
+      </w:r>
+      <w:r>
+        <w:t xml:space="preserve"> пользователь с расширенными правами на управление контентом. Модератор имеет все права авторизованного пользователя, а также может создавать, редактировать и удалять статьи, публиковать статьи и сохранять их в виде черновиков, скрывать статьи из публичного доступа и удалять комментарии любых пользователей.</w:t>
       </w:r>
     </w:p>
     <w:p>
@@ -1795,162 +3268,284 @@
     </w:p>
     <w:p>
       <w:r>
-        <w:t xml:space="preserve">UC-1: Просмотр статьи — пользователь открывает статью и читает её содержимое в отформатированном виде </w:t>
-      </w:r>
-      <w:proofErr w:type="spellStart"/>
-      <w:r>
-        <w:t>Markdown</w:t>
-      </w:r>
-      <w:proofErr w:type="spellEnd"/>
-      <w:r>
-        <w:t>. Доступно всем акторам.</w:t>
-      </w:r>
-    </w:p>
-    <w:p>
-      <w:r>
-        <w:t xml:space="preserve">UC-2: Поиск по базе знаний — пользователь вводит запрос в глобальную поисковую строку или использует фильтры в разделе </w:t>
-      </w:r>
-      <w:proofErr w:type="spellStart"/>
-      <w:r>
-        <w:t>Articles</w:t>
-      </w:r>
-      <w:proofErr w:type="spellEnd"/>
-      <w:r>
-        <w:t xml:space="preserve"> для поиска статей по названию, категории, автору или тегам. Доступно всем акторам.</w:t>
-      </w:r>
-    </w:p>
-    <w:p>
-      <w:r>
-        <w:t>​UC-3: Просмотр комментариев — пользователь просматривает комментарии к статье в виде древовидной структуры. Доступно всем акторам.</w:t>
-      </w:r>
-    </w:p>
-    <w:p>
-      <w:r>
-        <w:t>​UC-4: Авторизация в системе — пользователь вводит логин и пароль для получения доступа к функциям авторизованного пользователя. Доступно анонимам (переход в роль авторизованного пользователя).</w:t>
-      </w:r>
-    </w:p>
-    <w:p>
-      <w:r>
-        <w:t>​UC-5: Регистрация в системе — пользователь создаёт новую учётную запись, указывая логин и пароль. Доступно анонимам.</w:t>
-      </w:r>
-    </w:p>
-    <w:p>
-      <w:r>
-        <w:t>​UC-6: Оставить комментарий — авторизованный пользователь добавляет новый комментарий к статье или отвечает на существующий комментарий. Доступно авторизованным пользователям (кроме новичков в первые 7 дней).</w:t>
-      </w:r>
-    </w:p>
-    <w:p>
-      <w:r>
-        <w:t>​UC-7: Редактировать свой комментарий — авторизованный пользователь изменяет текст своего комментария, после чего отображается пометка об изменении. Доступно авторизованным пользователям.</w:t>
+        <w:t xml:space="preserve">UC-1: </w:t>
+      </w:r>
+      <w:r>
+        <w:t>п</w:t>
+      </w:r>
+      <w:r>
+        <w:t xml:space="preserve">росмотр статьи </w:t>
+      </w:r>
+      <w:r>
+        <w:t>–</w:t>
+      </w:r>
+      <w:r>
+        <w:t xml:space="preserve"> пользователь открывает статью и читает её содержимое в отформатированном виде Markdown. Доступно всем акторам.</w:t>
+      </w:r>
+    </w:p>
+    <w:p>
+      <w:r>
+        <w:t xml:space="preserve">UC-2: </w:t>
+      </w:r>
+      <w:r>
+        <w:t>п</w:t>
+      </w:r>
+      <w:r>
+        <w:t xml:space="preserve">оиск по базе знаний </w:t>
+      </w:r>
+      <w:r>
+        <w:t>–</w:t>
+      </w:r>
+      <w:r>
+        <w:t xml:space="preserve"> пользователь вводит запрос в глобальную поисковую строку или использует фильтры в разделе Articles для поиска статей по названию, категории, автору или тегам. Доступно всем акторам.</w:t>
+      </w:r>
+    </w:p>
+    <w:p>
+      <w:r>
+        <w:t xml:space="preserve">​UC-3: </w:t>
+      </w:r>
+      <w:r>
+        <w:t>п</w:t>
+      </w:r>
+      <w:r>
+        <w:t xml:space="preserve">росмотр комментариев </w:t>
+      </w:r>
+      <w:r>
+        <w:t>–</w:t>
+      </w:r>
+      <w:r>
+        <w:t xml:space="preserve"> пользователь просматривает комментарии к статье в виде древовидной структуры. Доступно всем акторам.</w:t>
+      </w:r>
+    </w:p>
+    <w:p>
+      <w:r>
+        <w:t xml:space="preserve">​UC-4: </w:t>
+      </w:r>
+      <w:r>
+        <w:t>а</w:t>
+      </w:r>
+      <w:r>
+        <w:t xml:space="preserve">вторизация в системе </w:t>
+      </w:r>
+      <w:r>
+        <w:t>–</w:t>
+      </w:r>
+      <w:r>
+        <w:t xml:space="preserve"> пользователь вводит логин и пароль для получения доступа к функциям авторизованного пользователя. Доступно анонимам (переход в роль авторизованного пользователя).</w:t>
+      </w:r>
+    </w:p>
+    <w:p>
+      <w:r>
+        <w:t xml:space="preserve">​UC-5: </w:t>
+      </w:r>
+      <w:r>
+        <w:t>р</w:t>
+      </w:r>
+      <w:r>
+        <w:t xml:space="preserve">егистрация в системе </w:t>
+      </w:r>
+      <w:r>
+        <w:t>–</w:t>
+      </w:r>
+      <w:r>
+        <w:t xml:space="preserve"> пользователь создаёт новую учётную запись, указывая логин и пароль. Доступно анонимам.</w:t>
+      </w:r>
+    </w:p>
+    <w:p>
+      <w:r>
+        <w:t>​UC-6</w:t>
+      </w:r>
+      <w:r>
+        <w:t>: оставить</w:t>
+      </w:r>
+      <w:r>
+        <w:t xml:space="preserve"> комментарий </w:t>
+      </w:r>
+      <w:r>
+        <w:t>–</w:t>
+      </w:r>
+      <w:r>
+        <w:t xml:space="preserve"> авторизованный пользователь добавляет новый комментарий к статье или отвечает на существующий комментарий. Доступно авторизованным пользователям (кроме новичков в первые 7 дней).</w:t>
+      </w:r>
+    </w:p>
+    <w:p>
+      <w:r>
+        <w:t>​UC-7</w:t>
+      </w:r>
+      <w:r>
+        <w:t>: редактировать</w:t>
+      </w:r>
+      <w:r>
+        <w:t xml:space="preserve"> свой комментарий </w:t>
+      </w:r>
+      <w:r>
+        <w:t>–</w:t>
+      </w:r>
+      <w:r>
+        <w:t xml:space="preserve"> авторизованный пользователь изменяет текст своего комментария, после чего отображается пометка об изменении. Доступно авторизованным пользователям.</w:t>
       </w:r>
     </w:p>
     <w:p>
       <w:r>
         <w:lastRenderedPageBreak/>
-        <w:t>​UC-8: Поставить лайк/дизлайк на статью — авторизованный пользователь выражает своё отношение к статье, увеличивая счётчик лайков или дизлайков. Доступно авторизованным пользователям.</w:t>
-      </w:r>
-    </w:p>
-    <w:p>
-      <w:r>
-        <w:t xml:space="preserve">​UC-9: Создать статью — модератор открывает редактор, заполняет название, категорию, теги и содержимое статьи в формате </w:t>
-      </w:r>
-      <w:proofErr w:type="spellStart"/>
-      <w:r>
-        <w:t>Markdown</w:t>
-      </w:r>
-      <w:proofErr w:type="spellEnd"/>
-      <w:r>
-        <w:t>, затем сохраняет её как черновик или публикует. Доступно только модераторам.</w:t>
-      </w:r>
-    </w:p>
-    <w:p>
-      <w:r>
-        <w:t>​UC-10: Редактировать статью — модератор изменяет содержимое, название, категорию или теги существующей статьи независимо от её автора. Доступно только модераторам.</w:t>
-      </w:r>
-    </w:p>
-    <w:p>
-      <w:r>
-        <w:t>​UC-11: Удалить статью — модератор полностью удаляет статью из системы. Доступно только модераторам.</w:t>
-      </w:r>
-    </w:p>
-    <w:p>
-      <w:r>
-        <w:t>​UC-12: Опубликовать/скрыть статью — модератор изменяет статус статьи, делая её доступной для всех или скрывая из публичного доступа. Доступно только модераторам.</w:t>
-      </w:r>
-    </w:p>
-    <w:p>
-      <w:r>
-        <w:t>​UC-13: Удалить комментарий — модератор удаляет комментарий любого пользователя. Доступно только модераторам.</w:t>
-      </w:r>
-    </w:p>
-    <w:p>
-      <w:r>
-        <w:t>​UC-14: Фильтрация и сортировка статей — пользователь применяет фильтры по автору, категории, тегам или статусу публикации (для модераторов) и сортирует результаты по дате. Доступно всем акторам, модераторам доступен дополнительный фильтр по статусу.</w:t>
-      </w:r>
-    </w:p>
-    <w:p>
-      <w:r>
-        <w:t>​UC-15: Переключение темы оформления — пользователь переключается между светлой и тёмной темой интерфейса. Доступно всем акторам.</w:t>
-      </w:r>
-    </w:p>
-    <w:p>
-      <w:r>
-        <w:t xml:space="preserve">Некоторые варианты использования связаны отношениями </w:t>
-      </w:r>
-      <w:proofErr w:type="spellStart"/>
-      <w:r>
-        <w:t>include</w:t>
-      </w:r>
-      <w:proofErr w:type="spellEnd"/>
-      <w:r>
-        <w:t xml:space="preserve"> (обязательное включение) и </w:t>
-      </w:r>
-      <w:proofErr w:type="spellStart"/>
-      <w:r>
-        <w:t>extend</w:t>
-      </w:r>
-      <w:proofErr w:type="spellEnd"/>
-      <w:r>
-        <w:t xml:space="preserve"> (опциональное расширение):</w:t>
-      </w:r>
-    </w:p>
-    <w:p>
-      <w:r>
-        <w:t xml:space="preserve">UC-2 (Поиск) </w:t>
-      </w:r>
-      <w:proofErr w:type="spellStart"/>
-      <w:r>
-        <w:t>include</w:t>
-      </w:r>
-      <w:proofErr w:type="spellEnd"/>
-      <w:r>
-        <w:t xml:space="preserve"> UC-1 (Просмотр статьи) — после выполнения поиска пользователь обычно открывает найденную статью для чтения.</w:t>
-      </w:r>
-    </w:p>
-    <w:p>
-      <w:r>
-        <w:t xml:space="preserve">UC-6 (Оставить комментарий) </w:t>
-      </w:r>
-      <w:proofErr w:type="spellStart"/>
-      <w:r>
-        <w:t>extend</w:t>
-      </w:r>
-      <w:proofErr w:type="spellEnd"/>
-      <w:r>
-        <w:t xml:space="preserve"> UC-4 (Авторизация) — если аноним пытается оставить комментарий, система требует сначала авторизоваться.</w:t>
-      </w:r>
-    </w:p>
-    <w:p>
-      <w:r>
-        <w:t xml:space="preserve">UC-9 (Создать статью) </w:t>
-      </w:r>
-      <w:proofErr w:type="spellStart"/>
-      <w:r>
-        <w:t>include</w:t>
-      </w:r>
-      <w:proofErr w:type="spellEnd"/>
-      <w:r>
-        <w:t xml:space="preserve"> UC-10 (Редактировать статью) — создание статьи включает в себя работу с редактором, который также используется при редактировании существующих статей.</w:t>
+        <w:t>​UC-8</w:t>
+      </w:r>
+      <w:r>
+        <w:t>: поставить</w:t>
+      </w:r>
+      <w:r>
+        <w:t xml:space="preserve"> лайк/дизлайк на статью </w:t>
+      </w:r>
+      <w:r>
+        <w:t>–</w:t>
+      </w:r>
+      <w:r>
+        <w:t xml:space="preserve"> авторизованный пользователь выражает своё отношение к статье, увеличивая счётчик лайков или дизлайков. Доступно авторизованным пользователям.</w:t>
+      </w:r>
+    </w:p>
+    <w:p>
+      <w:r>
+        <w:t>​UC-9</w:t>
+      </w:r>
+      <w:r>
+        <w:t>: создать</w:t>
+      </w:r>
+      <w:r>
+        <w:t xml:space="preserve"> статью </w:t>
+      </w:r>
+      <w:r>
+        <w:t>–</w:t>
+      </w:r>
+      <w:r>
+        <w:t xml:space="preserve"> модератор открывает редактор, заполняет название, категорию, теги и содержимое статьи в формате Markdown, затем сохраняет её как черновик или публикует. Доступно только модераторам.</w:t>
+      </w:r>
+    </w:p>
+    <w:p>
+      <w:r>
+        <w:t>​UC-10</w:t>
+      </w:r>
+      <w:r>
+        <w:t>: редактировать</w:t>
+      </w:r>
+      <w:r>
+        <w:t xml:space="preserve"> статью </w:t>
+      </w:r>
+      <w:r>
+        <w:t>–</w:t>
+      </w:r>
+      <w:r>
+        <w:t xml:space="preserve"> модератор изменяет содержимое, название, категорию или теги существующей статьи независимо от её автора. Доступно только модераторам.</w:t>
+      </w:r>
+    </w:p>
+    <w:p>
+      <w:r>
+        <w:t>​UC-11</w:t>
+      </w:r>
+      <w:r>
+        <w:t>: удалить</w:t>
+      </w:r>
+      <w:r>
+        <w:t xml:space="preserve"> статью </w:t>
+      </w:r>
+      <w:r>
+        <w:t>–</w:t>
+      </w:r>
+      <w:r>
+        <w:t xml:space="preserve"> модератор полностью удаляет статью из системы. Доступно только модераторам.</w:t>
+      </w:r>
+    </w:p>
+    <w:p>
+      <w:r>
+        <w:t>​UC-12</w:t>
+      </w:r>
+      <w:r>
+        <w:t>: опубликовать</w:t>
+      </w:r>
+      <w:r>
+        <w:t xml:space="preserve">/скрыть статью </w:t>
+      </w:r>
+      <w:r>
+        <w:t>–</w:t>
+      </w:r>
+      <w:r>
+        <w:t xml:space="preserve"> модератор изменяет статус статьи, делая её доступной для всех или скрывая из публичного доступа. Доступно только модераторам.</w:t>
+      </w:r>
+    </w:p>
+    <w:p>
+      <w:r>
+        <w:t>​UC-13</w:t>
+      </w:r>
+      <w:r>
+        <w:t>: удалить</w:t>
+      </w:r>
+      <w:r>
+        <w:t xml:space="preserve"> комментарий </w:t>
+      </w:r>
+      <w:r>
+        <w:t>–</w:t>
+      </w:r>
+      <w:r>
+        <w:t xml:space="preserve"> модератор удаляет комментарий любого пользователя. Доступно только модераторам.</w:t>
+      </w:r>
+    </w:p>
+    <w:p>
+      <w:r>
+        <w:t xml:space="preserve">​UC-14: Фильтрация и сортировка статей </w:t>
+      </w:r>
+      <w:r>
+        <w:t>–</w:t>
+      </w:r>
+      <w:r>
+        <w:t xml:space="preserve"> пользователь применяет фильтры по автору, категории, тегам или статусу публикации (для модераторов) и сортирует результаты по дате. Доступно всем акторам, модераторам доступен дополнительный фильтр по статусу.</w:t>
+      </w:r>
+    </w:p>
+    <w:p>
+      <w:r>
+        <w:t xml:space="preserve">​UC-15: Переключение темы оформления </w:t>
+      </w:r>
+      <w:r>
+        <w:t>–</w:t>
+      </w:r>
+      <w:r>
+        <w:t xml:space="preserve"> пользователь переключается между светлой и тёмной темой интерфейса. Доступно всем акторам.</w:t>
+      </w:r>
+    </w:p>
+    <w:p>
+      <w:r>
+        <w:t>Некоторые варианты использования связаны отношениями include (обязательное включение) и extend (опциональное расширение):</w:t>
+      </w:r>
+    </w:p>
+    <w:p>
+      <w:r>
+        <w:t xml:space="preserve">UC-2 (Поиск) include UC-1 (Просмотр статьи) </w:t>
+      </w:r>
+      <w:r>
+        <w:t>–</w:t>
+      </w:r>
+      <w:r>
+        <w:t xml:space="preserve"> после выполнения поиска пользователь обычно открывает найденную статью для чтения.</w:t>
+      </w:r>
+    </w:p>
+    <w:p>
+      <w:r>
+        <w:t xml:space="preserve">UC-6 (Оставить комментарий) extend UC-4 (Авторизация) </w:t>
+      </w:r>
+      <w:r>
+        <w:t>–</w:t>
+      </w:r>
+      <w:r>
+        <w:t xml:space="preserve"> если аноним пытается оставить комментарий, система требует сначала авторизоваться.</w:t>
+      </w:r>
+    </w:p>
+    <w:p>
+      <w:r>
+        <w:t xml:space="preserve">UC-9 (Создать статью) include UC-10 (Редактировать статью) </w:t>
+      </w:r>
+      <w:r>
+        <w:t>–</w:t>
+      </w:r>
+      <w:r>
+        <w:t xml:space="preserve"> создание статьи включает в себя работу с редактором, который также используется при редактировании существующих статей.</w:t>
       </w:r>
     </w:p>
     <w:p>
@@ -2015,7 +3610,13 @@
         <w:pStyle w:val="af7"/>
       </w:pPr>
       <w:r>
-        <w:t>Рисунок 1 – Диаграмма вариантов использования</w:t>
+        <w:t xml:space="preserve">Рисунок 1 </w:t>
+      </w:r>
+      <w:r>
+        <w:t>–</w:t>
+      </w:r>
+      <w:r>
+        <w:t xml:space="preserve"> Диаграмма вариантов использования</w:t>
       </w:r>
     </w:p>
     <w:p>
@@ -2029,23 +3630,7 @@
     </w:p>
     <w:p>
       <w:r>
-        <w:t xml:space="preserve">Диаграмма активности описывает последовательность действий и процессов в системе. Для </w:t>
-      </w:r>
-      <w:proofErr w:type="spellStart"/>
-      <w:r>
-        <w:t>Dev</w:t>
-      </w:r>
-      <w:proofErr w:type="spellEnd"/>
-      <w:r>
-        <w:t xml:space="preserve"> </w:t>
-      </w:r>
-      <w:proofErr w:type="spellStart"/>
-      <w:r>
-        <w:t>Wiki</w:t>
-      </w:r>
-      <w:proofErr w:type="spellEnd"/>
-      <w:r>
-        <w:t xml:space="preserve"> выберем два ключевых сценария, отображающих основной функционал системы: создание и публикация статьи модератором, а также комментирование статьи авторизованным пользователем. На диаграмме показаны начальные и конечные точки, действия, условия ветвления и параллельные процессы.</w:t>
+        <w:t>Диаграмма активности описывает последовательность действий и процессов в системе. Для Dev Wiki выберем два ключевых сценария, отображающих основной функционал системы: создание и публикация статьи модератором, а также комментирование статьи авторизованным пользователем. На диаграмме показаны начальные и конечные точки, действия, условия ветвления и параллельные процессы.</w:t>
       </w:r>
     </w:p>
     <w:p>
@@ -2070,15 +3655,7 @@
         <w:t xml:space="preserve"> Статьи</w:t>
       </w:r>
       <w:r>
-        <w:t xml:space="preserve">. Он вводит название статьи, выбирает категорию и опционально добавляет теги. Затем модератор заполняет содержимое статьи в формате </w:t>
-      </w:r>
-      <w:proofErr w:type="spellStart"/>
-      <w:r>
-        <w:t>Markdown</w:t>
-      </w:r>
-      <w:proofErr w:type="spellEnd"/>
-      <w:r>
-        <w:t>.</w:t>
+        <w:t>. Он вводит название статьи, выбирает категорию и опционально добавляет теги. Затем модератор заполняет содержимое статьи в формате Markdown.</w:t>
       </w:r>
     </w:p>
     <w:p>
@@ -2089,73 +3666,17 @@
         <w:t>Предпросмотр</w:t>
       </w:r>
       <w:r>
-        <w:t xml:space="preserve">» для переключения в режим просмотра, где видит </w:t>
-      </w:r>
-      <w:proofErr w:type="spellStart"/>
-      <w:r>
-        <w:t>отрендеренное</w:t>
-      </w:r>
-      <w:proofErr w:type="spellEnd"/>
-      <w:r>
-        <w:t xml:space="preserve"> содержимое с форматированием, изображениями и другими элементами </w:t>
-      </w:r>
-      <w:proofErr w:type="spellStart"/>
-      <w:r>
-        <w:t>Markdown</w:t>
-      </w:r>
-      <w:proofErr w:type="spellEnd"/>
-      <w:r>
-        <w:t>. Если содержимое отображается корректно, модератор возвращается в режим редактирования. Если обнаружены ошибки или недочёты, модератор вносит исправления и повторно проверяет превью.</w:t>
-      </w:r>
-    </w:p>
-    <w:p>
-      <w:r>
-        <w:t>По завершении редактирования модератор принимает решение о статусе статьи. Он может выбрать либо нажать кнопку «</w:t>
-      </w:r>
-      <w:proofErr w:type="spellStart"/>
-      <w:r>
-        <w:t>Publish</w:t>
-      </w:r>
-      <w:proofErr w:type="spellEnd"/>
-      <w:r>
-        <w:t xml:space="preserve">» для публикации статьи (делает её доступной для всех пользователей), либо нажать кнопку «Save </w:t>
-      </w:r>
-      <w:proofErr w:type="spellStart"/>
-      <w:r>
-        <w:t>as</w:t>
-      </w:r>
-      <w:proofErr w:type="spellEnd"/>
-      <w:r>
-        <w:t xml:space="preserve"> </w:t>
-      </w:r>
-      <w:proofErr w:type="spellStart"/>
-      <w:r>
-        <w:t>Draft</w:t>
-      </w:r>
-      <w:proofErr w:type="spellEnd"/>
-      <w:r>
-        <w:t>» для сохранения как черновика (видна только модераторам). Если модератор нажимает «</w:t>
-      </w:r>
-      <w:proofErr w:type="spellStart"/>
-      <w:r>
-        <w:t>Cancel</w:t>
-      </w:r>
-      <w:proofErr w:type="spellEnd"/>
-      <w:r>
-        <w:t>», статья не сохраняется и редактор закрывается.</w:t>
-      </w:r>
-    </w:p>
-    <w:p>
-      <w:r>
-        <w:t xml:space="preserve">При успешной публикации система сохраняет статью в базе данных с меткой «Опубликовано», устанавливает дату публикации, автора и отправляет пользователя на страницу просмотра созданной статьи. При сохранении как черновика система сохраняет статью с меткой «Черновик» и перенаправляет модератора в список </w:t>
-      </w:r>
-      <w:proofErr w:type="spellStart"/>
-      <w:r>
-        <w:t>Articles</w:t>
-      </w:r>
-      <w:proofErr w:type="spellEnd"/>
-      <w:r>
-        <w:t>, где он может видеть свой черновик в отфильтрованном списке.</w:t>
+        <w:t>» для переключения в режим просмотра, где видит отрендеренное содержимое с форматированием, изображениями и другими элементами Markdown. Если содержимое отображается корректно, модератор возвращается в режим редактирования. Если обнаружены ошибки или недочёты, модератор вносит исправления и повторно проверяет превью.</w:t>
+      </w:r>
+    </w:p>
+    <w:p>
+      <w:r>
+        <w:t>По завершении редактирования модератор принимает решение о статусе статьи. Он может выбрать либо нажать кнопку «Publish» для публикации статьи (делает её доступной для всех пользователей), либо нажать кнопку «Save as Draft» для сохранения как черновика (видна только модераторам). Если модератор нажимает «Cancel», статья не сохраняется и редактор закрывается.</w:t>
+      </w:r>
+    </w:p>
+    <w:p>
+      <w:r>
+        <w:t>При успешной публикации система сохраняет статью в базе данных с меткой «Опубликовано», устанавливает дату публикации, автора и отправляет пользователя на страницу просмотра созданной статьи. При сохранении как черновика система сохраняет статью с меткой «Черновик» и перенаправляет модератора в список Articles, где он может видеть свой черновик в отфильтрованном списке.</w:t>
       </w:r>
       <w:r>
         <w:t xml:space="preserve"> </w:t>
@@ -2240,7 +3761,13 @@
         <w:pStyle w:val="af7"/>
       </w:pPr>
       <w:r>
-        <w:t xml:space="preserve">Рисунок 2 – Создание </w:t>
+        <w:t xml:space="preserve">Рисунок 2 </w:t>
+      </w:r>
+      <w:r>
+        <w:t>–</w:t>
+      </w:r>
+      <w:r>
+        <w:t xml:space="preserve"> Создание </w:t>
       </w:r>
       <w:r>
         <w:t>и публикация статьи модератором</w:t>
@@ -2284,31 +3811,7 @@
     </w:p>
     <w:p>
       <w:r>
-        <w:t xml:space="preserve">Сценарий </w:t>
-      </w:r>
-      <w:r>
-        <w:t>2</w:t>
-      </w:r>
-      <w:r>
-        <w:t xml:space="preserve"> </w:t>
-      </w:r>
-      <w:r>
-        <w:t>показан на диаграмме активности (</w:t>
-      </w:r>
-      <w:r>
-        <w:t>рисун</w:t>
-      </w:r>
-      <w:r>
-        <w:t>ок</w:t>
-      </w:r>
-      <w:r>
-        <w:t xml:space="preserve"> </w:t>
-      </w:r>
-      <w:r>
-        <w:t>3)</w:t>
-      </w:r>
-      <w:r>
-        <w:t>.</w:t>
+        <w:t>Сценарий 2 показан на диаграмме активности (рисунок 3).</w:t>
       </w:r>
     </w:p>
     <w:p>
@@ -2367,7 +3870,13 @@
         <w:pStyle w:val="af7"/>
       </w:pPr>
       <w:r>
-        <w:t>Рисунок 3 – Комментирование статьи авторизованным пользователем</w:t>
+        <w:t xml:space="preserve">Рисунок 3 </w:t>
+      </w:r>
+      <w:r>
+        <w:t>–</w:t>
+      </w:r>
+      <w:r>
+        <w:t xml:space="preserve"> Комментирование статьи авторизованным пользователем</w:t>
       </w:r>
     </w:p>
     <w:p>
@@ -2376,203 +3885,58 @@
       </w:pPr>
       <w:r>
         <w:lastRenderedPageBreak/>
-        <w:t>4</w:t>
-      </w:r>
-      <w:r>
-        <w:t xml:space="preserve"> Диаграмма </w:t>
-      </w:r>
-      <w:r>
-        <w:t>последовательности</w:t>
-      </w:r>
-    </w:p>
-    <w:p>
-      <w:r>
-        <w:t xml:space="preserve">Диаграмма последовательности для сценария авторизации отображает взаимодействие четырёх компонентов системы </w:t>
-      </w:r>
-      <w:proofErr w:type="spellStart"/>
-      <w:r>
-        <w:t>Dev</w:t>
-      </w:r>
-      <w:proofErr w:type="spellEnd"/>
+        <w:t>4 Диаграмма последовательности</w:t>
+      </w:r>
+    </w:p>
+    <w:p>
+      <w:r>
+        <w:t>Диаграмма последовательности для сценария авторизации отображает взаимодействие четырёх компонентов системы Dev Wiki: браузер пользователя, фронтенд-приложение (React), бэкенд-приложение (FastAPI) и база данных (PostgreSQL). Диаграмма показывает порядок обмена сообщениями и данными между компонентами при попытке пользователя войти в систему.</w:t>
+      </w:r>
+    </w:p>
+    <w:p>
+      <w:r>
+        <w:t>Пользователь (браузер) инициирует процесс авторизации, вводя учётные данные в форму входа. Фронтенд (React) отвечает за отображение интерфейса формы входа, выполнение клиентской валидации введённых данных и управление состоянием сессии после успешной авторизации. Бэкенд (FastAPI) обрабатывает запросы на авторизацию, проверяет учётные данные, взаимодействует с базой данных и выдаёт токены сессии. База данных (PostgreSQL) хранит информацию о пользователях и их учётные данные.</w:t>
+      </w:r>
+    </w:p>
+    <w:p>
+      <w:r>
+        <w:t>Процесс авторизации начинается с того, что пользователь нажимает на кнопку "Войти" в интерфейсе браузера (сообщение 1). Фронтенд-приложение отвечает на это действие, отображая форму входа с полями для ввода логина и пароля (сообщение 2). Пользователь вводит свои учётные данные в поля формы (сообщение 3). Фронтенд выполняет клиентскую валидацию: проверяет, что оба поля заполнены, логин имеет корректный формат, а пароль соответствует требованиям безопасности (сообщение 4).</w:t>
+      </w:r>
+    </w:p>
+    <w:p>
+      <w:r>
+        <w:t>На этом этапе процесс может разветвиться на два пути в зависимости от результата валидации. Если данные содержат ошибки (пусто одно из полей, неправильный формат логина или слабый пароль), то фронтенд отображает сообщение об ошибке валидации прямо в браузере без обращения к серверу (сообщение 5a). Это повышает пользовательский опыт, так как валидация происходит без задержки и без нагрузки на сервер.</w:t>
+      </w:r>
+    </w:p>
+    <w:p>
+      <w:r>
+        <w:t xml:space="preserve">Если клиентская валидация пройдена, фронтенд отправляет POST-запрос на бэкенд с логином и хешем пароля по маршруту /auth/login (сообщение 5). Бэкенд получает запрос и обращается к базе данных с SQL-запросом SELECT * FROM users WHERE login = ? </w:t>
+      </w:r>
+      <w:r>
+        <w:rPr>
+          <w:lang w:val="en-US"/>
+        </w:rPr>
+        <w:t>AND</w:t>
+      </w:r>
       <w:r>
         <w:t xml:space="preserve"> </w:t>
       </w:r>
-      <w:proofErr w:type="spellStart"/>
-      <w:r>
-        <w:t>Wiki</w:t>
-      </w:r>
-      <w:proofErr w:type="spellEnd"/>
-      <w:r>
-        <w:t>: браузер пользователя, фронтенд-приложение (</w:t>
-      </w:r>
-      <w:proofErr w:type="spellStart"/>
-      <w:r>
-        <w:t>React</w:t>
-      </w:r>
-      <w:proofErr w:type="spellEnd"/>
-      <w:r>
-        <w:t>), бэкенд-приложение (</w:t>
-      </w:r>
-      <w:proofErr w:type="spellStart"/>
-      <w:r>
-        <w:t>FastAPI</w:t>
-      </w:r>
-      <w:proofErr w:type="spellEnd"/>
-      <w:r>
-        <w:t>) и база данных (</w:t>
-      </w:r>
-      <w:proofErr w:type="spellStart"/>
-      <w:r>
-        <w:t>PostgreSQL</w:t>
-      </w:r>
-      <w:proofErr w:type="spellEnd"/>
-      <w:r>
-        <w:t>). Диаграмма показывает порядок обмена сообщениями и данными между компонентами при попытке пользователя войти в систему.</w:t>
-      </w:r>
-    </w:p>
-    <w:p>
-      <w:r>
-        <w:t>Пользователь (браузер) инициирует процесс авторизации, вводя учётные данные в форму входа. Фронтенд (</w:t>
-      </w:r>
-      <w:proofErr w:type="spellStart"/>
-      <w:r>
-        <w:t>React</w:t>
-      </w:r>
-      <w:proofErr w:type="spellEnd"/>
-      <w:r>
-        <w:t>) отвечает за отображение интерфейса формы входа, выполнение клиентской валидации введённых данных и управление состоянием сессии после успешной авторизации. Бэкенд (</w:t>
-      </w:r>
-      <w:proofErr w:type="spellStart"/>
-      <w:r>
-        <w:t>FastAPI</w:t>
-      </w:r>
-      <w:proofErr w:type="spellEnd"/>
-      <w:r>
-        <w:t>) обрабатывает запросы на авторизацию, проверяет учётные данные, взаимодействует с базой данных и выдаёт токены сессии. База данных (</w:t>
-      </w:r>
-      <w:proofErr w:type="spellStart"/>
-      <w:r>
-        <w:t>PostgreSQL</w:t>
-      </w:r>
-      <w:proofErr w:type="spellEnd"/>
-      <w:r>
-        <w:t>) хранит информацию о пользователях и их учётные данные.</w:t>
-      </w:r>
-    </w:p>
-    <w:p>
-      <w:r>
-        <w:t>Процесс авторизации начинается с того, что пользователь нажимает на кнопку "Войти" в интерфейсе браузера (сообщение 1). Фронтенд-приложение отвечает на это действие, отображая форму входа с полями для ввода логина и пароля (сообщение 2). Пользователь вводит свои учётные данные в поля формы (сообщение 3). Фронтенд выполняет клиентскую валидацию: проверяет, что оба поля заполнены, логин имеет корректный формат, а пароль соответствует требованиям безопасности (сообщение 4).</w:t>
-      </w:r>
-    </w:p>
-    <w:p>
-      <w:r>
-        <w:t>На этом этапе процесс может разветвиться на два пути в зависимости от результата валидации. Если данные содержат ошибки (пусто одно из полей, неправильный формат логина или слабый пароль), то фронтенд отображает сообщение об ошибке валидации прямо в браузере без обращения к серверу (сообщение 5a). Это повышает пользовательский опыт, так как валидация происходит без задержки и без нагрузки на сервер.</w:t>
-      </w:r>
-    </w:p>
-    <w:p>
-      <w:r>
-        <w:t xml:space="preserve">Если клиентская валидация пройдена, фронтенд отправляет POST-запрос на бэкенд с логином и </w:t>
-      </w:r>
-      <w:proofErr w:type="spellStart"/>
-      <w:r>
-        <w:t>хешем</w:t>
-      </w:r>
-      <w:proofErr w:type="spellEnd"/>
-      <w:r>
-        <w:t xml:space="preserve"> пароля по маршруту /</w:t>
-      </w:r>
-      <w:proofErr w:type="spellStart"/>
-      <w:r>
-        <w:t>auth</w:t>
-      </w:r>
-      <w:proofErr w:type="spellEnd"/>
-      <w:r>
-        <w:t>/</w:t>
-      </w:r>
-      <w:proofErr w:type="spellStart"/>
-      <w:r>
-        <w:t>login</w:t>
-      </w:r>
-      <w:proofErr w:type="spellEnd"/>
-      <w:r>
-        <w:t xml:space="preserve"> (сообщение 5). Бэкенд получает запрос и обращается к базе данных с SQL-запросом SELECT * FROM </w:t>
-      </w:r>
-      <w:proofErr w:type="spellStart"/>
-      <w:r>
-        <w:t>users</w:t>
-      </w:r>
-      <w:proofErr w:type="spellEnd"/>
-      <w:r>
-        <w:t xml:space="preserve"> WHERE </w:t>
-      </w:r>
-      <w:proofErr w:type="spellStart"/>
-      <w:r>
-        <w:t>login</w:t>
-      </w:r>
-      <w:proofErr w:type="spellEnd"/>
+      <w:r>
+        <w:rPr>
+          <w:lang w:val="en-US"/>
+        </w:rPr>
+        <w:t>password</w:t>
+      </w:r>
       <w:r>
         <w:t xml:space="preserve"> = ?</w:t>
       </w:r>
       <w:r>
-        <w:t xml:space="preserve"> </w:t>
-      </w:r>
-      <w:r>
-        <w:rPr>
-          <w:lang w:val="en-US"/>
-        </w:rPr>
-        <w:t>AND</w:t>
-      </w:r>
-      <w:r>
-        <w:t xml:space="preserve"> </w:t>
-      </w:r>
-      <w:r>
-        <w:rPr>
-          <w:lang w:val="en-US"/>
-        </w:rPr>
-        <w:t>password</w:t>
-      </w:r>
-      <w:r>
-        <w:t xml:space="preserve"> = ?</w:t>
-      </w:r>
-      <w:r>
-        <w:t xml:space="preserve">, передав логин пользователя </w:t>
-      </w:r>
-      <w:r>
-        <w:t xml:space="preserve">и пароль </w:t>
-      </w:r>
-      <w:r>
-        <w:t>(сообщение 6). БД выполняет поиск и возвращает запись пользователя, если пользователь с таким логином</w:t>
-      </w:r>
-      <w:r>
-        <w:t xml:space="preserve"> и паролем</w:t>
-      </w:r>
-      <w:r>
-        <w:t xml:space="preserve"> существует (сообщение 7).</w:t>
-      </w:r>
-    </w:p>
-    <w:p>
-      <w:r>
-        <w:t xml:space="preserve">Если пользователь с указанным логином не найден в БД или пароль неверен, то бэкенд возвращает HTTP-ответ 401 </w:t>
-      </w:r>
-      <w:proofErr w:type="spellStart"/>
-      <w:r>
-        <w:t>Unauthorized</w:t>
-      </w:r>
-      <w:proofErr w:type="spellEnd"/>
-      <w:r>
-        <w:t xml:space="preserve"> с сообщением об ошибке (сообщение </w:t>
-      </w:r>
-      <w:r>
-        <w:t>8</w:t>
-      </w:r>
-      <w:r>
-        <w:t xml:space="preserve">a). Фронтенд получает этот ответ и выводит сообщение об ошибке пользователю: "Логин или пароль неверны" (сообщение </w:t>
-      </w:r>
-      <w:r>
-        <w:t>9</w:t>
-      </w:r>
-      <w:r>
-        <w:t>a). На этом процесс завершается неудачей.</w:t>
+        <w:t>, передав логин пользователя и пароль (сообщение 6). БД выполняет поиск и возвращает запись пользователя, если пользователь с таким логином и паролем существует (сообщение 7).</w:t>
+      </w:r>
+    </w:p>
+    <w:p>
+      <w:r>
+        <w:t>Если пользователь с указанным логином не найден в БД или пароль неверен, то бэкенд возвращает HTTP-ответ 401 Unauthorized с сообщением об ошибке (сообщение 8a). Фронтенд получает этот ответ и выводит сообщение об ошибке пользователю: "Логин или пароль неверны" (сообщение 9a). На этом процесс завершается неудачей.</w:t>
       </w:r>
     </w:p>
     <w:p>
@@ -2581,23 +3945,7 @@
       </w:r>
       <w:r>
         <w:lastRenderedPageBreak/>
-        <w:t>браузерное хранилище (</w:t>
-      </w:r>
-      <w:proofErr w:type="spellStart"/>
-      <w:r>
-        <w:t>localStorage</w:t>
-      </w:r>
-      <w:proofErr w:type="spellEnd"/>
-      <w:r>
-        <w:t xml:space="preserve"> или </w:t>
-      </w:r>
-      <w:proofErr w:type="spellStart"/>
-      <w:r>
-        <w:t>sessionStorage</w:t>
-      </w:r>
-      <w:proofErr w:type="spellEnd"/>
-      <w:r>
-        <w:t>) для использования в последующих запросах (сообщение 10). После этого фронтенд обновляет пользовательский интерфейс: скрывает кнопку входа и выводит никнейм пользователя и кнопку выхода в навигационной панели (сообщение 11). Наконец, фронтенд перенаправляет пользователя на главную страницу (сообщение 12). На этом процесс авторизации завершается успешно.</w:t>
+        <w:t>браузерное хранилище (localStorage или sessionStorage) для использования в последующих запросах (сообщение 10). После этого фронтенд обновляет пользовательский интерфейс: скрывает кнопку входа и выводит никнейм пользователя и кнопку выхода в навигационной панели (сообщение 11). Наконец, фронтенд перенаправляет пользователя на главную страницу (сообщение 12). На этом процесс авторизации завершается успешно.</w:t>
       </w:r>
     </w:p>
     <w:p>
@@ -2661,73 +4009,51 @@
         <w:pStyle w:val="af7"/>
       </w:pPr>
       <w:r>
-        <w:t>Рисунок 4 – Диаграмма последовательности авторизации</w:t>
-      </w:r>
-    </w:p>
-    <w:p>
-      <w:pPr>
-        <w:rPr>
-          <w:lang/>
-        </w:rPr>
-      </w:pPr>
-      <w:r>
-        <w:rPr>
-          <w:lang/>
-        </w:rPr>
+        <w:t xml:space="preserve">Рисунок 4 </w:t>
+      </w:r>
+      <w:r>
+        <w:t>–</w:t>
+      </w:r>
+      <w:r>
+        <w:t xml:space="preserve"> Диаграмма последовательности авторизации</w:t>
+      </w:r>
+    </w:p>
+    <w:p>
+      <w:r>
         <w:t>Клиентская валидация выполняется на фронтенде перед отправкой данных на сервер, что снижает нагрузку на бэкенд и улучшает пользовательский опыт. Однако это не заменяет серверную валидацию, которая обязательна по соображениям безопасности.</w:t>
       </w:r>
     </w:p>
     <w:p>
-      <w:pPr>
-        <w:rPr>
-          <w:lang/>
-        </w:rPr>
-      </w:pPr>
-      <w:r>
-        <w:rPr>
-          <w:lang/>
-        </w:rPr>
+      <w:r>
         <w:t>Безопасность паролей: пароль никогда не отправляется в открытом виде на сервер. Вместо этого передаётся либо хеш пароля, либо пароль передаётся по защищённому каналу HTTPS.</w:t>
       </w:r>
     </w:p>
     <w:p>
-      <w:pPr>
-        <w:rPr>
-          <w:lang/>
-        </w:rPr>
-      </w:pPr>
-      <w:r>
-        <w:rPr>
-          <w:lang/>
-        </w:rPr>
+      <w:r>
         <w:t>Разветвления на диаграмме показывают два возможных исхода: успешную авторизацию и ошибку (либо неверные данные, либо ошибка валидации). Каждый путь заканчивается логически завершённым состоянием.</w:t>
       </w:r>
     </w:p>
     <w:p>
-      <w:pPr>
-        <w:rPr>
-          <w:lang/>
-        </w:rPr>
-      </w:pPr>
-      <w:r>
-        <w:rPr>
-          <w:lang/>
-        </w:rPr>
+      <w:r>
         <w:lastRenderedPageBreak/>
         <w:t>Активные периоды (activation boxes) на диаграмме показывают, когда каждый компонент занят обработкой: когда фронтенд ждёт ввода пользователя, когда бэкенд обрабатывает запрос, когда БД выполняет поиск и так далее.</w:t>
       </w:r>
     </w:p>
     <w:p>
       <w:r>
-        <w:t xml:space="preserve">В сценарии авторизации предусмотрены два основных типа ошибок. Первый — ошибка клиентской валидации, при которой данные некорректны с точки зрения формата (например, пусто поле логина или пароль слишком короткий). Эта ошибка обрабатывается на фронтенде и не требует обращения к серверу. Второй — ошибка аутентификации, при которой логин или пароль не совпадают с данными в БД. В этом случае бэкенд возвращает ошибку 401 </w:t>
-      </w:r>
-      <w:proofErr w:type="spellStart"/>
-      <w:r>
-        <w:t>Unauthorized</w:t>
-      </w:r>
-      <w:proofErr w:type="spellEnd"/>
-      <w:r>
-        <w:t>, и фронтенд выводит сообщение об ошибке пользователю.</w:t>
+        <w:t xml:space="preserve">В сценарии авторизации предусмотрены два основных типа ошибок. Первый </w:t>
+      </w:r>
+      <w:r>
+        <w:t>–</w:t>
+      </w:r>
+      <w:r>
+        <w:t xml:space="preserve"> ошибка клиентской валидации, при которой данные некорректны с точки зрения формата (например, пусто поле логина или пароль слишком короткий). Эта ошибка обрабатывается на фронтенде и не требует обращения к серверу. Второй </w:t>
+      </w:r>
+      <w:r>
+        <w:t>–</w:t>
+      </w:r>
+      <w:r>
+        <w:t xml:space="preserve"> ошибка аутентификации, при которой логин или пароль не совпадают с данными в БД. В этом случае бэкенд возвращает ошибку 401 Unauthorized, и фронтенд выводит сообщение об ошибке пользователю.</w:t>
       </w:r>
     </w:p>
     <w:p>
@@ -2741,97 +4067,50 @@
       </w:pPr>
       <w:r>
         <w:lastRenderedPageBreak/>
-        <w:t>5</w:t>
-      </w:r>
-      <w:r>
-        <w:t xml:space="preserve"> Диаграмма </w:t>
-      </w:r>
-      <w:r>
-        <w:t>развертывания</w:t>
-      </w:r>
-    </w:p>
-    <w:p>
-      <w:r>
-        <w:t xml:space="preserve">Архитектура </w:t>
-      </w:r>
-      <w:proofErr w:type="spellStart"/>
-      <w:r>
-        <w:t>Dev</w:t>
-      </w:r>
-      <w:proofErr w:type="spellEnd"/>
-      <w:r>
-        <w:t xml:space="preserve"> </w:t>
-      </w:r>
-      <w:proofErr w:type="spellStart"/>
-      <w:r>
-        <w:t>Wiki</w:t>
-      </w:r>
-      <w:proofErr w:type="spellEnd"/>
-      <w:r>
-        <w:t xml:space="preserve"> построена на основе трёхслойной модели с использованием </w:t>
-      </w:r>
-      <w:proofErr w:type="spellStart"/>
-      <w:r>
-        <w:t>Docker</w:t>
-      </w:r>
-      <w:proofErr w:type="spellEnd"/>
-      <w:r>
-        <w:t xml:space="preserve">-контейнеризации. Система состоит из трёх независимых, но взаимосвязанных компонентов, каждый из которых развёрнут в отдельном </w:t>
-      </w:r>
-      <w:proofErr w:type="spellStart"/>
-      <w:r>
-        <w:t>Docker</w:t>
-      </w:r>
-      <w:proofErr w:type="spellEnd"/>
-      <w:r>
-        <w:t>-контейнере на одном физическом или виртуальном сервере (Linux/Ubuntu). Такой подход обеспечивает модульность, масштабируемость и простоту развёртывания системы.</w:t>
-      </w:r>
-    </w:p>
-    <w:p>
-      <w:pPr>
-        <w:rPr>
-          <w:lang/>
-        </w:rPr>
-      </w:pPr>
-      <w:r>
-        <w:rPr>
-          <w:lang/>
-        </w:rPr>
+        <w:t>5 Диаграмма развертывания</w:t>
+      </w:r>
+    </w:p>
+    <w:p>
+      <w:r>
+        <w:t>Архитектура Dev Wiki построена на основе трёхслойной модели с использованием Docker-контейнеризации. Система состоит из трёх независимых, но взаимосвязанных компонентов, каждый из которых развёрнут в отдельном Docker-контейнере на одном физическом или виртуальном сервере (Linux/Ubuntu). Такой подход обеспечивает модульность, масштабируемость и простоту развёртывания системы.</w:t>
+      </w:r>
+    </w:p>
+    <w:p>
+      <w:r>
         <w:t>Сервер (Linux/Ubuntu) является физическим или виртуальным узлом, на котором разворачиваются все компоненты системы. На сервере установлены Docker и Docker Compose, которые управляют запуском и жизненным циклом контейнеров. Сервер предоставляет доступ на трёх портах: 3000 (для фронтенда), 8000 (для бэкенда) и 5432 (для базы данных). Контейнеры подключены к внутренней сети Docker (wiki-local), которая обеспечивает коммуникацию между компонентами.</w:t>
       </w:r>
     </w:p>
     <w:p>
-      <w:pPr>
-        <w:rPr>
-          <w:lang/>
-        </w:rPr>
-      </w:pPr>
-      <w:r>
-        <w:rPr>
-          <w:lang/>
-        </w:rPr>
-        <w:t>Dev Wiki Frontend — Docker-контейнер, содержащий фронтенд-приложение на React.js. Контейнер включает Node.js runtime для запуска приложения и Nginx для раздачи статических файлов. Фронтенд прослушивает порт 3000 и доступен конечным пользователям по адресу https://dev-wiki.local:3000. Приложение React обрабатывает пользовательский интерфейс, управляет состоянием приложения и отправляет REST API-запросы к бэкенду.</w:t>
-      </w:r>
-    </w:p>
-    <w:p>
-      <w:pPr>
-        <w:rPr>
-          <w:lang/>
-        </w:rPr>
-      </w:pPr>
-      <w:r>
-        <w:rPr>
-          <w:lang/>
-        </w:rPr>
-        <w:t>Dev Wiki Backend — Docker-контейнер с бэкенд-приложением на FastAPI и Python 3.x. Бэкенд запускается через Uvicorn (асинхронный веб-сервер) и прослушивает порт 8000. Бэкенд обрабатывает все REST API-запросы от фронтенда, выполняет бизнес-логику приложения (создание/редактирование статей, управление комментариями, авторизация), валидирует данные и взаимодействует с базой данных. Бэкенд доступен фронтенду и другим клиентам по адресу https://backend:8000.</w:t>
-      </w:r>
-    </w:p>
-    <w:p>
-      <w:r>
-        <w:rPr>
-          <w:lang/>
-        </w:rPr>
-        <w:t>Dev Wiki Database — Docker-контейнер с DBMS PostgreSQL на порту 5432. База данных хранит все структурированные данные приложения: информацию о пользователях, статьях, комментариях, категориях, тегах и других сущностях. Контейнер использует именованный том (volume) для сохранения данных между перезагрузками контейнера и сервера, что обеспечивает персистентность данных. БД доступна бэкенду по адресу postgresql://db:5432/wiki.</w:t>
+      <w:r>
+        <w:t xml:space="preserve">Dev Wiki Frontend </w:t>
+      </w:r>
+      <w:r>
+        <w:t>–</w:t>
+      </w:r>
+      <w:r>
+        <w:t xml:space="preserve"> Docker-контейнер, содержащий фронтенд-приложение на React.js. Контейнер включает Node.js runtime для запуска приложения и Nginx для раздачи статических файлов. Фронтенд прослушивает порт 3000 и доступен конечным пользователям по адресу https://dev-wiki.local:3000. Приложение React обрабатывает пользовательский интерфейс, управляет состоянием приложения и отправляет REST API-запросы к бэкенду.</w:t>
+      </w:r>
+    </w:p>
+    <w:p>
+      <w:r>
+        <w:t xml:space="preserve">Dev Wiki Backend </w:t>
+      </w:r>
+      <w:r>
+        <w:t>–</w:t>
+      </w:r>
+      <w:r>
+        <w:t xml:space="preserve"> Docker-контейнер с бэкенд-приложением на FastAPI и Python 3.x. Бэкенд запускается через Uvicorn (асинхронный веб-сервер) и прослушивает порт 8000. Бэкенд обрабатывает все REST API-запросы от фронтенда, выполняет бизнес-логику приложения (создание/редактирование статей, управление комментариями, авторизация), валидирует данные и взаимодействует с базой данных. Бэкенд доступен фронтенду и другим клиентам по адресу https://backend:8000.</w:t>
+      </w:r>
+    </w:p>
+    <w:p>
+      <w:r>
+        <w:t xml:space="preserve">Dev Wiki Database </w:t>
+      </w:r>
+      <w:r>
+        <w:t>–</w:t>
+      </w:r>
+      <w:r>
+        <w:t xml:space="preserve"> Docker-контейнер с DBMS PostgreSQL на порту 5432. База данных хранит все структурированные данные приложения: информацию о пользователях, статьях, комментариях, категориях, тегах и других сущностях. Контейнер использует именованный том (volume) для сохранения данных между перезагрузками контейнера и сервера, что обеспечивает персистентность данных. БД доступна бэкенду по адресу postgresql://db:5432/wiki.</w:t>
       </w:r>
     </w:p>
     <w:p>
@@ -2851,15 +4130,7 @@
         <w:t xml:space="preserve">через фронтенд </w:t>
       </w:r>
       <w:r>
-        <w:t>по протоколу HTTP/</w:t>
-      </w:r>
-      <w:proofErr w:type="spellStart"/>
-      <w:r>
-        <w:t>WebSocket</w:t>
-      </w:r>
-      <w:proofErr w:type="spellEnd"/>
-      <w:r>
-        <w:t xml:space="preserve"> на порту 3000. Пользователь открывает приложение в браузере по адресу </w:t>
+        <w:t>по протоколу HTTP/WebSocket на порту 3000. Пользователь открывает приложение в браузере по адресу </w:t>
       </w:r>
       <w:hyperlink r:id="rId11" w:tgtFrame="_blank" w:history="1">
         <w:r>
@@ -2962,7 +4233,10 @@
         <w:t xml:space="preserve">Бэкенд </w:t>
       </w:r>
       <w:r>
-        <w:t xml:space="preserve">– база </w:t>
+        <w:t>–</w:t>
+      </w:r>
+      <w:r>
+        <w:t xml:space="preserve"> база </w:t>
       </w:r>
       <w:r>
         <w:t>данных</w:t>
@@ -2971,96 +4245,16 @@
         <w:t>»</w:t>
       </w:r>
       <w:r>
-        <w:t xml:space="preserve"> коммуникация происходит по протоколу TCP </w:t>
-      </w:r>
-      <w:proofErr w:type="spellStart"/>
-      <w:r>
-        <w:t>PostgreSQL</w:t>
-      </w:r>
-      <w:proofErr w:type="spellEnd"/>
-      <w:r>
-        <w:t xml:space="preserve"> на порту 5432. Бэкенд использует библиотеку </w:t>
-      </w:r>
-      <w:proofErr w:type="spellStart"/>
-      <w:r>
-        <w:t>SQLAlchemy</w:t>
-      </w:r>
-      <w:proofErr w:type="spellEnd"/>
-      <w:r>
-        <w:t xml:space="preserve"> (ORM) для работы с БД. Строка подключения: </w:t>
-      </w:r>
-      <w:proofErr w:type="spellStart"/>
-      <w:r>
-        <w:t>postgresql</w:t>
-      </w:r>
-      <w:proofErr w:type="spellEnd"/>
-      <w:r>
-        <w:t>://user:password@db:5432/</w:t>
-      </w:r>
-      <w:proofErr w:type="spellStart"/>
-      <w:r>
-        <w:t>wiki</w:t>
-      </w:r>
-      <w:proofErr w:type="spellEnd"/>
-      <w:r>
-        <w:t>. Бэкенд отправляет SQL-запросы (SELECT, INSERT, UPDATE, DELETE), получает результаты и преобразует их в JSON для возврата на фронтенд.</w:t>
-      </w:r>
-    </w:p>
-    <w:p>
-      <w:r>
-        <w:t xml:space="preserve">Все три контейнера управляются единым </w:t>
-      </w:r>
-      <w:proofErr w:type="spellStart"/>
-      <w:r>
-        <w:t>Docker</w:t>
-      </w:r>
-      <w:proofErr w:type="spellEnd"/>
+        <w:t xml:space="preserve"> коммуникация происходит по протоколу TCP PostgreSQL на порту 5432. Бэкенд использует библиотеку SQLAlchemy (ORM) для работы с БД. Строка подключения: postgresql://user:password@db:5432/wiki. Бэкенд отправляет SQL-запросы (SELECT, INSERT, UPDATE, DELETE), получает результаты и преобразует их в JSON для возврата на фронтенд.</w:t>
+      </w:r>
+    </w:p>
+    <w:p>
+      <w:r>
+        <w:t>Все три контейнера управляются единым Docker Compose файлом (docker-compose.yml). Этот файл содержит определение всех сервисов (frontend, backend, database), их конфигурацию, переменные окружения, порты, тома и сетевые параметры.</w:t>
+      </w:r>
       <w:r>
         <w:t xml:space="preserve"> </w:t>
       </w:r>
-      <w:proofErr w:type="spellStart"/>
-      <w:r>
-        <w:t>Compose</w:t>
-      </w:r>
-      <w:proofErr w:type="spellEnd"/>
-      <w:r>
-        <w:t xml:space="preserve"> файлом (</w:t>
-      </w:r>
-      <w:proofErr w:type="spellStart"/>
-      <w:r>
-        <w:t>docker-compose.yml</w:t>
-      </w:r>
-      <w:proofErr w:type="spellEnd"/>
-      <w:r>
-        <w:t>). Этот файл содержит определение всех сервисов (</w:t>
-      </w:r>
-      <w:proofErr w:type="spellStart"/>
-      <w:r>
-        <w:t>frontend</w:t>
-      </w:r>
-      <w:proofErr w:type="spellEnd"/>
-      <w:r>
-        <w:t xml:space="preserve">, </w:t>
-      </w:r>
-      <w:proofErr w:type="spellStart"/>
-      <w:r>
-        <w:t>backend</w:t>
-      </w:r>
-      <w:proofErr w:type="spellEnd"/>
-      <w:r>
-        <w:t xml:space="preserve">, </w:t>
-      </w:r>
-      <w:proofErr w:type="spellStart"/>
-      <w:r>
-        <w:t>database</w:t>
-      </w:r>
-      <w:proofErr w:type="spellEnd"/>
-      <w:r>
-        <w:t>), их конфигурацию, переменные окружения, порты, тома и сетевые параметры.</w:t>
-      </w:r>
-      <w:r>
-        <w:t xml:space="preserve"> </w:t>
-      </w:r>
       <w:r>
         <w:t>Такой подход обеспечивает портативность.</w:t>
       </w:r>
@@ -3070,9 +4264,6 @@
         <w:t>К</w:t>
       </w:r>
       <w:r>
-        <w:rPr>
-          <w:lang/>
-        </w:rPr>
         <w:t>онфигурация системы (пароли БД, адреса сервисов, настройки логирования) передаётся через переменные окружения в docker-compose.yml или в отдельный .env файл. Это позволяет использовать одну и ту же конфигурацию контейнеров в разных окружениях (локальная разработка, тестирование, production).</w:t>
       </w:r>
     </w:p>
@@ -3081,84 +4272,30 @@
         <w:t>В</w:t>
       </w:r>
       <w:r>
-        <w:t xml:space="preserve">се контейнеры связаны через внутреннюю сеть </w:t>
-      </w:r>
-      <w:proofErr w:type="spellStart"/>
-      <w:r>
-        <w:t>Docker</w:t>
-      </w:r>
-      <w:proofErr w:type="spellEnd"/>
-      <w:r>
-        <w:t xml:space="preserve"> </w:t>
-      </w:r>
-      <w:proofErr w:type="spellStart"/>
-      <w:r>
-        <w:t>wiki-local</w:t>
-      </w:r>
-      <w:proofErr w:type="spellEnd"/>
-      <w:r>
-        <w:t xml:space="preserve">. Это означает, что они могут обращаться друг к другу по имени сервиса (например, </w:t>
-      </w:r>
-      <w:proofErr w:type="spellStart"/>
-      <w:r>
-        <w:t>backend</w:t>
-      </w:r>
-      <w:proofErr w:type="spellEnd"/>
-      <w:r>
-        <w:t xml:space="preserve">, </w:t>
-      </w:r>
-      <w:proofErr w:type="spellStart"/>
-      <w:r>
-        <w:t>db</w:t>
-      </w:r>
-      <w:proofErr w:type="spellEnd"/>
-      <w:r>
-        <w:t>) без явного указания IP-адреса. Это упрощает конфигурацию и делает систему гибче.</w:t>
-      </w:r>
-    </w:p>
-    <w:p>
-      <w:r>
-        <w:t xml:space="preserve">Архитектура </w:t>
-      </w:r>
-      <w:proofErr w:type="spellStart"/>
-      <w:r>
-        <w:t>Dev</w:t>
-      </w:r>
-      <w:proofErr w:type="spellEnd"/>
-      <w:r>
-        <w:t xml:space="preserve"> </w:t>
-      </w:r>
-      <w:proofErr w:type="spellStart"/>
-      <w:r>
-        <w:t>Wiki</w:t>
-      </w:r>
-      <w:proofErr w:type="spellEnd"/>
-      <w:r>
-        <w:t xml:space="preserve"> обеспечивает чёткое разделение ответственности между компонентами: фронтенд отвечает за пользовательский интерфейс, бэкенд — за бизнес-логику и обработку данных, БД — за хранение. </w:t>
-      </w:r>
-      <w:proofErr w:type="spellStart"/>
-      <w:r>
-        <w:t>Docker</w:t>
-      </w:r>
-      <w:proofErr w:type="spellEnd"/>
-      <w:r>
-        <w:t xml:space="preserve">-контейнеризация делает систему легко развёртываемой и портативной, что соответствует основной цели </w:t>
-      </w:r>
-      <w:proofErr w:type="spellStart"/>
-      <w:r>
-        <w:t>Dev</w:t>
-      </w:r>
-      <w:proofErr w:type="spellEnd"/>
-      <w:r>
-        <w:t xml:space="preserve"> </w:t>
-      </w:r>
-      <w:proofErr w:type="spellStart"/>
-      <w:r>
-        <w:t>Wiki</w:t>
-      </w:r>
-      <w:proofErr w:type="spellEnd"/>
-      <w:r>
-        <w:t xml:space="preserve"> — предоставить самодостаточное приложение для локального использования в IT-командах.</w:t>
+        <w:t>се контейнеры связаны через внутреннюю сеть Docker wiki-local. Это означает, что они могут обращаться друг к другу по имени сервиса (например, backend, db) без явного указания IP-адреса. Это упрощает конфигурацию и делает систему гибче.</w:t>
+      </w:r>
+    </w:p>
+    <w:p>
+      <w:r>
+        <w:t xml:space="preserve">Архитектура Dev Wiki обеспечивает чёткое разделение ответственности между компонентами: фронтенд отвечает за пользовательский интерфейс, бэкенд </w:t>
+      </w:r>
+      <w:r>
+        <w:t>–</w:t>
+      </w:r>
+      <w:r>
+        <w:t xml:space="preserve"> за бизнес-логику и обработку данных, БД </w:t>
+      </w:r>
+      <w:r>
+        <w:t>–</w:t>
+      </w:r>
+      <w:r>
+        <w:t xml:space="preserve"> за хранение. Docker-контейнеризация делает систему легко развёртываемой и портативной, что соответствует основной цели Dev Wiki </w:t>
+      </w:r>
+      <w:r>
+        <w:t>–</w:t>
+      </w:r>
+      <w:r>
+        <w:t xml:space="preserve"> предоставить самодостаточное приложение для локального использования в IT-командах.</w:t>
       </w:r>
       <w:r>
         <w:t xml:space="preserve"> Данная архитектура показана на диаграмме развертывания на рисунке 5.</w:t>
@@ -3220,7 +4357,13 @@
         <w:pStyle w:val="af7"/>
       </w:pPr>
       <w:r>
-        <w:t xml:space="preserve">Рисунок 5 – Диаграмма развертывания </w:t>
+        <w:t xml:space="preserve">Рисунок 5 </w:t>
+      </w:r>
+      <w:r>
+        <w:t>–</w:t>
+      </w:r>
+      <w:r>
+        <w:t xml:space="preserve"> Диаграмма развертывания </w:t>
       </w:r>
       <w:r>
         <w:rPr>
@@ -3244,882 +4387,311 @@
       </w:pPr>
       <w:r>
         <w:lastRenderedPageBreak/>
-        <w:t>6</w:t>
+        <w:t xml:space="preserve">6 </w:t>
+      </w:r>
+      <w:r>
+        <w:rPr>
+          <w:lang w:val="en-US"/>
+        </w:rPr>
+        <w:t>ER</w:t>
+      </w:r>
+      <w:r>
+        <w:t>-</w:t>
+      </w:r>
+      <w:r>
+        <w:t>Д</w:t>
+      </w:r>
+      <w:r>
+        <w:t>иаграмма</w:t>
+      </w:r>
+    </w:p>
+    <w:p>
+      <w:r>
+        <w:t>Модель данных Dev Wiki описывает структуру основных сущностей системы и связи между ними. База данных PostgreSQL хранит информацию о пользователях, статьях, комментариях, категориях, тегах и других артефактах, необходимых для функционирования вики-платформы. Модель построена с соблюдением принципов нормализации и обеспечивает целостность данных, масштабируемость и гибкость для будущих расширений.</w:t>
+      </w:r>
+    </w:p>
+    <w:p>
+      <w:r>
+        <w:t xml:space="preserve">User (Пользователь) </w:t>
+      </w:r>
+      <w:r>
+        <w:t>–</w:t>
+      </w:r>
+      <w:r>
+        <w:t xml:space="preserve"> сущность, представляющая зарегистрированного пользователя системы. Каждый пользователь имеет уникальный идентификатор user_id (первичный ключ), логин (login), адрес электронной почты (email), хеш пароля (password_hash), имя и фамилию (first_name, last_name). Дополнительно хранятся атрибуты created_at (дата регистрации) и is_active (флаг активности аккаунта). User может иметь роль в системе, определяемую через отдельную сущность Role.</w:t>
+      </w:r>
+    </w:p>
+    <w:p>
+      <w:r>
+        <w:t>Role (Роль) </w:t>
+      </w:r>
+      <w:r>
+        <w:t>–</w:t>
+      </w:r>
+      <w:r>
+        <w:t xml:space="preserve"> сущность, определяющая права доступа пользователя. </w:t>
+      </w:r>
+      <w:r>
+        <w:t>Существует две роли</w:t>
+      </w:r>
+      <w:r>
+        <w:t xml:space="preserve">: </w:t>
+      </w:r>
+      <w:r>
+        <w:rPr>
+          <w:lang w:val="en-US"/>
+        </w:rPr>
+        <w:t>Moderator</w:t>
+      </w:r>
+      <w:r>
+        <w:t xml:space="preserve"> (</w:t>
+      </w:r>
+      <w:r>
+        <w:t>модератор</w:t>
+      </w:r>
+      <w:r>
+        <w:t xml:space="preserve">), Viewer (читатель). Связь между User и Role </w:t>
+      </w:r>
+      <w:r>
+        <w:t>–</w:t>
+      </w:r>
+      <w:r>
+        <w:t xml:space="preserve"> многие-к-одному: каждый пользователь имеет одну роль, но несколько пользователей могут иметь одинаковую роль.</w:t>
+      </w:r>
+    </w:p>
+    <w:p>
+      <w:r>
+        <w:t xml:space="preserve">Article (Статья) </w:t>
+      </w:r>
+      <w:r>
+        <w:t>–</w:t>
+      </w:r>
+      <w:r>
+        <w:t xml:space="preserve"> центральная сущность вики-системы. Каждая статья имеет уникальный идентификатор article_id, название (title), содержимое (content), автора (связь с User через author_id), дату создания (created_at), дату последнего редактирования (updated_at), флаг опубликованности (is_published) и рейтинг (rating). Статья может быть либо черновиком (не опубликована), либо опубликованной (видна всем). Каждая статья принадлежит одной категории (Category).</w:t>
+      </w:r>
+    </w:p>
+    <w:p>
+      <w:r>
+        <w:t xml:space="preserve">Category (Категория) </w:t>
+      </w:r>
+      <w:r>
+        <w:t>–</w:t>
+      </w:r>
+      <w:r>
+        <w:t xml:space="preserve"> сущность для организации статей по темам. Категория имеет category_id, название (name), описание (description). Связь между Article и Category </w:t>
+      </w:r>
+      <w:r>
+        <w:t>–</w:t>
+      </w:r>
+      <w:r>
+        <w:t xml:space="preserve"> многие-к-одному: много статей принадлежат одной категории, но каждая статья </w:t>
+      </w:r>
+      <w:r>
+        <w:t>–</w:t>
+      </w:r>
+      <w:r>
+        <w:t xml:space="preserve"> только одной категории.</w:t>
+      </w:r>
+    </w:p>
+    <w:p>
+      <w:r>
+        <w:t xml:space="preserve">Tag (Тег) </w:t>
+      </w:r>
+      <w:r>
+        <w:t>–</w:t>
+      </w:r>
+      <w:r>
+        <w:t xml:space="preserve"> сущность для дополнительной классификации статей. Тег имеет tag_id и название (name). Связь между Article и Tag </w:t>
+      </w:r>
+      <w:r>
+        <w:t>–</w:t>
+      </w:r>
+      <w:r>
+        <w:t xml:space="preserve"> многие-ко-многим: статья может иметь несколько тегов, и один тег может применяться к нескольким статьям. Эта связь реализуется через таблицу-связку Article_Tag.</w:t>
+      </w:r>
+    </w:p>
+    <w:p>
+      <w:r>
+        <w:t xml:space="preserve">Comment (Комментарий) </w:t>
+      </w:r>
+      <w:r>
+        <w:t>–</w:t>
+      </w:r>
+      <w:r>
+        <w:t xml:space="preserve"> сущность для обсуждения статей. Комментарий имеет comment_id, содержимое (text), автора (связь с User через author_id), дату создания (created_at), рейтинг (rating). Каждый комментарий связан с одной статьей (через article_id). Связь </w:t>
+      </w:r>
+      <w:r>
+        <w:t>–</w:t>
+      </w:r>
+      <w:r>
+        <w:t xml:space="preserve"> многие-к-одному: много комментариев могут быть к одной статье.</w:t>
+      </w:r>
+    </w:p>
+    <w:p>
+      <w:r>
+        <w:t xml:space="preserve">Attachment (Вложение) </w:t>
+      </w:r>
+      <w:r>
+        <w:t>–</w:t>
+      </w:r>
+      <w:r>
+        <w:t xml:space="preserve"> сущность для хранения файлов, прикреплённых к статьям. Вложение имеет attachment_id, имя файла (filename), тип MIME (mime_type), размер файла (file_size), URL доступа к файлу (file_url), дату загрузки (uploaded_at), и связь с автором загрузки (через </w:t>
+      </w:r>
+      <w:r>
+        <w:lastRenderedPageBreak/>
+        <w:t>uploader_id к User). Каждое вложение связано с одной статьей (через article_id)</w:t>
+      </w:r>
+      <w:r>
+        <w:t xml:space="preserve"> через с</w:t>
+      </w:r>
+      <w:r>
+        <w:t>вязь многие-к-одному.</w:t>
+      </w:r>
+    </w:p>
+    <w:p>
+      <w:r>
+        <w:t xml:space="preserve">Rating (Оценка) </w:t>
+      </w:r>
+      <w:r>
+        <w:t>–</w:t>
+      </w:r>
+      <w:r>
+        <w:t xml:space="preserve"> сущность для хранения рейтингов статей и комментариев. Рейтинг имеет rating_id, тип объекта (статья или комментарий), идентификатор объекта, пользователя, выставившего оценку, и саму оценку. Это позволяет отслеживать, кто как оценил конкретный объект, и избежать множественного голосования.</w:t>
+      </w:r>
+    </w:p>
+    <w:p>
+      <w:r>
+        <w:t>Связи между сущностями:</w:t>
+      </w:r>
+    </w:p>
+    <w:p>
+      <w:r>
+        <w:t xml:space="preserve">User </w:t>
+      </w:r>
+      <w:r>
+        <w:t>–</w:t>
+      </w:r>
+      <w:r>
+        <w:t xml:space="preserve"> Article (авторство): связь один-ко-многим. Один пользователь может создать много статей, но каждая статья имеет одного автора. Реализуется через внешний ключ author_id в таблице Article.</w:t>
+      </w:r>
+    </w:p>
+    <w:p>
+      <w:r>
+        <w:t xml:space="preserve">User </w:t>
+      </w:r>
+      <w:r>
+        <w:t>–</w:t>
+      </w:r>
+      <w:r>
+        <w:t xml:space="preserve"> Comment (авторство комментариев): связь один-ко-многим. Один пользователь может написать много комментариев, но каждый комментарий имеет одного автора. Реализуется через внешний ключ author_id в таблице Comment.</w:t>
+      </w:r>
+    </w:p>
+    <w:p>
+      <w:r>
+        <w:t xml:space="preserve">User </w:t>
+      </w:r>
+      <w:r>
+        <w:t>–</w:t>
+      </w:r>
+      <w:r>
+        <w:t xml:space="preserve"> Role: связь многие-к-одному. Много пользователей могут иметь одну роль. Реализуется через внешний ключ role_id в таблице User.</w:t>
+      </w:r>
+    </w:p>
+    <w:p>
+      <w:r>
+        <w:t xml:space="preserve">Article </w:t>
+      </w:r>
+      <w:r>
+        <w:t>–</w:t>
+      </w:r>
+      <w:r>
+        <w:t xml:space="preserve"> Category: связь многие-к-одному. Много статей принадлежат одной категории. Реализуется через внешний ключ category_id в таблице Article.</w:t>
+      </w:r>
+    </w:p>
+    <w:p>
+      <w:r>
+        <w:t xml:space="preserve">Article </w:t>
+      </w:r>
+      <w:r>
+        <w:t>–</w:t>
+      </w:r>
+      <w:r>
+        <w:t xml:space="preserve"> Tag (многие-ко-многим): связь многие-ко-многим. Статья может иметь несколько тегов, и один тег может быть применён ко многим статьям. Реализуется через таблицу-связку Article_Tag, которая содержит article_id и tag_id.</w:t>
+      </w:r>
+    </w:p>
+    <w:p>
+      <w:r>
+        <w:t xml:space="preserve">Article </w:t>
+      </w:r>
+      <w:r>
+        <w:t>–</w:t>
+      </w:r>
+      <w:r>
+        <w:t xml:space="preserve"> Comment: связь один-ко-многим. Одна статья может иметь много комментариев. Реализуется через внешний ключ article_id в таблице Comment.</w:t>
+      </w:r>
+    </w:p>
+    <w:p>
+      <w:r>
+        <w:t xml:space="preserve">Article </w:t>
+      </w:r>
+      <w:r>
+        <w:t>–</w:t>
+      </w:r>
+      <w:r>
+        <w:t xml:space="preserve"> Attachment: связь один-ко-многим. Одна статья может иметь много вложений. Реализуется через внешний ключ article_id в таблице Attachment.</w:t>
+      </w:r>
+    </w:p>
+    <w:p>
+      <w:r>
+        <w:t xml:space="preserve">User </w:t>
+      </w:r>
+      <w:r>
+        <w:t>–</w:t>
+      </w:r>
+      <w:r>
+        <w:t xml:space="preserve"> Attachment (загруженные файлы): связь один-ко-многим. Один пользователь может загрузить много файлов. Реализуется через внешний ключ uploader_id в таблице Attachment.</w:t>
+      </w:r>
+    </w:p>
+    <w:p>
+      <w:r>
+        <w:t>Каждая</w:t>
+      </w:r>
+      <w:r>
+        <w:t xml:space="preserve"> таблица имеет первичный ключ (*_id), обеспечивающий уникальность записей. Это целые числа с автоинкрементом для большинства таблиц.</w:t>
       </w:r>
       <w:r>
         <w:t xml:space="preserve"> </w:t>
       </w:r>
       <w:r>
-        <w:rPr>
-          <w:lang w:val="en-US"/>
-        </w:rPr>
-        <w:t>ER-</w:t>
-      </w:r>
-      <w:r>
-        <w:t>Д</w:t>
-      </w:r>
-      <w:r>
-        <w:t>иаграмма</w:t>
-      </w:r>
-    </w:p>
-    <w:p>
-      <w:r>
-        <w:t xml:space="preserve">Модель данных </w:t>
-      </w:r>
-      <w:proofErr w:type="spellStart"/>
-      <w:r>
-        <w:t>Dev</w:t>
-      </w:r>
-      <w:proofErr w:type="spellEnd"/>
-      <w:r>
-        <w:t xml:space="preserve"> </w:t>
-      </w:r>
-      <w:proofErr w:type="spellStart"/>
-      <w:r>
-        <w:t>Wiki</w:t>
-      </w:r>
-      <w:proofErr w:type="spellEnd"/>
-      <w:r>
-        <w:t xml:space="preserve"> описывает структуру основных сущностей системы и связи между ними. База данных </w:t>
-      </w:r>
-      <w:proofErr w:type="spellStart"/>
-      <w:r>
-        <w:t>PostgreSQL</w:t>
-      </w:r>
-      <w:proofErr w:type="spellEnd"/>
-      <w:r>
-        <w:t xml:space="preserve"> хранит информацию о пользователях, статьях, комментариях, категориях, тегах и других артефактах, необходимых для функционирования вики-платформы. Модель построена с соблюдением принципов нормализации и обеспечивает целостность данных, масштабируемость и гибкость для будущих расширений.</w:t>
-      </w:r>
-    </w:p>
-    <w:p>
-      <w:pPr>
-        <w:rPr>
-          <w:lang w:val="en-US"/>
-        </w:rPr>
-      </w:pPr>
-      <w:r>
-        <w:t xml:space="preserve">User (Пользователь) — сущность, представляющая зарегистрированного пользователя системы. Каждый пользователь имеет уникальный идентификатор </w:t>
-      </w:r>
-      <w:proofErr w:type="spellStart"/>
-      <w:r>
-        <w:t>user_id</w:t>
-      </w:r>
-      <w:proofErr w:type="spellEnd"/>
-      <w:r>
-        <w:t xml:space="preserve"> (первичный ключ), логин (</w:t>
-      </w:r>
-      <w:proofErr w:type="spellStart"/>
-      <w:r>
-        <w:t>login</w:t>
-      </w:r>
-      <w:proofErr w:type="spellEnd"/>
-      <w:r>
-        <w:t>), адрес электронной почты (</w:t>
-      </w:r>
-      <w:proofErr w:type="spellStart"/>
-      <w:r>
-        <w:t>email</w:t>
-      </w:r>
-      <w:proofErr w:type="spellEnd"/>
-      <w:r>
-        <w:t xml:space="preserve">), </w:t>
-      </w:r>
-      <w:proofErr w:type="spellStart"/>
-      <w:r>
-        <w:t>хеш</w:t>
-      </w:r>
-      <w:proofErr w:type="spellEnd"/>
-      <w:r>
-        <w:t xml:space="preserve"> пароля (</w:t>
-      </w:r>
-      <w:proofErr w:type="spellStart"/>
-      <w:r>
-        <w:t>password_hash</w:t>
-      </w:r>
-      <w:proofErr w:type="spellEnd"/>
-      <w:r>
-        <w:t>), имя и фамилию (</w:t>
-      </w:r>
-      <w:proofErr w:type="spellStart"/>
-      <w:r>
-        <w:t>first_name</w:t>
-      </w:r>
-      <w:proofErr w:type="spellEnd"/>
-      <w:r>
-        <w:t xml:space="preserve">, </w:t>
-      </w:r>
-      <w:proofErr w:type="spellStart"/>
-      <w:r>
-        <w:t>last_name</w:t>
-      </w:r>
-      <w:proofErr w:type="spellEnd"/>
-      <w:r>
-        <w:t xml:space="preserve">). Дополнительно хранятся атрибуты </w:t>
-      </w:r>
-      <w:proofErr w:type="spellStart"/>
-      <w:r>
-        <w:t>created_at</w:t>
-      </w:r>
-      <w:proofErr w:type="spellEnd"/>
-      <w:r>
-        <w:t xml:space="preserve"> (дата регистрации) и </w:t>
-      </w:r>
-      <w:proofErr w:type="spellStart"/>
-      <w:r>
-        <w:t>is_active</w:t>
-      </w:r>
-      <w:proofErr w:type="spellEnd"/>
-      <w:r>
-        <w:t xml:space="preserve"> (флаг активности аккаунта). User может иметь роль в системе, определяемую через отдельную сущность </w:t>
-      </w:r>
-      <w:proofErr w:type="spellStart"/>
-      <w:r>
-        <w:t>Role</w:t>
-      </w:r>
-      <w:proofErr w:type="spellEnd"/>
-      <w:r>
-        <w:t>.</w:t>
-      </w:r>
-    </w:p>
-    <w:p>
-      <w:proofErr w:type="spellStart"/>
-      <w:r>
-        <w:t>Role</w:t>
-      </w:r>
-      <w:proofErr w:type="spellEnd"/>
-      <w:r>
-        <w:t xml:space="preserve"> (Роль) — сущность, определяющая права доступа пользователя. </w:t>
-      </w:r>
-      <w:r>
-        <w:t>Существует две роли</w:t>
-      </w:r>
-      <w:r>
-        <w:t xml:space="preserve">: </w:t>
-      </w:r>
-      <w:r>
-        <w:rPr>
-          <w:lang w:val="en-US"/>
-        </w:rPr>
-        <w:t>Moderator</w:t>
-      </w:r>
-      <w:r>
-        <w:t xml:space="preserve"> (</w:t>
-      </w:r>
-      <w:r>
-        <w:t>модератор</w:t>
-      </w:r>
-      <w:r>
-        <w:t xml:space="preserve">), </w:t>
-      </w:r>
-      <w:proofErr w:type="spellStart"/>
-      <w:r>
-        <w:t>Viewer</w:t>
-      </w:r>
-      <w:proofErr w:type="spellEnd"/>
-      <w:r>
-        <w:t xml:space="preserve"> (читатель). Связь между User и </w:t>
-      </w:r>
-      <w:proofErr w:type="spellStart"/>
-      <w:r>
-        <w:t>Role</w:t>
-      </w:r>
-      <w:proofErr w:type="spellEnd"/>
-      <w:r>
-        <w:t xml:space="preserve"> — многие-к-одному: каждый пользователь имеет одну роль, но несколько пользователей могут иметь одинаковую роль.</w:t>
-      </w:r>
-    </w:p>
-    <w:p>
-      <w:proofErr w:type="spellStart"/>
-      <w:r>
-        <w:t>Article</w:t>
-      </w:r>
-      <w:proofErr w:type="spellEnd"/>
-      <w:r>
-        <w:t xml:space="preserve"> (Статья) — центральная сущность вики-системы. Каждая статья имеет уникальный идентификатор </w:t>
-      </w:r>
-      <w:proofErr w:type="spellStart"/>
-      <w:r>
-        <w:t>article_id</w:t>
-      </w:r>
-      <w:proofErr w:type="spellEnd"/>
-      <w:r>
-        <w:t>, название (</w:t>
-      </w:r>
-      <w:proofErr w:type="spellStart"/>
-      <w:r>
-        <w:t>title</w:t>
-      </w:r>
-      <w:proofErr w:type="spellEnd"/>
-      <w:r>
-        <w:t>), содержимое (</w:t>
-      </w:r>
-      <w:proofErr w:type="spellStart"/>
-      <w:r>
-        <w:t>content</w:t>
-      </w:r>
-      <w:proofErr w:type="spellEnd"/>
-      <w:r>
-        <w:t xml:space="preserve">), автора (связь с User через </w:t>
-      </w:r>
-      <w:proofErr w:type="spellStart"/>
-      <w:r>
-        <w:t>author_id</w:t>
-      </w:r>
-      <w:proofErr w:type="spellEnd"/>
-      <w:r>
-        <w:t>), дату создания (</w:t>
-      </w:r>
-      <w:proofErr w:type="spellStart"/>
-      <w:r>
-        <w:t>created_at</w:t>
-      </w:r>
-      <w:proofErr w:type="spellEnd"/>
-      <w:r>
-        <w:t>), дату последнего редактирования (</w:t>
-      </w:r>
-      <w:proofErr w:type="spellStart"/>
-      <w:r>
-        <w:t>updated_at</w:t>
-      </w:r>
-      <w:proofErr w:type="spellEnd"/>
-      <w:r>
-        <w:t xml:space="preserve">), флаг </w:t>
-      </w:r>
-      <w:proofErr w:type="spellStart"/>
-      <w:r>
-        <w:t>опубликованности</w:t>
-      </w:r>
-      <w:proofErr w:type="spellEnd"/>
-      <w:r>
-        <w:t xml:space="preserve"> (</w:t>
-      </w:r>
-      <w:proofErr w:type="spellStart"/>
-      <w:r>
-        <w:t>is_published</w:t>
-      </w:r>
-      <w:proofErr w:type="spellEnd"/>
-      <w:r>
-        <w:t>) и рейтинг (</w:t>
-      </w:r>
-      <w:proofErr w:type="spellStart"/>
-      <w:r>
-        <w:t>rating</w:t>
-      </w:r>
-      <w:proofErr w:type="spellEnd"/>
-      <w:r>
-        <w:t>). Статья может быть либо черновиком (не опубликована), либо опубликованной (видна всем). Каждая статья принадлежит одной категории (</w:t>
-      </w:r>
-      <w:proofErr w:type="spellStart"/>
-      <w:r>
-        <w:t>Category</w:t>
-      </w:r>
-      <w:proofErr w:type="spellEnd"/>
-      <w:r>
-        <w:t>).</w:t>
-      </w:r>
-    </w:p>
-    <w:p>
-      <w:proofErr w:type="spellStart"/>
-      <w:r>
-        <w:t>Category</w:t>
-      </w:r>
-      <w:proofErr w:type="spellEnd"/>
-      <w:r>
-        <w:t xml:space="preserve"> (Категория) — сущность для организации статей по темам. Категория имеет </w:t>
-      </w:r>
-      <w:proofErr w:type="spellStart"/>
-      <w:r>
-        <w:t>category_id</w:t>
-      </w:r>
-      <w:proofErr w:type="spellEnd"/>
-      <w:r>
-        <w:t>, название (</w:t>
-      </w:r>
-      <w:proofErr w:type="spellStart"/>
-      <w:r>
-        <w:t>name</w:t>
-      </w:r>
-      <w:proofErr w:type="spellEnd"/>
-      <w:r>
-        <w:t>), описание (</w:t>
-      </w:r>
-      <w:proofErr w:type="spellStart"/>
-      <w:r>
-        <w:t>description</w:t>
-      </w:r>
-      <w:proofErr w:type="spellEnd"/>
-      <w:r>
-        <w:t xml:space="preserve">). Связь между </w:t>
-      </w:r>
-      <w:proofErr w:type="spellStart"/>
-      <w:r>
-        <w:t>Article</w:t>
-      </w:r>
-      <w:proofErr w:type="spellEnd"/>
-      <w:r>
-        <w:t xml:space="preserve"> и </w:t>
-      </w:r>
-      <w:proofErr w:type="spellStart"/>
-      <w:r>
-        <w:t>Category</w:t>
-      </w:r>
-      <w:proofErr w:type="spellEnd"/>
-      <w:r>
-        <w:t xml:space="preserve"> — многие-к-одному: много статей принадлежат одной категории, но каждая статья — только одной категории.</w:t>
-      </w:r>
-    </w:p>
-    <w:p>
-      <w:proofErr w:type="spellStart"/>
-      <w:r>
-        <w:t>Tag</w:t>
-      </w:r>
-      <w:proofErr w:type="spellEnd"/>
-      <w:r>
-        <w:t xml:space="preserve"> (Тег) — сущность для дополнительной классификации статей. Тег имеет </w:t>
-      </w:r>
-      <w:proofErr w:type="spellStart"/>
-      <w:r>
-        <w:t>tag_id</w:t>
-      </w:r>
-      <w:proofErr w:type="spellEnd"/>
-      <w:r>
-        <w:t xml:space="preserve"> и название (</w:t>
-      </w:r>
-      <w:proofErr w:type="spellStart"/>
-      <w:r>
-        <w:t>name</w:t>
-      </w:r>
-      <w:proofErr w:type="spellEnd"/>
-      <w:r>
-        <w:t xml:space="preserve">). Связь между </w:t>
-      </w:r>
-      <w:proofErr w:type="spellStart"/>
-      <w:r>
-        <w:t>Article</w:t>
-      </w:r>
-      <w:proofErr w:type="spellEnd"/>
-      <w:r>
-        <w:t xml:space="preserve"> и </w:t>
-      </w:r>
-      <w:proofErr w:type="spellStart"/>
-      <w:r>
-        <w:t>Tag</w:t>
-      </w:r>
-      <w:proofErr w:type="spellEnd"/>
-      <w:r>
-        <w:t xml:space="preserve"> — многие-ко-многим: статья может иметь несколько тегов, и один тег может применяться к нескольким статьям. Эта связь реализуется через таблицу-связку </w:t>
-      </w:r>
-      <w:proofErr w:type="spellStart"/>
-      <w:r>
-        <w:t>Article_Tag</w:t>
-      </w:r>
-      <w:proofErr w:type="spellEnd"/>
-      <w:r>
-        <w:t>.</w:t>
-      </w:r>
-    </w:p>
-    <w:p>
-      <w:proofErr w:type="spellStart"/>
-      <w:r>
-        <w:t>Comment</w:t>
-      </w:r>
-      <w:proofErr w:type="spellEnd"/>
-      <w:r>
-        <w:t xml:space="preserve"> (Комментарий) — сущность для обсуждения статей. Комментарий имеет </w:t>
-      </w:r>
-      <w:proofErr w:type="spellStart"/>
-      <w:r>
-        <w:t>comment_id</w:t>
-      </w:r>
-      <w:proofErr w:type="spellEnd"/>
-      <w:r>
-        <w:t>, содержимое (</w:t>
-      </w:r>
-      <w:proofErr w:type="spellStart"/>
-      <w:r>
-        <w:t>text</w:t>
-      </w:r>
-      <w:proofErr w:type="spellEnd"/>
-      <w:r>
-        <w:t xml:space="preserve">), автора (связь с User через </w:t>
-      </w:r>
-      <w:proofErr w:type="spellStart"/>
-      <w:r>
-        <w:t>author_id</w:t>
-      </w:r>
-      <w:proofErr w:type="spellEnd"/>
-      <w:r>
-        <w:t>), дату создания (</w:t>
-      </w:r>
-      <w:proofErr w:type="spellStart"/>
-      <w:r>
-        <w:t>created_at</w:t>
-      </w:r>
-      <w:proofErr w:type="spellEnd"/>
-      <w:r>
-        <w:t>), рейтинг (</w:t>
-      </w:r>
-      <w:proofErr w:type="spellStart"/>
-      <w:r>
-        <w:t>rating</w:t>
-      </w:r>
-      <w:proofErr w:type="spellEnd"/>
-      <w:r>
-        <w:t xml:space="preserve">). Каждый комментарий связан с одной статьей (через </w:t>
-      </w:r>
-      <w:proofErr w:type="spellStart"/>
-      <w:r>
-        <w:t>article_id</w:t>
-      </w:r>
-      <w:proofErr w:type="spellEnd"/>
-      <w:r>
-        <w:t>). Связь — многие-к-одному: много комментариев могут быть к одной статье.</w:t>
-      </w:r>
-    </w:p>
-    <w:p>
-      <w:proofErr w:type="spellStart"/>
-      <w:r>
-        <w:t>Attachment</w:t>
-      </w:r>
-      <w:proofErr w:type="spellEnd"/>
-      <w:r>
-        <w:t xml:space="preserve"> (Вложение) — сущность для хранения файлов, прикреплённых к статьям. Вложение имеет </w:t>
-      </w:r>
-      <w:proofErr w:type="spellStart"/>
-      <w:r>
-        <w:t>attachment_id</w:t>
-      </w:r>
-      <w:proofErr w:type="spellEnd"/>
-      <w:r>
-        <w:t>, имя файла (</w:t>
-      </w:r>
-      <w:proofErr w:type="spellStart"/>
-      <w:r>
-        <w:t>filename</w:t>
-      </w:r>
-      <w:proofErr w:type="spellEnd"/>
-      <w:r>
-        <w:t>), тип MIME (</w:t>
-      </w:r>
-      <w:proofErr w:type="spellStart"/>
-      <w:r>
-        <w:t>mime_type</w:t>
-      </w:r>
-      <w:proofErr w:type="spellEnd"/>
-      <w:r>
-        <w:t>), размер файла (</w:t>
-      </w:r>
-      <w:proofErr w:type="spellStart"/>
-      <w:r>
-        <w:t>file_size</w:t>
-      </w:r>
-      <w:proofErr w:type="spellEnd"/>
-      <w:r>
-        <w:t>), URL доступа к файлу (</w:t>
-      </w:r>
-      <w:proofErr w:type="spellStart"/>
-      <w:r>
-        <w:t>file_url</w:t>
-      </w:r>
-      <w:proofErr w:type="spellEnd"/>
-      <w:r>
-        <w:t>), дату загрузки (</w:t>
-      </w:r>
-      <w:proofErr w:type="spellStart"/>
-      <w:r>
-        <w:t>uploaded_at</w:t>
-      </w:r>
-      <w:proofErr w:type="spellEnd"/>
-      <w:r>
-        <w:t xml:space="preserve">), и связь с автором загрузки (через </w:t>
-      </w:r>
-      <w:proofErr w:type="spellStart"/>
-      <w:r>
-        <w:lastRenderedPageBreak/>
-        <w:t>uploader_id</w:t>
-      </w:r>
-      <w:proofErr w:type="spellEnd"/>
-      <w:r>
-        <w:t xml:space="preserve"> к User). Каждое вложение связано с одной статьей (через </w:t>
-      </w:r>
-      <w:proofErr w:type="spellStart"/>
-      <w:r>
-        <w:t>article_id</w:t>
-      </w:r>
-      <w:proofErr w:type="spellEnd"/>
-      <w:r>
-        <w:t>)</w:t>
-      </w:r>
-      <w:r>
-        <w:t xml:space="preserve"> через с</w:t>
-      </w:r>
-      <w:r>
-        <w:t>вязь многие-к-одному.</w:t>
-      </w:r>
-    </w:p>
-    <w:p>
-      <w:proofErr w:type="spellStart"/>
-      <w:r>
-        <w:t>Rating</w:t>
-      </w:r>
-      <w:proofErr w:type="spellEnd"/>
-      <w:r>
-        <w:t xml:space="preserve"> (Оценка) — сущность для хранения рейтингов статей и комментариев. Рейтинг имеет </w:t>
-      </w:r>
-      <w:proofErr w:type="spellStart"/>
-      <w:r>
-        <w:t>rating_id</w:t>
-      </w:r>
-      <w:proofErr w:type="spellEnd"/>
-      <w:r>
-        <w:t>, тип объекта (статья или комментарий), идентификатор объекта, пользователя, выставившего оценку, и саму оценку. Это позволяет отслеживать, кто как оценил конкретный объект, и избежать множественного голосования.</w:t>
-      </w:r>
-    </w:p>
-    <w:p>
-      <w:r>
-        <w:t>Связи между сущностями</w:t>
-      </w:r>
-      <w:r>
-        <w:t>:</w:t>
-      </w:r>
-    </w:p>
-    <w:p>
-      <w:r>
-        <w:t xml:space="preserve">User </w:t>
-      </w:r>
-      <w:r>
-        <w:t>–</w:t>
-      </w:r>
-      <w:r>
-        <w:t xml:space="preserve"> </w:t>
-      </w:r>
-      <w:proofErr w:type="spellStart"/>
-      <w:r>
-        <w:t>Article</w:t>
-      </w:r>
-      <w:proofErr w:type="spellEnd"/>
-      <w:r>
-        <w:t xml:space="preserve"> (авторство): связь один-ко-многим. Один пользователь может создать много статей, но каждая статья имеет одного автора. Реализуется через внешний ключ </w:t>
-      </w:r>
-      <w:proofErr w:type="spellStart"/>
-      <w:r>
-        <w:t>author_id</w:t>
-      </w:r>
-      <w:proofErr w:type="spellEnd"/>
-      <w:r>
-        <w:t xml:space="preserve"> в таблице </w:t>
-      </w:r>
-      <w:proofErr w:type="spellStart"/>
-      <w:r>
-        <w:t>Article</w:t>
-      </w:r>
-      <w:proofErr w:type="spellEnd"/>
-      <w:r>
-        <w:t>.</w:t>
-      </w:r>
-    </w:p>
-    <w:p>
-      <w:r>
-        <w:t xml:space="preserve">User – </w:t>
-      </w:r>
-      <w:proofErr w:type="spellStart"/>
-      <w:r>
-        <w:t>Comment</w:t>
-      </w:r>
-      <w:proofErr w:type="spellEnd"/>
-      <w:r>
-        <w:t xml:space="preserve"> (авторство комментариев): связь один-ко-многим. Один пользователь может написать много комментариев, но каждый комментарий имеет одного автора. Реализуется через внешний ключ </w:t>
-      </w:r>
-      <w:proofErr w:type="spellStart"/>
-      <w:r>
-        <w:t>author_id</w:t>
-      </w:r>
-      <w:proofErr w:type="spellEnd"/>
-      <w:r>
-        <w:t xml:space="preserve"> в таблице </w:t>
-      </w:r>
-      <w:proofErr w:type="spellStart"/>
-      <w:r>
-        <w:t>Comment</w:t>
-      </w:r>
-      <w:proofErr w:type="spellEnd"/>
-      <w:r>
-        <w:t>.</w:t>
-      </w:r>
-    </w:p>
-    <w:p>
-      <w:r>
-        <w:t>User –</w:t>
-      </w:r>
-      <w:r>
-        <w:t xml:space="preserve"> </w:t>
-      </w:r>
-      <w:proofErr w:type="spellStart"/>
-      <w:r>
-        <w:t>Role</w:t>
-      </w:r>
-      <w:proofErr w:type="spellEnd"/>
-      <w:r>
-        <w:t xml:space="preserve">: связь многие-к-одному. Много пользователей могут иметь одну роль. Реализуется через внешний ключ </w:t>
-      </w:r>
-      <w:proofErr w:type="spellStart"/>
-      <w:r>
-        <w:t>role_id</w:t>
-      </w:r>
-      <w:proofErr w:type="spellEnd"/>
-      <w:r>
-        <w:t xml:space="preserve"> в таблице User.</w:t>
-      </w:r>
-    </w:p>
-    <w:p>
-      <w:proofErr w:type="spellStart"/>
-      <w:r>
-        <w:t>Article</w:t>
-      </w:r>
-      <w:proofErr w:type="spellEnd"/>
-      <w:r>
-        <w:t xml:space="preserve"> –</w:t>
-      </w:r>
-      <w:r>
-        <w:t xml:space="preserve"> </w:t>
-      </w:r>
-      <w:proofErr w:type="spellStart"/>
-      <w:r>
-        <w:t>Category</w:t>
-      </w:r>
-      <w:proofErr w:type="spellEnd"/>
-      <w:r>
-        <w:t xml:space="preserve">: связь многие-к-одному. Много статей принадлежат одной категории. Реализуется через внешний ключ </w:t>
-      </w:r>
-      <w:proofErr w:type="spellStart"/>
-      <w:r>
-        <w:t>category_id</w:t>
-      </w:r>
-      <w:proofErr w:type="spellEnd"/>
-      <w:r>
-        <w:t xml:space="preserve"> в таблице </w:t>
-      </w:r>
-      <w:proofErr w:type="spellStart"/>
-      <w:r>
-        <w:t>Article</w:t>
-      </w:r>
-      <w:proofErr w:type="spellEnd"/>
-      <w:r>
-        <w:t>.</w:t>
-      </w:r>
-    </w:p>
-    <w:p>
-      <w:proofErr w:type="spellStart"/>
-      <w:r>
-        <w:t>Article</w:t>
-      </w:r>
-      <w:proofErr w:type="spellEnd"/>
-      <w:r>
-        <w:t xml:space="preserve"> –</w:t>
-      </w:r>
-      <w:r>
-        <w:t xml:space="preserve"> </w:t>
-      </w:r>
-      <w:proofErr w:type="spellStart"/>
-      <w:r>
-        <w:t>Tag</w:t>
-      </w:r>
-      <w:proofErr w:type="spellEnd"/>
-      <w:r>
-        <w:t xml:space="preserve"> (многие-ко-многим): связь многие-ко-многим. Статья может иметь несколько тегов, и один тег может быть применён ко многим статьям. Реализуется через таблицу-связку </w:t>
-      </w:r>
-      <w:proofErr w:type="spellStart"/>
-      <w:r>
-        <w:t>Article_Tag</w:t>
-      </w:r>
-      <w:proofErr w:type="spellEnd"/>
-      <w:r>
-        <w:t xml:space="preserve">, которая содержит </w:t>
-      </w:r>
-      <w:proofErr w:type="spellStart"/>
-      <w:r>
-        <w:t>article_id</w:t>
-      </w:r>
-      <w:proofErr w:type="spellEnd"/>
-      <w:r>
-        <w:t xml:space="preserve"> и </w:t>
-      </w:r>
-      <w:proofErr w:type="spellStart"/>
-      <w:r>
-        <w:t>tag_id</w:t>
-      </w:r>
-      <w:proofErr w:type="spellEnd"/>
-      <w:r>
-        <w:t>.</w:t>
-      </w:r>
-    </w:p>
-    <w:p>
-      <w:proofErr w:type="spellStart"/>
-      <w:r>
-        <w:t>Article</w:t>
-      </w:r>
-      <w:proofErr w:type="spellEnd"/>
-      <w:r>
-        <w:t xml:space="preserve"> –</w:t>
-      </w:r>
-      <w:r>
-        <w:t xml:space="preserve"> </w:t>
-      </w:r>
-      <w:proofErr w:type="spellStart"/>
-      <w:r>
-        <w:t>Comment</w:t>
-      </w:r>
-      <w:proofErr w:type="spellEnd"/>
-      <w:r>
-        <w:t xml:space="preserve">: связь один-ко-многим. Одна статья может иметь много комментариев. Реализуется через внешний ключ </w:t>
-      </w:r>
-      <w:proofErr w:type="spellStart"/>
-      <w:r>
-        <w:t>article_id</w:t>
-      </w:r>
-      <w:proofErr w:type="spellEnd"/>
-      <w:r>
-        <w:t xml:space="preserve"> в таблице </w:t>
-      </w:r>
-      <w:proofErr w:type="spellStart"/>
-      <w:r>
-        <w:t>Comment</w:t>
-      </w:r>
-      <w:proofErr w:type="spellEnd"/>
-      <w:r>
-        <w:t>.</w:t>
-      </w:r>
-    </w:p>
-    <w:p>
-      <w:proofErr w:type="spellStart"/>
-      <w:r>
-        <w:t>Article</w:t>
-      </w:r>
-      <w:proofErr w:type="spellEnd"/>
-      <w:r>
-        <w:t xml:space="preserve"> –</w:t>
-      </w:r>
-      <w:r>
-        <w:t xml:space="preserve"> </w:t>
-      </w:r>
-      <w:proofErr w:type="spellStart"/>
-      <w:r>
-        <w:t>Attachment</w:t>
-      </w:r>
-      <w:proofErr w:type="spellEnd"/>
-      <w:r>
-        <w:t xml:space="preserve">: связь один-ко-многим. Одна статья может иметь много вложений. Реализуется через внешний ключ </w:t>
-      </w:r>
-      <w:proofErr w:type="spellStart"/>
-      <w:r>
-        <w:t>article_id</w:t>
-      </w:r>
-      <w:proofErr w:type="spellEnd"/>
-      <w:r>
-        <w:t xml:space="preserve"> в таблице </w:t>
-      </w:r>
-      <w:proofErr w:type="spellStart"/>
-      <w:r>
-        <w:t>Attachment</w:t>
-      </w:r>
-      <w:proofErr w:type="spellEnd"/>
-      <w:r>
-        <w:t>.</w:t>
-      </w:r>
-    </w:p>
-    <w:p>
-      <w:r>
-        <w:t>User –</w:t>
-      </w:r>
-      <w:r>
-        <w:t xml:space="preserve"> </w:t>
-      </w:r>
-      <w:proofErr w:type="spellStart"/>
-      <w:r>
-        <w:t>Attachment</w:t>
-      </w:r>
-      <w:proofErr w:type="spellEnd"/>
-      <w:r>
-        <w:t xml:space="preserve"> (загруженные файлы): связь один-ко-многим. Один пользователь может загрузить много файлов. Реализуется через внешний ключ </w:t>
-      </w:r>
-      <w:proofErr w:type="spellStart"/>
-      <w:r>
-        <w:t>uploader_id</w:t>
-      </w:r>
-      <w:proofErr w:type="spellEnd"/>
-      <w:r>
-        <w:t xml:space="preserve"> в таблице </w:t>
-      </w:r>
-      <w:proofErr w:type="spellStart"/>
-      <w:r>
-        <w:t>Attachment</w:t>
-      </w:r>
-      <w:proofErr w:type="spellEnd"/>
-      <w:r>
-        <w:t>.</w:t>
-      </w:r>
-    </w:p>
-    <w:p>
-      <w:r>
-        <w:t>Каждая</w:t>
-      </w:r>
-      <w:r>
-        <w:rPr>
-          <w:lang/>
-        </w:rPr>
-        <w:t xml:space="preserve"> таблица имеет первичный ключ (*_id), обеспечивающий уникальность записей. Это целые числа с автоинкрементом для большинства таблиц.</w:t>
-      </w:r>
-      <w:r>
-        <w:t xml:space="preserve"> </w:t>
-      </w:r>
-      <w:r>
-        <w:rPr>
-          <w:lang/>
-        </w:rPr>
         <w:t>Внешние ключи связывают таблицы между собой, обеспечивая ссылочную целостность. Например, author_id в Article ссылается на user_id в User.</w:t>
       </w:r>
       <w:r>
         <w:t xml:space="preserve"> А</w:t>
       </w:r>
       <w:r>
-        <w:rPr>
-          <w:lang/>
-        </w:rPr>
         <w:t>трибуты created_at и updated_at отслеживают дату и время создания и последнего обновления записи. Это важно для сортировки и анализа активности.</w:t>
       </w:r>
       <w:r>
         <w:t xml:space="preserve"> А</w:t>
       </w:r>
       <w:r>
-        <w:rPr>
-          <w:lang/>
-        </w:rPr>
         <w:t xml:space="preserve">трибуты </w:t>
       </w:r>
       <w:r>
         <w:t xml:space="preserve">состояния </w:t>
       </w:r>
       <w:r>
-        <w:rPr>
-          <w:lang/>
-        </w:rPr>
         <w:t>вроде is_published, is_active определяют состояние объекта и используются для фильтрации при выборке данных.</w:t>
       </w:r>
       <w:r>
         <w:t xml:space="preserve"> А</w:t>
       </w:r>
       <w:r>
-        <w:rPr>
-          <w:lang/>
-        </w:rPr>
         <w:t>трибут rating позволяет отслеживать популярность статей и комментариев. Может быть реализован как среднее значение всех оценок, выставленных пользователями.</w:t>
       </w:r>
     </w:p>
     <w:p>
       <w:r>
-        <w:rPr>
-          <w:lang/>
-        </w:rPr>
         <w:lastRenderedPageBreak/>
         <w:t>Ограничения и правила целостности</w:t>
       </w:r>
@@ -4132,114 +4704,65 @@
         <w:t xml:space="preserve">1. </w:t>
       </w:r>
       <w:r>
-        <w:rPr>
-          <w:lang/>
-        </w:rPr>
         <w:t>Уникальность логина и email</w:t>
       </w:r>
       <w:r>
         <w:t>.</w:t>
       </w:r>
       <w:r>
-        <w:rPr>
-          <w:lang/>
-        </w:rPr>
         <w:t xml:space="preserve"> </w:t>
       </w:r>
       <w:r>
         <w:t>В</w:t>
       </w:r>
       <w:r>
-        <w:rPr>
-          <w:lang/>
-        </w:rPr>
         <w:t xml:space="preserve"> таблице User атрибут</w:t>
       </w:r>
       <w:r>
         <w:t xml:space="preserve"> </w:t>
       </w:r>
       <w:r>
-        <w:rPr>
-          <w:lang/>
-        </w:rPr>
         <w:t>login долж</w:t>
       </w:r>
       <w:r>
         <w:t>е</w:t>
       </w:r>
       <w:r>
-        <w:rPr>
-          <w:lang/>
-        </w:rPr>
         <w:t>н быть уникальным, так как использу</w:t>
       </w:r>
       <w:r>
         <w:t>е</w:t>
       </w:r>
       <w:r>
-        <w:rPr>
-          <w:lang/>
-        </w:rPr>
         <w:t>тся для аутентификации.</w:t>
       </w:r>
     </w:p>
     <w:p>
-      <w:pPr>
-        <w:rPr>
-          <w:lang/>
-        </w:rPr>
-      </w:pPr>
       <w:r>
         <w:t xml:space="preserve">2. </w:t>
       </w:r>
       <w:r>
-        <w:rPr>
-          <w:lang/>
-        </w:rPr>
         <w:t>Каскадное удаление: при удалении пользователя его комментарии и статьи должны быть удалены. Это реализуется через правила каскадного удаления на внешних ключах.</w:t>
       </w:r>
     </w:p>
     <w:p>
       <w:r>
-        <w:rPr>
-          <w:lang/>
-        </w:rPr>
-        <w:t xml:space="preserve">3. </w:t>
-      </w:r>
-      <w:r>
-        <w:rPr>
-          <w:lang/>
-        </w:rPr>
-        <w:t>Ненулевые значения (NOT NULL): обязательные поля (title, content, author_id, created_at) не могут быть пусты. Это обеспечивает консистентность данных.</w:t>
-      </w:r>
-    </w:p>
-    <w:p>
-      <w:pPr>
-        <w:rPr>
-          <w:lang/>
-        </w:rPr>
-      </w:pPr>
-      <w:r>
-        <w:rPr>
-          <w:lang/>
-        </w:rPr>
+        <w:t>3. Ненулевые значения (NOT NULL): обязательные поля (title, content, author_id, created_at) не могут быть пусты. Это обеспечивает консистентность данных.</w:t>
+      </w:r>
+    </w:p>
+    <w:p>
+      <w:r>
         <w:t>Для улучшения производительности запросов используются индексы на часто используемых колонках:</w:t>
       </w:r>
     </w:p>
     <w:p>
       <w:pPr>
         <w:pStyle w:val="a1"/>
-        <w:rPr>
-          <w:lang/>
-        </w:rPr>
       </w:pPr>
       <w:r>
         <w:t>и</w:t>
       </w:r>
       <w:r>
-        <w:rPr>
-          <w:lang/>
-        </w:rPr>
         <w:t>ндекс на User.login и User.email для быстрого поиска пользователя при входе</w:t>
       </w:r>
       <w:r>
@@ -4249,17 +4772,11 @@
     <w:p>
       <w:pPr>
         <w:pStyle w:val="a1"/>
-        <w:rPr>
-          <w:lang/>
-        </w:rPr>
       </w:pPr>
       <w:r>
         <w:t>и</w:t>
       </w:r>
       <w:r>
-        <w:rPr>
-          <w:lang/>
-        </w:rPr>
         <w:t>ндекс на Article.category_id для быстрого получения всех статей категории</w:t>
       </w:r>
       <w:r>
@@ -4269,17 +4786,11 @@
     <w:p>
       <w:pPr>
         <w:pStyle w:val="a1"/>
-        <w:rPr>
-          <w:lang/>
-        </w:rPr>
       </w:pPr>
       <w:r>
         <w:t>и</w:t>
       </w:r>
       <w:r>
-        <w:rPr>
-          <w:lang/>
-        </w:rPr>
         <w:t>ндекс на Article.created_at и Article.updated_at для сортировки по датам</w:t>
       </w:r>
       <w:r>
@@ -4289,17 +4800,11 @@
     <w:p>
       <w:pPr>
         <w:pStyle w:val="a1"/>
-        <w:rPr>
-          <w:lang/>
-        </w:rPr>
       </w:pPr>
       <w:r>
         <w:t>и</w:t>
       </w:r>
       <w:r>
-        <w:rPr>
-          <w:lang/>
-        </w:rPr>
         <w:t>ндекс на Comment.article_id для быстрого получения всех комментариев статьи</w:t>
       </w:r>
       <w:r>
@@ -4309,17 +4814,11 @@
     <w:p>
       <w:pPr>
         <w:pStyle w:val="a1"/>
-        <w:rPr>
-          <w:lang/>
-        </w:rPr>
       </w:pPr>
       <w:r>
         <w:t>и</w:t>
       </w:r>
       <w:r>
-        <w:rPr>
-          <w:lang/>
-        </w:rPr>
         <w:t>ндекс на Article_Tag.article_id и Article_Tag.tag_id для быстрого выполнения связей многие-ко-многим.</w:t>
       </w:r>
     </w:p>
@@ -4393,13 +4892,22 @@
         <w:pStyle w:val="af7"/>
       </w:pPr>
       <w:r>
-        <w:t xml:space="preserve">Рисунок 6 – </w:t>
+        <w:t xml:space="preserve">Рисунок 6 </w:t>
+      </w:r>
+      <w:r>
+        <w:t>–</w:t>
+      </w:r>
+      <w:r>
+        <w:t xml:space="preserve"> </w:t>
       </w:r>
       <w:r>
         <w:rPr>
           <w:lang w:val="en-US"/>
         </w:rPr>
-        <w:t>ER-</w:t>
+        <w:t>ER</w:t>
+      </w:r>
+      <w:r>
+        <w:t>-</w:t>
       </w:r>
       <w:r>
         <w:t>диаграмма</w:t>
@@ -4407,16 +4915,409 @@
     </w:p>
     <w:p>
       <w:pPr>
+        <w:pStyle w:val="10"/>
+      </w:pPr>
+      <w:r>
+        <w:lastRenderedPageBreak/>
+        <w:t>7</w:t>
+      </w:r>
+      <w:r>
+        <w:t xml:space="preserve"> </w:t>
+      </w:r>
+      <w:r>
+        <w:t>Диаграмма состояний</w:t>
+      </w:r>
+    </w:p>
+    <w:p>
+      <w:r>
+        <w:t xml:space="preserve">Диаграмма состояний (State Machine Diagram) — это UML диаграмма, которая описывает жизненный цикл объекта через последовательность состояний и переходов между ними. Каждое состояние представляет стабильную конфигурацию объекта в определённый момент времени (например, </w:t>
+      </w:r>
+      <w:r>
+        <w:t>«</w:t>
+      </w:r>
+      <w:r>
+        <w:t>Статья опубликована</w:t>
+      </w:r>
+      <w:r>
+        <w:t>»</w:t>
+      </w:r>
+      <w:r>
+        <w:t xml:space="preserve"> или </w:t>
+      </w:r>
+      <w:r>
+        <w:t>«Ч</w:t>
+      </w:r>
+      <w:r>
+        <w:t>ерновик</w:t>
+      </w:r>
+      <w:r>
+        <w:t>»</w:t>
+      </w:r>
+      <w:r>
+        <w:t xml:space="preserve">), а переходы показывают, какие события или действия вызывают смену состояния (например, событие </w:t>
+      </w:r>
+      <w:r>
+        <w:t xml:space="preserve">«опубликовать» </w:t>
+      </w:r>
+      <w:r>
+        <w:t xml:space="preserve">переводит статью из состояния </w:t>
+      </w:r>
+      <w:r>
+        <w:t>«Черновик»</w:t>
+      </w:r>
+      <w:r>
+        <w:t xml:space="preserve"> в состояние </w:t>
+      </w:r>
+      <w:r>
+        <w:t>«Статья опубликована»</w:t>
+      </w:r>
+      <w:r>
+        <w:t xml:space="preserve">). Диаграмма состояний помогает визуализировать, какие состояния может принимать объект, в каком порядке они меняются, и какие действия пользователя или системы </w:t>
+      </w:r>
+      <w:r>
+        <w:t>вызывают</w:t>
+      </w:r>
+      <w:r>
+        <w:t xml:space="preserve"> эти переходы.</w:t>
+      </w:r>
+      <w:r>
+        <w:t xml:space="preserve"> </w:t>
+      </w:r>
+    </w:p>
+    <w:p>
+      <w:r>
+        <w:t>Нижеследующее описание приводится для диаграммы состояний статьи.</w:t>
+      </w:r>
+    </w:p>
+    <w:p>
+      <w:pPr>
+        <w:rPr>
+          <w:lang/>
+        </w:rPr>
+      </w:pPr>
+      <w:r>
+        <w:rPr>
+          <w:lang/>
+        </w:rPr>
+        <w:t>Черновик — начальное состояние. Модератор создал статью, но не опубликовал её. Статья видна только создателю и другим модераторам. В этом состоянии статья может быть опубликована или удалена без восстановления.</w:t>
+      </w:r>
+    </w:p>
+    <w:p>
+      <w:r>
+        <w:rPr>
+          <w:lang/>
+        </w:rPr>
+        <w:t xml:space="preserve">Опубликована — статья опубликована и видна всем пользователям. Анонимы и авторизованные пользователи могут читать, комментировать, ставить лайки. Модератор может отредактировать содержимое, скрыть статью или удалить её. При редактировании статья остаётся в состоянии </w:t>
+      </w:r>
+      <w:r>
+        <w:t>«Опубликована»</w:t>
+      </w:r>
+      <w:r>
+        <w:rPr>
+          <w:lang/>
+        </w:rPr>
+        <w:t xml:space="preserve">, но обновляется </w:t>
+      </w:r>
+      <w:r>
+        <w:t>время в атрибуте</w:t>
+      </w:r>
+      <w:r>
+        <w:rPr>
+          <w:lang/>
+        </w:rPr>
+        <w:t xml:space="preserve"> updated_at и добавляется пометка </w:t>
+      </w:r>
+      <w:r>
+        <w:t>«</w:t>
+      </w:r>
+      <w:r>
+        <w:rPr>
+          <w:lang/>
+        </w:rPr>
+        <w:t>(изменено X назад)</w:t>
+      </w:r>
+      <w:r>
+        <w:t>»</w:t>
+      </w:r>
+      <w:r>
+        <w:rPr>
+          <w:lang/>
+        </w:rPr>
+        <w:t>.</w:t>
+      </w:r>
+    </w:p>
+    <w:p>
+      <w:pPr>
+        <w:rPr>
+          <w:lang/>
+        </w:rPr>
+      </w:pPr>
+      <w:r>
+        <w:rPr>
+          <w:lang/>
+        </w:rPr>
+        <w:t>Удалена — конечное состояние. Статья полностью удалена из системы. Это необратимое состояние. Комментарии, связанные со статьей, также удаляются (или помечаются как удалённые).</w:t>
+      </w:r>
+    </w:p>
+    <w:p>
+      <w:r>
+        <w:t>Предусмотрены следующие переходы:</w:t>
+      </w:r>
+    </w:p>
+    <w:p>
+      <w:pPr>
         <w:pStyle w:val="a1"/>
-        <w:numPr>
-          <w:ilvl w:val="0"/>
-          <w:numId w:val="0"/>
-        </w:numPr>
-        <w:ind w:firstLine="709"/>
-      </w:pPr>
+      </w:pPr>
+      <w:r>
+        <w:rPr>
+          <w:lang/>
+        </w:rPr>
+        <w:t>Черновик</w:t>
+      </w:r>
+      <w:r>
+        <w:t>-</w:t>
+      </w:r>
+      <w:r>
+        <w:t>Опубликована</w:t>
+      </w:r>
+      <w:r>
+        <w:rPr>
+          <w:lang/>
+        </w:rPr>
+        <w:t xml:space="preserve"> [</w:t>
+      </w:r>
+      <w:r>
+        <w:t>публикация</w:t>
+      </w:r>
+      <w:r>
+        <w:rPr>
+          <w:lang/>
+        </w:rPr>
+        <w:t xml:space="preserve">] — модератор нажал </w:t>
+      </w:r>
+      <w:r>
+        <w:t>«опубликовать»</w:t>
+      </w:r>
+      <w:r>
+        <w:rPr>
+          <w:lang/>
+        </w:rPr>
+        <w:t>, статья становится видна всем</w:t>
+      </w:r>
+      <w:r>
+        <w:t>;</w:t>
+      </w:r>
+    </w:p>
+    <w:p>
+      <w:pPr>
+        <w:pStyle w:val="a1"/>
+      </w:pPr>
+      <w:r>
+        <w:rPr>
+          <w:lang/>
+        </w:rPr>
+        <w:t>Черновик</w:t>
+      </w:r>
+      <w:r>
+        <w:t>-</w:t>
+      </w:r>
+      <w:r>
+        <w:rPr>
+          <w:lang/>
+        </w:rPr>
+        <w:t>Удалена</w:t>
+      </w:r>
+      <w:r>
+        <w:rPr>
+          <w:lang/>
+        </w:rPr>
+        <w:t xml:space="preserve"> [</w:t>
+      </w:r>
+      <w:r>
+        <w:t>удаление</w:t>
+      </w:r>
+      <w:r>
+        <w:rPr>
+          <w:lang/>
+        </w:rPr>
+        <w:t>] — модератор удалил черновик</w:t>
+      </w:r>
+      <w:r>
+        <w:t>;</w:t>
+      </w:r>
+    </w:p>
+    <w:p>
+      <w:pPr>
+        <w:pStyle w:val="a1"/>
+      </w:pPr>
+      <w:r>
+        <w:rPr>
+          <w:lang/>
+        </w:rPr>
+        <w:t>Опубликована</w:t>
+      </w:r>
+      <w:r>
+        <w:t>-</w:t>
+      </w:r>
+      <w:r>
+        <w:rPr>
+          <w:lang/>
+        </w:rPr>
+        <w:t>Опубликована</w:t>
+      </w:r>
+      <w:r>
+        <w:rPr>
+          <w:lang/>
+        </w:rPr>
+        <w:t xml:space="preserve"> [</w:t>
+      </w:r>
+      <w:r>
+        <w:t>изменение</w:t>
+      </w:r>
+      <w:r>
+        <w:rPr>
+          <w:lang/>
+        </w:rPr>
+        <w:t>] — модератор отредактировал статью (остаётся в том же состоянии)</w:t>
+      </w:r>
+      <w:r>
+        <w:t>;</w:t>
+      </w:r>
+    </w:p>
+    <w:p>
+      <w:pPr>
+        <w:pStyle w:val="a1"/>
+      </w:pPr>
+      <w:r>
+        <w:t xml:space="preserve">Опубликована-Черновик </w:t>
+      </w:r>
+      <w:r>
+        <w:t>[</w:t>
+      </w:r>
+      <w:r>
+        <w:t>скрытие</w:t>
+      </w:r>
+      <w:r>
+        <w:t xml:space="preserve">] </w:t>
+      </w:r>
+      <w:r>
+        <w:t>–</w:t>
+      </w:r>
+      <w:r>
+        <w:t xml:space="preserve"> </w:t>
+      </w:r>
+      <w:r>
+        <w:t>модератор скрыл опубликованную статью</w:t>
+      </w:r>
+      <w:r>
+        <w:t>;</w:t>
+      </w:r>
+    </w:p>
+    <w:p>
+      <w:pPr>
+        <w:pStyle w:val="a1"/>
+      </w:pPr>
+      <w:r>
+        <w:rPr>
+          <w:lang/>
+        </w:rPr>
+        <w:t>Опубликована</w:t>
+      </w:r>
+      <w:r>
+        <w:t>-</w:t>
+      </w:r>
+      <w:r>
+        <w:rPr>
+          <w:lang/>
+        </w:rPr>
+        <w:t>Удалена</w:t>
+      </w:r>
+      <w:r>
+        <w:rPr>
+          <w:lang/>
+        </w:rPr>
+        <w:t xml:space="preserve"> [</w:t>
+      </w:r>
+      <w:r>
+        <w:t>удаление</w:t>
+      </w:r>
+      <w:r>
+        <w:rPr>
+          <w:lang/>
+        </w:rPr>
+        <w:t>] — модератор удалил опубликованную статью</w:t>
+      </w:r>
+      <w:r>
+        <w:t>.</w:t>
+      </w:r>
+    </w:p>
+    <w:p>
+      <w:r>
+        <w:t>Описанная диаграмма приведена на рисунке 7.</w:t>
+      </w:r>
+    </w:p>
+    <w:p>
+      <w:pPr>
+        <w:pStyle w:val="af7"/>
+      </w:pPr>
+      <w:r>
+        <w:rPr>
+          <w:noProof/>
+        </w:rPr>
+        <w:lastRenderedPageBreak/>
+        <w:drawing>
+          <wp:inline distT="0" distB="0" distL="0" distR="0" wp14:anchorId="7E11C886" wp14:editId="31A3F47A">
+            <wp:extent cx="4610100" cy="3467100"/>
+            <wp:effectExtent l="0" t="0" r="0" b="0"/>
+            <wp:docPr id="859851306" name="Рисунок 1"/>
+            <wp:cNvGraphicFramePr>
+              <a:graphicFrameLocks xmlns:a="http://schemas.openxmlformats.org/drawingml/2006/main" noChangeAspect="1"/>
+            </wp:cNvGraphicFramePr>
+            <a:graphic xmlns:a="http://schemas.openxmlformats.org/drawingml/2006/main">
+              <a:graphicData uri="http://schemas.openxmlformats.org/drawingml/2006/picture">
+                <pic:pic xmlns:pic="http://schemas.openxmlformats.org/drawingml/2006/picture">
+                  <pic:nvPicPr>
+                    <pic:cNvPr id="859851306" name="Рисунок 859851306"/>
+                    <pic:cNvPicPr/>
+                  </pic:nvPicPr>
+                  <pic:blipFill>
+                    <a:blip r:embed="rId14">
+                      <a:extLst>
+                        <a:ext uri="{28A0092B-C50C-407E-A947-70E740481C1C}">
+                          <a14:useLocalDpi xmlns:a14="http://schemas.microsoft.com/office/drawing/2010/main" val="0"/>
+                        </a:ext>
+                      </a:extLst>
+                    </a:blip>
+                    <a:stretch>
+                      <a:fillRect/>
+                    </a:stretch>
+                  </pic:blipFill>
+                  <pic:spPr>
+                    <a:xfrm>
+                      <a:off x="0" y="0"/>
+                      <a:ext cx="4610100" cy="3467100"/>
+                    </a:xfrm>
+                    <a:prstGeom prst="rect">
+                      <a:avLst/>
+                    </a:prstGeom>
+                  </pic:spPr>
+                </pic:pic>
+              </a:graphicData>
+            </a:graphic>
+          </wp:inline>
+        </w:drawing>
+      </w:r>
+    </w:p>
+    <w:p>
+      <w:pPr>
+        <w:pStyle w:val="af7"/>
+      </w:pPr>
+      <w:r>
+        <w:t>Рисунок 7 – Диаграмма состояний статьи</w:t>
+      </w:r>
     </w:p>
     <w:sectPr>
-      <w:footerReference w:type="default" r:id="rId14"/>
+      <w:footerReference w:type="default" r:id="rId15"/>
       <w:type w:val="continuous"/>
       <w:pgSz w:w="11906" w:h="16838"/>
       <w:pgMar w:top="1134" w:right="851" w:bottom="1531" w:left="1701" w:header="709" w:footer="510" w:gutter="0"/>

--- a/lab3/lab3-jcrpo.docx
+++ b/lab3/lab3-jcrpo.docx
@@ -1,6 +1,6 @@
 
 <file path=word/document.xml><?xml version="1.0" encoding="utf-8"?>
-<w:document xmlns:wpc="http://schemas.microsoft.com/office/word/2010/wordprocessingCanvas" xmlns:cx="http://schemas.microsoft.com/office/drawing/2014/chartex" xmlns:cx1="http://schemas.microsoft.com/office/drawing/2015/9/8/chartex" xmlns:cx2="http://schemas.microsoft.com/office/drawing/2015/10/21/chartex" xmlns:cx3="http://schemas.microsoft.com/office/drawing/2016/5/9/chartex" xmlns:cx4="http://schemas.microsoft.com/office/drawing/2016/5/10/chartex" xmlns:cx5="http://schemas.microsoft.com/office/drawing/2016/5/11/chartex" xmlns:cx6="http://schemas.microsoft.com/office/drawing/2016/5/12/chartex" xmlns:cx7="http://schemas.microsoft.com/office/drawing/2016/5/13/chartex" xmlns:cx8="http://schemas.microsoft.com/office/drawing/2016/5/14/chartex" xmlns:mc="http://schemas.openxmlformats.org/markup-compatibility/2006" xmlns:aink="http://schemas.microsoft.com/office/drawing/2016/ink" xmlns:am3d="http://schemas.microsoft.com/office/drawing/2017/model3d" xmlns:o="urn:schemas-microsoft-com:office:office" xmlns:oel="http://schemas.microsoft.com/office/2019/extlst" xmlns:r="http://schemas.openxmlformats.org/officeDocument/2006/relationships" xmlns:m="http://schemas.openxmlformats.org/officeDocument/2006/math" xmlns:v="urn:schemas-microsoft-com:vml" xmlns:wp14="http://schemas.microsoft.com/office/word/2010/wordprocessingDrawing" xmlns:wp="http://schemas.openxmlformats.org/drawingml/2006/wordprocessingDrawing" xmlns:w10="urn:schemas-microsoft-com:office:word" xmlns:w="http://schemas.openxmlformats.org/wordprocessingml/2006/main" xmlns:w14="http://schemas.microsoft.com/office/word/2010/wordml" xmlns:w15="http://schemas.microsoft.com/office/word/2012/wordml" xmlns:w16cex="http://schemas.microsoft.com/office/word/2018/wordml/cex" xmlns:w16cid="http://schemas.microsoft.com/office/word/2016/wordml/cid" xmlns:w16="http://schemas.microsoft.com/office/word/2018/wordml" xmlns:w16du="http://schemas.microsoft.com/office/word/2023/wordml/word16du" xmlns:w16sdtdh="http://schemas.microsoft.com/office/word/2020/wordml/sdtdatahash" xmlns:w16sdtfl="http://schemas.microsoft.com/office/word/2024/wordml/sdtformatlock" xmlns:w16se="http://schemas.microsoft.com/office/word/2015/wordml/symex" xmlns:wpg="http://schemas.microsoft.com/office/word/2010/wordprocessingGroup" xmlns:wpi="http://schemas.microsoft.com/office/word/2010/wordprocessingInk" xmlns:wne="http://schemas.microsoft.com/office/word/2006/wordml" xmlns:wps="http://schemas.microsoft.com/office/word/2010/wordprocessingShape" mc:Ignorable="w14 w15 w16se w16cid w16 w16cex w16sdtdh w16sdtfl w16du wp14">
+<w:document xmlns:wpc="http://schemas.microsoft.com/office/word/2010/wordprocessingCanvas" xmlns:cx="http://schemas.microsoft.com/office/drawing/2014/chartex" xmlns:cx1="http://schemas.microsoft.com/office/drawing/2015/9/8/chartex" xmlns:cx2="http://schemas.microsoft.com/office/drawing/2015/10/21/chartex" xmlns:cx3="http://schemas.microsoft.com/office/drawing/2016/5/9/chartex" xmlns:cx4="http://schemas.microsoft.com/office/drawing/2016/5/10/chartex" xmlns:cx5="http://schemas.microsoft.com/office/drawing/2016/5/11/chartex" xmlns:cx6="http://schemas.microsoft.com/office/drawing/2016/5/12/chartex" xmlns:cx7="http://schemas.microsoft.com/office/drawing/2016/5/13/chartex" xmlns:cx8="http://schemas.microsoft.com/office/drawing/2016/5/14/chartex" xmlns:mc="http://schemas.openxmlformats.org/markup-compatibility/2006" xmlns:aink="http://schemas.microsoft.com/office/drawing/2016/ink" xmlns:am3d="http://schemas.microsoft.com/office/drawing/2017/model3d" xmlns:o="urn:schemas-microsoft-com:office:office" xmlns:r="http://schemas.openxmlformats.org/officeDocument/2006/relationships" xmlns:m="http://schemas.openxmlformats.org/officeDocument/2006/math" xmlns:v="urn:schemas-microsoft-com:vml" xmlns:wp14="http://schemas.microsoft.com/office/word/2010/wordprocessingDrawing" xmlns:wp="http://schemas.openxmlformats.org/drawingml/2006/wordprocessingDrawing" xmlns:w10="urn:schemas-microsoft-com:office:word" xmlns:w="http://schemas.openxmlformats.org/wordprocessingml/2006/main" xmlns:w14="http://schemas.microsoft.com/office/word/2010/wordml" xmlns:w15="http://schemas.microsoft.com/office/word/2012/wordml" xmlns:w16cex="http://schemas.microsoft.com/office/word/2018/wordml/cex" xmlns:w16cid="http://schemas.microsoft.com/office/word/2016/wordml/cid" xmlns:w16="http://schemas.microsoft.com/office/word/2018/wordml" xmlns:w16sdtdh="http://schemas.microsoft.com/office/word/2020/wordml/sdtdatahash" xmlns:w16se="http://schemas.microsoft.com/office/word/2015/wordml/symex" xmlns:wpg="http://schemas.microsoft.com/office/word/2010/wordprocessingGroup" xmlns:wpi="http://schemas.microsoft.com/office/word/2010/wordprocessingInk" xmlns:wne="http://schemas.microsoft.com/office/word/2006/wordml" xmlns:wps="http://schemas.microsoft.com/office/word/2010/wordprocessingShape" mc:Ignorable="w14 w15 w16se w16cid w16 w16cex w16sdtdh wp14">
   <w:body>
     <w:p>
       <w:pPr>
@@ -980,7 +980,7 @@
     <w:bookmarkEnd w:id="0"/>
     <w:p>
       <w:pPr>
-        <w:pStyle w:val="12"/>
+        <w:pStyle w:val="10"/>
         <w:jc w:val="center"/>
       </w:pPr>
       <w:r>
@@ -990,7 +990,7 @@
     </w:p>
     <w:tbl>
       <w:tblPr>
-        <w:tblStyle w:val="af2"/>
+        <w:tblStyle w:val="TableGrid"/>
         <w:tblW w:w="9678" w:type="dxa"/>
         <w:tblBorders>
           <w:top w:val="none" w:sz="0" w:space="0" w:color="auto"/>
@@ -1015,7 +1015,7 @@
           </w:tcPr>
           <w:p>
             <w:pPr>
-              <w:pStyle w:val="afc"/>
+              <w:pStyle w:val="BodyText"/>
               <w:spacing w:line="240" w:lineRule="atLeast"/>
               <w:ind w:right="-423" w:firstLine="0"/>
               <w:jc w:val="left"/>
@@ -1038,21 +1038,21 @@
                 <w:sz w:val="28"/>
                 <w:szCs w:val="28"/>
               </w:rPr>
-              <w:t>ОПИСАНИЕ ПРОЕКТА</w:t>
+              <w:t>ВИДЕНИЕ И ГРАНИЦЫ</w:t>
             </w:r>
             <w:r>
               <w:rPr>
                 <w:sz w:val="28"/>
                 <w:szCs w:val="28"/>
               </w:rPr>
-              <w:t>………</w:t>
+              <w:t xml:space="preserve"> ПРОЕКТА</w:t>
             </w:r>
             <w:r>
               <w:rPr>
                 <w:sz w:val="28"/>
                 <w:szCs w:val="28"/>
               </w:rPr>
-              <w:t>………</w:t>
+              <w:t>…</w:t>
             </w:r>
             <w:r>
               <w:rPr>
@@ -1077,7 +1077,7 @@
           </w:tcPr>
           <w:p>
             <w:pPr>
-              <w:pStyle w:val="afc"/>
+              <w:pStyle w:val="BodyText"/>
               <w:spacing w:line="240" w:lineRule="atLeast"/>
               <w:ind w:firstLine="0"/>
               <w:jc w:val="center"/>
@@ -1106,7 +1106,7 @@
           </w:tcPr>
           <w:p>
             <w:pPr>
-              <w:pStyle w:val="afc"/>
+              <w:pStyle w:val="BodyText"/>
               <w:spacing w:line="240" w:lineRule="atLeast"/>
               <w:ind w:right="-423" w:firstLine="0"/>
               <w:jc w:val="left"/>
@@ -1152,7 +1152,7 @@
           </w:tcPr>
           <w:p>
             <w:pPr>
-              <w:pStyle w:val="afc"/>
+              <w:pStyle w:val="BodyText"/>
               <w:spacing w:line="240" w:lineRule="atLeast"/>
               <w:ind w:firstLine="0"/>
               <w:jc w:val="center"/>
@@ -1166,7 +1166,7 @@
                 <w:sz w:val="28"/>
                 <w:szCs w:val="28"/>
               </w:rPr>
-              <w:t>5</w:t>
+              <w:t>7</w:t>
             </w:r>
           </w:p>
         </w:tc>
@@ -1179,7 +1179,7 @@
           </w:tcPr>
           <w:p>
             <w:pPr>
-              <w:pStyle w:val="afc"/>
+              <w:pStyle w:val="BodyText"/>
               <w:spacing w:line="240" w:lineRule="atLeast"/>
               <w:ind w:right="-423" w:firstLine="0"/>
               <w:jc w:val="left"/>
@@ -1211,7 +1211,7 @@
           </w:tcPr>
           <w:p>
             <w:pPr>
-              <w:pStyle w:val="afc"/>
+              <w:pStyle w:val="BodyText"/>
               <w:spacing w:line="240" w:lineRule="atLeast"/>
               <w:ind w:firstLine="0"/>
               <w:jc w:val="center"/>
@@ -1225,7 +1225,7 @@
                 <w:sz w:val="28"/>
                 <w:szCs w:val="28"/>
               </w:rPr>
-              <w:t>8</w:t>
+              <w:t>10</w:t>
             </w:r>
           </w:p>
         </w:tc>
@@ -1238,7 +1238,7 @@
           </w:tcPr>
           <w:p>
             <w:pPr>
-              <w:pStyle w:val="afc"/>
+              <w:pStyle w:val="BodyText"/>
               <w:spacing w:line="240" w:lineRule="atLeast"/>
               <w:ind w:right="-423" w:firstLine="0"/>
               <w:jc w:val="left"/>
@@ -1270,7 +1270,7 @@
           </w:tcPr>
           <w:p>
             <w:pPr>
-              <w:pStyle w:val="afc"/>
+              <w:pStyle w:val="BodyText"/>
               <w:spacing w:line="240" w:lineRule="atLeast"/>
               <w:ind w:firstLine="0"/>
               <w:jc w:val="center"/>
@@ -1284,7 +1284,14 @@
                 <w:sz w:val="28"/>
                 <w:szCs w:val="28"/>
               </w:rPr>
-              <w:t>11</w:t>
+              <w:t>1</w:t>
+            </w:r>
+            <w:r>
+              <w:rPr>
+                <w:sz w:val="28"/>
+                <w:szCs w:val="28"/>
+              </w:rPr>
+              <w:t>3</w:t>
             </w:r>
           </w:p>
         </w:tc>
@@ -1297,7 +1304,7 @@
           </w:tcPr>
           <w:p>
             <w:pPr>
-              <w:pStyle w:val="afc"/>
+              <w:pStyle w:val="BodyText"/>
               <w:spacing w:line="240" w:lineRule="atLeast"/>
               <w:ind w:right="-423" w:firstLine="0"/>
               <w:jc w:val="left"/>
@@ -1329,7 +1336,7 @@
           </w:tcPr>
           <w:p>
             <w:pPr>
-              <w:pStyle w:val="afc"/>
+              <w:pStyle w:val="BodyText"/>
               <w:spacing w:line="240" w:lineRule="atLeast"/>
               <w:ind w:firstLine="0"/>
               <w:jc w:val="center"/>
@@ -1343,7 +1350,14 @@
                 <w:sz w:val="28"/>
                 <w:szCs w:val="28"/>
               </w:rPr>
-              <w:t>14</w:t>
+              <w:t>1</w:t>
+            </w:r>
+            <w:r>
+              <w:rPr>
+                <w:sz w:val="28"/>
+                <w:szCs w:val="28"/>
+              </w:rPr>
+              <w:t>6</w:t>
             </w:r>
           </w:p>
         </w:tc>
@@ -1356,7 +1370,7 @@
           </w:tcPr>
           <w:p>
             <w:pPr>
-              <w:pStyle w:val="afc"/>
+              <w:pStyle w:val="BodyText"/>
               <w:spacing w:line="240" w:lineRule="atLeast"/>
               <w:ind w:right="-423" w:firstLine="0"/>
               <w:jc w:val="left"/>
@@ -1388,7 +1402,7 @@
           </w:tcPr>
           <w:p>
             <w:pPr>
-              <w:pStyle w:val="afc"/>
+              <w:pStyle w:val="BodyText"/>
               <w:spacing w:line="240" w:lineRule="atLeast"/>
               <w:ind w:firstLine="0"/>
               <w:jc w:val="center"/>
@@ -1402,7 +1416,66 @@
                 <w:sz w:val="28"/>
                 <w:szCs w:val="28"/>
               </w:rPr>
-              <w:t>16</w:t>
+              <w:t>1</w:t>
+            </w:r>
+            <w:r>
+              <w:rPr>
+                <w:sz w:val="28"/>
+                <w:szCs w:val="28"/>
+              </w:rPr>
+              <w:t>8</w:t>
+            </w:r>
+          </w:p>
+        </w:tc>
+      </w:tr>
+      <w:tr>
+        <w:tc>
+          <w:tcPr>
+            <w:tcW w:w="9182" w:type="dxa"/>
+            <w:vAlign w:val="center"/>
+          </w:tcPr>
+          <w:p>
+            <w:pPr>
+              <w:pStyle w:val="BodyText"/>
+              <w:spacing w:line="240" w:lineRule="atLeast"/>
+              <w:ind w:right="-423" w:firstLine="0"/>
+              <w:jc w:val="left"/>
+              <w:rPr>
+                <w:sz w:val="28"/>
+                <w:szCs w:val="28"/>
+              </w:rPr>
+            </w:pPr>
+            <w:r>
+              <w:rPr>
+                <w:sz w:val="28"/>
+                <w:szCs w:val="28"/>
+              </w:rPr>
+              <w:t>7 ДИАГРАММА СОСТОЯНИЙ…………………………………………………</w:t>
+            </w:r>
+          </w:p>
+        </w:tc>
+        <w:tc>
+          <w:tcPr>
+            <w:tcW w:w="496" w:type="dxa"/>
+            <w:vAlign w:val="bottom"/>
+          </w:tcPr>
+          <w:p>
+            <w:pPr>
+              <w:pStyle w:val="BodyText"/>
+              <w:spacing w:line="240" w:lineRule="atLeast"/>
+              <w:ind w:firstLine="0"/>
+              <w:jc w:val="center"/>
+              <w:rPr>
+                <w:sz w:val="28"/>
+                <w:szCs w:val="28"/>
+              </w:rPr>
+            </w:pPr>
+            <w:r>
+              <w:rPr>
+                <w:sz w:val="28"/>
+                <w:szCs w:val="28"/>
+              </w:rPr>
+              <w:t>21</w:t>
             </w:r>
           </w:p>
         </w:tc>
@@ -1430,62 +1503,57 @@
     </w:p>
     <w:p>
       <w:pPr>
-        <w:pStyle w:val="10"/>
+        <w:pStyle w:val="Heading1"/>
       </w:pPr>
       <w:r>
         <w:lastRenderedPageBreak/>
         <w:t xml:space="preserve">1 </w:t>
       </w:r>
       <w:r>
-        <w:t>Описание проекта</w:t>
-      </w:r>
-    </w:p>
-    <w:p>
-      <w:pPr>
-        <w:rPr>
-          <w:lang/>
-        </w:rPr>
-      </w:pPr>
-      <w:r>
-        <w:rPr>
-          <w:lang/>
-        </w:rPr>
+        <w:t>Видение и границы</w:t>
+      </w:r>
+      <w:r>
+        <w:t xml:space="preserve"> проекта</w:t>
+      </w:r>
+    </w:p>
+    <w:p>
+      <w:r>
         <w:t>Для IT-команд (разработчиков, DevOps-инженеров, security-специалистов), которые нуждаются в централизованном хранилище технических знаний и хотят иметь полный контроль над своими данными,</w:t>
       </w:r>
       <w:r>
         <w:t xml:space="preserve"> </w:t>
       </w:r>
       <w:r>
-        <w:rPr>
-          <w:lang/>
-        </w:rPr>
         <w:t>Dev Wiki</w:t>
       </w:r>
       <w:r>
         <w:t xml:space="preserve"> </w:t>
       </w:r>
       <w:r>
-        <w:rPr>
-          <w:lang/>
-        </w:rPr>
         <w:t>является веб-приложением для коллективного хранения и документирования технической информации,</w:t>
       </w:r>
       <w:r>
         <w:t xml:space="preserve"> </w:t>
       </w:r>
       <w:r>
-        <w:rPr>
-          <w:lang/>
-        </w:rPr>
-        <w:t>которое позволяет команде создавать, редактировать и публиковать статьи в формате Markdown, организовывать знания по категориям и тегам, обсуждать решения через комментарии, и развёртывать всю систему локально на собственной инфраструктуре с использованием Docker.</w:t>
-      </w:r>
-    </w:p>
-    <w:p>
-      <w:r>
-        <w:rPr>
-          <w:lang/>
-        </w:rPr>
-        <w:t>В отличие от персональных инструментов (Obsidian), которые не поддерживают командную коллаборацию, и в отличие от облачных корпоративных сервисов (Confluence, Notion, GitBook), которые требуют дорогие подписки и создают зависимость от внешних компаний, продукт обеспечивает простое локальное развёртывание через Docker без необходимости в системных администраторах, полный контроль над данными и инфраструктурой, полную портативность базы знаний при смене работодателя, встроенную систему модерирования контента через ролевое разграничение прав, и нулевую стоимость владения.</w:t>
+        <w:t>которое позволяет команде создавать, редактировать и публиковать статьи в формате Markdown, организовывать знания по категориям и тегам, обсуждать решения через комментарии, и разв</w:t>
+      </w:r>
+      <w:r>
+        <w:t>е</w:t>
+      </w:r>
+      <w:r>
+        <w:t>ртывать всю систему локально на собственной инфраструктуре с использованием Docker.</w:t>
+      </w:r>
+    </w:p>
+    <w:p>
+      <w:r>
+        <w:t>В отличие от персональных инструментов (Obsidian), которые не поддерживают командную коллаборацию, и в отличие от облачных корпоративных сервисов (Confluence, Notion, GitBook), которые требуют дорогие подписки и создают зависимость от внешних компаний, продукт обеспечивает простое локальное разв</w:t>
+      </w:r>
+      <w:r>
+        <w:t>е</w:t>
+      </w:r>
+      <w:r>
+        <w:t>ртывание через Docker без необходимости в системных администраторах, полный контроль над данными и инфраструктурой, полную портативность базы знаний при смене работодателя, встроенную систему модерирования контента через ролевое разграничение прав, и нулевую стоимость владения.</w:t>
       </w:r>
     </w:p>
     <w:p>
@@ -1496,7 +1564,13 @@
         <w:t>–</w:t>
       </w:r>
       <w:r>
-        <w:t xml:space="preserve"> создание централизованного хранилища технических знаний команды разработки, DevOps и security-специалистов, обеспечивающего быстрый доступ к решениям, процессам и лучшим практикам. Дополнительные цели включают упрощение процесса адаптации новых членов команды (онбординг) за счёт структурированной документации и обеспечение портативности базы знаний при переходе команды в другую организацию или при смене работодателя.</w:t>
+        <w:t xml:space="preserve"> создание централизованного хранилища технических знаний команды разработки, DevOps и security-специалистов, обеспечивающего быстрый доступ к решениям, процессам и лучшим практикам. Дополнительные цели включают упрощение процесса адаптации новых членов команды (онбординг) за сч</w:t>
+      </w:r>
+      <w:r>
+        <w:t>е</w:t>
+      </w:r>
+      <w:r>
+        <w:t>т структурированной документации и обеспечение портативности базы знаний при переходе команды в другую организацию или при смене работодателя.</w:t>
       </w:r>
     </w:p>
     <w:p>
@@ -1507,7 +1581,13 @@
         <w:t xml:space="preserve">, </w:t>
       </w:r>
       <w:r>
-        <w:t xml:space="preserve">это решение часто остаётся только в его голове. Если это знание и фиксируется, то разными способами: в личных заметках в Obsidian или OneNote, в комментариях к коду, в цепочке Slack-сообщений, в письмах на почте, в </w:t>
+        <w:t>это решение часто оста</w:t>
+      </w:r>
+      <w:r>
+        <w:t>е</w:t>
+      </w:r>
+      <w:r>
+        <w:t xml:space="preserve">тся только в его голове. Если это знание и фиксируется, то разными способами: в личных заметках в Obsidian или OneNote, в комментариях к коду, в цепочке Slack-сообщений, в письмах на почте, в </w:t>
       </w:r>
       <w:r>
         <w:t>комментариях</w:t>
@@ -1533,36 +1613,24 @@
     </w:p>
     <w:p>
       <w:r>
-        <w:rPr>
-          <w:lang/>
-        </w:rPr>
         <w:t>Когда опытный разработчик уходит из команды, уходит и значительная часть его опыта. Если его знание было в голове или в личных заметках, то для новых членов команды оно неопасно потеряно. Это приводит к</w:t>
       </w:r>
       <w:r>
         <w:t xml:space="preserve"> п</w:t>
       </w:r>
       <w:r>
-        <w:rPr>
-          <w:lang/>
-        </w:rPr>
         <w:t>отере времени</w:t>
       </w:r>
       <w:r>
         <w:t xml:space="preserve">, </w:t>
       </w:r>
       <w:r>
-        <w:rPr>
-          <w:lang/>
-        </w:rPr>
         <w:t xml:space="preserve">качества </w:t>
       </w:r>
       <w:r>
         <w:t xml:space="preserve">и </w:t>
       </w:r>
       <w:r>
-        <w:rPr>
-          <w:lang/>
-        </w:rPr>
         <w:t>денег</w:t>
       </w:r>
       <w:r>
@@ -1571,38 +1639,29 @@
     </w:p>
     <w:p>
       <w:r>
-        <w:rPr>
-          <w:lang/>
-        </w:rPr>
-        <w:t>Всё вышеуказанное указывает на необходимость системы, которая:</w:t>
-      </w:r>
-    </w:p>
-    <w:p>
-      <w:pPr>
-        <w:pStyle w:val="a1"/>
-        <w:rPr>
-          <w:lang/>
-        </w:rPr>
+        <w:t>Вс</w:t>
+      </w:r>
+      <w:r>
+        <w:t>е</w:t>
+      </w:r>
+      <w:r>
+        <w:t xml:space="preserve"> вышеуказанное указывает на необходимость системы, которая:</w:t>
+      </w:r>
+    </w:p>
+    <w:p>
+      <w:pPr>
+        <w:pStyle w:val="a0"/>
       </w:pPr>
       <w:r>
         <w:t>л</w:t>
       </w:r>
       <w:r>
-        <w:rPr>
-          <w:lang/>
-        </w:rPr>
         <w:t xml:space="preserve">окальна </w:t>
       </w:r>
       <w:r>
-        <w:rPr>
-          <w:lang/>
-        </w:rPr>
         <w:t>–</w:t>
       </w:r>
       <w:r>
-        <w:rPr>
-          <w:lang/>
-        </w:rPr>
         <w:t xml:space="preserve"> полный контроль над инфраструктурой и данными, работает без интернета, используется локальный сервер команды</w:t>
       </w:r>
       <w:r>
@@ -1611,31 +1670,19 @@
     </w:p>
     <w:p>
       <w:pPr>
-        <w:pStyle w:val="a1"/>
-        <w:rPr>
-          <w:lang/>
-        </w:rPr>
+        <w:pStyle w:val="a0"/>
       </w:pPr>
       <w:r>
         <w:lastRenderedPageBreak/>
         <w:t>п</w:t>
       </w:r>
       <w:r>
-        <w:rPr>
-          <w:lang/>
-        </w:rPr>
         <w:t xml:space="preserve">ортативна </w:t>
       </w:r>
       <w:r>
-        <w:rPr>
-          <w:lang/>
-        </w:rPr>
         <w:t>–</w:t>
       </w:r>
       <w:r>
-        <w:rPr>
-          <w:lang/>
-        </w:rPr>
         <w:t xml:space="preserve"> при смене работы разработчик может взять базу знаний с собой</w:t>
       </w:r>
       <w:r>
@@ -1644,45 +1691,36 @@
     </w:p>
     <w:p>
       <w:pPr>
-        <w:pStyle w:val="a1"/>
-        <w:rPr>
-          <w:lang/>
-        </w:rPr>
+        <w:pStyle w:val="a0"/>
       </w:pPr>
       <w:r>
         <w:t>б</w:t>
       </w:r>
       <w:r>
-        <w:rPr>
-          <w:lang/>
-        </w:rPr>
         <w:t>есплатна</w:t>
       </w:r>
       <w:r>
         <w:t>;</w:t>
       </w:r>
       <w:r>
-        <w:rPr>
-          <w:lang/>
-        </w:rPr>
         <w:t xml:space="preserve"> </w:t>
       </w:r>
     </w:p>
     <w:p>
       <w:pPr>
-        <w:pStyle w:val="a1"/>
-        <w:rPr>
-          <w:lang/>
-        </w:rPr>
+        <w:pStyle w:val="a0"/>
       </w:pPr>
       <w:r>
         <w:t>п</w:t>
       </w:r>
       <w:r>
-        <w:rPr>
-          <w:lang/>
-        </w:rPr>
-        <w:t>ростая в развёртывании</w:t>
+        <w:t>ростая в разв</w:t>
+      </w:r>
+      <w:r>
+        <w:t>е</w:t>
+      </w:r>
+      <w:r>
+        <w:t>ртывании</w:t>
       </w:r>
       <w:r>
         <w:t>;</w:t>
@@ -1690,30 +1728,18 @@
     </w:p>
     <w:p>
       <w:pPr>
-        <w:pStyle w:val="a1"/>
-        <w:rPr>
-          <w:lang/>
-        </w:rPr>
+        <w:pStyle w:val="a0"/>
       </w:pPr>
       <w:r>
         <w:t>п</w:t>
       </w:r>
       <w:r>
-        <w:rPr>
-          <w:lang/>
-        </w:rPr>
         <w:t xml:space="preserve">оддерживает Markdown </w:t>
       </w:r>
       <w:r>
-        <w:rPr>
-          <w:lang/>
-        </w:rPr>
         <w:t>–</w:t>
       </w:r>
       <w:r>
-        <w:rPr>
-          <w:lang/>
-        </w:rPr>
         <w:t xml:space="preserve"> просто, стандартно, портативно, легко версионировать в Git</w:t>
       </w:r>
       <w:r>
@@ -1722,30 +1748,18 @@
     </w:p>
     <w:p>
       <w:pPr>
-        <w:pStyle w:val="a1"/>
-        <w:rPr>
-          <w:lang/>
-        </w:rPr>
+        <w:pStyle w:val="a0"/>
       </w:pPr>
       <w:r>
         <w:t>с</w:t>
       </w:r>
       <w:r>
-        <w:rPr>
-          <w:lang/>
-        </w:rPr>
         <w:t xml:space="preserve"> модерированием </w:t>
       </w:r>
       <w:r>
-        <w:rPr>
-          <w:lang/>
-        </w:rPr>
         <w:t>–</w:t>
       </w:r>
       <w:r>
-        <w:rPr>
-          <w:lang/>
-        </w:rPr>
         <w:t xml:space="preserve"> есть роли, права, контроль над публикацией контента</w:t>
       </w:r>
       <w:r>
@@ -1754,15 +1768,12 @@
     </w:p>
     <w:p>
       <w:pPr>
-        <w:pStyle w:val="a1"/>
+        <w:pStyle w:val="a0"/>
       </w:pPr>
       <w:r>
         <w:t>имеет с</w:t>
       </w:r>
       <w:r>
-        <w:rPr>
-          <w:lang/>
-        </w:rPr>
         <w:t>овременный интерфейс</w:t>
       </w:r>
       <w:r>
@@ -1794,7 +1805,19 @@
     </w:p>
     <w:p>
       <w:r>
-        <w:t>В первую версию приложения входит создание, редактирование и публикация статей в формате Markdown с поддержкой изображений, система комментариев с древовидной структурой для обсуждения статей, лайки и дизлайки на статьи, иерархическая организация статей по категориям и плоское тегирование, поиск по названиям статей, категориям и пользователям, фильтрация и сортировка статей по дате, автору, категории и тегам, трёхуровневая система ролей (анонимный пользователь, авторизованный пользователь, модератор), встроенный редактор Markdown с переключаемым режимом предпросмотра, развёртывание через Docker Compose на Linux-дистрибутивах.</w:t>
+        <w:t>В первую версию приложения входит создание, редактирование и публикация статей в формате Markdown с поддержкой изображений, система комментариев с древовидной структурой для обсуждения статей, лайки и дизлайки на статьи, иерархическая организация статей по категориям и плоское тегирование, поиск по названиям статей, категориям и пользователям, фильтрация и сортировка статей по дате, автору, категории и тегам, тр</w:t>
+      </w:r>
+      <w:r>
+        <w:t>е</w:t>
+      </w:r>
+      <w:r>
+        <w:t>хуровневая система ролей (анонимный пользователь, авторизованный пользователь, модератор), встроенный редактор Markdown с переключаемым режимом предпросмотра, разв</w:t>
+      </w:r>
+      <w:r>
+        <w:t>е</w:t>
+      </w:r>
+      <w:r>
+        <w:t>ртывание через Docker Compose на Linux-дистрибутивах.</w:t>
       </w:r>
     </w:p>
     <w:p>
@@ -1804,177 +1827,108 @@
     </w:p>
     <w:p>
       <w:r>
-        <w:t>Основными пользователями являются IT-команды (разработчики, DevOps-инженеры, security-специалисты), использующие Dev Wiki как повседневный инструмент для документирования и поиска решений. Вторичными пользователями являются новички в команде, использующие вики для изучения процессов и наработанных решений. Критическое условие для успеха проекта состоит в том, что продукт имеет ценность только при активном использовании несколькими членами команды. Использование одним человеком не оправдывает развёртывание системы.</w:t>
-      </w:r>
-    </w:p>
-    <w:p>
-      <w:r>
-        <w:rPr>
-          <w:lang/>
-        </w:rPr>
+        <w:t>Основными пользователями являются IT-команды (разработчики, DevOps-инженеры, security-специалисты), использующие Dev Wiki как повседневный инструмент для документирования и поиска решений. Вторичными пользователями являются новички в команде, использующие вики для изучения процессов и наработанных решений. Критическое условие для успеха проекта состоит в том, что продукт имеет ценность только при активном использовании несколькими членами команды. Использование одним человеком не оправдывает разв</w:t>
+      </w:r>
+      <w:r>
+        <w:t>е</w:t>
+      </w:r>
+      <w:r>
+        <w:t>ртывание системы.</w:t>
+      </w:r>
+    </w:p>
+    <w:p>
+      <w:r>
         <w:lastRenderedPageBreak/>
         <w:t>На рынке существует несколько инструментов для управления знаниями в IT-командах, каждый с собственными сильными и слабыми сторонами.</w:t>
       </w:r>
     </w:p>
     <w:p>
-      <w:pPr>
-        <w:rPr>
-          <w:lang/>
-        </w:rPr>
-      </w:pPr>
-      <w:r>
-        <w:rPr>
-          <w:lang/>
-        </w:rPr>
+      <w:r>
         <w:t xml:space="preserve">Obsidian </w:t>
       </w:r>
       <w:r>
-        <w:rPr>
-          <w:lang/>
-        </w:rPr>
         <w:t>–</w:t>
       </w:r>
       <w:r>
-        <w:rPr>
-          <w:lang/>
-        </w:rPr>
-        <w:t xml:space="preserve"> популярный персональный инструмент для создания заметок с полной поддержкой Markdown, быстрым поиском и красивым интерфейсом. Все данные хранятся локально, что даёт полный контроль. Однако Obsidian разработан для одного пользователя и не поддерживает командную коллаборацию, версионирование, модерирование контента или встроенную систему комментариев. При попытке использования в команде требуется настройка внешних инструментов синхронизации (Git, облачные хранилища).</w:t>
-      </w:r>
-    </w:p>
-    <w:p>
-      <w:pPr>
-        <w:rPr>
-          <w:lang/>
-        </w:rPr>
-      </w:pPr>
-      <w:r>
-        <w:rPr>
-          <w:lang/>
-        </w:rPr>
+        <w:t xml:space="preserve"> популярный персональный инструмент для создания заметок с полной поддержкой Markdown, быстрым поиском и красивым интерфейсом. Все данные хранятся локально, что да</w:t>
+      </w:r>
+      <w:r>
+        <w:t>е</w:t>
+      </w:r>
+      <w:r>
+        <w:t>т полный контроль. Однако Obsidian разработан для одного пользователя и не поддерживает командную коллаборацию, версионирование, модерирование контента или встроенную систему комментариев. При попытке использования в команде требуется настройка внешних инструментов синхронизации (Git, облачные хранилища).</w:t>
+      </w:r>
+    </w:p>
+    <w:p>
+      <w:r>
         <w:t xml:space="preserve">Confluence (Atlassian) </w:t>
       </w:r>
       <w:r>
-        <w:rPr>
-          <w:lang/>
-        </w:rPr>
         <w:t>–</w:t>
       </w:r>
       <w:r>
-        <w:rPr>
-          <w:lang/>
-        </w:rPr>
         <w:t xml:space="preserve"> фактический стандарт для документирования в крупных компаниях. Обеспечивает полную коллаборацию, контроль доступа, комментарии и версионирование. Но это дорогой сервис (от $600-800 в год для малой команды), требует облачного размещения или сложного self-hosting, использует собственный Wiki-синтаксис вместо Markdown. Главное </w:t>
       </w:r>
       <w:r>
-        <w:rPr>
-          <w:lang/>
-        </w:rPr>
         <w:t>–</w:t>
       </w:r>
       <w:r>
-        <w:rPr>
-          <w:lang/>
-        </w:rPr>
         <w:t xml:space="preserve"> при смене работодателя команда теряет доступ к накопленной базе знаний.</w:t>
       </w:r>
     </w:p>
     <w:p>
-      <w:pPr>
-        <w:rPr>
-          <w:lang/>
-        </w:rPr>
-      </w:pPr>
-      <w:r>
-        <w:rPr>
-          <w:lang/>
-        </w:rPr>
+      <w:r>
         <w:t xml:space="preserve">GitBook </w:t>
       </w:r>
       <w:r>
-        <w:rPr>
-          <w:lang/>
-        </w:rPr>
         <w:t>–</w:t>
       </w:r>
       <w:r>
-        <w:rPr>
-          <w:lang/>
-        </w:rPr>
-        <w:t xml:space="preserve"> красивая платформа для технической документации с современным редактором и поддержкой Markdown. Хорошо подходит для публичной документации, но это полностью облачный сервис без локального развёртывания. Данные остаются на серверах GitBook, полный экспорт сложен.</w:t>
-      </w:r>
-    </w:p>
-    <w:p>
-      <w:pPr>
-        <w:rPr>
-          <w:lang/>
-        </w:rPr>
-      </w:pPr>
-      <w:r>
-        <w:rPr>
-          <w:lang/>
-        </w:rPr>
+        <w:t xml:space="preserve"> красивая платформа для технической документации с современным редактором и поддержкой Markdown. Хорошо подходит для публичной документации, но это полностью облачный сервис без локального разв</w:t>
+      </w:r>
+      <w:r>
+        <w:t>е</w:t>
+      </w:r>
+      <w:r>
+        <w:t>ртывания. Данные остаются на серверах GitBook, полный экспорт сложен.</w:t>
+      </w:r>
+    </w:p>
+    <w:p>
+      <w:r>
         <w:t xml:space="preserve">MediaWiki </w:t>
       </w:r>
       <w:r>
-        <w:rPr>
-          <w:lang/>
-        </w:rPr>
         <w:t>–</w:t>
       </w:r>
       <w:r>
-        <w:rPr>
-          <w:lang/>
-        </w:rPr>
-        <w:t xml:space="preserve"> open-source движок (как Wikipedia), может быть развёрнут локально с поддержкой коллаборации и контроля доступа. Но интерфейс устаревший, использует старый Wiki-синтаксис (не Markdown), установка сложна и требует системного администратора.</w:t>
-      </w:r>
-    </w:p>
-    <w:p>
-      <w:pPr>
-        <w:rPr>
-          <w:lang/>
-        </w:rPr>
-      </w:pPr>
-      <w:r>
-        <w:rPr>
-          <w:lang/>
-        </w:rPr>
+        <w:t xml:space="preserve"> open-source движок (как Wikipedia), может быть разв</w:t>
+      </w:r>
+      <w:r>
+        <w:t>е</w:t>
+      </w:r>
+      <w:r>
+        <w:t>рнут локально с поддержкой коллаборации и контроля доступа. Но интерфейс устаревший, использует старый Wiki-синтаксис (не Markdown), установка сложна и требует системного администратора.</w:t>
+      </w:r>
+    </w:p>
+    <w:p>
+      <w:r>
         <w:t xml:space="preserve">Notion </w:t>
       </w:r>
       <w:r>
-        <w:rPr>
-          <w:lang/>
-        </w:rPr>
         <w:t>–</w:t>
       </w:r>
       <w:r>
-        <w:rPr>
-          <w:lang/>
-        </w:rPr>
         <w:t xml:space="preserve"> универсальный инструмент с одним из лучших интерфейсов на рынке, поддерживает Markdown-подобный синтаксис и командную работу. Но это полностью облачный сервис без self-hosting, требует дорогую подписку ($8-12/мес на человека), и при смене компании доступ теряется.</w:t>
       </w:r>
     </w:p>
     <w:p>
-      <w:pPr>
-        <w:rPr>
-          <w:lang/>
-        </w:rPr>
-      </w:pPr>
-      <w:r>
-        <w:rPr>
-          <w:lang/>
-        </w:rPr>
+      <w:r>
         <w:t xml:space="preserve">SharePoint (Microsoft) </w:t>
       </w:r>
       <w:r>
-        <w:rPr>
-          <w:lang/>
-        </w:rPr>
         <w:t>–</w:t>
       </w:r>
       <w:r>
-        <w:rPr>
-          <w:lang/>
-        </w:rPr>
         <w:t xml:space="preserve"> корпоративное решение с глубокой интеграцией в экосистему Microsoft, мощным контролем доступа и версионированием. Однако требует дорогостоящую подписку на Office 365, имеет сложный интерфейс и ориентирован на крупные организации.</w:t>
       </w:r>
     </w:p>
@@ -2006,12 +1960,24 @@
     </w:p>
     <w:p>
       <w:r>
-        <w:t>Проект считается успешным при выполнении следующих условий. Во-первых, команда должна периодически (не реже раза в месяц) добавлять новые статьи или обновлять существующие. Во-вторых, члены команды должны еженедельно обращаться к Dev Wiki для поиска информации и использовать найденные материалы в работе. В-третьих, при повторном столкновении с задокументированной проблемой время её решения должно сократиться до нескольких минут (открытие нужной статьи) вместо повторного поиска в интернете. В-четвёртых, система должна остаться в активном использовании команды в течение не менее 6 месяцев после внедрения.</w:t>
-      </w:r>
-    </w:p>
-    <w:p>
-      <w:pPr>
-        <w:pStyle w:val="af3"/>
+        <w:t>Проект считается успешным при выполнении следующих условий. Во-первых, команда должна периодически (не реже раза в месяц) добавлять новые статьи или обновлять существующие. Во-вторых, члены команды должны еженедельно обращаться к Dev Wiki для поиска информации и использовать найденные материалы в работе. В-третьих, при повторном столкновении с задокументированной проблемой время е</w:t>
+      </w:r>
+      <w:r>
+        <w:t>е</w:t>
+      </w:r>
+      <w:r>
+        <w:t xml:space="preserve"> решения должно сократиться до нескольких минут (открытие нужной статьи) вместо повторного поиска в интернете. В-четв</w:t>
+      </w:r>
+      <w:r>
+        <w:t>е</w:t>
+      </w:r>
+      <w:r>
+        <w:t>ртых, система должна остаться в активном использовании команды в течение не менее 6 месяцев после внедрения.</w:t>
+      </w:r>
+    </w:p>
+    <w:p>
+      <w:pPr>
+        <w:pStyle w:val="a4"/>
         <w:keepNext/>
       </w:pPr>
       <w:r>
@@ -2042,7 +2008,7 @@
     </w:p>
     <w:tbl>
       <w:tblPr>
-        <w:tblStyle w:val="af2"/>
+        <w:tblStyle w:val="TableGrid"/>
         <w:tblW w:w="0" w:type="auto"/>
         <w:tblLayout w:type="fixed"/>
         <w:tblLook w:val="04A0" w:firstRow="1" w:lastRow="0" w:firstColumn="1" w:lastColumn="0" w:noHBand="0" w:noVBand="1"/>
@@ -2065,7 +2031,7 @@
           </w:tcPr>
           <w:p>
             <w:pPr>
-              <w:pStyle w:val="af3"/>
+              <w:pStyle w:val="a4"/>
               <w:spacing w:before="0" w:after="0"/>
               <w:ind w:left="0" w:firstLine="0"/>
               <w:jc w:val="center"/>
@@ -2082,7 +2048,7 @@
           </w:tcPr>
           <w:p>
             <w:pPr>
-              <w:pStyle w:val="af3"/>
+              <w:pStyle w:val="a4"/>
               <w:spacing w:before="0" w:after="0"/>
               <w:ind w:left="0" w:firstLine="0"/>
               <w:jc w:val="center"/>
@@ -2099,7 +2065,7 @@
           </w:tcPr>
           <w:p>
             <w:pPr>
-              <w:pStyle w:val="af3"/>
+              <w:pStyle w:val="a4"/>
               <w:spacing w:before="0" w:after="0"/>
               <w:ind w:left="0" w:firstLine="0"/>
               <w:jc w:val="center"/>
@@ -2116,7 +2082,7 @@
           </w:tcPr>
           <w:p>
             <w:pPr>
-              <w:pStyle w:val="af3"/>
+              <w:pStyle w:val="a4"/>
               <w:spacing w:before="0" w:after="0"/>
               <w:ind w:left="0" w:firstLine="0"/>
               <w:jc w:val="center"/>
@@ -2130,7 +2096,7 @@
           </w:p>
           <w:p>
             <w:pPr>
-              <w:pStyle w:val="af3"/>
+              <w:pStyle w:val="a4"/>
               <w:spacing w:before="0" w:after="0"/>
               <w:ind w:left="0" w:firstLine="0"/>
               <w:jc w:val="center"/>
@@ -2147,7 +2113,7 @@
           </w:tcPr>
           <w:p>
             <w:pPr>
-              <w:pStyle w:val="af3"/>
+              <w:pStyle w:val="a4"/>
               <w:spacing w:before="0" w:after="0"/>
               <w:ind w:left="0" w:firstLine="0"/>
               <w:jc w:val="center"/>
@@ -2161,7 +2127,7 @@
           </w:p>
           <w:p>
             <w:pPr>
-              <w:pStyle w:val="af3"/>
+              <w:pStyle w:val="a4"/>
               <w:spacing w:before="0" w:after="0"/>
               <w:ind w:left="0" w:firstLine="0"/>
               <w:jc w:val="center"/>
@@ -2178,7 +2144,7 @@
           </w:tcPr>
           <w:p>
             <w:pPr>
-              <w:pStyle w:val="af3"/>
+              <w:pStyle w:val="a4"/>
               <w:spacing w:before="0" w:after="0"/>
               <w:ind w:left="0" w:firstLine="0"/>
               <w:jc w:val="center"/>
@@ -2195,7 +2161,7 @@
           </w:tcPr>
           <w:p>
             <w:pPr>
-              <w:pStyle w:val="af3"/>
+              <w:pStyle w:val="a4"/>
               <w:spacing w:before="0" w:after="0"/>
               <w:ind w:left="0" w:firstLine="0"/>
               <w:jc w:val="center"/>
@@ -2209,7 +2175,7 @@
           </w:p>
           <w:p>
             <w:pPr>
-              <w:pStyle w:val="af3"/>
+              <w:pStyle w:val="a4"/>
               <w:spacing w:before="0" w:after="0"/>
               <w:ind w:left="0" w:firstLine="0"/>
               <w:jc w:val="center"/>
@@ -2226,7 +2192,7 @@
           </w:tcPr>
           <w:p>
             <w:pPr>
-              <w:pStyle w:val="af3"/>
+              <w:pStyle w:val="a4"/>
               <w:spacing w:before="0" w:after="0"/>
               <w:ind w:left="0" w:firstLine="0"/>
               <w:jc w:val="center"/>
@@ -2244,7 +2210,7 @@
           </w:tcPr>
           <w:p>
             <w:pPr>
-              <w:pStyle w:val="af3"/>
+              <w:pStyle w:val="a4"/>
               <w:spacing w:before="0" w:after="0"/>
               <w:ind w:left="0" w:firstLine="0"/>
             </w:pPr>
@@ -2260,7 +2226,7 @@
           </w:tcPr>
           <w:p>
             <w:pPr>
-              <w:pStyle w:val="af3"/>
+              <w:pStyle w:val="a4"/>
               <w:spacing w:before="0" w:after="0"/>
               <w:ind w:left="0" w:firstLine="0"/>
               <w:jc w:val="center"/>
@@ -2277,7 +2243,7 @@
           </w:tcPr>
           <w:p>
             <w:pPr>
-              <w:pStyle w:val="af3"/>
+              <w:pStyle w:val="a4"/>
               <w:spacing w:before="0" w:after="0"/>
               <w:ind w:left="0" w:firstLine="0"/>
               <w:jc w:val="center"/>
@@ -2291,7 +2257,7 @@
           </w:tcPr>
           <w:p>
             <w:pPr>
-              <w:pStyle w:val="af3"/>
+              <w:pStyle w:val="a4"/>
               <w:spacing w:before="0" w:after="0"/>
               <w:ind w:left="0" w:firstLine="0"/>
               <w:jc w:val="center"/>
@@ -2305,7 +2271,7 @@
           </w:tcPr>
           <w:p>
             <w:pPr>
-              <w:pStyle w:val="af3"/>
+              <w:pStyle w:val="a4"/>
               <w:spacing w:before="0" w:after="0"/>
               <w:ind w:left="0" w:firstLine="0"/>
               <w:jc w:val="center"/>
@@ -2322,7 +2288,7 @@
           </w:tcPr>
           <w:p>
             <w:pPr>
-              <w:pStyle w:val="af3"/>
+              <w:pStyle w:val="a4"/>
               <w:spacing w:before="0" w:after="0"/>
               <w:ind w:left="0" w:firstLine="0"/>
               <w:jc w:val="center"/>
@@ -2336,7 +2302,7 @@
           </w:tcPr>
           <w:p>
             <w:pPr>
-              <w:pStyle w:val="af3"/>
+              <w:pStyle w:val="a4"/>
               <w:spacing w:before="0" w:after="0"/>
               <w:ind w:left="0" w:firstLine="0"/>
               <w:jc w:val="center"/>
@@ -2350,7 +2316,7 @@
           </w:tcPr>
           <w:p>
             <w:pPr>
-              <w:pStyle w:val="af3"/>
+              <w:pStyle w:val="a4"/>
               <w:spacing w:before="0" w:after="0"/>
               <w:ind w:left="0" w:firstLine="0"/>
               <w:jc w:val="center"/>
@@ -2368,12 +2334,15 @@
           </w:tcPr>
           <w:p>
             <w:pPr>
-              <w:pStyle w:val="af3"/>
+              <w:pStyle w:val="a4"/>
               <w:spacing w:before="0" w:after="0"/>
               <w:ind w:left="0" w:firstLine="0"/>
             </w:pPr>
             <w:r>
-              <w:t>Командная коллаборация</w:t>
+              <w:t xml:space="preserve">Командная </w:t>
+            </w:r>
+            <w:r>
+              <w:t>работа</w:t>
             </w:r>
           </w:p>
         </w:tc>
@@ -2384,7 +2353,7 @@
           </w:tcPr>
           <w:p>
             <w:pPr>
-              <w:pStyle w:val="af3"/>
+              <w:pStyle w:val="a4"/>
               <w:spacing w:before="0" w:after="0"/>
               <w:ind w:left="0" w:firstLine="0"/>
               <w:jc w:val="center"/>
@@ -2398,7 +2367,7 @@
           </w:tcPr>
           <w:p>
             <w:pPr>
-              <w:pStyle w:val="af3"/>
+              <w:pStyle w:val="a4"/>
               <w:spacing w:before="0" w:after="0"/>
               <w:ind w:left="0" w:firstLine="0"/>
               <w:jc w:val="center"/>
@@ -2415,7 +2384,7 @@
           </w:tcPr>
           <w:p>
             <w:pPr>
-              <w:pStyle w:val="af3"/>
+              <w:pStyle w:val="a4"/>
               <w:spacing w:before="0" w:after="0"/>
               <w:ind w:left="0" w:firstLine="0"/>
               <w:jc w:val="center"/>
@@ -2432,7 +2401,7 @@
           </w:tcPr>
           <w:p>
             <w:pPr>
-              <w:pStyle w:val="af3"/>
+              <w:pStyle w:val="a4"/>
               <w:spacing w:before="0" w:after="0"/>
               <w:ind w:left="0" w:firstLine="0"/>
               <w:jc w:val="center"/>
@@ -2449,7 +2418,7 @@
           </w:tcPr>
           <w:p>
             <w:pPr>
-              <w:pStyle w:val="af3"/>
+              <w:pStyle w:val="a4"/>
               <w:spacing w:before="0" w:after="0"/>
               <w:ind w:left="0" w:firstLine="0"/>
               <w:jc w:val="center"/>
@@ -2466,7 +2435,7 @@
           </w:tcPr>
           <w:p>
             <w:pPr>
-              <w:pStyle w:val="af3"/>
+              <w:pStyle w:val="a4"/>
               <w:spacing w:before="0" w:after="0"/>
               <w:ind w:left="0" w:firstLine="0"/>
               <w:jc w:val="center"/>
@@ -2483,7 +2452,7 @@
           </w:tcPr>
           <w:p>
             <w:pPr>
-              <w:pStyle w:val="af3"/>
+              <w:pStyle w:val="a4"/>
               <w:spacing w:before="0" w:after="0"/>
               <w:ind w:left="0" w:firstLine="0"/>
               <w:jc w:val="center"/>
@@ -2501,7 +2470,7 @@
           </w:tcPr>
           <w:p>
             <w:pPr>
-              <w:pStyle w:val="af3"/>
+              <w:pStyle w:val="a4"/>
               <w:spacing w:before="0" w:after="0"/>
               <w:ind w:left="0" w:firstLine="0"/>
             </w:pPr>
@@ -2523,7 +2492,7 @@
           </w:tcPr>
           <w:p>
             <w:pPr>
-              <w:pStyle w:val="af3"/>
+              <w:pStyle w:val="a4"/>
               <w:spacing w:before="0" w:after="0"/>
               <w:ind w:left="0" w:firstLine="0"/>
               <w:jc w:val="center"/>
@@ -2540,7 +2509,7 @@
           </w:tcPr>
           <w:p>
             <w:pPr>
-              <w:pStyle w:val="af3"/>
+              <w:pStyle w:val="a4"/>
               <w:spacing w:before="0" w:after="0"/>
               <w:ind w:left="0" w:firstLine="0"/>
               <w:jc w:val="center"/>
@@ -2554,7 +2523,7 @@
           </w:tcPr>
           <w:p>
             <w:pPr>
-              <w:pStyle w:val="af3"/>
+              <w:pStyle w:val="a4"/>
               <w:spacing w:before="0" w:after="0"/>
               <w:ind w:left="0" w:firstLine="0"/>
               <w:jc w:val="center"/>
@@ -2571,7 +2540,7 @@
           </w:tcPr>
           <w:p>
             <w:pPr>
-              <w:pStyle w:val="af3"/>
+              <w:pStyle w:val="a4"/>
               <w:spacing w:before="0" w:after="0"/>
               <w:ind w:left="0" w:firstLine="0"/>
               <w:jc w:val="center"/>
@@ -2585,7 +2554,7 @@
           </w:tcPr>
           <w:p>
             <w:pPr>
-              <w:pStyle w:val="af3"/>
+              <w:pStyle w:val="a4"/>
               <w:spacing w:before="0" w:after="0"/>
               <w:ind w:left="0" w:firstLine="0"/>
               <w:jc w:val="center"/>
@@ -2602,7 +2571,7 @@
           </w:tcPr>
           <w:p>
             <w:pPr>
-              <w:pStyle w:val="af3"/>
+              <w:pStyle w:val="a4"/>
               <w:spacing w:before="0" w:after="0"/>
               <w:ind w:left="0" w:firstLine="0"/>
               <w:jc w:val="center"/>
@@ -2616,7 +2585,7 @@
           </w:tcPr>
           <w:p>
             <w:pPr>
-              <w:pStyle w:val="af3"/>
+              <w:pStyle w:val="a4"/>
               <w:spacing w:before="0" w:after="0"/>
               <w:ind w:left="0" w:firstLine="0"/>
               <w:jc w:val="center"/>
@@ -2634,7 +2603,7 @@
           </w:tcPr>
           <w:p>
             <w:pPr>
-              <w:pStyle w:val="af3"/>
+              <w:pStyle w:val="a4"/>
               <w:spacing w:before="0" w:after="0"/>
               <w:ind w:left="0" w:firstLine="0"/>
             </w:pPr>
@@ -2650,7 +2619,7 @@
           </w:tcPr>
           <w:p>
             <w:pPr>
-              <w:pStyle w:val="af3"/>
+              <w:pStyle w:val="a4"/>
               <w:spacing w:before="0" w:after="0"/>
               <w:ind w:left="0" w:firstLine="0"/>
               <w:jc w:val="center"/>
@@ -2667,7 +2636,7 @@
           </w:tcPr>
           <w:p>
             <w:pPr>
-              <w:pStyle w:val="af3"/>
+              <w:pStyle w:val="a4"/>
               <w:spacing w:before="0" w:after="0"/>
               <w:ind w:left="0" w:firstLine="0"/>
               <w:jc w:val="center"/>
@@ -2681,7 +2650,7 @@
           </w:tcPr>
           <w:p>
             <w:pPr>
-              <w:pStyle w:val="af3"/>
+              <w:pStyle w:val="a4"/>
               <w:spacing w:before="0" w:after="0"/>
               <w:ind w:left="0" w:firstLine="0"/>
               <w:jc w:val="center"/>
@@ -2695,7 +2664,7 @@
           </w:tcPr>
           <w:p>
             <w:pPr>
-              <w:pStyle w:val="af3"/>
+              <w:pStyle w:val="a4"/>
               <w:spacing w:before="0" w:after="0"/>
               <w:ind w:left="0" w:firstLine="0"/>
               <w:jc w:val="center"/>
@@ -2709,7 +2678,7 @@
           </w:tcPr>
           <w:p>
             <w:pPr>
-              <w:pStyle w:val="af3"/>
+              <w:pStyle w:val="a4"/>
               <w:spacing w:before="0" w:after="0"/>
               <w:ind w:left="0" w:firstLine="0"/>
               <w:jc w:val="center"/>
@@ -2723,7 +2692,7 @@
           </w:tcPr>
           <w:p>
             <w:pPr>
-              <w:pStyle w:val="af3"/>
+              <w:pStyle w:val="a4"/>
               <w:spacing w:before="0" w:after="0"/>
               <w:ind w:left="0" w:firstLine="0"/>
               <w:jc w:val="center"/>
@@ -2737,7 +2706,7 @@
           </w:tcPr>
           <w:p>
             <w:pPr>
-              <w:pStyle w:val="af3"/>
+              <w:pStyle w:val="a4"/>
               <w:spacing w:before="0" w:after="0"/>
               <w:ind w:left="0" w:firstLine="0"/>
               <w:jc w:val="center"/>
@@ -2755,7 +2724,7 @@
           </w:tcPr>
           <w:p>
             <w:pPr>
-              <w:pStyle w:val="af3"/>
+              <w:pStyle w:val="a4"/>
               <w:spacing w:before="0" w:after="0"/>
               <w:ind w:left="0" w:firstLine="0"/>
             </w:pPr>
@@ -2771,7 +2740,7 @@
           </w:tcPr>
           <w:p>
             <w:pPr>
-              <w:pStyle w:val="af3"/>
+              <w:pStyle w:val="a4"/>
               <w:spacing w:before="0" w:after="0"/>
               <w:ind w:left="0" w:firstLine="0"/>
               <w:jc w:val="center"/>
@@ -2788,7 +2757,7 @@
           </w:tcPr>
           <w:p>
             <w:pPr>
-              <w:pStyle w:val="af3"/>
+              <w:pStyle w:val="a4"/>
               <w:spacing w:before="0" w:after="0"/>
               <w:ind w:left="0" w:firstLine="0"/>
               <w:jc w:val="center"/>
@@ -2802,7 +2771,7 @@
           </w:tcPr>
           <w:p>
             <w:pPr>
-              <w:pStyle w:val="af3"/>
+              <w:pStyle w:val="a4"/>
               <w:spacing w:before="0" w:after="0"/>
               <w:ind w:left="0" w:firstLine="0"/>
               <w:jc w:val="center"/>
@@ -2816,7 +2785,7 @@
           </w:tcPr>
           <w:p>
             <w:pPr>
-              <w:pStyle w:val="af3"/>
+              <w:pStyle w:val="a4"/>
               <w:spacing w:before="0" w:after="0"/>
               <w:ind w:left="0" w:firstLine="0"/>
               <w:jc w:val="center"/>
@@ -2833,7 +2802,7 @@
           </w:tcPr>
           <w:p>
             <w:pPr>
-              <w:pStyle w:val="af3"/>
+              <w:pStyle w:val="a4"/>
               <w:spacing w:before="0" w:after="0"/>
               <w:ind w:left="0" w:firstLine="0"/>
               <w:jc w:val="center"/>
@@ -2847,7 +2816,7 @@
           </w:tcPr>
           <w:p>
             <w:pPr>
-              <w:pStyle w:val="af3"/>
+              <w:pStyle w:val="a4"/>
               <w:spacing w:before="0" w:after="0"/>
               <w:ind w:left="0" w:firstLine="0"/>
               <w:jc w:val="center"/>
@@ -2861,7 +2830,7 @@
           </w:tcPr>
           <w:p>
             <w:pPr>
-              <w:pStyle w:val="af3"/>
+              <w:pStyle w:val="a4"/>
               <w:spacing w:before="0" w:after="0"/>
               <w:ind w:left="0" w:firstLine="0"/>
               <w:jc w:val="center"/>
@@ -2879,7 +2848,7 @@
           </w:tcPr>
           <w:p>
             <w:pPr>
-              <w:pStyle w:val="af3"/>
+              <w:pStyle w:val="a4"/>
               <w:spacing w:before="0" w:after="0"/>
               <w:ind w:left="0" w:firstLine="0"/>
             </w:pPr>
@@ -2895,7 +2864,7 @@
           </w:tcPr>
           <w:p>
             <w:pPr>
-              <w:pStyle w:val="af3"/>
+              <w:pStyle w:val="a4"/>
               <w:spacing w:before="0" w:after="0"/>
               <w:ind w:left="0" w:firstLine="0"/>
               <w:jc w:val="center"/>
@@ -2909,7 +2878,7 @@
           </w:tcPr>
           <w:p>
             <w:pPr>
-              <w:pStyle w:val="af3"/>
+              <w:pStyle w:val="a4"/>
               <w:spacing w:before="0" w:after="0"/>
               <w:ind w:left="0" w:firstLine="0"/>
               <w:jc w:val="center"/>
@@ -2926,7 +2895,7 @@
           </w:tcPr>
           <w:p>
             <w:pPr>
-              <w:pStyle w:val="af3"/>
+              <w:pStyle w:val="a4"/>
               <w:spacing w:before="0" w:after="0"/>
               <w:ind w:left="0" w:firstLine="0"/>
               <w:jc w:val="center"/>
@@ -2940,7 +2909,7 @@
           </w:tcPr>
           <w:p>
             <w:pPr>
-              <w:pStyle w:val="af3"/>
+              <w:pStyle w:val="a4"/>
               <w:spacing w:before="0" w:after="0"/>
               <w:ind w:left="0" w:firstLine="0"/>
               <w:jc w:val="center"/>
@@ -2957,7 +2926,7 @@
           </w:tcPr>
           <w:p>
             <w:pPr>
-              <w:pStyle w:val="af3"/>
+              <w:pStyle w:val="a4"/>
               <w:spacing w:before="0" w:after="0"/>
               <w:ind w:left="0" w:firstLine="0"/>
               <w:jc w:val="center"/>
@@ -2974,7 +2943,7 @@
           </w:tcPr>
           <w:p>
             <w:pPr>
-              <w:pStyle w:val="af3"/>
+              <w:pStyle w:val="a4"/>
               <w:spacing w:before="0" w:after="0"/>
               <w:ind w:left="0" w:firstLine="0"/>
               <w:jc w:val="center"/>
@@ -2991,7 +2960,7 @@
           </w:tcPr>
           <w:p>
             <w:pPr>
-              <w:pStyle w:val="af3"/>
+              <w:pStyle w:val="a4"/>
               <w:spacing w:before="0" w:after="0"/>
               <w:ind w:left="0" w:firstLine="0"/>
               <w:jc w:val="center"/>
@@ -3009,7 +2978,7 @@
           </w:tcPr>
           <w:p>
             <w:pPr>
-              <w:pStyle w:val="af3"/>
+              <w:pStyle w:val="a4"/>
               <w:spacing w:before="0" w:after="0"/>
               <w:ind w:left="0" w:firstLine="0"/>
             </w:pPr>
@@ -3025,7 +2994,7 @@
           </w:tcPr>
           <w:p>
             <w:pPr>
-              <w:pStyle w:val="af3"/>
+              <w:pStyle w:val="a4"/>
               <w:spacing w:before="0" w:after="0"/>
               <w:ind w:left="0" w:firstLine="0"/>
               <w:jc w:val="center"/>
@@ -3042,7 +3011,7 @@
           </w:tcPr>
           <w:p>
             <w:pPr>
-              <w:pStyle w:val="af3"/>
+              <w:pStyle w:val="a4"/>
               <w:spacing w:before="0" w:after="0"/>
               <w:ind w:left="0" w:firstLine="0"/>
               <w:jc w:val="center"/>
@@ -3056,7 +3025,7 @@
           </w:tcPr>
           <w:p>
             <w:pPr>
-              <w:pStyle w:val="af3"/>
+              <w:pStyle w:val="a4"/>
               <w:spacing w:before="0" w:after="0"/>
               <w:ind w:left="0" w:firstLine="0"/>
               <w:jc w:val="center"/>
@@ -3070,7 +3039,7 @@
           </w:tcPr>
           <w:p>
             <w:pPr>
-              <w:pStyle w:val="af3"/>
+              <w:pStyle w:val="a4"/>
               <w:spacing w:before="0" w:after="0"/>
               <w:ind w:left="0" w:firstLine="0"/>
               <w:jc w:val="center"/>
@@ -3087,7 +3056,7 @@
           </w:tcPr>
           <w:p>
             <w:pPr>
-              <w:pStyle w:val="af3"/>
+              <w:pStyle w:val="a4"/>
               <w:spacing w:before="0" w:after="0"/>
               <w:ind w:left="0" w:firstLine="0"/>
               <w:jc w:val="center"/>
@@ -3101,7 +3070,7 @@
           </w:tcPr>
           <w:p>
             <w:pPr>
-              <w:pStyle w:val="af3"/>
+              <w:pStyle w:val="a4"/>
               <w:spacing w:before="0" w:after="0"/>
               <w:ind w:left="0" w:firstLine="0"/>
               <w:jc w:val="center"/>
@@ -3115,7 +3084,7 @@
           </w:tcPr>
           <w:p>
             <w:pPr>
-              <w:pStyle w:val="af3"/>
+              <w:pStyle w:val="a4"/>
               <w:spacing w:before="0" w:after="0"/>
               <w:ind w:left="0" w:firstLine="0"/>
               <w:jc w:val="center"/>
@@ -3135,45 +3104,85 @@
     </w:p>
     <w:p>
       <w:r>
-        <w:t>Первый риск состоит в низкой активности использования: команда может забыть про систему или использовать её нерегулярно, что приведёт к устареванию информации и потере ценности продукта. Для снижения этого риска предусмотрены стартовое наполнение базы примерами статей, интеграция использования вики в рабочие процессы команды и напоминания модераторов.</w:t>
-      </w:r>
-    </w:p>
-    <w:p>
-      <w:r>
-        <w:t xml:space="preserve">Второй риск </w:t>
-      </w:r>
-      <w:r>
-        <w:t>–</w:t>
-      </w:r>
-      <w:r>
-        <w:t xml:space="preserve"> отсутствие новых материалов: пользователи могут только читать существующие статьи, но не добавлять новые, что ограничит базу знаний и снизит её актуальность. Меры снижения включают назначение нескольких активных модераторов, формирование культуры документирования решений в команде и периодические обзоры статей.</w:t>
-      </w:r>
-    </w:p>
-    <w:p>
-      <w:r>
-        <w:t xml:space="preserve">Третий риск </w:t>
-      </w:r>
-      <w:r>
-        <w:t>–</w:t>
-      </w:r>
-      <w:r>
-        <w:t xml:space="preserve"> уход модератора: единственный модератор может уволиться, и некому будет публиковать статьи или управлять контентом. Меры включают назначение двух и более модераторов и простую процедуру передачи прав.</w:t>
-      </w:r>
-    </w:p>
-    <w:p>
-      <w:pPr>
-        <w:rPr>
-          <w:lang w:val="en-US"/>
-        </w:rPr>
-      </w:pPr>
-      <w:r>
-        <w:t xml:space="preserve">Четвёртый риск </w:t>
-      </w:r>
-      <w:r>
-        <w:t>–</w:t>
-      </w:r>
-      <w:r>
-        <w:t xml:space="preserve"> проблема «холодного старта»: пустая база знаний не мотивирует команду начать её использовать. Для его снижения продукт поставляется с начальным набором статей-примеров (5</w:t>
+        <w:t>1. Н</w:t>
+      </w:r>
+      <w:r>
+        <w:t>изк</w:t>
+      </w:r>
+      <w:r>
+        <w:t>ая</w:t>
+      </w:r>
+      <w:r>
+        <w:t xml:space="preserve"> активност</w:t>
+      </w:r>
+      <w:r>
+        <w:t>ь</w:t>
+      </w:r>
+      <w:r>
+        <w:t xml:space="preserve"> использования: команда может забыть про систему или использовать е</w:t>
+      </w:r>
+      <w:r>
+        <w:t>е</w:t>
+      </w:r>
+      <w:r>
+        <w:t xml:space="preserve"> нерегулярно, что привед</w:t>
+      </w:r>
+      <w:r>
+        <w:t>е</w:t>
+      </w:r>
+      <w:r>
+        <w:t>т к устареванию информации и потере ценности продукта. Для снижения этого риска предусмотрены стартовое наполнение базы примерами статей, интеграция использования вики в рабочие процессы команды и напоминания модераторов.</w:t>
+      </w:r>
+      <w:r>
+        <w:t xml:space="preserve"> </w:t>
+      </w:r>
+    </w:p>
+    <w:p>
+      <w:r>
+        <w:t>2. О</w:t>
+      </w:r>
+      <w:r>
+        <w:t>тсутствие новых материалов: пользователи могут только читать существующие статьи, но не добавлять новые, что ограничит базу знаний и снизит е</w:t>
+      </w:r>
+      <w:r>
+        <w:t>е</w:t>
+      </w:r>
+      <w:r>
+        <w:t xml:space="preserve"> актуальность. Меры снижения включают назначение нескольких активных модераторов, формирование культуры документирования решений в команде и периодические обзоры статей.</w:t>
+      </w:r>
+    </w:p>
+    <w:p>
+      <w:r>
+        <w:t>3. У</w:t>
+      </w:r>
+      <w:r>
+        <w:t xml:space="preserve">ход </w:t>
+      </w:r>
+      <w:r>
+        <w:t xml:space="preserve">единственного </w:t>
+      </w:r>
+      <w:r>
+        <w:t>модератора</w:t>
+      </w:r>
+      <w:r>
+        <w:t xml:space="preserve">. </w:t>
+      </w:r>
+      <w:r>
+        <w:t>Меры включают назначение двух и более модераторов и простую процедуру передачи прав.</w:t>
+      </w:r>
+    </w:p>
+    <w:p>
+      <w:r>
+        <w:t>4. П</w:t>
+      </w:r>
+      <w:r>
+        <w:t>роблема «холодного старта»: пустая база знаний не мотивирует команду начать е</w:t>
+      </w:r>
+      <w:r>
+        <w:t>е</w:t>
+      </w:r>
+      <w:r>
+        <w:t xml:space="preserve"> использовать. Для его снижения продукт поставляется с начальным набором статей-примеров (5</w:t>
       </w:r>
       <w:r>
         <w:t>-</w:t>
@@ -3184,7 +3193,13 @@
     </w:p>
     <w:p>
       <w:r>
-        <w:t>Предполагается, что команда имеет доступ к локальной инфраструктуре для развёртывания приложения (сервер с Docker), все пользователи р</w:t>
+        <w:t>Предполагается, что команда имеет доступ к локальной инфраструктуре для разв</w:t>
+      </w:r>
+      <w:r>
+        <w:t>е</w:t>
+      </w:r>
+      <w:r>
+        <w:t>ртывания приложения (сервер с Docker), все пользователи р</w:t>
       </w:r>
       <w:r>
         <w:t>аботают с десктопных устройств, а</w:t>
@@ -3195,22 +3210,24 @@
     </w:p>
     <w:p>
       <w:r>
-        <w:t>Ограничения проекта заключаются в том, что разработка ведётся силами небольшой команды (1</w:t>
+        <w:t>Ограничения проекта заключаются в том, что разработка вед</w:t>
+      </w:r>
+      <w:r>
+        <w:t>е</w:t>
+      </w:r>
+      <w:r>
+        <w:t>тся силами небольшой команды (1</w:t>
       </w:r>
       <w:r>
         <w:t>-</w:t>
       </w:r>
       <w:r>
-        <w:t xml:space="preserve">2 разработчика), требуется время для ввода системы в </w:t>
-      </w:r>
-      <w:r>
-        <w:lastRenderedPageBreak/>
-        <w:t>эксплуатацию и первичного наполнения контентом, а для обеспечения быстрого старта продукт должен поставляться со стартовой базой статей-примеров, демонстрирующих возможности форматирования и структуру документации.</w:t>
-      </w:r>
-    </w:p>
-    <w:p>
-      <w:pPr>
-        <w:pStyle w:val="10"/>
+        <w:t>2 разработчика), требуется время для ввода системы в эксплуатацию и первичного наполнения контентом, а для обеспечения быстрого старта продукт должен поставляться со стартовой базой статей-примеров, демонстрирующих возможности форматирования и структуру документации.</w:t>
+      </w:r>
+    </w:p>
+    <w:p>
+      <w:pPr>
+        <w:pStyle w:val="Heading1"/>
       </w:pPr>
       <w:r>
         <w:lastRenderedPageBreak/>
@@ -3219,7 +3236,13 @@
     </w:p>
     <w:p>
       <w:r>
-        <w:t>Диаграмма вариантов использования описывает функциональность системы с точки зрения пользователей (акторов) и их взаимодействия с системой через варианты использования (use cases). Для Dev Wiki определены три основных актора: Аноним, Авторизованный пользователь и Модератор. Каждый актор имеет доступ к определённым функциям системы в зависимости от своих</w:t>
+        <w:t>Диаграмма вариантов использования описывает функциональность системы с точки зрения пользователей (акторов) и их взаимодействия с системой через варианты использования (use cases). Для Dev Wiki определены три основных актора: Аноним, Авторизованный пользователь и Модератор. Каждый актор имеет доступ к определ</w:t>
+      </w:r>
+      <w:r>
+        <w:t>е</w:t>
+      </w:r>
+      <w:r>
+        <w:t>нным функциям системы в зависимости от своих</w:t>
       </w:r>
       <w:r>
         <w:t xml:space="preserve"> </w:t>
@@ -3280,7 +3303,13 @@
         <w:t>–</w:t>
       </w:r>
       <w:r>
-        <w:t xml:space="preserve"> пользователь открывает статью и читает её содержимое в отформатированном виде Markdown. Доступно всем акторам.</w:t>
+        <w:t xml:space="preserve"> пользователь открывает статью и читает е</w:t>
+      </w:r>
+      <w:r>
+        <w:t>е</w:t>
+      </w:r>
+      <w:r>
+        <w:t xml:space="preserve"> содержимое в отформатированном виде Markdown. Доступно всем акторам.</w:t>
       </w:r>
     </w:p>
     <w:p>
@@ -3348,7 +3377,19 @@
         <w:t>–</w:t>
       </w:r>
       <w:r>
-        <w:t xml:space="preserve"> пользователь создаёт новую учётную запись, указывая логин и пароль. Доступно анонимам.</w:t>
+        <w:t xml:space="preserve"> пользователь созда</w:t>
+      </w:r>
+      <w:r>
+        <w:t>е</w:t>
+      </w:r>
+      <w:r>
+        <w:t>т новую уч</w:t>
+      </w:r>
+      <w:r>
+        <w:t>е</w:t>
+      </w:r>
+      <w:r>
+        <w:t>тную запись, указывая логин и пароль. Доступно анонимам.</w:t>
       </w:r>
     </w:p>
     <w:p>
@@ -3400,7 +3441,19 @@
         <w:t>–</w:t>
       </w:r>
       <w:r>
-        <w:t xml:space="preserve"> авторизованный пользователь выражает своё отношение к статье, увеличивая счётчик лайков или дизлайков. Доступно авторизованным пользователям.</w:t>
+        <w:t xml:space="preserve"> авторизованный пользователь выражает сво</w:t>
+      </w:r>
+      <w:r>
+        <w:t>е</w:t>
+      </w:r>
+      <w:r>
+        <w:t xml:space="preserve"> отношение к статье, увеличивая сч</w:t>
+      </w:r>
+      <w:r>
+        <w:t>е</w:t>
+      </w:r>
+      <w:r>
+        <w:t>тчик лайков или дизлайков. Доступно авторизованным пользователям.</w:t>
       </w:r>
     </w:p>
     <w:p>
@@ -3417,7 +3470,13 @@
         <w:t>–</w:t>
       </w:r>
       <w:r>
-        <w:t xml:space="preserve"> модератор открывает редактор, заполняет название, категорию, теги и содержимое статьи в формате Markdown, затем сохраняет её как черновик или публикует. Доступно только модераторам.</w:t>
+        <w:t xml:space="preserve"> модератор открывает редактор, заполняет название, категорию, теги и содержимое статьи в формате Markdown, затем сохраняет е</w:t>
+      </w:r>
+      <w:r>
+        <w:t>е</w:t>
+      </w:r>
+      <w:r>
+        <w:t xml:space="preserve"> как черновик или публикует. Доступно только модераторам.</w:t>
       </w:r>
     </w:p>
     <w:p>
@@ -3434,7 +3493,13 @@
         <w:t>–</w:t>
       </w:r>
       <w:r>
-        <w:t xml:space="preserve"> модератор изменяет содержимое, название, категорию или теги существующей статьи независимо от её автора. Доступно только модераторам.</w:t>
+        <w:t xml:space="preserve"> модератор изменяет содержимое, название, категорию или теги существующей статьи независимо от е</w:t>
+      </w:r>
+      <w:r>
+        <w:t>е</w:t>
+      </w:r>
+      <w:r>
+        <w:t xml:space="preserve"> автора. Доступно только модераторам.</w:t>
       </w:r>
     </w:p>
     <w:p>
@@ -3468,7 +3533,13 @@
         <w:t>–</w:t>
       </w:r>
       <w:r>
-        <w:t xml:space="preserve"> модератор изменяет статус статьи, делая её доступной для всех или скрывая из публичного доступа. Доступно только модераторам.</w:t>
+        <w:t xml:space="preserve"> модератор изменяет статус статьи, делая е</w:t>
+      </w:r>
+      <w:r>
+        <w:t>е</w:t>
+      </w:r>
+      <w:r>
+        <w:t xml:space="preserve"> доступной для всех или скрывая из публичного доступа. Доступно только модераторам.</w:t>
       </w:r>
     </w:p>
     <w:p>
@@ -3507,7 +3578,13 @@
         <w:t>–</w:t>
       </w:r>
       <w:r>
-        <w:t xml:space="preserve"> пользователь переключается между светлой и тёмной темой интерфейса. Доступно всем акторам.</w:t>
+        <w:t xml:space="preserve"> пользователь переключается между светлой и т</w:t>
+      </w:r>
+      <w:r>
+        <w:t>е</w:t>
+      </w:r>
+      <w:r>
+        <w:t>мной темой интерфейса. Доступно всем акторам.</w:t>
       </w:r>
     </w:p>
     <w:p>
@@ -3555,7 +3632,7 @@
     </w:p>
     <w:p>
       <w:pPr>
-        <w:pStyle w:val="af7"/>
+        <w:pStyle w:val="a8"/>
       </w:pPr>
       <w:r>
         <w:rPr>
@@ -3607,7 +3684,7 @@
     </w:p>
     <w:p>
       <w:pPr>
-        <w:pStyle w:val="af7"/>
+        <w:pStyle w:val="a8"/>
       </w:pPr>
       <w:r>
         <w:t xml:space="preserve">Рисунок 1 </w:t>
@@ -3621,7 +3698,7 @@
     </w:p>
     <w:p>
       <w:pPr>
-        <w:pStyle w:val="10"/>
+        <w:pStyle w:val="Heading1"/>
       </w:pPr>
       <w:r>
         <w:lastRenderedPageBreak/>
@@ -3666,12 +3743,24 @@
         <w:t>Предпросмотр</w:t>
       </w:r>
       <w:r>
-        <w:t>» для переключения в режим просмотра, где видит отрендеренное содержимое с форматированием, изображениями и другими элементами Markdown. Если содержимое отображается корректно, модератор возвращается в режим редактирования. Если обнаружены ошибки или недочёты, модератор вносит исправления и повторно проверяет превью.</w:t>
-      </w:r>
-    </w:p>
-    <w:p>
-      <w:r>
-        <w:t>По завершении редактирования модератор принимает решение о статусе статьи. Он может выбрать либо нажать кнопку «Publish» для публикации статьи (делает её доступной для всех пользователей), либо нажать кнопку «Save as Draft» для сохранения как черновика (видна только модераторам). Если модератор нажимает «Cancel», статья не сохраняется и редактор закрывается.</w:t>
+        <w:t>» для переключения в режим просмотра, где видит отрендеренное содержимое с форматированием, изображениями и другими элементами Markdown. Если содержимое отображается корректно, модератор возвращается в режим редактирования. Если обнаружены ошибки или недоч</w:t>
+      </w:r>
+      <w:r>
+        <w:t>е</w:t>
+      </w:r>
+      <w:r>
+        <w:t>ты, модератор вносит исправления и повторно проверяет превью.</w:t>
+      </w:r>
+    </w:p>
+    <w:p>
+      <w:r>
+        <w:t>По завершении редактирования модератор принимает решение о статусе статьи. Он может выбрать либо нажать кнопку «Publish» для публикации статьи (делает е</w:t>
+      </w:r>
+      <w:r>
+        <w:t>е</w:t>
+      </w:r>
+      <w:r>
+        <w:t xml:space="preserve"> доступной для всех пользователей), либо нажать кнопку «Save as Draft» для сохранения как черновика (видна только модераторам). Если модератор нажимает «Cancel», статья не сохраняется и редактор закрывается.</w:t>
       </w:r>
     </w:p>
     <w:p>
@@ -3694,7 +3783,13 @@
     </w:p>
     <w:p>
       <w:r>
-        <w:t>Авторизованный пользователь открывает страницу статьи и прокручивает её до секции комментариев в конце. Система проверяет, является ли пользователь новичком (</w:t>
+        <w:t>Авторизованный пользователь открывает страницу статьи и прокручивает е</w:t>
+      </w:r>
+      <w:r>
+        <w:t>е</w:t>
+      </w:r>
+      <w:r>
+        <w:t xml:space="preserve"> до секции комментариев в конце. Система проверяет, является ли пользователь новичком (</w:t>
       </w:r>
       <w:r>
         <w:t xml:space="preserve">истинно </w:t>
@@ -3706,7 +3801,7 @@
     <w:p/>
     <w:p>
       <w:pPr>
-        <w:pStyle w:val="af7"/>
+        <w:pStyle w:val="a8"/>
       </w:pPr>
       <w:r>
         <w:rPr>
@@ -3758,7 +3853,7 @@
     </w:p>
     <w:p>
       <w:pPr>
-        <w:pStyle w:val="af7"/>
+        <w:pStyle w:val="a8"/>
       </w:pPr>
       <w:r>
         <w:t xml:space="preserve">Рисунок 2 </w:t>
@@ -3816,7 +3911,7 @@
     </w:p>
     <w:p>
       <w:pPr>
-        <w:pStyle w:val="af7"/>
+        <w:pStyle w:val="a8"/>
       </w:pPr>
       <w:r>
         <w:rPr>
@@ -3867,7 +3962,7 @@
     </w:p>
     <w:p>
       <w:pPr>
-        <w:pStyle w:val="af7"/>
+        <w:pStyle w:val="a8"/>
       </w:pPr>
       <w:r>
         <w:t xml:space="preserve">Рисунок 3 </w:t>
@@ -3881,7 +3976,7 @@
     </w:p>
     <w:p>
       <w:pPr>
-        <w:pStyle w:val="10"/>
+        <w:pStyle w:val="Heading1"/>
       </w:pPr>
       <w:r>
         <w:lastRenderedPageBreak/>
@@ -3890,17 +3985,59 @@
     </w:p>
     <w:p>
       <w:r>
-        <w:t>Диаграмма последовательности для сценария авторизации отображает взаимодействие четырёх компонентов системы Dev Wiki: браузер пользователя, фронтенд-приложение (React), бэкенд-приложение (FastAPI) и база данных (PostgreSQL). Диаграмма показывает порядок обмена сообщениями и данными между компонентами при попытке пользователя войти в систему.</w:t>
-      </w:r>
-    </w:p>
-    <w:p>
-      <w:r>
-        <w:t>Пользователь (браузер) инициирует процесс авторизации, вводя учётные данные в форму входа. Фронтенд (React) отвечает за отображение интерфейса формы входа, выполнение клиентской валидации введённых данных и управление состоянием сессии после успешной авторизации. Бэкенд (FastAPI) обрабатывает запросы на авторизацию, проверяет учётные данные, взаимодействует с базой данных и выдаёт токены сессии. База данных (PostgreSQL) хранит информацию о пользователях и их учётные данные.</w:t>
-      </w:r>
-    </w:p>
-    <w:p>
-      <w:r>
-        <w:t>Процесс авторизации начинается с того, что пользователь нажимает на кнопку "Войти" в интерфейсе браузера (сообщение 1). Фронтенд-приложение отвечает на это действие, отображая форму входа с полями для ввода логина и пароля (сообщение 2). Пользователь вводит свои учётные данные в поля формы (сообщение 3). Фронтенд выполняет клиентскую валидацию: проверяет, что оба поля заполнены, логин имеет корректный формат, а пароль соответствует требованиям безопасности (сообщение 4).</w:t>
+        <w:t>Диаграмма последовательности для сценария авторизации отображает взаимодействие четыр</w:t>
+      </w:r>
+      <w:r>
+        <w:t>е</w:t>
+      </w:r>
+      <w:r>
+        <w:t>х компонентов системы Dev Wiki: браузер пользователя, фронтенд-приложение (React), бэкенд-приложение (FastAPI) и база данных (PostgreSQL). Диаграмма показывает порядок обмена сообщениями и данными между компонентами при попытке пользователя войти в систему.</w:t>
+      </w:r>
+    </w:p>
+    <w:p>
+      <w:r>
+        <w:t>Пользователь (браузер) инициирует процесс авторизации, вводя уч</w:t>
+      </w:r>
+      <w:r>
+        <w:t>е</w:t>
+      </w:r>
+      <w:r>
+        <w:t>тные данные в форму входа. Фронтенд (React) отвечает за отображение интерфейса формы входа, выполнение клиентской валидации введ</w:t>
+      </w:r>
+      <w:r>
+        <w:t>е</w:t>
+      </w:r>
+      <w:r>
+        <w:t>нных данных и управление состоянием сессии после успешной авторизации. Бэкенд (FastAPI) обрабатывает запросы на авторизацию, проверяет уч</w:t>
+      </w:r>
+      <w:r>
+        <w:t>е</w:t>
+      </w:r>
+      <w:r>
+        <w:t>тные данные, взаимодействует с базой данных и выда</w:t>
+      </w:r>
+      <w:r>
+        <w:t>е</w:t>
+      </w:r>
+      <w:r>
+        <w:t>т токены сессии. База данных (PostgreSQL) хранит информацию о пользователях и их уч</w:t>
+      </w:r>
+      <w:r>
+        <w:t>е</w:t>
+      </w:r>
+      <w:r>
+        <w:t>тные данные.</w:t>
+      </w:r>
+    </w:p>
+    <w:p>
+      <w:r>
+        <w:t>Процесс авторизации начинается с того, что пользователь нажимает на кнопку "Войти" в интерфейсе браузера (сообщение 1). Фронтенд-приложение отвечает на это действие, отображая форму входа с полями для ввода логина и пароля (сообщение 2). Пользователь вводит свои уч</w:t>
+      </w:r>
+      <w:r>
+        <w:t>е</w:t>
+      </w:r>
+      <w:r>
+        <w:t>тные данные в поля формы (сообщение 3). Фронтенд выполняет клиентскую валидацию: проверяет, что оба поля заполнены, логин имеет корректный формат, а пароль соответствует требованиям безопасности (сообщение 4).</w:t>
       </w:r>
     </w:p>
     <w:p>
@@ -3941,7 +4078,19 @@
     </w:p>
     <w:p>
       <w:r>
-        <w:t xml:space="preserve">Если учётные данные верны, то бэкенд создаёт новую сессию (сообщение 8). Затем бэкенд возвращает HTTP-ответ 200 OK с токеном сессии в теле ответа (сообщение 9). Фронтенд получает ответ и сохраняет токен в </w:t>
+        <w:t>Если уч</w:t>
+      </w:r>
+      <w:r>
+        <w:t>е</w:t>
+      </w:r>
+      <w:r>
+        <w:t>тные данные верны, то бэкенд созда</w:t>
+      </w:r>
+      <w:r>
+        <w:t>е</w:t>
+      </w:r>
+      <w:r>
+        <w:t xml:space="preserve">т новую сессию (сообщение 8). Затем бэкенд возвращает HTTP-ответ 200 OK с токеном сессии в теле ответа (сообщение 9). Фронтенд получает ответ и сохраняет токен в </w:t>
       </w:r>
       <w:r>
         <w:lastRenderedPageBreak/>
@@ -3955,7 +4104,7 @@
     </w:p>
     <w:p>
       <w:pPr>
-        <w:pStyle w:val="af7"/>
+        <w:pStyle w:val="a8"/>
       </w:pPr>
       <w:r>
         <w:rPr>
@@ -4006,7 +4155,7 @@
     </w:p>
     <w:p>
       <w:pPr>
-        <w:pStyle w:val="af7"/>
+        <w:pStyle w:val="a8"/>
       </w:pPr>
       <w:r>
         <w:t xml:space="preserve">Рисунок 4 </w:t>
@@ -4025,18 +4174,48 @@
     </w:p>
     <w:p>
       <w:r>
-        <w:t>Безопасность паролей: пароль никогда не отправляется в открытом виде на сервер. Вместо этого передаётся либо хеш пароля, либо пароль передаётся по защищённому каналу HTTPS.</w:t>
-      </w:r>
-    </w:p>
-    <w:p>
-      <w:r>
-        <w:t>Разветвления на диаграмме показывают два возможных исхода: успешную авторизацию и ошибку (либо неверные данные, либо ошибка валидации). Каждый путь заканчивается логически завершённым состоянием.</w:t>
+        <w:t>Безопасность паролей: пароль никогда не отправляется в открытом виде на сервер. Вместо этого переда</w:t>
+      </w:r>
+      <w:r>
+        <w:t>е</w:t>
+      </w:r>
+      <w:r>
+        <w:t>тся либо хеш пароля, либо пароль переда</w:t>
+      </w:r>
+      <w:r>
+        <w:t>е</w:t>
+      </w:r>
+      <w:r>
+        <w:t>тся по защищ</w:t>
+      </w:r>
+      <w:r>
+        <w:t>е</w:t>
+      </w:r>
+      <w:r>
+        <w:t>нному каналу HTTPS.</w:t>
+      </w:r>
+    </w:p>
+    <w:p>
+      <w:r>
+        <w:t>Разветвления на диаграмме показывают два возможных исхода: успешную авторизацию и ошибку (либо неверные данные, либо ошибка валидации). Каждый путь заканчивается логически заверш</w:t>
+      </w:r>
+      <w:r>
+        <w:t>е</w:t>
+      </w:r>
+      <w:r>
+        <w:t>нным состоянием.</w:t>
       </w:r>
     </w:p>
     <w:p>
       <w:r>
         <w:lastRenderedPageBreak/>
-        <w:t>Активные периоды (activation boxes) на диаграмме показывают, когда каждый компонент занят обработкой: когда фронтенд ждёт ввода пользователя, когда бэкенд обрабатывает запрос, когда БД выполняет поиск и так далее.</w:t>
+        <w:t>Активные периоды (activation boxes) на диаграмме показывают, когда каждый компонент занят обработкой: когда фронтенд жд</w:t>
+      </w:r>
+      <w:r>
+        <w:t>е</w:t>
+      </w:r>
+      <w:r>
+        <w:t>т ввода пользователя, когда бэкенд обрабатывает запрос, когда БД выполняет поиск и так далее.</w:t>
       </w:r>
     </w:p>
     <w:p>
@@ -4058,12 +4237,18 @@
     </w:p>
     <w:p>
       <w:r>
-        <w:t>При успешной авторизации пользователь получает токен сессии, который сохраняется в браузере и будет использоваться для аутентификации всех последующих запросов к защищённым ресурсам API. Фронтенд обновляет интерфейс, отражая статус авторизованного пользователя, и перенаправляет на главную страницу системы. При неуспешной авторизации пользователю выводится понятное сообщение об ошибке, и он может повторить попытку входа.</w:t>
-      </w:r>
-    </w:p>
-    <w:p>
-      <w:pPr>
-        <w:pStyle w:val="10"/>
+        <w:t>При успешной авторизации пользователь получает токен сессии, который сохраняется в браузере и будет использоваться для аутентификации всех последующих запросов к защищ</w:t>
+      </w:r>
+      <w:r>
+        <w:t>е</w:t>
+      </w:r>
+      <w:r>
+        <w:t>нным ресурсам API. Фронтенд обновляет интерфейс, отражая статус авторизованного пользователя, и перенаправляет на главную страницу системы. При неуспешной авторизации пользователю выводится понятное сообщение об ошибке, и он может повторить попытку входа.</w:t>
+      </w:r>
+    </w:p>
+    <w:p>
+      <w:pPr>
+        <w:pStyle w:val="Heading1"/>
       </w:pPr>
       <w:r>
         <w:lastRenderedPageBreak/>
@@ -4072,12 +4257,42 @@
     </w:p>
     <w:p>
       <w:r>
-        <w:t>Архитектура Dev Wiki построена на основе трёхслойной модели с использованием Docker-контейнеризации. Система состоит из трёх независимых, но взаимосвязанных компонентов, каждый из которых развёрнут в отдельном Docker-контейнере на одном физическом или виртуальном сервере (Linux/Ubuntu). Такой подход обеспечивает модульность, масштабируемость и простоту развёртывания системы.</w:t>
-      </w:r>
-    </w:p>
-    <w:p>
-      <w:r>
-        <w:t>Сервер (Linux/Ubuntu) является физическим или виртуальным узлом, на котором разворачиваются все компоненты системы. На сервере установлены Docker и Docker Compose, которые управляют запуском и жизненным циклом контейнеров. Сервер предоставляет доступ на трёх портах: 3000 (для фронтенда), 8000 (для бэкенда) и 5432 (для базы данных). Контейнеры подключены к внутренней сети Docker (wiki-local), которая обеспечивает коммуникацию между компонентами.</w:t>
+        <w:t>Архитектура Dev Wiki построена на основе тр</w:t>
+      </w:r>
+      <w:r>
+        <w:t>е</w:t>
+      </w:r>
+      <w:r>
+        <w:t>хслойной модели с использованием Docker-контейнеризации. Система состоит из тр</w:t>
+      </w:r>
+      <w:r>
+        <w:t>е</w:t>
+      </w:r>
+      <w:r>
+        <w:t>х независимых, но взаимосвязанных компонентов, каждый из которых разв</w:t>
+      </w:r>
+      <w:r>
+        <w:t>е</w:t>
+      </w:r>
+      <w:r>
+        <w:t>рнут в отдельном Docker-контейнере на одном физическом или виртуальном сервере (Linux/Ubuntu). Такой подход обеспечивает модульность, масштабируемость и простоту разв</w:t>
+      </w:r>
+      <w:r>
+        <w:t>е</w:t>
+      </w:r>
+      <w:r>
+        <w:t>ртывания системы.</w:t>
+      </w:r>
+    </w:p>
+    <w:p>
+      <w:r>
+        <w:t>Сервер (Linux/Ubuntu) является физическим или виртуальным узлом, на котором разворачиваются все компоненты системы. На сервере установлены Docker и Docker Compose, которые управляют запуском и жизненным циклом контейнеров. Сервер предоставляет доступ на тр</w:t>
+      </w:r>
+      <w:r>
+        <w:t>е</w:t>
+      </w:r>
+      <w:r>
+        <w:t>х портах: 3000 (для фронтенда), 8000 (для бэкенда) и 5432 (для базы данных). Контейнеры подключены к внутренней сети Docker (wiki-local), которая обеспечивает коммуникацию между компонентами.</w:t>
       </w:r>
     </w:p>
     <w:p>
@@ -4135,7 +4350,7 @@
       <w:hyperlink r:id="rId11" w:tgtFrame="_blank" w:history="1">
         <w:r>
           <w:rPr>
-            <w:rStyle w:val="af"/>
+            <w:rStyle w:val="Hyperlink"/>
           </w:rPr>
           <w:t>https://dev-wiki.local:3000</w:t>
         </w:r>
@@ -4264,7 +4479,13 @@
         <w:t>К</w:t>
       </w:r>
       <w:r>
-        <w:t>онфигурация системы (пароли БД, адреса сервисов, настройки логирования) передаётся через переменные окружения в docker-compose.yml или в отдельный .env файл. Это позволяет использовать одну и ту же конфигурацию контейнеров в разных окружениях (локальная разработка, тестирование, production).</w:t>
+        <w:t>онфигурация системы (пароли БД, адреса сервисов, настройки логирования) переда</w:t>
+      </w:r>
+      <w:r>
+        <w:t>е</w:t>
+      </w:r>
+      <w:r>
+        <w:t>тся через переменные окружения в docker-compose.yml или в отдельный .env файл. Это позволяет использовать одну и ту же конфигурацию контейнеров в разных окружениях (локальная разработка, тестирование, production).</w:t>
       </w:r>
     </w:p>
     <w:p>
@@ -4277,7 +4498,13 @@
     </w:p>
     <w:p>
       <w:r>
-        <w:t xml:space="preserve">Архитектура Dev Wiki обеспечивает чёткое разделение ответственности между компонентами: фронтенд отвечает за пользовательский интерфейс, бэкенд </w:t>
+        <w:t>Архитектура Dev Wiki обеспечивает ч</w:t>
+      </w:r>
+      <w:r>
+        <w:t>е</w:t>
+      </w:r>
+      <w:r>
+        <w:t xml:space="preserve">ткое разделение ответственности между компонентами: фронтенд отвечает за пользовательский интерфейс, бэкенд </w:t>
       </w:r>
       <w:r>
         <w:t>–</w:t>
@@ -4289,7 +4516,13 @@
         <w:t>–</w:t>
       </w:r>
       <w:r>
-        <w:t xml:space="preserve"> за хранение. Docker-контейнеризация делает систему легко развёртываемой и портативной, что соответствует основной цели Dev Wiki </w:t>
+        <w:t xml:space="preserve"> за хранение. Docker-контейнеризация делает систему легко разв</w:t>
+      </w:r>
+      <w:r>
+        <w:t>е</w:t>
+      </w:r>
+      <w:r>
+        <w:t xml:space="preserve">ртываемой и портативной, что соответствует основной цели Dev Wiki </w:t>
       </w:r>
       <w:r>
         <w:t>–</w:t>
@@ -4303,7 +4536,7 @@
     </w:p>
     <w:p>
       <w:pPr>
-        <w:pStyle w:val="af7"/>
+        <w:pStyle w:val="a8"/>
       </w:pPr>
       <w:r>
         <w:rPr>
@@ -4354,7 +4587,7 @@
     </w:p>
     <w:p>
       <w:pPr>
-        <w:pStyle w:val="af7"/>
+        <w:pStyle w:val="a8"/>
       </w:pPr>
       <w:r>
         <w:t xml:space="preserve">Рисунок 5 </w:t>
@@ -4383,7 +4616,7 @@
     </w:p>
     <w:p>
       <w:pPr>
-        <w:pStyle w:val="10"/>
+        <w:pStyle w:val="Heading1"/>
       </w:pPr>
       <w:r>
         <w:lastRenderedPageBreak/>
@@ -4535,7 +4768,13 @@
         <w:t>–</w:t>
       </w:r>
       <w:r>
-        <w:t xml:space="preserve"> сущность для хранения файлов, прикреплённых к статьям. Вложение имеет attachment_id, имя файла (filename), тип MIME (mime_type), размер файла (file_size), URL доступа к файлу (file_url), дату загрузки (uploaded_at), и связь с автором загрузки (через </w:t>
+        <w:t xml:space="preserve"> сущность для хранения файлов, прикрепл</w:t>
+      </w:r>
+      <w:r>
+        <w:t>е</w:t>
+      </w:r>
+      <w:r>
+        <w:t xml:space="preserve">нных к статьям. Вложение имеет attachment_id, имя файла (filename), тип MIME (mime_type), размер файла (file_size), URL доступа к файлу (file_url), дату загрузки (uploaded_at), и связь с автором загрузки (через </w:t>
       </w:r>
       <w:r>
         <w:lastRenderedPageBreak/>
@@ -4616,7 +4855,13 @@
         <w:t>–</w:t>
       </w:r>
       <w:r>
-        <w:t xml:space="preserve"> Tag (многие-ко-многим): связь многие-ко-многим. Статья может иметь несколько тегов, и один тег может быть применён ко многим статьям. Реализуется через таблицу-связку Article_Tag, которая содержит article_id и tag_id.</w:t>
+        <w:t xml:space="preserve"> Tag (многие-ко-многим): связь многие-ко-многим. Статья может иметь несколько тегов, и один тег может быть примен</w:t>
+      </w:r>
+      <w:r>
+        <w:t>е</w:t>
+      </w:r>
+      <w:r>
+        <w:t>н ко многим статьям. Реализуется через таблицу-связку Article_Tag, которая содержит article_id и tag_id.</w:t>
       </w:r>
     </w:p>
     <w:p>
@@ -4757,7 +5002,7 @@
     </w:p>
     <w:p>
       <w:pPr>
-        <w:pStyle w:val="a1"/>
+        <w:pStyle w:val="a0"/>
       </w:pPr>
       <w:r>
         <w:t>и</w:t>
@@ -4771,7 +5016,7 @@
     </w:p>
     <w:p>
       <w:pPr>
-        <w:pStyle w:val="a1"/>
+        <w:pStyle w:val="a0"/>
       </w:pPr>
       <w:r>
         <w:t>и</w:t>
@@ -4785,7 +5030,7 @@
     </w:p>
     <w:p>
       <w:pPr>
-        <w:pStyle w:val="a1"/>
+        <w:pStyle w:val="a0"/>
       </w:pPr>
       <w:r>
         <w:t>и</w:t>
@@ -4799,7 +5044,7 @@
     </w:p>
     <w:p>
       <w:pPr>
-        <w:pStyle w:val="a1"/>
+        <w:pStyle w:val="a0"/>
       </w:pPr>
       <w:r>
         <w:t>и</w:t>
@@ -4813,7 +5058,7 @@
     </w:p>
     <w:p>
       <w:pPr>
-        <w:pStyle w:val="a1"/>
+        <w:pStyle w:val="a0"/>
       </w:pPr>
       <w:r>
         <w:t>и</w:t>
@@ -4838,7 +5083,7 @@
     </w:p>
     <w:p>
       <w:pPr>
-        <w:pStyle w:val="af7"/>
+        <w:pStyle w:val="a8"/>
       </w:pPr>
       <w:r>
         <w:rPr>
@@ -4889,7 +5134,7 @@
     </w:p>
     <w:p>
       <w:pPr>
-        <w:pStyle w:val="af7"/>
+        <w:pStyle w:val="a8"/>
       </w:pPr>
       <w:r>
         <w:t xml:space="preserve">Рисунок 6 </w:t>
@@ -4915,148 +5160,126 @@
     </w:p>
     <w:p>
       <w:pPr>
-        <w:pStyle w:val="10"/>
+        <w:pStyle w:val="Heading1"/>
       </w:pPr>
       <w:r>
         <w:lastRenderedPageBreak/>
         <w:t>7</w:t>
       </w:r>
       <w:r>
+        <w:t xml:space="preserve"> Диаграмма состояний</w:t>
+      </w:r>
+    </w:p>
+    <w:p>
+      <w:r>
+        <w:t xml:space="preserve">Диаграмма состояний (State Machine Diagram) </w:t>
+      </w:r>
+      <w:r>
+        <w:t>–</w:t>
+      </w:r>
+      <w:r>
+        <w:t xml:space="preserve"> это UML диаграмма, которая описывает жизненный цикл объекта через последовательность состояний и переходов между ними. Каждое состояние представляет стабильную конфигурацию объекта в определ</w:t>
+      </w:r>
+      <w:r>
+        <w:t>е</w:t>
+      </w:r>
+      <w:r>
+        <w:t xml:space="preserve">нный момент времени, а переходы показывают, какие события или действия вызывают смену состояния. Диаграмма состояний помогает визуализировать, какие состояния может принимать объект, в каком порядке они меняются, и какие действия пользователя или системы </w:t>
+      </w:r>
+      <w:r>
+        <w:t>вызывают</w:t>
+      </w:r>
+      <w:r>
+        <w:t xml:space="preserve"> эти переходы.</w:t>
+      </w:r>
+      <w:r>
         <w:t xml:space="preserve"> </w:t>
       </w:r>
-      <w:r>
-        <w:t>Диаграмма состояний</w:t>
-      </w:r>
-    </w:p>
-    <w:p>
-      <w:r>
-        <w:t xml:space="preserve">Диаграмма состояний (State Machine Diagram) — это UML диаграмма, которая описывает жизненный цикл объекта через последовательность состояний и переходов между ними. Каждое состояние представляет стабильную конфигурацию объекта в определённый момент времени (например, </w:t>
+    </w:p>
+    <w:p>
+      <w:r>
+        <w:t>Нижеследующее описание приводится для диаграммы состояний статьи.</w:t>
+      </w:r>
+    </w:p>
+    <w:p>
+      <w:r>
+        <w:t xml:space="preserve">Черновик </w:t>
+      </w:r>
+      <w:r>
+        <w:t>–</w:t>
+      </w:r>
+      <w:r>
+        <w:t xml:space="preserve"> начальное состояние. Модератор создал статью, но не опубликовал е</w:t>
+      </w:r>
+      <w:r>
+        <w:t>е</w:t>
+      </w:r>
+      <w:r>
+        <w:t>. Статья видна только создателю и другим модераторам. В этом состоянии статья может быть опубликована или удалена без восстановления.</w:t>
+      </w:r>
+    </w:p>
+    <w:p>
+      <w:r>
+        <w:t xml:space="preserve">Опубликована </w:t>
+      </w:r>
+      <w:r>
+        <w:t>–</w:t>
+      </w:r>
+      <w:r>
+        <w:t xml:space="preserve"> статья опубликована и видна всем пользователям. Анонимы и авторизованные пользователи могут читать, комментировать, ставить лайки. Модератор может отредактировать содержимое, скрыть статью или удалить е</w:t>
+      </w:r>
+      <w:r>
+        <w:t>е</w:t>
+      </w:r>
+      <w:r>
+        <w:t>. При редактировании статья оста</w:t>
+      </w:r>
+      <w:r>
+        <w:t>е</w:t>
+      </w:r>
+      <w:r>
+        <w:t xml:space="preserve">тся в состоянии </w:t>
+      </w:r>
+      <w:r>
+        <w:t>«Опубликована»</w:t>
+      </w:r>
+      <w:r>
+        <w:t xml:space="preserve">, но обновляется </w:t>
+      </w:r>
+      <w:r>
+        <w:t>время в атрибуте</w:t>
+      </w:r>
+      <w:r>
+        <w:t xml:space="preserve"> updated_at и добавляется пометка </w:t>
       </w:r>
       <w:r>
         <w:t>«</w:t>
       </w:r>
       <w:r>
-        <w:t>Статья опубликована</w:t>
+        <w:t>(изменено X назад)</w:t>
       </w:r>
       <w:r>
         <w:t>»</w:t>
       </w:r>
       <w:r>
-        <w:t xml:space="preserve"> или </w:t>
-      </w:r>
-      <w:r>
-        <w:t>«Ч</w:t>
-      </w:r>
-      <w:r>
-        <w:t>ерновик</w:t>
-      </w:r>
-      <w:r>
-        <w:t>»</w:t>
-      </w:r>
-      <w:r>
-        <w:t xml:space="preserve">), а переходы показывают, какие события или действия вызывают смену состояния (например, событие </w:t>
-      </w:r>
-      <w:r>
-        <w:t xml:space="preserve">«опубликовать» </w:t>
-      </w:r>
-      <w:r>
-        <w:t xml:space="preserve">переводит статью из состояния </w:t>
-      </w:r>
-      <w:r>
-        <w:t>«Черновик»</w:t>
-      </w:r>
-      <w:r>
-        <w:t xml:space="preserve"> в состояние </w:t>
-      </w:r>
-      <w:r>
-        <w:t>«Статья опубликована»</w:t>
-      </w:r>
-      <w:r>
-        <w:t xml:space="preserve">). Диаграмма состояний помогает визуализировать, какие состояния может принимать объект, в каком порядке они меняются, и какие действия пользователя или системы </w:t>
-      </w:r>
-      <w:r>
-        <w:t>вызывают</w:t>
-      </w:r>
-      <w:r>
-        <w:t xml:space="preserve"> эти переходы.</w:t>
-      </w:r>
-      <w:r>
-        <w:t xml:space="preserve"> </w:t>
-      </w:r>
-    </w:p>
-    <w:p>
-      <w:r>
-        <w:t>Нижеследующее описание приводится для диаграммы состояний статьи.</w:t>
-      </w:r>
-    </w:p>
-    <w:p>
-      <w:pPr>
-        <w:rPr>
-          <w:lang/>
-        </w:rPr>
-      </w:pPr>
-      <w:r>
-        <w:rPr>
-          <w:lang/>
-        </w:rPr>
-        <w:t>Черновик — начальное состояние. Модератор создал статью, но не опубликовал её. Статья видна только создателю и другим модераторам. В этом состоянии статья может быть опубликована или удалена без восстановления.</w:t>
-      </w:r>
-    </w:p>
-    <w:p>
-      <w:r>
-        <w:rPr>
-          <w:lang/>
-        </w:rPr>
-        <w:t xml:space="preserve">Опубликована — статья опубликована и видна всем пользователям. Анонимы и авторизованные пользователи могут читать, комментировать, ставить лайки. Модератор может отредактировать содержимое, скрыть статью или удалить её. При редактировании статья остаётся в состоянии </w:t>
-      </w:r>
-      <w:r>
-        <w:t>«Опубликована»</w:t>
-      </w:r>
-      <w:r>
-        <w:rPr>
-          <w:lang/>
-        </w:rPr>
-        <w:t xml:space="preserve">, но обновляется </w:t>
-      </w:r>
-      <w:r>
-        <w:t>время в атрибуте</w:t>
-      </w:r>
-      <w:r>
-        <w:rPr>
-          <w:lang/>
-        </w:rPr>
-        <w:t xml:space="preserve"> updated_at и добавляется пометка </w:t>
-      </w:r>
-      <w:r>
-        <w:t>«</w:t>
-      </w:r>
-      <w:r>
-        <w:rPr>
-          <w:lang/>
-        </w:rPr>
-        <w:t>(изменено X назад)</w:t>
-      </w:r>
-      <w:r>
-        <w:t>»</w:t>
-      </w:r>
-      <w:r>
-        <w:rPr>
-          <w:lang/>
-        </w:rPr>
         <w:t>.</w:t>
       </w:r>
     </w:p>
     <w:p>
-      <w:pPr>
-        <w:rPr>
-          <w:lang/>
-        </w:rPr>
-      </w:pPr>
-      <w:r>
-        <w:rPr>
-          <w:lang/>
-        </w:rPr>
-        <w:t>Удалена — конечное состояние. Статья полностью удалена из системы. Это необратимое состояние. Комментарии, связанные со статьей, также удаляются (или помечаются как удалённые).</w:t>
+      <w:r>
+        <w:t xml:space="preserve">Удалена </w:t>
+      </w:r>
+      <w:r>
+        <w:t>–</w:t>
+      </w:r>
+      <w:r>
+        <w:t xml:space="preserve"> конечное состояние. Статья полностью удалена из системы. Это необратимое состояние. Комментарии, связанные со статьей, также удаляются (или помечаются как удал</w:t>
+      </w:r>
+      <w:r>
+        <w:t>е</w:t>
+      </w:r>
+      <w:r>
+        <w:t>нные).</w:t>
       </w:r>
     </w:p>
     <w:p>
@@ -5066,12 +5289,9 @@
     </w:p>
     <w:p>
       <w:pPr>
-        <w:pStyle w:val="a1"/>
-      </w:pPr>
-      <w:r>
-        <w:rPr>
-          <w:lang/>
-        </w:rPr>
+        <w:pStyle w:val="a0"/>
+      </w:pPr>
+      <w:r>
         <w:t>Черновик</w:t>
       </w:r>
       <w:r>
@@ -5081,27 +5301,24 @@
         <w:t>Опубликована</w:t>
       </w:r>
       <w:r>
-        <w:rPr>
-          <w:lang/>
-        </w:rPr>
         <w:t xml:space="preserve"> [</w:t>
       </w:r>
       <w:r>
         <w:t>публикация</w:t>
       </w:r>
       <w:r>
-        <w:rPr>
-          <w:lang/>
-        </w:rPr>
-        <w:t xml:space="preserve">] — модератор нажал </w:t>
+        <w:t xml:space="preserve">] </w:t>
+      </w:r>
+      <w:r>
+        <w:t>–</w:t>
+      </w:r>
+      <w:r>
+        <w:t xml:space="preserve"> модератор нажал </w:t>
       </w:r>
       <w:r>
         <w:t>«опубликовать»</w:t>
       </w:r>
       <w:r>
-        <w:rPr>
-          <w:lang/>
-        </w:rPr>
         <w:t>, статья становится видна всем</w:t>
       </w:r>
       <w:r>
@@ -5110,37 +5327,25 @@
     </w:p>
     <w:p>
       <w:pPr>
-        <w:pStyle w:val="a1"/>
-      </w:pPr>
-      <w:r>
-        <w:rPr>
-          <w:lang/>
-        </w:rPr>
-        <w:t>Черновик</w:t>
-      </w:r>
-      <w:r>
-        <w:t>-</w:t>
-      </w:r>
-      <w:r>
-        <w:rPr>
-          <w:lang/>
-        </w:rPr>
-        <w:t>Удалена</w:t>
-      </w:r>
-      <w:r>
-        <w:rPr>
-          <w:lang/>
-        </w:rPr>
+        <w:pStyle w:val="a0"/>
+      </w:pPr>
+      <w:r>
+        <w:t>Черновик-Удалена</w:t>
+      </w:r>
+      <w:r>
         <w:t xml:space="preserve"> [</w:t>
       </w:r>
       <w:r>
         <w:t>удаление</w:t>
       </w:r>
       <w:r>
-        <w:rPr>
-          <w:lang/>
-        </w:rPr>
-        <w:t>] — модератор удалил черновик</w:t>
+        <w:t xml:space="preserve">] </w:t>
+      </w:r>
+      <w:r>
+        <w:t>–</w:t>
+      </w:r>
+      <w:r>
+        <w:t xml:space="preserve"> модератор удалил черновик</w:t>
       </w:r>
       <w:r>
         <w:t>;</w:t>
@@ -5148,37 +5353,31 @@
     </w:p>
     <w:p>
       <w:pPr>
-        <w:pStyle w:val="a1"/>
-      </w:pPr>
-      <w:r>
-        <w:rPr>
-          <w:lang/>
-        </w:rPr>
-        <w:t>Опубликована</w:t>
-      </w:r>
-      <w:r>
-        <w:t>-</w:t>
-      </w:r>
-      <w:r>
-        <w:rPr>
-          <w:lang/>
-        </w:rPr>
-        <w:t>Опубликована</w:t>
-      </w:r>
-      <w:r>
-        <w:rPr>
-          <w:lang/>
-        </w:rPr>
+        <w:pStyle w:val="a0"/>
+      </w:pPr>
+      <w:r>
+        <w:t>Опубликована-Опубликована</w:t>
+      </w:r>
+      <w:r>
         <w:t xml:space="preserve"> [</w:t>
       </w:r>
       <w:r>
         <w:t>изменение</w:t>
       </w:r>
       <w:r>
-        <w:rPr>
-          <w:lang/>
-        </w:rPr>
-        <w:t>] — модератор отредактировал статью (остаётся в том же состоянии)</w:t>
+        <w:t xml:space="preserve">] </w:t>
+      </w:r>
+      <w:r>
+        <w:t>–</w:t>
+      </w:r>
+      <w:r>
+        <w:t xml:space="preserve"> модератор отредактировал статью (оста</w:t>
+      </w:r>
+      <w:r>
+        <w:t>е</w:t>
+      </w:r>
+      <w:r>
+        <w:t>тся в том же состоянии)</w:t>
       </w:r>
       <w:r>
         <w:t>;</w:t>
@@ -5186,7 +5385,7 @@
     </w:p>
     <w:p>
       <w:pPr>
-        <w:pStyle w:val="a1"/>
+        <w:pStyle w:val="a0"/>
       </w:pPr>
       <w:r>
         <w:t xml:space="preserve">Опубликована-Черновик </w:t>
@@ -5204,10 +5403,7 @@
         <w:t>–</w:t>
       </w:r>
       <w:r>
-        <w:t xml:space="preserve"> </w:t>
-      </w:r>
-      <w:r>
-        <w:t>модератор скрыл опубликованную статью</w:t>
+        <w:t xml:space="preserve"> модератор скрыл опубликованную статью</w:t>
       </w:r>
       <w:r>
         <w:t>;</w:t>
@@ -5215,37 +5411,25 @@
     </w:p>
     <w:p>
       <w:pPr>
-        <w:pStyle w:val="a1"/>
-      </w:pPr>
-      <w:r>
-        <w:rPr>
-          <w:lang/>
-        </w:rPr>
-        <w:t>Опубликована</w:t>
-      </w:r>
-      <w:r>
-        <w:t>-</w:t>
-      </w:r>
-      <w:r>
-        <w:rPr>
-          <w:lang/>
-        </w:rPr>
-        <w:t>Удалена</w:t>
-      </w:r>
-      <w:r>
-        <w:rPr>
-          <w:lang/>
-        </w:rPr>
+        <w:pStyle w:val="a0"/>
+      </w:pPr>
+      <w:r>
+        <w:t>Опубликована-Удалена</w:t>
+      </w:r>
+      <w:r>
         <w:t xml:space="preserve"> [</w:t>
       </w:r>
       <w:r>
         <w:t>удаление</w:t>
       </w:r>
       <w:r>
-        <w:rPr>
-          <w:lang/>
-        </w:rPr>
-        <w:t>] — модератор удалил опубликованную статью</w:t>
+        <w:t xml:space="preserve">] </w:t>
+      </w:r>
+      <w:r>
+        <w:t>–</w:t>
+      </w:r>
+      <w:r>
+        <w:t xml:space="preserve"> модератор удалил опубликованную статью</w:t>
       </w:r>
       <w:r>
         <w:t>.</w:t>
@@ -5258,16 +5442,15 @@
     </w:p>
     <w:p>
       <w:pPr>
-        <w:pStyle w:val="af7"/>
+        <w:pStyle w:val="a8"/>
       </w:pPr>
       <w:r>
         <w:rPr>
           <w:noProof/>
         </w:rPr>
-        <w:lastRenderedPageBreak/>
         <w:drawing>
-          <wp:inline distT="0" distB="0" distL="0" distR="0" wp14:anchorId="7E11C886" wp14:editId="31A3F47A">
-            <wp:extent cx="4610100" cy="3467100"/>
+          <wp:inline distT="0" distB="0" distL="0" distR="0" wp14:anchorId="7E11C886" wp14:editId="03979EF8">
+            <wp:extent cx="4841033" cy="1400175"/>
             <wp:effectExtent l="0" t="0" r="0" b="0"/>
             <wp:docPr id="859851306" name="Рисунок 1"/>
             <wp:cNvGraphicFramePr>
@@ -5277,7 +5460,7 @@
               <a:graphicData uri="http://schemas.openxmlformats.org/drawingml/2006/picture">
                 <pic:pic xmlns:pic="http://schemas.openxmlformats.org/drawingml/2006/picture">
                   <pic:nvPicPr>
-                    <pic:cNvPr id="859851306" name="Рисунок 859851306"/>
+                    <pic:cNvPr id="859851306" name="Рисунок 1"/>
                     <pic:cNvPicPr/>
                   </pic:nvPicPr>
                   <pic:blipFill>
@@ -5295,7 +5478,7 @@
                   <pic:spPr>
                     <a:xfrm>
                       <a:off x="0" y="0"/>
-                      <a:ext cx="4610100" cy="3467100"/>
+                      <a:ext cx="4848927" cy="1402458"/>
                     </a:xfrm>
                     <a:prstGeom prst="rect">
                       <a:avLst/>
@@ -5310,7 +5493,7 @@
     </w:p>
     <w:p>
       <w:pPr>
-        <w:pStyle w:val="af7"/>
+        <w:pStyle w:val="a8"/>
       </w:pPr>
       <w:r>
         <w:t>Рисунок 7 – Диаграмма состояний статьи</w:t>
@@ -5330,7 +5513,7 @@
 </file>
 
 <file path=word/endnotes.xml><?xml version="1.0" encoding="utf-8"?>
-<w:endnotes xmlns:wpc="http://schemas.microsoft.com/office/word/2010/wordprocessingCanvas" xmlns:cx="http://schemas.microsoft.com/office/drawing/2014/chartex" xmlns:cx1="http://schemas.microsoft.com/office/drawing/2015/9/8/chartex" xmlns:cx2="http://schemas.microsoft.com/office/drawing/2015/10/21/chartex" xmlns:cx3="http://schemas.microsoft.com/office/drawing/2016/5/9/chartex" xmlns:cx4="http://schemas.microsoft.com/office/drawing/2016/5/10/chartex" xmlns:cx5="http://schemas.microsoft.com/office/drawing/2016/5/11/chartex" xmlns:cx6="http://schemas.microsoft.com/office/drawing/2016/5/12/chartex" xmlns:cx7="http://schemas.microsoft.com/office/drawing/2016/5/13/chartex" xmlns:cx8="http://schemas.microsoft.com/office/drawing/2016/5/14/chartex" xmlns:mc="http://schemas.openxmlformats.org/markup-compatibility/2006" xmlns:aink="http://schemas.microsoft.com/office/drawing/2016/ink" xmlns:am3d="http://schemas.microsoft.com/office/drawing/2017/model3d" xmlns:o="urn:schemas-microsoft-com:office:office" xmlns:oel="http://schemas.microsoft.com/office/2019/extlst" xmlns:r="http://schemas.openxmlformats.org/officeDocument/2006/relationships" xmlns:m="http://schemas.openxmlformats.org/officeDocument/2006/math" xmlns:v="urn:schemas-microsoft-com:vml" xmlns:wp14="http://schemas.microsoft.com/office/word/2010/wordprocessingDrawing" xmlns:wp="http://schemas.openxmlformats.org/drawingml/2006/wordprocessingDrawing" xmlns:w10="urn:schemas-microsoft-com:office:word" xmlns:w="http://schemas.openxmlformats.org/wordprocessingml/2006/main" xmlns:w14="http://schemas.microsoft.com/office/word/2010/wordml" xmlns:w15="http://schemas.microsoft.com/office/word/2012/wordml" xmlns:w16cex="http://schemas.microsoft.com/office/word/2018/wordml/cex" xmlns:w16cid="http://schemas.microsoft.com/office/word/2016/wordml/cid" xmlns:w16="http://schemas.microsoft.com/office/word/2018/wordml" xmlns:w16du="http://schemas.microsoft.com/office/word/2023/wordml/word16du" xmlns:w16sdtdh="http://schemas.microsoft.com/office/word/2020/wordml/sdtdatahash" xmlns:w16sdtfl="http://schemas.microsoft.com/office/word/2024/wordml/sdtformatlock" xmlns:w16se="http://schemas.microsoft.com/office/word/2015/wordml/symex" xmlns:wpg="http://schemas.microsoft.com/office/word/2010/wordprocessingGroup" xmlns:wpi="http://schemas.microsoft.com/office/word/2010/wordprocessingInk" xmlns:wne="http://schemas.microsoft.com/office/word/2006/wordml" xmlns:wps="http://schemas.microsoft.com/office/word/2010/wordprocessingShape" mc:Ignorable="w14 w15 w16se w16cid w16 w16cex w16sdtdh w16sdtfl w16du wp14">
+<w:endnotes xmlns:wpc="http://schemas.microsoft.com/office/word/2010/wordprocessingCanvas" xmlns:cx="http://schemas.microsoft.com/office/drawing/2014/chartex" xmlns:cx1="http://schemas.microsoft.com/office/drawing/2015/9/8/chartex" xmlns:cx2="http://schemas.microsoft.com/office/drawing/2015/10/21/chartex" xmlns:cx3="http://schemas.microsoft.com/office/drawing/2016/5/9/chartex" xmlns:cx4="http://schemas.microsoft.com/office/drawing/2016/5/10/chartex" xmlns:cx5="http://schemas.microsoft.com/office/drawing/2016/5/11/chartex" xmlns:cx6="http://schemas.microsoft.com/office/drawing/2016/5/12/chartex" xmlns:cx7="http://schemas.microsoft.com/office/drawing/2016/5/13/chartex" xmlns:cx8="http://schemas.microsoft.com/office/drawing/2016/5/14/chartex" xmlns:mc="http://schemas.openxmlformats.org/markup-compatibility/2006" xmlns:aink="http://schemas.microsoft.com/office/drawing/2016/ink" xmlns:am3d="http://schemas.microsoft.com/office/drawing/2017/model3d" xmlns:o="urn:schemas-microsoft-com:office:office" xmlns:r="http://schemas.openxmlformats.org/officeDocument/2006/relationships" xmlns:m="http://schemas.openxmlformats.org/officeDocument/2006/math" xmlns:v="urn:schemas-microsoft-com:vml" xmlns:wp14="http://schemas.microsoft.com/office/word/2010/wordprocessingDrawing" xmlns:wp="http://schemas.openxmlformats.org/drawingml/2006/wordprocessingDrawing" xmlns:w10="urn:schemas-microsoft-com:office:word" xmlns:w="http://schemas.openxmlformats.org/wordprocessingml/2006/main" xmlns:w14="http://schemas.microsoft.com/office/word/2010/wordml" xmlns:w15="http://schemas.microsoft.com/office/word/2012/wordml" xmlns:w16cex="http://schemas.microsoft.com/office/word/2018/wordml/cex" xmlns:w16cid="http://schemas.microsoft.com/office/word/2016/wordml/cid" xmlns:w16="http://schemas.microsoft.com/office/word/2018/wordml" xmlns:w16sdtdh="http://schemas.microsoft.com/office/word/2020/wordml/sdtdatahash" xmlns:w16se="http://schemas.microsoft.com/office/word/2015/wordml/symex" xmlns:wpg="http://schemas.microsoft.com/office/word/2010/wordprocessingGroup" xmlns:wpi="http://schemas.microsoft.com/office/word/2010/wordprocessingInk" xmlns:wne="http://schemas.microsoft.com/office/word/2006/wordml" xmlns:wps="http://schemas.microsoft.com/office/word/2010/wordprocessingShape" mc:Ignorable="w14 w15 w16se w16cid w16 w16cex w16sdtdh wp14">
   <w:endnote w:type="separator" w:id="-1">
     <w:p>
       <w:r>
@@ -5349,7 +5532,7 @@
 </file>
 
 <file path=word/footer1.xml><?xml version="1.0" encoding="utf-8"?>
-<w:ftr xmlns:wpc="http://schemas.microsoft.com/office/word/2010/wordprocessingCanvas" xmlns:cx="http://schemas.microsoft.com/office/drawing/2014/chartex" xmlns:cx1="http://schemas.microsoft.com/office/drawing/2015/9/8/chartex" xmlns:cx2="http://schemas.microsoft.com/office/drawing/2015/10/21/chartex" xmlns:cx3="http://schemas.microsoft.com/office/drawing/2016/5/9/chartex" xmlns:cx4="http://schemas.microsoft.com/office/drawing/2016/5/10/chartex" xmlns:cx5="http://schemas.microsoft.com/office/drawing/2016/5/11/chartex" xmlns:cx6="http://schemas.microsoft.com/office/drawing/2016/5/12/chartex" xmlns:cx7="http://schemas.microsoft.com/office/drawing/2016/5/13/chartex" xmlns:cx8="http://schemas.microsoft.com/office/drawing/2016/5/14/chartex" xmlns:mc="http://schemas.openxmlformats.org/markup-compatibility/2006" xmlns:aink="http://schemas.microsoft.com/office/drawing/2016/ink" xmlns:am3d="http://schemas.microsoft.com/office/drawing/2017/model3d" xmlns:o="urn:schemas-microsoft-com:office:office" xmlns:oel="http://schemas.microsoft.com/office/2019/extlst" xmlns:r="http://schemas.openxmlformats.org/officeDocument/2006/relationships" xmlns:m="http://schemas.openxmlformats.org/officeDocument/2006/math" xmlns:v="urn:schemas-microsoft-com:vml" xmlns:wp14="http://schemas.microsoft.com/office/word/2010/wordprocessingDrawing" xmlns:wp="http://schemas.openxmlformats.org/drawingml/2006/wordprocessingDrawing" xmlns:w10="urn:schemas-microsoft-com:office:word" xmlns:w="http://schemas.openxmlformats.org/wordprocessingml/2006/main" xmlns:w14="http://schemas.microsoft.com/office/word/2010/wordml" xmlns:w15="http://schemas.microsoft.com/office/word/2012/wordml" xmlns:w16cex="http://schemas.microsoft.com/office/word/2018/wordml/cex" xmlns:w16cid="http://schemas.microsoft.com/office/word/2016/wordml/cid" xmlns:w16="http://schemas.microsoft.com/office/word/2018/wordml" xmlns:w16du="http://schemas.microsoft.com/office/word/2023/wordml/word16du" xmlns:w16sdtdh="http://schemas.microsoft.com/office/word/2020/wordml/sdtdatahash" xmlns:w16sdtfl="http://schemas.microsoft.com/office/word/2024/wordml/sdtformatlock" xmlns:w16se="http://schemas.microsoft.com/office/word/2015/wordml/symex" xmlns:wpg="http://schemas.microsoft.com/office/word/2010/wordprocessingGroup" xmlns:wpi="http://schemas.microsoft.com/office/word/2010/wordprocessingInk" xmlns:wne="http://schemas.microsoft.com/office/word/2006/wordml" xmlns:wps="http://schemas.microsoft.com/office/word/2010/wordprocessingShape" mc:Ignorable="w14 w15 w16se w16cid w16 w16cex w16sdtdh w16sdtfl w16du wp14">
+<w:ftr xmlns:wpc="http://schemas.microsoft.com/office/word/2010/wordprocessingCanvas" xmlns:cx="http://schemas.microsoft.com/office/drawing/2014/chartex" xmlns:cx1="http://schemas.microsoft.com/office/drawing/2015/9/8/chartex" xmlns:cx2="http://schemas.microsoft.com/office/drawing/2015/10/21/chartex" xmlns:cx3="http://schemas.microsoft.com/office/drawing/2016/5/9/chartex" xmlns:cx4="http://schemas.microsoft.com/office/drawing/2016/5/10/chartex" xmlns:cx5="http://schemas.microsoft.com/office/drawing/2016/5/11/chartex" xmlns:cx6="http://schemas.microsoft.com/office/drawing/2016/5/12/chartex" xmlns:cx7="http://schemas.microsoft.com/office/drawing/2016/5/13/chartex" xmlns:cx8="http://schemas.microsoft.com/office/drawing/2016/5/14/chartex" xmlns:mc="http://schemas.openxmlformats.org/markup-compatibility/2006" xmlns:aink="http://schemas.microsoft.com/office/drawing/2016/ink" xmlns:am3d="http://schemas.microsoft.com/office/drawing/2017/model3d" xmlns:o="urn:schemas-microsoft-com:office:office" xmlns:r="http://schemas.openxmlformats.org/officeDocument/2006/relationships" xmlns:m="http://schemas.openxmlformats.org/officeDocument/2006/math" xmlns:v="urn:schemas-microsoft-com:vml" xmlns:wp14="http://schemas.microsoft.com/office/word/2010/wordprocessingDrawing" xmlns:wp="http://schemas.openxmlformats.org/drawingml/2006/wordprocessingDrawing" xmlns:w10="urn:schemas-microsoft-com:office:word" xmlns:w="http://schemas.openxmlformats.org/wordprocessingml/2006/main" xmlns:w14="http://schemas.microsoft.com/office/word/2010/wordml" xmlns:w15="http://schemas.microsoft.com/office/word/2012/wordml" xmlns:w16cex="http://schemas.microsoft.com/office/word/2018/wordml/cex" xmlns:w16cid="http://schemas.microsoft.com/office/word/2016/wordml/cid" xmlns:w16="http://schemas.microsoft.com/office/word/2018/wordml" xmlns:w16sdtdh="http://schemas.microsoft.com/office/word/2020/wordml/sdtdatahash" xmlns:w16se="http://schemas.microsoft.com/office/word/2015/wordml/symex" xmlns:wpg="http://schemas.microsoft.com/office/word/2010/wordprocessingGroup" xmlns:wpi="http://schemas.microsoft.com/office/word/2010/wordprocessingInk" xmlns:wne="http://schemas.microsoft.com/office/word/2006/wordml" xmlns:wps="http://schemas.microsoft.com/office/word/2010/wordprocessingShape" mc:Ignorable="w14 w15 w16se w16cid w16 w16cex w16sdtdh wp14">
   <w:sdt>
     <w:sdtPr>
       <w:id w:val="-997342125"/>
@@ -5358,10 +5541,11 @@
         <w:docPartUnique/>
       </w:docPartObj>
     </w:sdtPr>
+    <w:sdtEndPr/>
     <w:sdtContent>
       <w:p>
         <w:pPr>
-          <w:pStyle w:val="a9"/>
+          <w:pStyle w:val="Footer"/>
           <w:jc w:val="right"/>
         </w:pPr>
         <w:r>
@@ -5387,14 +5571,14 @@
   </w:sdt>
   <w:p>
     <w:pPr>
-      <w:pStyle w:val="a9"/>
+      <w:pStyle w:val="Footer"/>
     </w:pPr>
   </w:p>
 </w:ftr>
 </file>
 
 <file path=word/footnotes.xml><?xml version="1.0" encoding="utf-8"?>
-<w:footnotes xmlns:wpc="http://schemas.microsoft.com/office/word/2010/wordprocessingCanvas" xmlns:cx="http://schemas.microsoft.com/office/drawing/2014/chartex" xmlns:cx1="http://schemas.microsoft.com/office/drawing/2015/9/8/chartex" xmlns:cx2="http://schemas.microsoft.com/office/drawing/2015/10/21/chartex" xmlns:cx3="http://schemas.microsoft.com/office/drawing/2016/5/9/chartex" xmlns:cx4="http://schemas.microsoft.com/office/drawing/2016/5/10/chartex" xmlns:cx5="http://schemas.microsoft.com/office/drawing/2016/5/11/chartex" xmlns:cx6="http://schemas.microsoft.com/office/drawing/2016/5/12/chartex" xmlns:cx7="http://schemas.microsoft.com/office/drawing/2016/5/13/chartex" xmlns:cx8="http://schemas.microsoft.com/office/drawing/2016/5/14/chartex" xmlns:mc="http://schemas.openxmlformats.org/markup-compatibility/2006" xmlns:aink="http://schemas.microsoft.com/office/drawing/2016/ink" xmlns:am3d="http://schemas.microsoft.com/office/drawing/2017/model3d" xmlns:o="urn:schemas-microsoft-com:office:office" xmlns:oel="http://schemas.microsoft.com/office/2019/extlst" xmlns:r="http://schemas.openxmlformats.org/officeDocument/2006/relationships" xmlns:m="http://schemas.openxmlformats.org/officeDocument/2006/math" xmlns:v="urn:schemas-microsoft-com:vml" xmlns:wp14="http://schemas.microsoft.com/office/word/2010/wordprocessingDrawing" xmlns:wp="http://schemas.openxmlformats.org/drawingml/2006/wordprocessingDrawing" xmlns:w10="urn:schemas-microsoft-com:office:word" xmlns:w="http://schemas.openxmlformats.org/wordprocessingml/2006/main" xmlns:w14="http://schemas.microsoft.com/office/word/2010/wordml" xmlns:w15="http://schemas.microsoft.com/office/word/2012/wordml" xmlns:w16cex="http://schemas.microsoft.com/office/word/2018/wordml/cex" xmlns:w16cid="http://schemas.microsoft.com/office/word/2016/wordml/cid" xmlns:w16="http://schemas.microsoft.com/office/word/2018/wordml" xmlns:w16du="http://schemas.microsoft.com/office/word/2023/wordml/word16du" xmlns:w16sdtdh="http://schemas.microsoft.com/office/word/2020/wordml/sdtdatahash" xmlns:w16sdtfl="http://schemas.microsoft.com/office/word/2024/wordml/sdtformatlock" xmlns:w16se="http://schemas.microsoft.com/office/word/2015/wordml/symex" xmlns:wpg="http://schemas.microsoft.com/office/word/2010/wordprocessingGroup" xmlns:wpi="http://schemas.microsoft.com/office/word/2010/wordprocessingInk" xmlns:wne="http://schemas.microsoft.com/office/word/2006/wordml" xmlns:wps="http://schemas.microsoft.com/office/word/2010/wordprocessingShape" mc:Ignorable="w14 w15 w16se w16cid w16 w16cex w16sdtdh w16sdtfl w16du wp14">
+<w:footnotes xmlns:wpc="http://schemas.microsoft.com/office/word/2010/wordprocessingCanvas" xmlns:cx="http://schemas.microsoft.com/office/drawing/2014/chartex" xmlns:cx1="http://schemas.microsoft.com/office/drawing/2015/9/8/chartex" xmlns:cx2="http://schemas.microsoft.com/office/drawing/2015/10/21/chartex" xmlns:cx3="http://schemas.microsoft.com/office/drawing/2016/5/9/chartex" xmlns:cx4="http://schemas.microsoft.com/office/drawing/2016/5/10/chartex" xmlns:cx5="http://schemas.microsoft.com/office/drawing/2016/5/11/chartex" xmlns:cx6="http://schemas.microsoft.com/office/drawing/2016/5/12/chartex" xmlns:cx7="http://schemas.microsoft.com/office/drawing/2016/5/13/chartex" xmlns:cx8="http://schemas.microsoft.com/office/drawing/2016/5/14/chartex" xmlns:mc="http://schemas.openxmlformats.org/markup-compatibility/2006" xmlns:aink="http://schemas.microsoft.com/office/drawing/2016/ink" xmlns:am3d="http://schemas.microsoft.com/office/drawing/2017/model3d" xmlns:o="urn:schemas-microsoft-com:office:office" xmlns:r="http://schemas.openxmlformats.org/officeDocument/2006/relationships" xmlns:m="http://schemas.openxmlformats.org/officeDocument/2006/math" xmlns:v="urn:schemas-microsoft-com:vml" xmlns:wp14="http://schemas.microsoft.com/office/word/2010/wordprocessingDrawing" xmlns:wp="http://schemas.openxmlformats.org/drawingml/2006/wordprocessingDrawing" xmlns:w10="urn:schemas-microsoft-com:office:word" xmlns:w="http://schemas.openxmlformats.org/wordprocessingml/2006/main" xmlns:w14="http://schemas.microsoft.com/office/word/2010/wordml" xmlns:w15="http://schemas.microsoft.com/office/word/2012/wordml" xmlns:w16cex="http://schemas.microsoft.com/office/word/2018/wordml/cex" xmlns:w16cid="http://schemas.microsoft.com/office/word/2016/wordml/cid" xmlns:w16="http://schemas.microsoft.com/office/word/2018/wordml" xmlns:w16sdtdh="http://schemas.microsoft.com/office/word/2020/wordml/sdtdatahash" xmlns:w16se="http://schemas.microsoft.com/office/word/2015/wordml/symex" xmlns:wpg="http://schemas.microsoft.com/office/word/2010/wordprocessingGroup" xmlns:wpi="http://schemas.microsoft.com/office/word/2010/wordprocessingInk" xmlns:wne="http://schemas.microsoft.com/office/word/2006/wordml" xmlns:wps="http://schemas.microsoft.com/office/word/2010/wordprocessingShape" mc:Ignorable="w14 w15 w16se w16cid w16 w16cex w16sdtdh wp14">
   <w:footnote w:type="separator" w:id="-1">
     <w:p>
       <w:r>
@@ -5413,7 +5597,7 @@
 </file>
 
 <file path=word/numbering.xml><?xml version="1.0" encoding="utf-8"?>
-<w:numbering xmlns:wpc="http://schemas.microsoft.com/office/word/2010/wordprocessingCanvas" xmlns:cx="http://schemas.microsoft.com/office/drawing/2014/chartex" xmlns:cx1="http://schemas.microsoft.com/office/drawing/2015/9/8/chartex" xmlns:cx2="http://schemas.microsoft.com/office/drawing/2015/10/21/chartex" xmlns:cx3="http://schemas.microsoft.com/office/drawing/2016/5/9/chartex" xmlns:cx4="http://schemas.microsoft.com/office/drawing/2016/5/10/chartex" xmlns:cx5="http://schemas.microsoft.com/office/drawing/2016/5/11/chartex" xmlns:cx6="http://schemas.microsoft.com/office/drawing/2016/5/12/chartex" xmlns:cx7="http://schemas.microsoft.com/office/drawing/2016/5/13/chartex" xmlns:cx8="http://schemas.microsoft.com/office/drawing/2016/5/14/chartex" xmlns:mc="http://schemas.openxmlformats.org/markup-compatibility/2006" xmlns:aink="http://schemas.microsoft.com/office/drawing/2016/ink" xmlns:am3d="http://schemas.microsoft.com/office/drawing/2017/model3d" xmlns:o="urn:schemas-microsoft-com:office:office" xmlns:oel="http://schemas.microsoft.com/office/2019/extlst" xmlns:r="http://schemas.openxmlformats.org/officeDocument/2006/relationships" xmlns:m="http://schemas.openxmlformats.org/officeDocument/2006/math" xmlns:v="urn:schemas-microsoft-com:vml" xmlns:wp14="http://schemas.microsoft.com/office/word/2010/wordprocessingDrawing" xmlns:wp="http://schemas.openxmlformats.org/drawingml/2006/wordprocessingDrawing" xmlns:w10="urn:schemas-microsoft-com:office:word" xmlns:w="http://schemas.openxmlformats.org/wordprocessingml/2006/main" xmlns:w14="http://schemas.microsoft.com/office/word/2010/wordml" xmlns:w15="http://schemas.microsoft.com/office/word/2012/wordml" xmlns:w16cex="http://schemas.microsoft.com/office/word/2018/wordml/cex" xmlns:w16cid="http://schemas.microsoft.com/office/word/2016/wordml/cid" xmlns:w16="http://schemas.microsoft.com/office/word/2018/wordml" xmlns:w16du="http://schemas.microsoft.com/office/word/2023/wordml/word16du" xmlns:w16sdtdh="http://schemas.microsoft.com/office/word/2020/wordml/sdtdatahash" xmlns:w16sdtfl="http://schemas.microsoft.com/office/word/2024/wordml/sdtformatlock" xmlns:w16se="http://schemas.microsoft.com/office/word/2015/wordml/symex" xmlns:wpg="http://schemas.microsoft.com/office/word/2010/wordprocessingGroup" xmlns:wpi="http://schemas.microsoft.com/office/word/2010/wordprocessingInk" xmlns:wne="http://schemas.microsoft.com/office/word/2006/wordml" xmlns:wps="http://schemas.microsoft.com/office/word/2010/wordprocessingShape" mc:Ignorable="w14 w15 w16se w16cid w16 w16cex w16sdtdh w16sdtfl w16du wp14">
+<w:numbering xmlns:wpc="http://schemas.microsoft.com/office/word/2010/wordprocessingCanvas" xmlns:cx="http://schemas.microsoft.com/office/drawing/2014/chartex" xmlns:cx1="http://schemas.microsoft.com/office/drawing/2015/9/8/chartex" xmlns:cx2="http://schemas.microsoft.com/office/drawing/2015/10/21/chartex" xmlns:cx3="http://schemas.microsoft.com/office/drawing/2016/5/9/chartex" xmlns:cx4="http://schemas.microsoft.com/office/drawing/2016/5/10/chartex" xmlns:cx5="http://schemas.microsoft.com/office/drawing/2016/5/11/chartex" xmlns:cx6="http://schemas.microsoft.com/office/drawing/2016/5/12/chartex" xmlns:cx7="http://schemas.microsoft.com/office/drawing/2016/5/13/chartex" xmlns:cx8="http://schemas.microsoft.com/office/drawing/2016/5/14/chartex" xmlns:mc="http://schemas.openxmlformats.org/markup-compatibility/2006" xmlns:aink="http://schemas.microsoft.com/office/drawing/2016/ink" xmlns:am3d="http://schemas.microsoft.com/office/drawing/2017/model3d" xmlns:o="urn:schemas-microsoft-com:office:office" xmlns:r="http://schemas.openxmlformats.org/officeDocument/2006/relationships" xmlns:m="http://schemas.openxmlformats.org/officeDocument/2006/math" xmlns:v="urn:schemas-microsoft-com:vml" xmlns:wp14="http://schemas.microsoft.com/office/word/2010/wordprocessingDrawing" xmlns:wp="http://schemas.openxmlformats.org/drawingml/2006/wordprocessingDrawing" xmlns:w10="urn:schemas-microsoft-com:office:word" xmlns:w="http://schemas.openxmlformats.org/wordprocessingml/2006/main" xmlns:w14="http://schemas.microsoft.com/office/word/2010/wordml" xmlns:w15="http://schemas.microsoft.com/office/word/2012/wordml" xmlns:w16cex="http://schemas.microsoft.com/office/word/2018/wordml/cex" xmlns:w16cid="http://schemas.microsoft.com/office/word/2016/wordml/cid" xmlns:w16="http://schemas.microsoft.com/office/word/2018/wordml" xmlns:w16sdtdh="http://schemas.microsoft.com/office/word/2020/wordml/sdtdatahash" xmlns:w16se="http://schemas.microsoft.com/office/word/2015/wordml/symex" xmlns:wpg="http://schemas.microsoft.com/office/word/2010/wordprocessingGroup" xmlns:wpi="http://schemas.microsoft.com/office/word/2010/wordprocessingInk" xmlns:wne="http://schemas.microsoft.com/office/word/2006/wordml" xmlns:wps="http://schemas.microsoft.com/office/word/2010/wordprocessingShape" mc:Ignorable="w14 w15 w16se w16cid w16 w16cex w16sdtdh wp14">
   <w:abstractNum w:abstractNumId="0" w15:restartNumberingAfterBreak="0">
     <w:nsid w:val="047A7189"/>
     <w:multiLevelType w:val="hybridMultilevel"/>
@@ -5510,7 +5694,7 @@
     <w:lvl w:ilvl="0">
       <w:start w:val="1"/>
       <w:numFmt w:val="decimal"/>
-      <w:pStyle w:val="a"/>
+      <w:pStyle w:val="ListParagraph"/>
       <w:suff w:val="space"/>
       <w:lvlText w:val="%1."/>
       <w:lvlJc w:val="left"/>
@@ -5836,7 +6020,7 @@
     <w:nsid w:val="2ADC7C5D"/>
     <w:multiLevelType w:val="multilevel"/>
     <w:tmpl w:val="380EECAC"/>
-    <w:styleLink w:val="a0"/>
+    <w:styleLink w:val="a"/>
     <w:lvl w:ilvl="0">
       <w:start w:val="1"/>
       <w:numFmt w:val="decimal"/>
@@ -6534,7 +6718,7 @@
     <w:lvl w:ilvl="0" w:tplc="4718F21E">
       <w:start w:val="1"/>
       <w:numFmt w:val="bullet"/>
-      <w:pStyle w:val="a1"/>
+      <w:pStyle w:val="a0"/>
       <w:suff w:val="space"/>
       <w:lvlText w:val=""/>
       <w:lvlJc w:val="left"/>
@@ -7413,25 +7597,25 @@
       </w:rPr>
     </w:lvl>
   </w:abstractNum>
-  <w:num w:numId="1" w16cid:durableId="309019234">
+  <w:num w:numId="1">
     <w:abstractNumId w:val="1"/>
   </w:num>
-  <w:num w:numId="2" w16cid:durableId="833374053">
+  <w:num w:numId="2">
     <w:abstractNumId w:val="7"/>
   </w:num>
-  <w:num w:numId="3" w16cid:durableId="383259803">
+  <w:num w:numId="3">
     <w:abstractNumId w:val="6"/>
   </w:num>
-  <w:num w:numId="4" w16cid:durableId="765075838">
+  <w:num w:numId="4">
     <w:abstractNumId w:val="3"/>
   </w:num>
-  <w:num w:numId="5" w16cid:durableId="723677326">
+  <w:num w:numId="5">
     <w:abstractNumId w:val="0"/>
   </w:num>
-  <w:num w:numId="6" w16cid:durableId="1688678924">
+  <w:num w:numId="6">
     <w:abstractNumId w:val="5"/>
   </w:num>
-  <w:num w:numId="7" w16cid:durableId="966742051">
+  <w:num w:numId="7">
     <w:abstractNumId w:val="5"/>
     <w:lvlOverride w:ilvl="0">
       <w:startOverride w:val="1"/>
@@ -7461,16 +7645,16 @@
       <w:startOverride w:val="1"/>
     </w:lvlOverride>
   </w:num>
-  <w:num w:numId="8" w16cid:durableId="602541935">
+  <w:num w:numId="8">
     <w:abstractNumId w:val="5"/>
   </w:num>
-  <w:num w:numId="9" w16cid:durableId="596602052">
+  <w:num w:numId="9">
     <w:abstractNumId w:val="15"/>
   </w:num>
-  <w:num w:numId="10" w16cid:durableId="574358895">
+  <w:num w:numId="10">
     <w:abstractNumId w:val="2"/>
   </w:num>
-  <w:num w:numId="11" w16cid:durableId="439494042">
+  <w:num w:numId="11">
     <w:abstractNumId w:val="5"/>
     <w:lvlOverride w:ilvl="0">
       <w:startOverride w:val="1"/>
@@ -7500,7 +7684,7 @@
       <w:startOverride w:val="1"/>
     </w:lvlOverride>
   </w:num>
-  <w:num w:numId="12" w16cid:durableId="1784231568">
+  <w:num w:numId="12">
     <w:abstractNumId w:val="5"/>
     <w:lvlOverride w:ilvl="0">
       <w:startOverride w:val="1"/>
@@ -7530,10 +7714,10 @@
       <w:startOverride w:val="1"/>
     </w:lvlOverride>
   </w:num>
-  <w:num w:numId="13" w16cid:durableId="494341967">
+  <w:num w:numId="13">
     <w:abstractNumId w:val="4"/>
   </w:num>
-  <w:num w:numId="14" w16cid:durableId="1661083098">
+  <w:num w:numId="14">
     <w:abstractNumId w:val="4"/>
     <w:lvlOverride w:ilvl="0">
       <w:startOverride w:val="1"/>
@@ -7563,7 +7747,7 @@
       <w:startOverride w:val="1"/>
     </w:lvlOverride>
   </w:num>
-  <w:num w:numId="15" w16cid:durableId="1443262258">
+  <w:num w:numId="15">
     <w:abstractNumId w:val="4"/>
     <w:lvlOverride w:ilvl="0">
       <w:startOverride w:val="1"/>
@@ -7682,10 +7866,10 @@
       </w:lvl>
     </w:lvlOverride>
   </w:num>
-  <w:num w:numId="16" w16cid:durableId="1941330058">
+  <w:num w:numId="16">
     <w:abstractNumId w:val="5"/>
   </w:num>
-  <w:num w:numId="17" w16cid:durableId="773744303">
+  <w:num w:numId="17">
     <w:abstractNumId w:val="5"/>
     <w:lvlOverride w:ilvl="0">
       <w:startOverride w:val="3"/>
@@ -7715,10 +7899,10 @@
       <w:startOverride w:val="1"/>
     </w:lvlOverride>
   </w:num>
-  <w:num w:numId="18" w16cid:durableId="1104375296">
+  <w:num w:numId="18">
     <w:abstractNumId w:val="13"/>
   </w:num>
-  <w:num w:numId="19" w16cid:durableId="1247308194">
+  <w:num w:numId="19">
     <w:abstractNumId w:val="1"/>
     <w:lvlOverride w:ilvl="0">
       <w:startOverride w:val="1"/>
@@ -7748,10 +7932,10 @@
       <w:startOverride w:val="1"/>
     </w:lvlOverride>
   </w:num>
-  <w:num w:numId="20" w16cid:durableId="672294265">
+  <w:num w:numId="20">
     <w:abstractNumId w:val="12"/>
   </w:num>
-  <w:num w:numId="21" w16cid:durableId="558983514">
+  <w:num w:numId="21">
     <w:abstractNumId w:val="1"/>
     <w:lvlOverride w:ilvl="0">
       <w:startOverride w:val="1"/>
@@ -7781,7 +7965,7 @@
       <w:startOverride w:val="1"/>
     </w:lvlOverride>
   </w:num>
-  <w:num w:numId="22" w16cid:durableId="746341457">
+  <w:num w:numId="22">
     <w:abstractNumId w:val="1"/>
     <w:lvlOverride w:ilvl="0">
       <w:startOverride w:val="1"/>
@@ -7811,29 +7995,29 @@
       <w:startOverride w:val="1"/>
     </w:lvlOverride>
   </w:num>
-  <w:num w:numId="23" w16cid:durableId="1049261191">
+  <w:num w:numId="23">
     <w:abstractNumId w:val="11"/>
   </w:num>
-  <w:num w:numId="24" w16cid:durableId="1149397336">
+  <w:num w:numId="24">
     <w:abstractNumId w:val="10"/>
   </w:num>
-  <w:num w:numId="25" w16cid:durableId="1819221278">
+  <w:num w:numId="25">
     <w:abstractNumId w:val="8"/>
   </w:num>
-  <w:num w:numId="26" w16cid:durableId="890075550">
+  <w:num w:numId="26">
     <w:abstractNumId w:val="9"/>
   </w:num>
-  <w:num w:numId="27" w16cid:durableId="903494652">
+  <w:num w:numId="27">
     <w:abstractNumId w:val="9"/>
   </w:num>
-  <w:num w:numId="28" w16cid:durableId="1588150082">
+  <w:num w:numId="28">
     <w:abstractNumId w:val="14"/>
   </w:num>
 </w:numbering>
 </file>
 
 <file path=word/styles.xml><?xml version="1.0" encoding="utf-8"?>
-<w:styles xmlns:mc="http://schemas.openxmlformats.org/markup-compatibility/2006" xmlns:r="http://schemas.openxmlformats.org/officeDocument/2006/relationships" xmlns:w="http://schemas.openxmlformats.org/wordprocessingml/2006/main" xmlns:w14="http://schemas.microsoft.com/office/word/2010/wordml" xmlns:w15="http://schemas.microsoft.com/office/word/2012/wordml" xmlns:w16cex="http://schemas.microsoft.com/office/word/2018/wordml/cex" xmlns:w16cid="http://schemas.microsoft.com/office/word/2016/wordml/cid" xmlns:w16="http://schemas.microsoft.com/office/word/2018/wordml" xmlns:w16du="http://schemas.microsoft.com/office/word/2023/wordml/word16du" xmlns:w16sdtdh="http://schemas.microsoft.com/office/word/2020/wordml/sdtdatahash" xmlns:w16sdtfl="http://schemas.microsoft.com/office/word/2024/wordml/sdtformatlock" xmlns:w16se="http://schemas.microsoft.com/office/word/2015/wordml/symex" mc:Ignorable="w14 w15 w16se w16cid w16 w16cex w16sdtdh w16sdtfl w16du">
+<w:styles xmlns:mc="http://schemas.openxmlformats.org/markup-compatibility/2006" xmlns:r="http://schemas.openxmlformats.org/officeDocument/2006/relationships" xmlns:w="http://schemas.openxmlformats.org/wordprocessingml/2006/main" xmlns:w14="http://schemas.microsoft.com/office/word/2010/wordml" xmlns:w15="http://schemas.microsoft.com/office/word/2012/wordml" xmlns:w16cex="http://schemas.microsoft.com/office/word/2018/wordml/cex" xmlns:w16cid="http://schemas.microsoft.com/office/word/2016/wordml/cid" xmlns:w16="http://schemas.microsoft.com/office/word/2018/wordml" xmlns:w16sdtdh="http://schemas.microsoft.com/office/word/2020/wordml/sdtdatahash" xmlns:w16se="http://schemas.microsoft.com/office/word/2015/wordml/symex" mc:Ignorable="w14 w15 w16se w16cid w16 w16cex w16sdtdh">
   <w:docDefaults>
     <w:rPrDefault>
       <w:rPr>
@@ -8227,7 +8411,7 @@
     <w:lsdException w:name="Unresolved Mention" w:semiHidden="1" w:unhideWhenUsed="1"/>
     <w:lsdException w:name="Smart Link" w:semiHidden="1" w:unhideWhenUsed="1"/>
   </w:latentStyles>
-  <w:style w:type="paragraph" w:default="1" w:styleId="a2">
+  <w:style w:type="paragraph" w:default="1" w:styleId="Normal">
     <w:name w:val="Normal"/>
     <w:qFormat/>
     <w:rsid w:val="00B2766C"/>
@@ -8242,10 +8426,10 @@
       <w:szCs w:val="28"/>
     </w:rPr>
   </w:style>
-  <w:style w:type="paragraph" w:styleId="10">
+  <w:style w:type="paragraph" w:styleId="Heading1">
     <w:name w:val="heading 1"/>
-    <w:next w:val="a2"/>
-    <w:link w:val="11"/>
+    <w:next w:val="Normal"/>
+    <w:link w:val="Heading1Char"/>
     <w:uiPriority w:val="9"/>
     <w:qFormat/>
     <w:rsid w:val="001A71A6"/>
@@ -8266,10 +8450,10 @@
       <w:szCs w:val="32"/>
     </w:rPr>
   </w:style>
-  <w:style w:type="paragraph" w:styleId="2">
+  <w:style w:type="paragraph" w:styleId="Heading2">
     <w:name w:val="heading 2"/>
-    <w:next w:val="a2"/>
-    <w:link w:val="20"/>
+    <w:next w:val="Normal"/>
+    <w:link w:val="Heading2Char"/>
     <w:uiPriority w:val="9"/>
     <w:unhideWhenUsed/>
     <w:qFormat/>
@@ -8289,12 +8473,13 @@
       <w:szCs w:val="26"/>
     </w:rPr>
   </w:style>
-  <w:style w:type="character" w:default="1" w:styleId="a3">
+  <w:style w:type="character" w:default="1" w:styleId="DefaultParagraphFont">
     <w:name w:val="Default Paragraph Font"/>
     <w:uiPriority w:val="1"/>
+    <w:semiHidden/>
     <w:unhideWhenUsed/>
   </w:style>
-  <w:style w:type="table" w:default="1" w:styleId="a4">
+  <w:style w:type="table" w:default="1" w:styleId="TableNormal">
     <w:name w:val="Normal Table"/>
     <w:uiPriority w:val="99"/>
     <w:semiHidden/>
@@ -8309,16 +8494,16 @@
       </w:tblCellMar>
     </w:tblPr>
   </w:style>
-  <w:style w:type="numbering" w:default="1" w:styleId="a5">
+  <w:style w:type="numbering" w:default="1" w:styleId="NoList">
     <w:name w:val="No List"/>
     <w:uiPriority w:val="99"/>
     <w:semiHidden/>
     <w:unhideWhenUsed/>
   </w:style>
-  <w:style w:type="paragraph" w:styleId="a">
+  <w:style w:type="paragraph" w:styleId="ListParagraph">
     <w:name w:val="List Paragraph"/>
-    <w:basedOn w:val="a2"/>
-    <w:link w:val="a6"/>
+    <w:basedOn w:val="Normal"/>
+    <w:link w:val="ListParagraphChar"/>
     <w:uiPriority w:val="34"/>
     <w:qFormat/>
     <w:rsid w:val="00770653"/>
@@ -8330,10 +8515,10 @@
       <w:contextualSpacing/>
     </w:pPr>
   </w:style>
-  <w:style w:type="paragraph" w:styleId="a7">
+  <w:style w:type="paragraph" w:styleId="Header">
     <w:name w:val="header"/>
-    <w:basedOn w:val="a2"/>
-    <w:link w:val="a8"/>
+    <w:basedOn w:val="Normal"/>
+    <w:link w:val="HeaderChar"/>
     <w:uiPriority w:val="99"/>
     <w:unhideWhenUsed/>
     <w:rsid w:val="00996579"/>
@@ -8344,10 +8529,10 @@
       </w:tabs>
     </w:pPr>
   </w:style>
-  <w:style w:type="character" w:customStyle="1" w:styleId="a8">
-    <w:name w:val="Верхний колонтитул Знак"/>
-    <w:basedOn w:val="a3"/>
-    <w:link w:val="a7"/>
+  <w:style w:type="character" w:customStyle="1" w:styleId="HeaderChar">
+    <w:name w:val="Header Char"/>
+    <w:basedOn w:val="DefaultParagraphFont"/>
+    <w:link w:val="Header"/>
     <w:uiPriority w:val="99"/>
     <w:rsid w:val="00996579"/>
     <w:rPr>
@@ -8356,10 +8541,10 @@
       <w:szCs w:val="28"/>
     </w:rPr>
   </w:style>
-  <w:style w:type="paragraph" w:styleId="a9">
+  <w:style w:type="paragraph" w:styleId="Footer">
     <w:name w:val="footer"/>
-    <w:basedOn w:val="a2"/>
-    <w:link w:val="aa"/>
+    <w:basedOn w:val="Normal"/>
+    <w:link w:val="FooterChar"/>
     <w:uiPriority w:val="99"/>
     <w:unhideWhenUsed/>
     <w:rsid w:val="00996579"/>
@@ -8370,10 +8555,10 @@
       </w:tabs>
     </w:pPr>
   </w:style>
-  <w:style w:type="character" w:customStyle="1" w:styleId="aa">
-    <w:name w:val="Нижний колонтитул Знак"/>
-    <w:basedOn w:val="a3"/>
-    <w:link w:val="a9"/>
+  <w:style w:type="character" w:customStyle="1" w:styleId="FooterChar">
+    <w:name w:val="Footer Char"/>
+    <w:basedOn w:val="DefaultParagraphFont"/>
+    <w:link w:val="Footer"/>
     <w:uiPriority w:val="99"/>
     <w:rsid w:val="00996579"/>
     <w:rPr>
@@ -8382,10 +8567,10 @@
       <w:szCs w:val="28"/>
     </w:rPr>
   </w:style>
-  <w:style w:type="paragraph" w:styleId="ab">
+  <w:style w:type="paragraph" w:styleId="BalloonText">
     <w:name w:val="Balloon Text"/>
-    <w:basedOn w:val="a2"/>
-    <w:link w:val="ac"/>
+    <w:basedOn w:val="Normal"/>
+    <w:link w:val="BalloonTextChar"/>
     <w:uiPriority w:val="99"/>
     <w:semiHidden/>
     <w:unhideWhenUsed/>
@@ -8396,10 +8581,10 @@
       <w:szCs w:val="18"/>
     </w:rPr>
   </w:style>
-  <w:style w:type="character" w:customStyle="1" w:styleId="ac">
-    <w:name w:val="Текст выноски Знак"/>
-    <w:basedOn w:val="a3"/>
-    <w:link w:val="ab"/>
+  <w:style w:type="character" w:customStyle="1" w:styleId="BalloonTextChar">
+    <w:name w:val="Balloon Text Char"/>
+    <w:basedOn w:val="DefaultParagraphFont"/>
+    <w:link w:val="BalloonText"/>
     <w:uiPriority w:val="99"/>
     <w:semiHidden/>
     <w:rsid w:val="00996579"/>
@@ -8409,10 +8594,10 @@
       <w:szCs w:val="18"/>
     </w:rPr>
   </w:style>
-  <w:style w:type="character" w:customStyle="1" w:styleId="11">
-    <w:name w:val="Заголовок 1 Знак"/>
-    <w:basedOn w:val="a3"/>
-    <w:link w:val="10"/>
+  <w:style w:type="character" w:customStyle="1" w:styleId="Heading1Char">
+    <w:name w:val="Heading 1 Char"/>
+    <w:basedOn w:val="DefaultParagraphFont"/>
+    <w:link w:val="Heading1"/>
     <w:uiPriority w:val="9"/>
     <w:rsid w:val="001A71A6"/>
     <w:rPr>
@@ -8423,10 +8608,10 @@
       <w:szCs w:val="32"/>
     </w:rPr>
   </w:style>
-  <w:style w:type="character" w:customStyle="1" w:styleId="20">
-    <w:name w:val="Заголовок 2 Знак"/>
-    <w:basedOn w:val="a3"/>
-    <w:link w:val="2"/>
+  <w:style w:type="character" w:customStyle="1" w:styleId="Heading2Char">
+    <w:name w:val="Heading 2 Char"/>
+    <w:basedOn w:val="DefaultParagraphFont"/>
+    <w:link w:val="Heading2"/>
     <w:uiPriority w:val="9"/>
     <w:rsid w:val="001A71A6"/>
     <w:rPr>
@@ -8436,21 +8621,21 @@
       <w:szCs w:val="26"/>
     </w:rPr>
   </w:style>
-  <w:style w:type="paragraph" w:customStyle="1" w:styleId="12">
+  <w:style w:type="paragraph" w:customStyle="1" w:styleId="10">
     <w:name w:val="Заголовок 1 без номера"/>
-    <w:basedOn w:val="10"/>
-    <w:next w:val="a2"/>
-    <w:link w:val="13"/>
+    <w:basedOn w:val="Heading1"/>
+    <w:next w:val="Normal"/>
+    <w:link w:val="11"/>
     <w:qFormat/>
     <w:rsid w:val="00C41EE7"/>
     <w:pPr>
       <w:ind w:left="964" w:hanging="255"/>
     </w:pPr>
   </w:style>
-  <w:style w:type="paragraph" w:customStyle="1" w:styleId="ad">
+  <w:style w:type="paragraph" w:customStyle="1" w:styleId="a1">
     <w:name w:val="Ссылка на литературу"/>
-    <w:basedOn w:val="a2"/>
-    <w:link w:val="ae"/>
+    <w:basedOn w:val="Normal"/>
+    <w:link w:val="a2"/>
     <w:qFormat/>
     <w:rsid w:val="00DA63ED"/>
     <w:rPr>
@@ -8458,10 +8643,10 @@
       <w:lang w:val="en-US"/>
     </w:rPr>
   </w:style>
-  <w:style w:type="character" w:customStyle="1" w:styleId="13">
+  <w:style w:type="character" w:customStyle="1" w:styleId="11">
     <w:name w:val="Заголовок 1 без номера Знак"/>
-    <w:basedOn w:val="11"/>
-    <w:link w:val="12"/>
+    <w:basedOn w:val="Heading1Char"/>
+    <w:link w:val="10"/>
     <w:rsid w:val="00C41EE7"/>
     <w:rPr>
       <w:rFonts w:ascii="Times New Roman" w:eastAsiaTheme="majorEastAsia" w:hAnsi="Times New Roman" w:cstheme="majorBidi"/>
@@ -8471,9 +8656,9 @@
       <w:szCs w:val="32"/>
     </w:rPr>
   </w:style>
-  <w:style w:type="character" w:styleId="af">
+  <w:style w:type="character" w:styleId="Hyperlink">
     <w:name w:val="Hyperlink"/>
-    <w:basedOn w:val="a3"/>
+    <w:basedOn w:val="DefaultParagraphFont"/>
     <w:uiPriority w:val="99"/>
     <w:unhideWhenUsed/>
     <w:rsid w:val="007D6284"/>
@@ -8482,10 +8667,10 @@
       <w:u w:val="single"/>
     </w:rPr>
   </w:style>
-  <w:style w:type="character" w:customStyle="1" w:styleId="ae">
+  <w:style w:type="character" w:customStyle="1" w:styleId="a2">
     <w:name w:val="Ссылка на литературу Знак"/>
-    <w:basedOn w:val="a3"/>
-    <w:link w:val="ad"/>
+    <w:basedOn w:val="DefaultParagraphFont"/>
+    <w:link w:val="a1"/>
     <w:rsid w:val="00DA63ED"/>
     <w:rPr>
       <w:rFonts w:ascii="Times New Roman" w:hAnsi="Times New Roman" w:cs="Times New Roman"/>
@@ -8495,9 +8680,9 @@
       <w:lang w:val="en-US"/>
     </w:rPr>
   </w:style>
-  <w:style w:type="character" w:styleId="af0">
+  <w:style w:type="character" w:styleId="FollowedHyperlink">
     <w:name w:val="FollowedHyperlink"/>
-    <w:basedOn w:val="a3"/>
+    <w:basedOn w:val="DefaultParagraphFont"/>
     <w:uiPriority w:val="99"/>
     <w:semiHidden/>
     <w:unhideWhenUsed/>
@@ -8507,10 +8692,10 @@
       <w:u w:val="single"/>
     </w:rPr>
   </w:style>
-  <w:style w:type="paragraph" w:customStyle="1" w:styleId="a1">
+  <w:style w:type="paragraph" w:customStyle="1" w:styleId="a0">
     <w:name w:val="Маркированный список мой"/>
-    <w:basedOn w:val="a"/>
-    <w:link w:val="af1"/>
+    <w:basedOn w:val="ListParagraph"/>
+    <w:link w:val="a3"/>
     <w:qFormat/>
     <w:rsid w:val="0063429C"/>
     <w:pPr>
@@ -8520,9 +8705,9 @@
       <w:ind w:left="0" w:firstLine="709"/>
     </w:pPr>
   </w:style>
-  <w:style w:type="table" w:styleId="af2">
+  <w:style w:type="table" w:styleId="TableGrid">
     <w:name w:val="Table Grid"/>
-    <w:basedOn w:val="a4"/>
+    <w:basedOn w:val="TableNormal"/>
     <w:uiPriority w:val="39"/>
     <w:rsid w:val="00AF06CF"/>
     <w:pPr>
@@ -8539,10 +8724,10 @@
       </w:tblBorders>
     </w:tblPr>
   </w:style>
-  <w:style w:type="character" w:customStyle="1" w:styleId="a6">
-    <w:name w:val="Абзац списка Знак"/>
-    <w:basedOn w:val="a3"/>
-    <w:link w:val="a"/>
+  <w:style w:type="character" w:customStyle="1" w:styleId="ListParagraphChar">
+    <w:name w:val="List Paragraph Char"/>
+    <w:basedOn w:val="DefaultParagraphFont"/>
+    <w:link w:val="ListParagraph"/>
     <w:uiPriority w:val="34"/>
     <w:rsid w:val="00770653"/>
     <w:rPr>
@@ -8551,10 +8736,10 @@
       <w:szCs w:val="28"/>
     </w:rPr>
   </w:style>
-  <w:style w:type="character" w:customStyle="1" w:styleId="af1">
+  <w:style w:type="character" w:customStyle="1" w:styleId="a3">
     <w:name w:val="Маркированный список мой Знак"/>
-    <w:basedOn w:val="a6"/>
-    <w:link w:val="a1"/>
+    <w:basedOn w:val="ListParagraphChar"/>
+    <w:link w:val="a0"/>
     <w:rsid w:val="0063429C"/>
     <w:rPr>
       <w:rFonts w:ascii="Times New Roman" w:hAnsi="Times New Roman" w:cs="Times New Roman"/>
@@ -8562,10 +8747,10 @@
       <w:szCs w:val="28"/>
     </w:rPr>
   </w:style>
-  <w:style w:type="paragraph" w:customStyle="1" w:styleId="af3">
+  <w:style w:type="paragraph" w:customStyle="1" w:styleId="a4">
     <w:name w:val="Название таблицы"/>
-    <w:basedOn w:val="a1"/>
-    <w:link w:val="af4"/>
+    <w:basedOn w:val="a0"/>
+    <w:link w:val="a5"/>
     <w:qFormat/>
     <w:rsid w:val="00AF06CF"/>
     <w:pPr>
@@ -8576,10 +8761,10 @@
       <w:ind w:left="1843" w:hanging="1843"/>
     </w:pPr>
   </w:style>
-  <w:style w:type="paragraph" w:customStyle="1" w:styleId="af5">
+  <w:style w:type="paragraph" w:customStyle="1" w:styleId="a6">
     <w:name w:val="Таблица"/>
-    <w:basedOn w:val="a1"/>
-    <w:link w:val="af6"/>
+    <w:basedOn w:val="a0"/>
+    <w:link w:val="a7"/>
     <w:qFormat/>
     <w:rsid w:val="00DA5472"/>
     <w:pPr>
@@ -8589,10 +8774,10 @@
       </w:numPr>
     </w:pPr>
   </w:style>
-  <w:style w:type="character" w:customStyle="1" w:styleId="af4">
+  <w:style w:type="character" w:customStyle="1" w:styleId="a5">
     <w:name w:val="Название таблицы Знак"/>
-    <w:basedOn w:val="af1"/>
-    <w:link w:val="af3"/>
+    <w:basedOn w:val="a3"/>
+    <w:link w:val="a4"/>
     <w:rsid w:val="00AF06CF"/>
     <w:rPr>
       <w:rFonts w:ascii="Times New Roman" w:hAnsi="Times New Roman" w:cs="Times New Roman"/>
@@ -8601,10 +8786,10 @@
       <w:lang w:val="en-US"/>
     </w:rPr>
   </w:style>
-  <w:style w:type="character" w:customStyle="1" w:styleId="af6">
+  <w:style w:type="character" w:customStyle="1" w:styleId="a7">
     <w:name w:val="Таблица Знак"/>
-    <w:basedOn w:val="af1"/>
-    <w:link w:val="af5"/>
+    <w:basedOn w:val="a3"/>
+    <w:link w:val="a6"/>
     <w:rsid w:val="00DA5472"/>
     <w:rPr>
       <w:rFonts w:ascii="Times New Roman" w:hAnsi="Times New Roman" w:cs="Times New Roman"/>
@@ -8613,7 +8798,7 @@
       <w:lang w:val="en-US"/>
     </w:rPr>
   </w:style>
-  <w:style w:type="numbering" w:customStyle="1" w:styleId="a0">
+  <w:style w:type="numbering" w:customStyle="1" w:styleId="a">
     <w:name w:val="Второй уровень списка"/>
     <w:uiPriority w:val="99"/>
     <w:rsid w:val="00670F7A"/>
@@ -8623,11 +8808,11 @@
       </w:numPr>
     </w:pPr>
   </w:style>
-  <w:style w:type="paragraph" w:customStyle="1" w:styleId="af7">
+  <w:style w:type="paragraph" w:customStyle="1" w:styleId="a8">
     <w:name w:val="Рисунок подпись"/>
-    <w:basedOn w:val="a2"/>
-    <w:next w:val="a2"/>
-    <w:link w:val="af8"/>
+    <w:basedOn w:val="Normal"/>
+    <w:next w:val="Normal"/>
+    <w:link w:val="a9"/>
     <w:qFormat/>
     <w:rsid w:val="00E70AFC"/>
     <w:pPr>
@@ -8637,10 +8822,10 @@
       <w:jc w:val="center"/>
     </w:pPr>
   </w:style>
-  <w:style w:type="character" w:customStyle="1" w:styleId="af8">
+  <w:style w:type="character" w:customStyle="1" w:styleId="a9">
     <w:name w:val="Рисунок подпись Знак"/>
-    <w:basedOn w:val="a3"/>
-    <w:link w:val="af7"/>
+    <w:basedOn w:val="DefaultParagraphFont"/>
+    <w:link w:val="a8"/>
     <w:rsid w:val="00E70AFC"/>
     <w:rPr>
       <w:rFonts w:ascii="Times New Roman" w:hAnsi="Times New Roman" w:cs="Times New Roman"/>
@@ -8648,9 +8833,9 @@
       <w:szCs w:val="28"/>
     </w:rPr>
   </w:style>
-  <w:style w:type="character" w:styleId="af9">
+  <w:style w:type="character" w:styleId="PlaceholderText">
     <w:name w:val="Placeholder Text"/>
-    <w:basedOn w:val="a3"/>
+    <w:basedOn w:val="DefaultParagraphFont"/>
     <w:uiPriority w:val="99"/>
     <w:semiHidden/>
     <w:rsid w:val="00630985"/>
@@ -8658,10 +8843,10 @@
       <w:color w:val="808080"/>
     </w:rPr>
   </w:style>
-  <w:style w:type="paragraph" w:customStyle="1" w:styleId="afa">
+  <w:style w:type="paragraph" w:customStyle="1" w:styleId="aa">
     <w:name w:val="Код"/>
-    <w:basedOn w:val="a2"/>
-    <w:link w:val="afb"/>
+    <w:basedOn w:val="Normal"/>
+    <w:link w:val="ab"/>
     <w:rsid w:val="00CF4CE9"/>
     <w:pPr>
       <w:shd w:val="clear" w:color="auto" w:fill="FFFFFF"/>
@@ -8675,10 +8860,10 @@
       <w:lang w:val="en-US" w:eastAsia="ru-RU"/>
     </w:rPr>
   </w:style>
-  <w:style w:type="paragraph" w:styleId="afc">
+  <w:style w:type="paragraph" w:styleId="BodyText">
     <w:name w:val="Body Text"/>
-    <w:basedOn w:val="a2"/>
-    <w:link w:val="afd"/>
+    <w:basedOn w:val="Normal"/>
+    <w:link w:val="BodyTextChar"/>
     <w:rsid w:val="0021417B"/>
     <w:pPr>
       <w:widowControl w:val="0"/>
@@ -8697,10 +8882,10 @@
       <w:lang w:eastAsia="ru-RU"/>
     </w:rPr>
   </w:style>
-  <w:style w:type="character" w:customStyle="1" w:styleId="afb">
+  <w:style w:type="character" w:customStyle="1" w:styleId="ab">
     <w:name w:val="Код Знак"/>
-    <w:basedOn w:val="a3"/>
-    <w:link w:val="afa"/>
+    <w:basedOn w:val="DefaultParagraphFont"/>
+    <w:link w:val="aa"/>
     <w:rsid w:val="00CF4CE9"/>
     <w:rPr>
       <w:rFonts w:ascii="Consolas" w:eastAsia="Times New Roman" w:hAnsi="Consolas" w:cs="Times New Roman"/>
@@ -8710,10 +8895,10 @@
       <w:lang w:val="en-US" w:eastAsia="ru-RU"/>
     </w:rPr>
   </w:style>
-  <w:style w:type="character" w:customStyle="1" w:styleId="afd">
-    <w:name w:val="Основной текст Знак"/>
-    <w:basedOn w:val="a3"/>
-    <w:link w:val="afc"/>
+  <w:style w:type="character" w:customStyle="1" w:styleId="BodyTextChar">
+    <w:name w:val="Body Text Char"/>
+    <w:basedOn w:val="DefaultParagraphFont"/>
+    <w:link w:val="BodyText"/>
     <w:rsid w:val="0021417B"/>
     <w:rPr>
       <w:rFonts w:ascii="Times New Roman" w:eastAsia="Times New Roman" w:hAnsi="Times New Roman" w:cs="Times New Roman"/>
@@ -8721,9 +8906,9 @@
       <w:lang w:eastAsia="ru-RU"/>
     </w:rPr>
   </w:style>
-  <w:style w:type="paragraph" w:styleId="afe">
+  <w:style w:type="paragraph" w:styleId="NormalWeb">
     <w:name w:val="Normal (Web)"/>
-    <w:basedOn w:val="a2"/>
+    <w:basedOn w:val="Normal"/>
     <w:uiPriority w:val="99"/>
     <w:unhideWhenUsed/>
     <w:rsid w:val="0011779D"/>
@@ -8739,10 +8924,10 @@
       <w:lang w:eastAsia="ru-RU"/>
     </w:rPr>
   </w:style>
-  <w:style w:type="paragraph" w:customStyle="1" w:styleId="aff">
+  <w:style w:type="paragraph" w:customStyle="1" w:styleId="ac">
     <w:name w:val="_Код"/>
-    <w:basedOn w:val="a2"/>
-    <w:link w:val="aff0"/>
+    <w:basedOn w:val="Normal"/>
+    <w:link w:val="ad"/>
     <w:qFormat/>
     <w:rsid w:val="00DC709A"/>
     <w:pPr>
@@ -8756,28 +8941,28 @@
       <w:lang w:val="en-US"/>
     </w:rPr>
   </w:style>
-  <w:style w:type="paragraph" w:customStyle="1" w:styleId="aff1">
+  <w:style w:type="paragraph" w:customStyle="1" w:styleId="ae">
     <w:name w:val="_код_текст"/>
-    <w:link w:val="aff2"/>
+    <w:link w:val="af"/>
     <w:rsid w:val="00BD552E"/>
     <w:rPr>
       <w:rFonts w:ascii="Hack" w:hAnsi="Hack" w:cs="Times New Roman"/>
     </w:rPr>
   </w:style>
-  <w:style w:type="character" w:customStyle="1" w:styleId="aff0">
+  <w:style w:type="character" w:customStyle="1" w:styleId="ad">
     <w:name w:val="_Код Знак"/>
-    <w:basedOn w:val="a3"/>
-    <w:link w:val="aff"/>
+    <w:basedOn w:val="DefaultParagraphFont"/>
+    <w:link w:val="ac"/>
     <w:rsid w:val="00DC709A"/>
     <w:rPr>
       <w:rFonts w:ascii="Hack" w:hAnsi="Hack" w:cs="Times New Roman"/>
       <w:lang w:val="en-US"/>
     </w:rPr>
   </w:style>
-  <w:style w:type="paragraph" w:styleId="HTML">
+  <w:style w:type="paragraph" w:styleId="HTMLPreformatted">
     <w:name w:val="HTML Preformatted"/>
-    <w:basedOn w:val="a2"/>
-    <w:link w:val="HTML0"/>
+    <w:basedOn w:val="Normal"/>
+    <w:link w:val="HTMLPreformattedChar"/>
     <w:uiPriority w:val="99"/>
     <w:semiHidden/>
     <w:unhideWhenUsed/>
@@ -8811,19 +8996,19 @@
       <w:lang w:val="en-US"/>
     </w:rPr>
   </w:style>
-  <w:style w:type="character" w:customStyle="1" w:styleId="aff2">
+  <w:style w:type="character" w:customStyle="1" w:styleId="af">
     <w:name w:val="_код_текст Знак"/>
-    <w:basedOn w:val="a3"/>
-    <w:link w:val="aff1"/>
+    <w:basedOn w:val="DefaultParagraphFont"/>
+    <w:link w:val="ae"/>
     <w:rsid w:val="00BD552E"/>
     <w:rPr>
       <w:rFonts w:ascii="Hack" w:hAnsi="Hack" w:cs="Times New Roman"/>
     </w:rPr>
   </w:style>
-  <w:style w:type="character" w:customStyle="1" w:styleId="HTML0">
-    <w:name w:val="Стандартный HTML Знак"/>
-    <w:basedOn w:val="a3"/>
-    <w:link w:val="HTML"/>
+  <w:style w:type="character" w:customStyle="1" w:styleId="HTMLPreformattedChar">
+    <w:name w:val="HTML Preformatted Char"/>
+    <w:basedOn w:val="DefaultParagraphFont"/>
+    <w:link w:val="HTMLPreformatted"/>
     <w:uiPriority w:val="99"/>
     <w:semiHidden/>
     <w:rsid w:val="002B77C9"/>
@@ -8856,7 +9041,7 @@
   </w:style>
   <w:style w:type="character" w:customStyle="1" w:styleId="Char">
     <w:name w:val="Список литературы Char"/>
-    <w:basedOn w:val="a6"/>
+    <w:basedOn w:val="ListParagraphChar"/>
     <w:link w:val="1"/>
     <w:rsid w:val="003460EC"/>
     <w:rPr>
@@ -8866,9 +9051,9 @@
       <w:lang w:val="en-US"/>
     </w:rPr>
   </w:style>
-  <w:style w:type="character" w:styleId="aff3">
+  <w:style w:type="character" w:styleId="Strong">
     <w:name w:val="Strong"/>
-    <w:basedOn w:val="a3"/>
+    <w:basedOn w:val="DefaultParagraphFont"/>
     <w:uiPriority w:val="22"/>
     <w:qFormat/>
     <w:rsid w:val="00234114"/>
@@ -8877,9 +9062,9 @@
       <w:bCs/>
     </w:rPr>
   </w:style>
-  <w:style w:type="character" w:styleId="aff4">
+  <w:style w:type="character" w:styleId="UnresolvedMention">
     <w:name w:val="Unresolved Mention"/>
-    <w:basedOn w:val="a3"/>
+    <w:basedOn w:val="DefaultParagraphFont"/>
     <w:uiPriority w:val="99"/>
     <w:semiHidden/>
     <w:unhideWhenUsed/>
